--- a/backend/src/main/resources/templates/CARTA RESIDENCIA REGISTRADURIA NACIONAL.docx
+++ b/backend/src/main/resources/templates/CARTA RESIDENCIA REGISTRADURIA NACIONAL.docx
@@ -43,8 +43,6 @@
     </w:p>
     <w:p>
       <w:pPr>
-        <w:spacing w:line="276" w:lineRule="auto"/>
-        <w:jc w:val="center"/>
         <w:rPr>
           <w:rFonts w:ascii="Maven Pro" w:hAnsi="Maven Pro" w:cs="Tahoma"/>
           <w:b/>
@@ -56,20 +54,6 @@
     </w:p>
     <w:p>
       <w:pPr>
-        <w:spacing w:line="276" w:lineRule="auto"/>
-        <w:jc w:val="center"/>
-        <w:rPr>
-          <w:rFonts w:ascii="Maven Pro" w:hAnsi="Maven Pro" w:cs="Tahoma"/>
-          <w:b/>
-          <w:bCs/>
-          <w:sz w:val="23"/>
-          <w:szCs w:val="23"/>
-        </w:rPr>
-      </w:pPr>
-    </w:p>
-    <w:p>
-      <w:pPr>
-        <w:spacing w:line="276" w:lineRule="auto"/>
         <w:jc w:val="center"/>
         <w:outlineLvl w:val="0"/>
         <w:rPr>
@@ -94,7 +78,6 @@
         <w:tabs>
           <w:tab w:val="left" w:pos="2700"/>
         </w:tabs>
-        <w:spacing w:line="276" w:lineRule="auto"/>
         <w:rPr>
           <w:rFonts w:ascii="Maven Pro" w:hAnsi="Maven Pro" w:cs="Tahoma"/>
           <w:b/>
@@ -122,7 +105,6 @@
     </w:p>
     <w:p>
       <w:pPr>
-        <w:spacing w:line="276" w:lineRule="auto"/>
         <w:jc w:val="center"/>
         <w:rPr>
           <w:rFonts w:ascii="Maven Pro" w:hAnsi="Maven Pro" w:cs="Tahoma"/>
@@ -132,9 +114,6 @@
       </w:pPr>
     </w:p>
     <w:p>
-      <w:pPr>
-        <w:spacing w:line="276" w:lineRule="auto"/>
-      </w:pPr>
       <w:r>
         <w:rPr>
           <w:rFonts w:ascii="Maven Pro" w:hAnsi="Maven Pro" w:cs="Arial"/>
@@ -150,7 +129,29 @@
           <w:color w:val="000000" w:themeColor="text1"/>
           <w:sz w:val="24"/>
         </w:rPr>
-        <w:t>«nombreSolicitante»</w:t>
+        <w:t>«</w:t>
+      </w:r>
+      <w:proofErr w:type="spellStart"/>
+      <w:r>
+        <w:rPr>
+          <w:rFonts w:ascii="Maven Pro" w:hAnsi="Maven Pro" w:cs="Arial"/>
+          <w:b/>
+          <w:bCs/>
+          <w:color w:val="000000" w:themeColor="text1"/>
+          <w:sz w:val="24"/>
+        </w:rPr>
+        <w:t>nombreSolicitante</w:t>
+      </w:r>
+      <w:proofErr w:type="spellEnd"/>
+      <w:r>
+        <w:rPr>
+          <w:rFonts w:ascii="Maven Pro" w:hAnsi="Maven Pro" w:cs="Arial"/>
+          <w:b/>
+          <w:bCs/>
+          <w:color w:val="000000" w:themeColor="text1"/>
+          <w:sz w:val="24"/>
+        </w:rPr>
+        <w:t>»</w:t>
       </w:r>
       <w:r>
         <w:rPr>
@@ -175,14 +176,50 @@
           <w:bCs/>
           <w:sz w:val="24"/>
         </w:rPr>
-        <w:t>«numeroDocumento»</w:t>
+        <w:t>«</w:t>
+      </w:r>
+      <w:proofErr w:type="spellStart"/>
+      <w:r>
+        <w:rPr>
+          <w:rFonts w:ascii="Maven Pro" w:hAnsi="Maven Pro" w:cs="Arial"/>
+          <w:b/>
+          <w:bCs/>
+          <w:sz w:val="24"/>
+        </w:rPr>
+        <w:t>numeroDocumento</w:t>
+      </w:r>
+      <w:proofErr w:type="spellEnd"/>
+      <w:r>
+        <w:rPr>
+          <w:rFonts w:ascii="Maven Pro" w:hAnsi="Maven Pro" w:cs="Arial"/>
+          <w:b/>
+          <w:bCs/>
+          <w:sz w:val="24"/>
+        </w:rPr>
+        <w:t>»</w:t>
       </w:r>
       <w:r>
         <w:rPr>
           <w:rFonts w:ascii="Maven Pro" w:hAnsi="Maven Pro" w:cs="Arial"/>
           <w:sz w:val="24"/>
         </w:rPr>
-        <w:t xml:space="preserve"> expedida en «lugarExpedicionDocumento», figura en la base de datos del</w:t>
+        <w:t xml:space="preserve"> expedida en «</w:t>
+      </w:r>
+      <w:proofErr w:type="spellStart"/>
+      <w:r>
+        <w:rPr>
+          <w:rFonts w:ascii="Maven Pro" w:hAnsi="Maven Pro" w:cs="Arial"/>
+          <w:sz w:val="24"/>
+        </w:rPr>
+        <w:t>lugarExpedicionDocumento</w:t>
+      </w:r>
+      <w:proofErr w:type="spellEnd"/>
+      <w:r>
+        <w:rPr>
+          <w:rFonts w:ascii="Maven Pro" w:hAnsi="Maven Pro" w:cs="Arial"/>
+          <w:sz w:val="24"/>
+        </w:rPr>
+        <w:t>», figura en la base de datos del</w:t>
       </w:r>
       <w:r>
         <w:rPr>
@@ -207,7 +244,27 @@
           <w:bCs/>
           <w:sz w:val="24"/>
         </w:rPr>
-        <w:t>«direccionResidencia»</w:t>
+        <w:t>«</w:t>
+      </w:r>
+      <w:proofErr w:type="spellStart"/>
+      <w:r>
+        <w:rPr>
+          <w:rFonts w:ascii="Maven Pro" w:hAnsi="Maven Pro" w:cs="Arial"/>
+          <w:b/>
+          <w:bCs/>
+          <w:sz w:val="24"/>
+        </w:rPr>
+        <w:t>direccionResidencia</w:t>
+      </w:r>
+      <w:proofErr w:type="spellEnd"/>
+      <w:r>
+        <w:rPr>
+          <w:rFonts w:ascii="Maven Pro" w:hAnsi="Maven Pro" w:cs="Arial"/>
+          <w:b/>
+          <w:bCs/>
+          <w:sz w:val="24"/>
+        </w:rPr>
+        <w:t>»</w:t>
       </w:r>
       <w:r>
         <w:rPr>
@@ -234,7 +291,6 @@
     </w:p>
     <w:p>
       <w:pPr>
-        <w:spacing w:line="276" w:lineRule="auto"/>
         <w:rPr>
           <w:rFonts w:ascii="Maven Pro" w:hAnsi="Maven Pro" w:cs="Arial"/>
           <w:sz w:val="24"/>
@@ -279,9 +335,6 @@
       </w:pPr>
     </w:p>
     <w:p>
-      <w:pPr>
-        <w:spacing w:line="276" w:lineRule="auto"/>
-      </w:pPr>
       <w:r>
         <w:rPr>
           <w:rFonts w:ascii="Maven Pro" w:hAnsi="Maven Pro" w:cs="Arial"/>
@@ -311,7 +364,27 @@
           <w:bCs/>
           <w:sz w:val="24"/>
         </w:rPr>
-        <w:t>«diasLetras»</w:t>
+        <w:t>«</w:t>
+      </w:r>
+      <w:proofErr w:type="spellStart"/>
+      <w:r>
+        <w:rPr>
+          <w:rFonts w:ascii="Maven Pro" w:hAnsi="Maven Pro" w:cs="Arial"/>
+          <w:b/>
+          <w:bCs/>
+          <w:sz w:val="24"/>
+        </w:rPr>
+        <w:t>diasLetras</w:t>
+      </w:r>
+      <w:proofErr w:type="spellEnd"/>
+      <w:r>
+        <w:rPr>
+          <w:rFonts w:ascii="Maven Pro" w:hAnsi="Maven Pro" w:cs="Arial"/>
+          <w:b/>
+          <w:bCs/>
+          <w:sz w:val="24"/>
+        </w:rPr>
+        <w:t>»</w:t>
       </w:r>
       <w:r>
         <w:rPr>
@@ -327,7 +400,27 @@
           <w:bCs/>
           <w:sz w:val="24"/>
         </w:rPr>
-        <w:t>«dias»</w:t>
+        <w:t>«</w:t>
+      </w:r>
+      <w:proofErr w:type="spellStart"/>
+      <w:r>
+        <w:rPr>
+          <w:rFonts w:ascii="Maven Pro" w:hAnsi="Maven Pro" w:cs="Arial"/>
+          <w:b/>
+          <w:bCs/>
+          <w:sz w:val="24"/>
+        </w:rPr>
+        <w:t>dias</w:t>
+      </w:r>
+      <w:proofErr w:type="spellEnd"/>
+      <w:r>
+        <w:rPr>
+          <w:rFonts w:ascii="Maven Pro" w:hAnsi="Maven Pro" w:cs="Arial"/>
+          <w:b/>
+          <w:bCs/>
+          <w:sz w:val="24"/>
+        </w:rPr>
+        <w:t>»</w:t>
       </w:r>
       <w:r>
         <w:rPr>
@@ -343,14 +436,50 @@
           <w:bCs/>
           <w:sz w:val="24"/>
         </w:rPr>
-        <w:t>«mesLetras»</w:t>
+        <w:t>«</w:t>
+      </w:r>
+      <w:proofErr w:type="spellStart"/>
+      <w:r>
+        <w:rPr>
+          <w:rFonts w:ascii="Maven Pro" w:hAnsi="Maven Pro" w:cs="Arial"/>
+          <w:b/>
+          <w:bCs/>
+          <w:sz w:val="24"/>
+        </w:rPr>
+        <w:t>mesLetras</w:t>
+      </w:r>
+      <w:proofErr w:type="spellEnd"/>
+      <w:r>
+        <w:rPr>
+          <w:rFonts w:ascii="Maven Pro" w:hAnsi="Maven Pro" w:cs="Arial"/>
+          <w:b/>
+          <w:bCs/>
+          <w:sz w:val="24"/>
+        </w:rPr>
+        <w:t>»</w:t>
       </w:r>
       <w:r>
         <w:rPr>
           <w:rFonts w:ascii="Maven Pro" w:hAnsi="Maven Pro" w:cs="Arial"/>
           <w:sz w:val="24"/>
         </w:rPr>
-        <w:t xml:space="preserve"> del año «añoLetra» (</w:t>
+        <w:t xml:space="preserve"> del año «</w:t>
+      </w:r>
+      <w:proofErr w:type="spellStart"/>
+      <w:r>
+        <w:rPr>
+          <w:rFonts w:ascii="Maven Pro" w:hAnsi="Maven Pro" w:cs="Arial"/>
+          <w:sz w:val="24"/>
+        </w:rPr>
+        <w:t>añoLetra</w:t>
+      </w:r>
+      <w:proofErr w:type="spellEnd"/>
+      <w:r>
+        <w:rPr>
+          <w:rFonts w:ascii="Maven Pro" w:hAnsi="Maven Pro" w:cs="Arial"/>
+          <w:sz w:val="24"/>
+        </w:rPr>
+        <w:t>» (</w:t>
       </w:r>
       <w:r>
         <w:rPr>
@@ -374,7 +503,6 @@
         <w:tabs>
           <w:tab w:val="left" w:pos="6600"/>
         </w:tabs>
-        <w:spacing w:line="276" w:lineRule="auto"/>
         <w:rPr>
           <w:rFonts w:ascii="Maven Pro" w:hAnsi="Maven Pro" w:cs="Tahoma"/>
           <w:b/>
@@ -388,7 +516,6 @@
         <w:tabs>
           <w:tab w:val="left" w:pos="6600"/>
         </w:tabs>
-        <w:spacing w:line="276" w:lineRule="auto"/>
         <w:rPr>
           <w:rFonts w:ascii="Maven Pro" w:hAnsi="Maven Pro" w:cs="Tahoma"/>
           <w:b/>
@@ -402,7 +529,6 @@
         <w:tabs>
           <w:tab w:val="left" w:pos="6600"/>
         </w:tabs>
-        <w:spacing w:line="276" w:lineRule="auto"/>
         <w:rPr>
           <w:rFonts w:ascii="Maven Pro" w:hAnsi="Maven Pro" w:cs="Tahoma"/>
           <w:b/>
@@ -416,7 +542,6 @@
         <w:tabs>
           <w:tab w:val="left" w:pos="6600"/>
         </w:tabs>
-        <w:spacing w:line="276" w:lineRule="auto"/>
         <w:rPr>
           <w:rFonts w:ascii="Maven Pro" w:hAnsi="Maven Pro" w:cs="Tahoma"/>
           <w:b/>
@@ -430,7 +555,6 @@
         <w:tabs>
           <w:tab w:val="left" w:pos="6600"/>
         </w:tabs>
-        <w:spacing w:line="276" w:lineRule="auto"/>
         <w:rPr>
           <w:rFonts w:ascii="Maven Pro" w:hAnsi="Maven Pro" w:cs="Tahoma"/>
           <w:b/>
@@ -444,7 +568,6 @@
         <w:tabs>
           <w:tab w:val="left" w:pos="6600"/>
         </w:tabs>
-        <w:spacing w:line="276" w:lineRule="auto"/>
         <w:rPr>
           <w:rFonts w:ascii="Maven Pro" w:hAnsi="Maven Pro" w:cs="Tahoma"/>
           <w:b/>
@@ -467,7 +590,6 @@
         <w:tabs>
           <w:tab w:val="left" w:pos="6600"/>
         </w:tabs>
-        <w:spacing w:line="276" w:lineRule="auto"/>
         <w:rPr>
           <w:rFonts w:ascii="Maven Pro" w:hAnsi="Maven Pro" w:cs="Tahoma"/>
           <w:b/>
@@ -481,7 +603,6 @@
         <w:tabs>
           <w:tab w:val="left" w:pos="6600"/>
         </w:tabs>
-        <w:spacing w:line="276" w:lineRule="auto"/>
         <w:rPr>
           <w:rFonts w:ascii="Maven Pro" w:hAnsi="Maven Pro" w:cs="Tahoma"/>
           <w:sz w:val="24"/>
@@ -499,7 +620,6 @@
     </w:p>
     <w:p>
       <w:pPr>
-        <w:spacing w:line="276" w:lineRule="auto"/>
         <w:outlineLvl w:val="0"/>
         <w:rPr>
           <w:rFonts w:ascii="Maven Pro" w:hAnsi="Maven Pro" w:cs="Tahoma"/>
@@ -528,7 +648,6 @@
     </w:p>
     <w:p>
       <w:pPr>
-        <w:spacing w:line="276" w:lineRule="auto"/>
         <w:outlineLvl w:val="0"/>
         <w:rPr>
           <w:rFonts w:ascii="Maven Pro" w:hAnsi="Maven Pro" w:cs="Tahoma"/>
@@ -557,7 +676,6 @@
           </w:tcPr>
           <w:p>
             <w:pPr>
-              <w:spacing w:line="276" w:lineRule="auto"/>
               <w:rPr>
                 <w:rFonts w:ascii="Maven Pro" w:hAnsi="Maven Pro" w:cs="Tahoma"/>
                 <w:b/>
@@ -565,6 +683,7 @@
                 <w:szCs w:val="16"/>
               </w:rPr>
             </w:pPr>
+            <w:proofErr w:type="spellStart"/>
             <w:r>
               <w:rPr>
                 <w:rFonts w:ascii="Maven Pro" w:hAnsi="Maven Pro" w:cs="Tahoma"/>
@@ -572,7 +691,17 @@
                 <w:sz w:val="16"/>
                 <w:szCs w:val="16"/>
               </w:rPr>
-              <w:t>Proy;</w:t>
+              <w:t>Proy</w:t>
+            </w:r>
+            <w:proofErr w:type="spellEnd"/>
+            <w:r>
+              <w:rPr>
+                <w:rFonts w:ascii="Maven Pro" w:hAnsi="Maven Pro" w:cs="Tahoma"/>
+                <w:b/>
+                <w:sz w:val="16"/>
+                <w:szCs w:val="16"/>
+              </w:rPr>
+              <w:t>;</w:t>
             </w:r>
           </w:p>
         </w:tc>
@@ -582,7 +711,6 @@
           </w:tcPr>
           <w:p>
             <w:pPr>
-              <w:spacing w:line="276" w:lineRule="auto"/>
               <w:rPr>
                 <w:rFonts w:ascii="Maven Pro" w:hAnsi="Maven Pro" w:cs="Tahoma"/>
                 <w:b/>
@@ -590,6 +718,7 @@
                 <w:szCs w:val="16"/>
               </w:rPr>
             </w:pPr>
+            <w:proofErr w:type="spellStart"/>
             <w:r>
               <w:rPr>
                 <w:rFonts w:ascii="Maven Pro" w:hAnsi="Maven Pro" w:cs="Tahoma"/>
@@ -597,7 +726,17 @@
                 <w:sz w:val="16"/>
                 <w:szCs w:val="16"/>
               </w:rPr>
-              <w:t>Elab;</w:t>
+              <w:t>Elab</w:t>
+            </w:r>
+            <w:proofErr w:type="spellEnd"/>
+            <w:r>
+              <w:rPr>
+                <w:rFonts w:ascii="Maven Pro" w:hAnsi="Maven Pro" w:cs="Tahoma"/>
+                <w:b/>
+                <w:sz w:val="16"/>
+                <w:szCs w:val="16"/>
+              </w:rPr>
+              <w:t>;</w:t>
             </w:r>
           </w:p>
         </w:tc>
@@ -607,7 +746,6 @@
           </w:tcPr>
           <w:p>
             <w:pPr>
-              <w:spacing w:line="276" w:lineRule="auto"/>
               <w:rPr>
                 <w:rFonts w:ascii="Maven Pro" w:hAnsi="Maven Pro" w:cs="Tahoma"/>
                 <w:b/>
@@ -634,7 +772,6 @@
           </w:tcPr>
           <w:p>
             <w:pPr>
-              <w:spacing w:line="276" w:lineRule="auto"/>
               <w:rPr>
                 <w:rFonts w:ascii="Maven Pro" w:hAnsi="Maven Pro" w:cs="Tahoma"/>
                 <w:b/>
@@ -659,7 +796,6 @@
           </w:tcPr>
           <w:p>
             <w:pPr>
-              <w:spacing w:line="276" w:lineRule="auto"/>
               <w:rPr>
                 <w:rFonts w:ascii="Maven Pro" w:hAnsi="Maven Pro" w:cs="Tahoma"/>
                 <w:b/>
@@ -684,7 +820,6 @@
           </w:tcPr>
           <w:p>
             <w:pPr>
-              <w:spacing w:line="276" w:lineRule="auto"/>
               <w:rPr>
                 <w:rFonts w:ascii="Maven Pro" w:hAnsi="Maven Pro" w:cs="Tahoma"/>
                 <w:b/>
@@ -711,7 +846,6 @@
           </w:tcPr>
           <w:p>
             <w:pPr>
-              <w:spacing w:line="276" w:lineRule="auto"/>
               <w:rPr>
                 <w:rFonts w:ascii="Maven Pro" w:hAnsi="Maven Pro" w:cs="Tahoma"/>
                 <w:sz w:val="16"/>
@@ -743,7 +877,6 @@
           </w:tcPr>
           <w:p>
             <w:pPr>
-              <w:spacing w:line="276" w:lineRule="auto"/>
               <w:rPr>
                 <w:rFonts w:ascii="Maven Pro" w:hAnsi="Maven Pro" w:cs="Tahoma"/>
                 <w:sz w:val="16"/>
@@ -775,7 +908,6 @@
           </w:tcPr>
           <w:p>
             <w:pPr>
-              <w:spacing w:line="276" w:lineRule="auto"/>
               <w:rPr>
                 <w:rFonts w:ascii="Maven Pro" w:hAnsi="Maven Pro" w:cs="Tahoma"/>
                 <w:sz w:val="16"/>
@@ -821,14 +953,12 @@
       </w:pPr>
     </w:p>
     <w:sectPr>
-      <w:headerReference w:type="even" r:id="rId8"/>
-      <w:headerReference w:type="default" r:id="rId9"/>
-      <w:footerReference w:type="even" r:id="rId10"/>
-      <w:footerReference w:type="default" r:id="rId11"/>
-      <w:headerReference w:type="first" r:id="rId12"/>
-      <w:footerReference w:type="first" r:id="rId13"/>
+      <w:headerReference w:type="default" r:id="rId8"/>
+      <w:footerReference w:type="default" r:id="rId9"/>
+      <w:headerReference w:type="first" r:id="rId10"/>
+      <w:footerReference w:type="first" r:id="rId11"/>
       <w:pgSz w:w="12240" w:h="15840"/>
-      <w:pgMar w:top="1418" w:right="1324" w:bottom="1418" w:left="1418" w:header="567" w:footer="284" w:gutter="0"/>
+      <w:pgMar w:top="1418" w:right="1324" w:bottom="1418" w:left="1418" w:header="284" w:footer="224" w:gutter="0"/>
       <w:pgNumType w:start="1"/>
       <w:cols w:space="720"/>
       <w:formProt w:val="0"/>
@@ -858,16 +988,6 @@
 </file>
 
 <file path=word/footer1.xml><?xml version="1.0" encoding="utf-8"?>
-<w:ftr xmlns:wpc="http://schemas.microsoft.com/office/word/2010/wordprocessingCanvas" xmlns:cx="http://schemas.microsoft.com/office/drawing/2014/chartex" xmlns:cx1="http://schemas.microsoft.com/office/drawing/2015/9/8/chartex" xmlns:cx2="http://schemas.microsoft.com/office/drawing/2015/10/21/chartex" xmlns:cx3="http://schemas.microsoft.com/office/drawing/2016/5/9/chartex" xmlns:cx4="http://schemas.microsoft.com/office/drawing/2016/5/10/chartex" xmlns:cx5="http://schemas.microsoft.com/office/drawing/2016/5/11/chartex" xmlns:cx6="http://schemas.microsoft.com/office/drawing/2016/5/12/chartex" xmlns:cx7="http://schemas.microsoft.com/office/drawing/2016/5/13/chartex" xmlns:cx8="http://schemas.microsoft.com/office/drawing/2016/5/14/chartex" xmlns:mc="http://schemas.openxmlformats.org/markup-compatibility/2006" xmlns:aink="http://schemas.microsoft.com/office/drawing/2016/ink" xmlns:am3d="http://schemas.microsoft.com/office/drawing/2017/model3d" xmlns:o="urn:schemas-microsoft-com:office:office" xmlns:oel="http://schemas.microsoft.com/office/2019/extlst" xmlns:r="http://schemas.openxmlformats.org/officeDocument/2006/relationships" xmlns:m="http://schemas.openxmlformats.org/officeDocument/2006/math" xmlns:v="urn:schemas-microsoft-com:vml" xmlns:wp14="http://schemas.microsoft.com/office/word/2010/wordprocessingDrawing" xmlns:wp="http://schemas.openxmlformats.org/drawingml/2006/wordprocessingDrawing" xmlns:w10="urn:schemas-microsoft-com:office:word" xmlns:w="http://schemas.openxmlformats.org/wordprocessingml/2006/main" xmlns:w14="http://schemas.microsoft.com/office/word/2010/wordml" xmlns:w15="http://schemas.microsoft.com/office/word/2012/wordml" xmlns:w16cex="http://schemas.microsoft.com/office/word/2018/wordml/cex" xmlns:w16cid="http://schemas.microsoft.com/office/word/2016/wordml/cid" xmlns:w16="http://schemas.microsoft.com/office/word/2018/wordml" xmlns:w16du="http://schemas.microsoft.com/office/word/2023/wordml/word16du" xmlns:w16sdtdh="http://schemas.microsoft.com/office/word/2020/wordml/sdtdatahash" xmlns:w16sdtfl="http://schemas.microsoft.com/office/word/2024/wordml/sdtformatlock" xmlns:w16se="http://schemas.microsoft.com/office/word/2015/wordml/symex" xmlns:wpg="http://schemas.microsoft.com/office/word/2010/wordprocessingGroup" xmlns:wpi="http://schemas.microsoft.com/office/word/2010/wordprocessingInk" xmlns:wne="http://schemas.microsoft.com/office/word/2006/wordml" xmlns:wps="http://schemas.microsoft.com/office/word/2010/wordprocessingShape" mc:Ignorable="w14 w15 w16se w16cid w16 w16cex w16sdtdh w16sdtfl w16du wp14">
-  <w:p>
-    <w:pPr>
-      <w:pStyle w:val="Piedepgina"/>
-    </w:pPr>
-  </w:p>
-</w:ftr>
-</file>
-
-<file path=word/footer2.xml><?xml version="1.0" encoding="utf-8"?>
 <w:ftr xmlns:wpc="http://schemas.microsoft.com/office/word/2010/wordprocessingCanvas" xmlns:cx="http://schemas.microsoft.com/office/drawing/2014/chartex" xmlns:cx1="http://schemas.microsoft.com/office/drawing/2015/9/8/chartex" xmlns:cx2="http://schemas.microsoft.com/office/drawing/2015/10/21/chartex" xmlns:cx3="http://schemas.microsoft.com/office/drawing/2016/5/9/chartex" xmlns:cx4="http://schemas.microsoft.com/office/drawing/2016/5/10/chartex" xmlns:cx5="http://schemas.microsoft.com/office/drawing/2016/5/11/chartex" xmlns:cx6="http://schemas.microsoft.com/office/drawing/2016/5/12/chartex" xmlns:cx7="http://schemas.microsoft.com/office/drawing/2016/5/13/chartex" xmlns:cx8="http://schemas.microsoft.com/office/drawing/2016/5/14/chartex" xmlns:mc="http://schemas.openxmlformats.org/markup-compatibility/2006" xmlns:aink="http://schemas.microsoft.com/office/drawing/2016/ink" xmlns:am3d="http://schemas.microsoft.com/office/drawing/2017/model3d" xmlns:o="urn:schemas-microsoft-com:office:office" xmlns:oel="http://schemas.microsoft.com/office/2019/extlst" xmlns:r="http://schemas.openxmlformats.org/officeDocument/2006/relationships" xmlns:m="http://schemas.openxmlformats.org/officeDocument/2006/math" xmlns:v="urn:schemas-microsoft-com:vml" xmlns:wp14="http://schemas.microsoft.com/office/word/2010/wordprocessingDrawing" xmlns:wp="http://schemas.openxmlformats.org/drawingml/2006/wordprocessingDrawing" xmlns:w10="urn:schemas-microsoft-com:office:word" xmlns:w="http://schemas.openxmlformats.org/wordprocessingml/2006/main" xmlns:w14="http://schemas.microsoft.com/office/word/2010/wordml" xmlns:w15="http://schemas.microsoft.com/office/word/2012/wordml" xmlns:w16cex="http://schemas.microsoft.com/office/word/2018/wordml/cex" xmlns:w16cid="http://schemas.microsoft.com/office/word/2016/wordml/cid" xmlns:w16="http://schemas.microsoft.com/office/word/2018/wordml" xmlns:w16du="http://schemas.microsoft.com/office/word/2023/wordml/word16du" xmlns:w16sdtdh="http://schemas.microsoft.com/office/word/2020/wordml/sdtdatahash" xmlns:w16sdtfl="http://schemas.microsoft.com/office/word/2024/wordml/sdtformatlock" xmlns:w16se="http://schemas.microsoft.com/office/word/2015/wordml/symex" xmlns:wpg="http://schemas.microsoft.com/office/word/2010/wordprocessingGroup" xmlns:wpi="http://schemas.microsoft.com/office/word/2010/wordprocessingInk" xmlns:wne="http://schemas.microsoft.com/office/word/2006/wordml" xmlns:wps="http://schemas.microsoft.com/office/word/2010/wordprocessingShape" mc:Ignorable="w14 w15 w16se w16cid w16 w16cex w16sdtdh w16sdtfl w16du wp14">
   <w:tbl>
     <w:tblPr>
@@ -928,7 +1048,7 @@
               <wp:inline distT="0" distB="0" distL="0" distR="0" wp14:anchorId="758F930E" wp14:editId="20098323">
                 <wp:extent cx="937260" cy="435610"/>
                 <wp:effectExtent l="0" t="0" r="0" b="0"/>
-                <wp:docPr id="3" name="Imagen 1"/>
+                <wp:docPr id="1991980296" name="Imagen 1"/>
                 <wp:cNvGraphicFramePr>
                   <a:graphicFrameLocks xmlns:a="http://schemas.openxmlformats.org/drawingml/2006/main" noChangeAspect="1"/>
                 </wp:cNvGraphicFramePr>
@@ -1185,7 +1305,7 @@
               <wp:inline distT="0" distB="0" distL="0" distR="0" wp14:anchorId="08AD80B2" wp14:editId="032EDEA5">
                 <wp:extent cx="561340" cy="586740"/>
                 <wp:effectExtent l="0" t="0" r="0" b="0"/>
-                <wp:docPr id="5" name="Imagen3" descr="Código QR&#10;&#10;Descripción generada automáticamente"/>
+                <wp:docPr id="186549437" name="Imagen3" descr="Código QR&#10;&#10;Descripción generada automáticamente"/>
                 <wp:cNvGraphicFramePr>
                   <a:graphicFrameLocks xmlns:a="http://schemas.openxmlformats.org/drawingml/2006/main" noChangeAspect="1"/>
                 </wp:cNvGraphicFramePr>
@@ -1428,13 +1548,49 @@
         <w:sz w:val="16"/>
         <w:szCs w:val="16"/>
       </w:rPr>
-      <w:t>Para validar este documento escribe «numeroRadico» en el portal de tramites de la Alcaldia de Cabuyaro</w:t>
+      <w:t>Para validar este documento escribe «</w:t>
+    </w:r>
+    <w:proofErr w:type="spellStart"/>
+    <w:r>
+      <w:rPr>
+        <w:rFonts w:ascii="Maven Pro" w:eastAsia="Arial" w:hAnsi="Maven Pro" w:cs="Arial"/>
+        <w:sz w:val="16"/>
+        <w:szCs w:val="16"/>
+      </w:rPr>
+      <w:t>numeroRadico</w:t>
+    </w:r>
+    <w:proofErr w:type="spellEnd"/>
+    <w:r>
+      <w:rPr>
+        <w:rFonts w:ascii="Maven Pro" w:eastAsia="Arial" w:hAnsi="Maven Pro" w:cs="Arial"/>
+        <w:sz w:val="16"/>
+        <w:szCs w:val="16"/>
+      </w:rPr>
+      <w:t xml:space="preserve">» en el portal de tramites de la </w:t>
+    </w:r>
+    <w:proofErr w:type="spellStart"/>
+    <w:r>
+      <w:rPr>
+        <w:rFonts w:ascii="Maven Pro" w:eastAsia="Arial" w:hAnsi="Maven Pro" w:cs="Arial"/>
+        <w:sz w:val="16"/>
+        <w:szCs w:val="16"/>
+      </w:rPr>
+      <w:t>Alcaldia</w:t>
+    </w:r>
+    <w:proofErr w:type="spellEnd"/>
+    <w:r>
+      <w:rPr>
+        <w:rFonts w:ascii="Maven Pro" w:eastAsia="Arial" w:hAnsi="Maven Pro" w:cs="Arial"/>
+        <w:sz w:val="16"/>
+        <w:szCs w:val="16"/>
+      </w:rPr>
+      <w:t xml:space="preserve"> de Cabuyaro</w:t>
     </w:r>
   </w:p>
 </w:ftr>
 </file>
 
-<file path=word/footer3.xml><?xml version="1.0" encoding="utf-8"?>
+<file path=word/footer2.xml><?xml version="1.0" encoding="utf-8"?>
 <w:ftr xmlns:wpc="http://schemas.microsoft.com/office/word/2010/wordprocessingCanvas" xmlns:cx="http://schemas.microsoft.com/office/drawing/2014/chartex" xmlns:cx1="http://schemas.microsoft.com/office/drawing/2015/9/8/chartex" xmlns:cx2="http://schemas.microsoft.com/office/drawing/2015/10/21/chartex" xmlns:cx3="http://schemas.microsoft.com/office/drawing/2016/5/9/chartex" xmlns:cx4="http://schemas.microsoft.com/office/drawing/2016/5/10/chartex" xmlns:cx5="http://schemas.microsoft.com/office/drawing/2016/5/11/chartex" xmlns:cx6="http://schemas.microsoft.com/office/drawing/2016/5/12/chartex" xmlns:cx7="http://schemas.microsoft.com/office/drawing/2016/5/13/chartex" xmlns:cx8="http://schemas.microsoft.com/office/drawing/2016/5/14/chartex" xmlns:mc="http://schemas.openxmlformats.org/markup-compatibility/2006" xmlns:aink="http://schemas.microsoft.com/office/drawing/2016/ink" xmlns:am3d="http://schemas.microsoft.com/office/drawing/2017/model3d" xmlns:o="urn:schemas-microsoft-com:office:office" xmlns:oel="http://schemas.microsoft.com/office/2019/extlst" xmlns:r="http://schemas.openxmlformats.org/officeDocument/2006/relationships" xmlns:m="http://schemas.openxmlformats.org/officeDocument/2006/math" xmlns:v="urn:schemas-microsoft-com:vml" xmlns:wp14="http://schemas.microsoft.com/office/word/2010/wordprocessingDrawing" xmlns:wp="http://schemas.openxmlformats.org/drawingml/2006/wordprocessingDrawing" xmlns:w10="urn:schemas-microsoft-com:office:word" xmlns:w="http://schemas.openxmlformats.org/wordprocessingml/2006/main" xmlns:w14="http://schemas.microsoft.com/office/word/2010/wordml" xmlns:w15="http://schemas.microsoft.com/office/word/2012/wordml" xmlns:w16cex="http://schemas.microsoft.com/office/word/2018/wordml/cex" xmlns:w16cid="http://schemas.microsoft.com/office/word/2016/wordml/cid" xmlns:w16="http://schemas.microsoft.com/office/word/2018/wordml" xmlns:w16du="http://schemas.microsoft.com/office/word/2023/wordml/word16du" xmlns:w16sdtdh="http://schemas.microsoft.com/office/word/2020/wordml/sdtdatahash" xmlns:w16sdtfl="http://schemas.microsoft.com/office/word/2024/wordml/sdtformatlock" xmlns:w16se="http://schemas.microsoft.com/office/word/2015/wordml/symex" xmlns:wpg="http://schemas.microsoft.com/office/word/2010/wordprocessingGroup" xmlns:wpi="http://schemas.microsoft.com/office/word/2010/wordprocessingInk" xmlns:wne="http://schemas.microsoft.com/office/word/2006/wordml" xmlns:wps="http://schemas.microsoft.com/office/word/2010/wordprocessingShape" mc:Ignorable="w14 w15 w16se w16cid w16 w16cex w16sdtdh w16sdtfl w16du wp14">
   <w:tbl>
     <w:tblPr>
@@ -1495,7 +1651,7 @@
               <wp:inline distT="0" distB="0" distL="0" distR="0" wp14:anchorId="30E98F41" wp14:editId="0B296D02">
                 <wp:extent cx="937260" cy="435610"/>
                 <wp:effectExtent l="0" t="0" r="0" b="0"/>
-                <wp:docPr id="6" name="Imagen 1"/>
+                <wp:docPr id="354674469" name="Imagen 1"/>
                 <wp:cNvGraphicFramePr>
                   <a:graphicFrameLocks xmlns:a="http://schemas.openxmlformats.org/drawingml/2006/main" noChangeAspect="1"/>
                 </wp:cNvGraphicFramePr>
@@ -1752,7 +1908,7 @@
               <wp:inline distT="0" distB="0" distL="0" distR="0" wp14:anchorId="0B1D56ED" wp14:editId="7F9C702D">
                 <wp:extent cx="561340" cy="586740"/>
                 <wp:effectExtent l="0" t="0" r="0" b="0"/>
-                <wp:docPr id="8" name="Imagen3" descr="Código QR&#10;&#10;Descripción generada automáticamente"/>
+                <wp:docPr id="1308586492" name="Imagen3" descr="Código QR&#10;&#10;Descripción generada automáticamente"/>
                 <wp:cNvGraphicFramePr>
                   <a:graphicFrameLocks xmlns:a="http://schemas.openxmlformats.org/drawingml/2006/main" noChangeAspect="1"/>
                 </wp:cNvGraphicFramePr>
@@ -1983,7 +2139,43 @@
         <w:sz w:val="16"/>
         <w:szCs w:val="16"/>
       </w:rPr>
-      <w:t>Para validar este documento escribe «numeroRadico» en el portal de tramites de la Alcaldia de Cabuyaro</w:t>
+      <w:t>Para validar este documento escribe «</w:t>
+    </w:r>
+    <w:proofErr w:type="spellStart"/>
+    <w:r>
+      <w:rPr>
+        <w:rFonts w:ascii="Maven Pro" w:eastAsia="Arial" w:hAnsi="Maven Pro" w:cs="Arial"/>
+        <w:sz w:val="16"/>
+        <w:szCs w:val="16"/>
+      </w:rPr>
+      <w:t>numeroRadico</w:t>
+    </w:r>
+    <w:proofErr w:type="spellEnd"/>
+    <w:r>
+      <w:rPr>
+        <w:rFonts w:ascii="Maven Pro" w:eastAsia="Arial" w:hAnsi="Maven Pro" w:cs="Arial"/>
+        <w:sz w:val="16"/>
+        <w:szCs w:val="16"/>
+      </w:rPr>
+      <w:t xml:space="preserve">» en el portal de tramites de la </w:t>
+    </w:r>
+    <w:proofErr w:type="spellStart"/>
+    <w:r>
+      <w:rPr>
+        <w:rFonts w:ascii="Maven Pro" w:eastAsia="Arial" w:hAnsi="Maven Pro" w:cs="Arial"/>
+        <w:sz w:val="16"/>
+        <w:szCs w:val="16"/>
+      </w:rPr>
+      <w:t>Alcaldia</w:t>
+    </w:r>
+    <w:proofErr w:type="spellEnd"/>
+    <w:r>
+      <w:rPr>
+        <w:rFonts w:ascii="Maven Pro" w:eastAsia="Arial" w:hAnsi="Maven Pro" w:cs="Arial"/>
+        <w:sz w:val="16"/>
+        <w:szCs w:val="16"/>
+      </w:rPr>
+      <w:t xml:space="preserve"> de Cabuyaro</w:t>
     </w:r>
   </w:p>
 </w:ftr>
@@ -2009,16 +2201,6 @@
 </file>
 
 <file path=word/header1.xml><?xml version="1.0" encoding="utf-8"?>
-<w:hdr xmlns:wpc="http://schemas.microsoft.com/office/word/2010/wordprocessingCanvas" xmlns:cx="http://schemas.microsoft.com/office/drawing/2014/chartex" xmlns:cx1="http://schemas.microsoft.com/office/drawing/2015/9/8/chartex" xmlns:cx2="http://schemas.microsoft.com/office/drawing/2015/10/21/chartex" xmlns:cx3="http://schemas.microsoft.com/office/drawing/2016/5/9/chartex" xmlns:cx4="http://schemas.microsoft.com/office/drawing/2016/5/10/chartex" xmlns:cx5="http://schemas.microsoft.com/office/drawing/2016/5/11/chartex" xmlns:cx6="http://schemas.microsoft.com/office/drawing/2016/5/12/chartex" xmlns:cx7="http://schemas.microsoft.com/office/drawing/2016/5/13/chartex" xmlns:cx8="http://schemas.microsoft.com/office/drawing/2016/5/14/chartex" xmlns:mc="http://schemas.openxmlformats.org/markup-compatibility/2006" xmlns:aink="http://schemas.microsoft.com/office/drawing/2016/ink" xmlns:am3d="http://schemas.microsoft.com/office/drawing/2017/model3d" xmlns:o="urn:schemas-microsoft-com:office:office" xmlns:oel="http://schemas.microsoft.com/office/2019/extlst" xmlns:r="http://schemas.openxmlformats.org/officeDocument/2006/relationships" xmlns:m="http://schemas.openxmlformats.org/officeDocument/2006/math" xmlns:v="urn:schemas-microsoft-com:vml" xmlns:wp14="http://schemas.microsoft.com/office/word/2010/wordprocessingDrawing" xmlns:wp="http://schemas.openxmlformats.org/drawingml/2006/wordprocessingDrawing" xmlns:w10="urn:schemas-microsoft-com:office:word" xmlns:w="http://schemas.openxmlformats.org/wordprocessingml/2006/main" xmlns:w14="http://schemas.microsoft.com/office/word/2010/wordml" xmlns:w15="http://schemas.microsoft.com/office/word/2012/wordml" xmlns:w16cex="http://schemas.microsoft.com/office/word/2018/wordml/cex" xmlns:w16cid="http://schemas.microsoft.com/office/word/2016/wordml/cid" xmlns:w16="http://schemas.microsoft.com/office/word/2018/wordml" xmlns:w16du="http://schemas.microsoft.com/office/word/2023/wordml/word16du" xmlns:w16sdtdh="http://schemas.microsoft.com/office/word/2020/wordml/sdtdatahash" xmlns:w16sdtfl="http://schemas.microsoft.com/office/word/2024/wordml/sdtformatlock" xmlns:w16se="http://schemas.microsoft.com/office/word/2015/wordml/symex" xmlns:wpg="http://schemas.microsoft.com/office/word/2010/wordprocessingGroup" xmlns:wpi="http://schemas.microsoft.com/office/word/2010/wordprocessingInk" xmlns:wne="http://schemas.microsoft.com/office/word/2006/wordml" xmlns:wps="http://schemas.microsoft.com/office/word/2010/wordprocessingShape" mc:Ignorable="w14 w15 w16se w16cid w16 w16cex w16sdtdh w16sdtfl w16du wp14">
-  <w:p>
-    <w:pPr>
-      <w:pStyle w:val="Encabezado"/>
-    </w:pPr>
-  </w:p>
-</w:hdr>
-</file>
-
-<file path=word/header2.xml><?xml version="1.0" encoding="utf-8"?>
 <w:hdr xmlns:wpc="http://schemas.microsoft.com/office/word/2010/wordprocessingCanvas" xmlns:cx="http://schemas.microsoft.com/office/drawing/2014/chartex" xmlns:cx1="http://schemas.microsoft.com/office/drawing/2015/9/8/chartex" xmlns:cx2="http://schemas.microsoft.com/office/drawing/2015/10/21/chartex" xmlns:cx3="http://schemas.microsoft.com/office/drawing/2016/5/9/chartex" xmlns:cx4="http://schemas.microsoft.com/office/drawing/2016/5/10/chartex" xmlns:cx5="http://schemas.microsoft.com/office/drawing/2016/5/11/chartex" xmlns:cx6="http://schemas.microsoft.com/office/drawing/2016/5/12/chartex" xmlns:cx7="http://schemas.microsoft.com/office/drawing/2016/5/13/chartex" xmlns:cx8="http://schemas.microsoft.com/office/drawing/2016/5/14/chartex" xmlns:mc="http://schemas.openxmlformats.org/markup-compatibility/2006" xmlns:aink="http://schemas.microsoft.com/office/drawing/2016/ink" xmlns:am3d="http://schemas.microsoft.com/office/drawing/2017/model3d" xmlns:o="urn:schemas-microsoft-com:office:office" xmlns:oel="http://schemas.microsoft.com/office/2019/extlst" xmlns:r="http://schemas.openxmlformats.org/officeDocument/2006/relationships" xmlns:m="http://schemas.openxmlformats.org/officeDocument/2006/math" xmlns:v="urn:schemas-microsoft-com:vml" xmlns:wp14="http://schemas.microsoft.com/office/word/2010/wordprocessingDrawing" xmlns:wp="http://schemas.openxmlformats.org/drawingml/2006/wordprocessingDrawing" xmlns:w10="urn:schemas-microsoft-com:office:word" xmlns:w="http://schemas.openxmlformats.org/wordprocessingml/2006/main" xmlns:w14="http://schemas.microsoft.com/office/word/2010/wordml" xmlns:w15="http://schemas.microsoft.com/office/word/2012/wordml" xmlns:w16cex="http://schemas.microsoft.com/office/word/2018/wordml/cex" xmlns:w16cid="http://schemas.microsoft.com/office/word/2016/wordml/cid" xmlns:w16="http://schemas.microsoft.com/office/word/2018/wordml" xmlns:w16du="http://schemas.microsoft.com/office/word/2023/wordml/word16du" xmlns:w16sdtdh="http://schemas.microsoft.com/office/word/2020/wordml/sdtdatahash" xmlns:w16sdtfl="http://schemas.microsoft.com/office/word/2024/wordml/sdtformatlock" xmlns:w16se="http://schemas.microsoft.com/office/word/2015/wordml/symex" xmlns:wpg="http://schemas.microsoft.com/office/word/2010/wordprocessingGroup" xmlns:wpi="http://schemas.microsoft.com/office/word/2010/wordprocessingInk" xmlns:wne="http://schemas.microsoft.com/office/word/2006/wordml" xmlns:wps="http://schemas.microsoft.com/office/word/2010/wordprocessingShape" mc:Ignorable="w14 w15 w16se w16cid w16 w16cex w16sdtdh w16sdtfl w16du wp14">
   <w:tbl>
     <w:tblPr>
@@ -2081,7 +2263,7 @@
                 <wp:extent cx="1314450" cy="800100"/>
                 <wp:effectExtent l="0" t="0" r="0" b="0"/>
                 <wp:wrapNone/>
-                <wp:docPr id="1" name="image1.jpg" descr="Imagen que contiene Logotipo&#10;&#10;Descripción generada automáticamente"/>
+                <wp:docPr id="1836049914" name="image1.jpg" descr="Imagen que contiene Logotipo&#10;&#10;Descripción generada automáticamente"/>
                 <wp:cNvGraphicFramePr>
                   <a:graphicFrameLocks xmlns:a="http://schemas.openxmlformats.org/drawingml/2006/main" noChangeAspect="1"/>
                 </wp:cNvGraphicFramePr>
@@ -2737,7 +2919,7 @@
 </w:hdr>
 </file>
 
-<file path=word/header3.xml><?xml version="1.0" encoding="utf-8"?>
+<file path=word/header2.xml><?xml version="1.0" encoding="utf-8"?>
 <w:hdr xmlns:wpc="http://schemas.microsoft.com/office/word/2010/wordprocessingCanvas" xmlns:cx="http://schemas.microsoft.com/office/drawing/2014/chartex" xmlns:cx1="http://schemas.microsoft.com/office/drawing/2015/9/8/chartex" xmlns:cx2="http://schemas.microsoft.com/office/drawing/2015/10/21/chartex" xmlns:cx3="http://schemas.microsoft.com/office/drawing/2016/5/9/chartex" xmlns:cx4="http://schemas.microsoft.com/office/drawing/2016/5/10/chartex" xmlns:cx5="http://schemas.microsoft.com/office/drawing/2016/5/11/chartex" xmlns:cx6="http://schemas.microsoft.com/office/drawing/2016/5/12/chartex" xmlns:cx7="http://schemas.microsoft.com/office/drawing/2016/5/13/chartex" xmlns:cx8="http://schemas.microsoft.com/office/drawing/2016/5/14/chartex" xmlns:mc="http://schemas.openxmlformats.org/markup-compatibility/2006" xmlns:aink="http://schemas.microsoft.com/office/drawing/2016/ink" xmlns:am3d="http://schemas.microsoft.com/office/drawing/2017/model3d" xmlns:o="urn:schemas-microsoft-com:office:office" xmlns:oel="http://schemas.microsoft.com/office/2019/extlst" xmlns:r="http://schemas.openxmlformats.org/officeDocument/2006/relationships" xmlns:m="http://schemas.openxmlformats.org/officeDocument/2006/math" xmlns:v="urn:schemas-microsoft-com:vml" xmlns:wp14="http://schemas.microsoft.com/office/word/2010/wordprocessingDrawing" xmlns:wp="http://schemas.openxmlformats.org/drawingml/2006/wordprocessingDrawing" xmlns:w10="urn:schemas-microsoft-com:office:word" xmlns:w="http://schemas.openxmlformats.org/wordprocessingml/2006/main" xmlns:w14="http://schemas.microsoft.com/office/word/2010/wordml" xmlns:w15="http://schemas.microsoft.com/office/word/2012/wordml" xmlns:w16cex="http://schemas.microsoft.com/office/word/2018/wordml/cex" xmlns:w16cid="http://schemas.microsoft.com/office/word/2016/wordml/cid" xmlns:w16="http://schemas.microsoft.com/office/word/2018/wordml" xmlns:w16du="http://schemas.microsoft.com/office/word/2023/wordml/word16du" xmlns:w16sdtdh="http://schemas.microsoft.com/office/word/2020/wordml/sdtdatahash" xmlns:w16sdtfl="http://schemas.microsoft.com/office/word/2024/wordml/sdtformatlock" xmlns:w16se="http://schemas.microsoft.com/office/word/2015/wordml/symex" xmlns:wpg="http://schemas.microsoft.com/office/word/2010/wordprocessingGroup" xmlns:wpi="http://schemas.microsoft.com/office/word/2010/wordprocessingInk" xmlns:wne="http://schemas.microsoft.com/office/word/2006/wordml" xmlns:wps="http://schemas.microsoft.com/office/word/2010/wordprocessingShape" mc:Ignorable="w14 w15 w16se w16cid w16 w16cex w16sdtdh w16sdtfl w16du wp14">
   <w:tbl>
     <w:tblPr>
@@ -2800,7 +2982,7 @@
                 <wp:extent cx="1314450" cy="800100"/>
                 <wp:effectExtent l="0" t="0" r="0" b="0"/>
                 <wp:wrapNone/>
-                <wp:docPr id="2" name="image1.jpg" descr="Imagen que contiene Logotipo&#10;&#10;Descripción generada automáticamente"/>
+                <wp:docPr id="1463846777" name="image1.jpg" descr="Imagen que contiene Logotipo&#10;&#10;Descripción generada automáticamente"/>
                 <wp:cNvGraphicFramePr>
                   <a:graphicFrameLocks xmlns:a="http://schemas.openxmlformats.org/drawingml/2006/main" noChangeAspect="1"/>
                 </wp:cNvGraphicFramePr>
@@ -3992,6 +4174,7 @@
   <w:style w:type="character" w:default="1" w:styleId="Fuentedeprrafopredeter">
     <w:name w:val="Default Paragraph Font"/>
     <w:uiPriority w:val="1"/>
+    <w:semiHidden/>
     <w:unhideWhenUsed/>
   </w:style>
   <w:style w:type="table" w:default="1" w:styleId="Tablanormal">

--- a/backend/src/main/resources/templates/CARTA RESIDENCIA REGISTRADURIA NACIONAL.docx
+++ b/backend/src/main/resources/templates/CARTA RESIDENCIA REGISTRADURIA NACIONAL.docx
@@ -129,29 +129,7 @@
           <w:color w:val="000000" w:themeColor="text1"/>
           <w:sz w:val="24"/>
         </w:rPr>
-        <w:t>«</w:t>
-      </w:r>
-      <w:proofErr w:type="spellStart"/>
-      <w:r>
-        <w:rPr>
-          <w:rFonts w:ascii="Maven Pro" w:hAnsi="Maven Pro" w:cs="Arial"/>
-          <w:b/>
-          <w:bCs/>
-          <w:color w:val="000000" w:themeColor="text1"/>
-          <w:sz w:val="24"/>
-        </w:rPr>
-        <w:t>nombreSolicitante</w:t>
-      </w:r>
-      <w:proofErr w:type="spellEnd"/>
-      <w:r>
-        <w:rPr>
-          <w:rFonts w:ascii="Maven Pro" w:hAnsi="Maven Pro" w:cs="Arial"/>
-          <w:b/>
-          <w:bCs/>
-          <w:color w:val="000000" w:themeColor="text1"/>
-          <w:sz w:val="24"/>
-        </w:rPr>
-        <w:t>»</w:t>
+        <w:t>«nombreSolicitante»</w:t>
       </w:r>
       <w:r>
         <w:rPr>
@@ -176,50 +154,14 @@
           <w:bCs/>
           <w:sz w:val="24"/>
         </w:rPr>
-        <w:t>«</w:t>
-      </w:r>
-      <w:proofErr w:type="spellStart"/>
-      <w:r>
-        <w:rPr>
-          <w:rFonts w:ascii="Maven Pro" w:hAnsi="Maven Pro" w:cs="Arial"/>
-          <w:b/>
-          <w:bCs/>
-          <w:sz w:val="24"/>
-        </w:rPr>
-        <w:t>numeroDocumento</w:t>
-      </w:r>
-      <w:proofErr w:type="spellEnd"/>
-      <w:r>
-        <w:rPr>
-          <w:rFonts w:ascii="Maven Pro" w:hAnsi="Maven Pro" w:cs="Arial"/>
-          <w:b/>
-          <w:bCs/>
-          <w:sz w:val="24"/>
-        </w:rPr>
-        <w:t>»</w:t>
+        <w:t>«numeroDocumento»</w:t>
       </w:r>
       <w:r>
         <w:rPr>
           <w:rFonts w:ascii="Maven Pro" w:hAnsi="Maven Pro" w:cs="Arial"/>
           <w:sz w:val="24"/>
         </w:rPr>
-        <w:t xml:space="preserve"> expedida en «</w:t>
-      </w:r>
-      <w:proofErr w:type="spellStart"/>
-      <w:r>
-        <w:rPr>
-          <w:rFonts w:ascii="Maven Pro" w:hAnsi="Maven Pro" w:cs="Arial"/>
-          <w:sz w:val="24"/>
-        </w:rPr>
-        <w:t>lugarExpedicionDocumento</w:t>
-      </w:r>
-      <w:proofErr w:type="spellEnd"/>
-      <w:r>
-        <w:rPr>
-          <w:rFonts w:ascii="Maven Pro" w:hAnsi="Maven Pro" w:cs="Arial"/>
-          <w:sz w:val="24"/>
-        </w:rPr>
-        <w:t>», figura en la base de datos del</w:t>
+        <w:t xml:space="preserve"> expedida en «lugarExpedicionDocumento», figura en la base de datos del</w:t>
       </w:r>
       <w:r>
         <w:rPr>
@@ -244,27 +186,7 @@
           <w:bCs/>
           <w:sz w:val="24"/>
         </w:rPr>
-        <w:t>«</w:t>
-      </w:r>
-      <w:proofErr w:type="spellStart"/>
-      <w:r>
-        <w:rPr>
-          <w:rFonts w:ascii="Maven Pro" w:hAnsi="Maven Pro" w:cs="Arial"/>
-          <w:b/>
-          <w:bCs/>
-          <w:sz w:val="24"/>
-        </w:rPr>
-        <w:t>direccionResidencia</w:t>
-      </w:r>
-      <w:proofErr w:type="spellEnd"/>
-      <w:r>
-        <w:rPr>
-          <w:rFonts w:ascii="Maven Pro" w:hAnsi="Maven Pro" w:cs="Arial"/>
-          <w:b/>
-          <w:bCs/>
-          <w:sz w:val="24"/>
-        </w:rPr>
-        <w:t>»</w:t>
+        <w:t>«direccionResidencia»</w:t>
       </w:r>
       <w:r>
         <w:rPr>
@@ -364,27 +286,7 @@
           <w:bCs/>
           <w:sz w:val="24"/>
         </w:rPr>
-        <w:t>«</w:t>
-      </w:r>
-      <w:proofErr w:type="spellStart"/>
-      <w:r>
-        <w:rPr>
-          <w:rFonts w:ascii="Maven Pro" w:hAnsi="Maven Pro" w:cs="Arial"/>
-          <w:b/>
-          <w:bCs/>
-          <w:sz w:val="24"/>
-        </w:rPr>
-        <w:t>diasLetras</w:t>
-      </w:r>
-      <w:proofErr w:type="spellEnd"/>
-      <w:r>
-        <w:rPr>
-          <w:rFonts w:ascii="Maven Pro" w:hAnsi="Maven Pro" w:cs="Arial"/>
-          <w:b/>
-          <w:bCs/>
-          <w:sz w:val="24"/>
-        </w:rPr>
-        <w:t>»</w:t>
+        <w:t>«diasLetras»</w:t>
       </w:r>
       <w:r>
         <w:rPr>
@@ -400,27 +302,7 @@
           <w:bCs/>
           <w:sz w:val="24"/>
         </w:rPr>
-        <w:t>«</w:t>
-      </w:r>
-      <w:proofErr w:type="spellStart"/>
-      <w:r>
-        <w:rPr>
-          <w:rFonts w:ascii="Maven Pro" w:hAnsi="Maven Pro" w:cs="Arial"/>
-          <w:b/>
-          <w:bCs/>
-          <w:sz w:val="24"/>
-        </w:rPr>
-        <w:t>dias</w:t>
-      </w:r>
-      <w:proofErr w:type="spellEnd"/>
-      <w:r>
-        <w:rPr>
-          <w:rFonts w:ascii="Maven Pro" w:hAnsi="Maven Pro" w:cs="Arial"/>
-          <w:b/>
-          <w:bCs/>
-          <w:sz w:val="24"/>
-        </w:rPr>
-        <w:t>»</w:t>
+        <w:t>«dias»</w:t>
       </w:r>
       <w:r>
         <w:rPr>
@@ -436,50 +318,14 @@
           <w:bCs/>
           <w:sz w:val="24"/>
         </w:rPr>
-        <w:t>«</w:t>
-      </w:r>
-      <w:proofErr w:type="spellStart"/>
-      <w:r>
-        <w:rPr>
-          <w:rFonts w:ascii="Maven Pro" w:hAnsi="Maven Pro" w:cs="Arial"/>
-          <w:b/>
-          <w:bCs/>
-          <w:sz w:val="24"/>
-        </w:rPr>
-        <w:t>mesLetras</w:t>
-      </w:r>
-      <w:proofErr w:type="spellEnd"/>
-      <w:r>
-        <w:rPr>
-          <w:rFonts w:ascii="Maven Pro" w:hAnsi="Maven Pro" w:cs="Arial"/>
-          <w:b/>
-          <w:bCs/>
-          <w:sz w:val="24"/>
-        </w:rPr>
-        <w:t>»</w:t>
+        <w:t>«mesLetras»</w:t>
       </w:r>
       <w:r>
         <w:rPr>
           <w:rFonts w:ascii="Maven Pro" w:hAnsi="Maven Pro" w:cs="Arial"/>
           <w:sz w:val="24"/>
         </w:rPr>
-        <w:t xml:space="preserve"> del año «</w:t>
-      </w:r>
-      <w:proofErr w:type="spellStart"/>
-      <w:r>
-        <w:rPr>
-          <w:rFonts w:ascii="Maven Pro" w:hAnsi="Maven Pro" w:cs="Arial"/>
-          <w:sz w:val="24"/>
-        </w:rPr>
-        <w:t>añoLetra</w:t>
-      </w:r>
-      <w:proofErr w:type="spellEnd"/>
-      <w:r>
-        <w:rPr>
-          <w:rFonts w:ascii="Maven Pro" w:hAnsi="Maven Pro" w:cs="Arial"/>
-          <w:sz w:val="24"/>
-        </w:rPr>
-        <w:t>» (</w:t>
+        <w:t xml:space="preserve"> del año «añoLetra» (</w:t>
       </w:r>
       <w:r>
         <w:rPr>
@@ -497,32 +343,6 @@
         </w:rPr>
         <w:t>).</w:t>
       </w:r>
-    </w:p>
-    <w:p>
-      <w:pPr>
-        <w:tabs>
-          <w:tab w:val="left" w:pos="6600"/>
-        </w:tabs>
-        <w:rPr>
-          <w:rFonts w:ascii="Maven Pro" w:hAnsi="Maven Pro" w:cs="Tahoma"/>
-          <w:b/>
-          <w:sz w:val="23"/>
-          <w:szCs w:val="23"/>
-        </w:rPr>
-      </w:pPr>
-    </w:p>
-    <w:p>
-      <w:pPr>
-        <w:tabs>
-          <w:tab w:val="left" w:pos="6600"/>
-        </w:tabs>
-        <w:rPr>
-          <w:rFonts w:ascii="Maven Pro" w:hAnsi="Maven Pro" w:cs="Tahoma"/>
-          <w:b/>
-          <w:sz w:val="23"/>
-          <w:szCs w:val="23"/>
-        </w:rPr>
-      </w:pPr>
     </w:p>
     <w:p>
       <w:pPr>
@@ -683,7 +503,6 @@
                 <w:szCs w:val="16"/>
               </w:rPr>
             </w:pPr>
-            <w:proofErr w:type="spellStart"/>
             <w:r>
               <w:rPr>
                 <w:rFonts w:ascii="Maven Pro" w:hAnsi="Maven Pro" w:cs="Tahoma"/>
@@ -691,17 +510,7 @@
                 <w:sz w:val="16"/>
                 <w:szCs w:val="16"/>
               </w:rPr>
-              <w:t>Proy</w:t>
-            </w:r>
-            <w:proofErr w:type="spellEnd"/>
-            <w:r>
-              <w:rPr>
-                <w:rFonts w:ascii="Maven Pro" w:hAnsi="Maven Pro" w:cs="Tahoma"/>
-                <w:b/>
-                <w:sz w:val="16"/>
-                <w:szCs w:val="16"/>
-              </w:rPr>
-              <w:t>;</w:t>
+              <w:t>Proy;</w:t>
             </w:r>
           </w:p>
         </w:tc>
@@ -718,7 +527,6 @@
                 <w:szCs w:val="16"/>
               </w:rPr>
             </w:pPr>
-            <w:proofErr w:type="spellStart"/>
             <w:r>
               <w:rPr>
                 <w:rFonts w:ascii="Maven Pro" w:hAnsi="Maven Pro" w:cs="Tahoma"/>
@@ -726,17 +534,7 @@
                 <w:sz w:val="16"/>
                 <w:szCs w:val="16"/>
               </w:rPr>
-              <w:t>Elab</w:t>
-            </w:r>
-            <w:proofErr w:type="spellEnd"/>
-            <w:r>
-              <w:rPr>
-                <w:rFonts w:ascii="Maven Pro" w:hAnsi="Maven Pro" w:cs="Tahoma"/>
-                <w:b/>
-                <w:sz w:val="16"/>
-                <w:szCs w:val="16"/>
-              </w:rPr>
-              <w:t>;</w:t>
+              <w:t>Elab;</w:t>
             </w:r>
           </w:p>
         </w:tc>
@@ -1548,43 +1346,7 @@
         <w:sz w:val="16"/>
         <w:szCs w:val="16"/>
       </w:rPr>
-      <w:t>Para validar este documento escribe «</w:t>
-    </w:r>
-    <w:proofErr w:type="spellStart"/>
-    <w:r>
-      <w:rPr>
-        <w:rFonts w:ascii="Maven Pro" w:eastAsia="Arial" w:hAnsi="Maven Pro" w:cs="Arial"/>
-        <w:sz w:val="16"/>
-        <w:szCs w:val="16"/>
-      </w:rPr>
-      <w:t>numeroRadico</w:t>
-    </w:r>
-    <w:proofErr w:type="spellEnd"/>
-    <w:r>
-      <w:rPr>
-        <w:rFonts w:ascii="Maven Pro" w:eastAsia="Arial" w:hAnsi="Maven Pro" w:cs="Arial"/>
-        <w:sz w:val="16"/>
-        <w:szCs w:val="16"/>
-      </w:rPr>
-      <w:t xml:space="preserve">» en el portal de tramites de la </w:t>
-    </w:r>
-    <w:proofErr w:type="spellStart"/>
-    <w:r>
-      <w:rPr>
-        <w:rFonts w:ascii="Maven Pro" w:eastAsia="Arial" w:hAnsi="Maven Pro" w:cs="Arial"/>
-        <w:sz w:val="16"/>
-        <w:szCs w:val="16"/>
-      </w:rPr>
-      <w:t>Alcaldia</w:t>
-    </w:r>
-    <w:proofErr w:type="spellEnd"/>
-    <w:r>
-      <w:rPr>
-        <w:rFonts w:ascii="Maven Pro" w:eastAsia="Arial" w:hAnsi="Maven Pro" w:cs="Arial"/>
-        <w:sz w:val="16"/>
-        <w:szCs w:val="16"/>
-      </w:rPr>
-      <w:t xml:space="preserve"> de Cabuyaro</w:t>
+      <w:t>Para validar este documento escribe «numeroRadico» en el portal de tramites de la Alcaldia de Cabuyaro</w:t>
     </w:r>
   </w:p>
 </w:ftr>
@@ -2139,43 +1901,7 @@
         <w:sz w:val="16"/>
         <w:szCs w:val="16"/>
       </w:rPr>
-      <w:t>Para validar este documento escribe «</w:t>
-    </w:r>
-    <w:proofErr w:type="spellStart"/>
-    <w:r>
-      <w:rPr>
-        <w:rFonts w:ascii="Maven Pro" w:eastAsia="Arial" w:hAnsi="Maven Pro" w:cs="Arial"/>
-        <w:sz w:val="16"/>
-        <w:szCs w:val="16"/>
-      </w:rPr>
-      <w:t>numeroRadico</w:t>
-    </w:r>
-    <w:proofErr w:type="spellEnd"/>
-    <w:r>
-      <w:rPr>
-        <w:rFonts w:ascii="Maven Pro" w:eastAsia="Arial" w:hAnsi="Maven Pro" w:cs="Arial"/>
-        <w:sz w:val="16"/>
-        <w:szCs w:val="16"/>
-      </w:rPr>
-      <w:t xml:space="preserve">» en el portal de tramites de la </w:t>
-    </w:r>
-    <w:proofErr w:type="spellStart"/>
-    <w:r>
-      <w:rPr>
-        <w:rFonts w:ascii="Maven Pro" w:eastAsia="Arial" w:hAnsi="Maven Pro" w:cs="Arial"/>
-        <w:sz w:val="16"/>
-        <w:szCs w:val="16"/>
-      </w:rPr>
-      <w:t>Alcaldia</w:t>
-    </w:r>
-    <w:proofErr w:type="spellEnd"/>
-    <w:r>
-      <w:rPr>
-        <w:rFonts w:ascii="Maven Pro" w:eastAsia="Arial" w:hAnsi="Maven Pro" w:cs="Arial"/>
-        <w:sz w:val="16"/>
-        <w:szCs w:val="16"/>
-      </w:rPr>
-      <w:t xml:space="preserve"> de Cabuyaro</w:t>
+      <w:t>Para validar este documento escribe «numeroRadico» en el portal de tramites de la Alcaldia de Cabuyaro</w:t>
     </w:r>
   </w:p>
 </w:ftr>
@@ -7191,10 +6917,6 @@
 </file>
 
 <file path=customXml/item1.xml><?xml version="1.0" encoding="utf-8"?>
-<b:Sources xmlns:b="http://schemas.openxmlformats.org/officeDocument/2006/bibliography" xmlns="http://schemas.openxmlformats.org/officeDocument/2006/bibliography" SelectedStyle="\APASixthEditionOfficeOnline.xsl" StyleName="APA" Version="6"/>
-</file>
-
-<file path=customXml/item2.xml><?xml version="1.0" encoding="utf-8"?>
 <s:customData xmlns="http://www.wps.cn/officeDocument/2013/wpsCustomData" xmlns:s="http://www.wps.cn/officeDocument/2013/wpsCustomData">
   <customSectProps/>
   <customShpExts>
@@ -7203,18 +6925,22 @@
 </s:customData>
 </file>
 
+<file path=customXml/item2.xml><?xml version="1.0" encoding="utf-8"?>
+<b:Sources xmlns:b="http://schemas.openxmlformats.org/officeDocument/2006/bibliography" xmlns="http://schemas.openxmlformats.org/officeDocument/2006/bibliography" SelectedStyle="\APASixthEditionOfficeOnline.xsl" StyleName="APA" Version="6"/>
+</file>
+
 <file path=customXml/itemProps1.xml><?xml version="1.0" encoding="utf-8"?>
+<ds:datastoreItem xmlns:ds="http://schemas.openxmlformats.org/officeDocument/2006/customXml" ds:itemID="{B1977F7D-205B-4081-913C-38D41E755F92}">
+  <ds:schemaRefs>
+    <ds:schemaRef ds:uri="http://www.wps.cn/officeDocument/2013/wpsCustomData"/>
+  </ds:schemaRefs>
+</ds:datastoreItem>
+</file>
+
+<file path=customXml/itemProps2.xml><?xml version="1.0" encoding="utf-8"?>
 <ds:datastoreItem xmlns:ds="http://schemas.openxmlformats.org/officeDocument/2006/customXml" ds:itemID="{57A9E1C8-2F74-4495-A02D-86D169A6004A}">
   <ds:schemaRefs>
     <ds:schemaRef ds:uri="http://schemas.openxmlformats.org/officeDocument/2006/bibliography"/>
   </ds:schemaRefs>
 </ds:datastoreItem>
-</file>
-
-<file path=customXml/itemProps2.xml><?xml version="1.0" encoding="utf-8"?>
-<ds:datastoreItem xmlns:ds="http://schemas.openxmlformats.org/officeDocument/2006/customXml" ds:itemID="{B1977F7D-205B-4081-913C-38D41E755F92}">
-  <ds:schemaRefs>
-    <ds:schemaRef ds:uri="http://www.wps.cn/officeDocument/2013/wpsCustomData"/>
-  </ds:schemaRefs>
-</ds:datastoreItem>
 </file>
--- a/backend/src/main/resources/templates/CARTA RESIDENCIA REGISTRADURIA NACIONAL.docx
+++ b/backend/src/main/resources/templates/CARTA RESIDENCIA REGISTRADURIA NACIONAL.docx
@@ -1,32 +1,18 @@
 
 <file path=word/document.xml><?xml version="1.0" encoding="utf-8"?>
-<w:document xmlns:wpc="http://schemas.microsoft.com/office/word/2010/wordprocessingCanvas" xmlns:cx="http://schemas.microsoft.com/office/drawing/2014/chartex" xmlns:cx1="http://schemas.microsoft.com/office/drawing/2015/9/8/chartex" xmlns:cx2="http://schemas.microsoft.com/office/drawing/2015/10/21/chartex" xmlns:cx3="http://schemas.microsoft.com/office/drawing/2016/5/9/chartex" xmlns:cx4="http://schemas.microsoft.com/office/drawing/2016/5/10/chartex" xmlns:cx5="http://schemas.microsoft.com/office/drawing/2016/5/11/chartex" xmlns:cx6="http://schemas.microsoft.com/office/drawing/2016/5/12/chartex" xmlns:cx7="http://schemas.microsoft.com/office/drawing/2016/5/13/chartex" xmlns:cx8="http://schemas.microsoft.com/office/drawing/2016/5/14/chartex" xmlns:mc="http://schemas.openxmlformats.org/markup-compatibility/2006" xmlns:aink="http://schemas.microsoft.com/office/drawing/2016/ink" xmlns:am3d="http://schemas.microsoft.com/office/drawing/2017/model3d" xmlns:o="urn:schemas-microsoft-com:office:office" xmlns:oel="http://schemas.microsoft.com/office/2019/extlst" xmlns:r="http://schemas.openxmlformats.org/officeDocument/2006/relationships" xmlns:m="http://schemas.openxmlformats.org/officeDocument/2006/math" xmlns:v="urn:schemas-microsoft-com:vml" xmlns:wp14="http://schemas.microsoft.com/office/word/2010/wordprocessingDrawing" xmlns:wp="http://schemas.openxmlformats.org/drawingml/2006/wordprocessingDrawing" xmlns:w10="urn:schemas-microsoft-com:office:word" xmlns:w="http://schemas.openxmlformats.org/wordprocessingml/2006/main" xmlns:w14="http://schemas.microsoft.com/office/word/2010/wordml" xmlns:w15="http://schemas.microsoft.com/office/word/2012/wordml" xmlns:w16cex="http://schemas.microsoft.com/office/word/2018/wordml/cex" xmlns:w16cid="http://schemas.microsoft.com/office/word/2016/wordml/cid" xmlns:w16="http://schemas.microsoft.com/office/word/2018/wordml" xmlns:w16du="http://schemas.microsoft.com/office/word/2023/wordml/word16du" xmlns:w16sdtdh="http://schemas.microsoft.com/office/word/2020/wordml/sdtdatahash" xmlns:w16sdtfl="http://schemas.microsoft.com/office/word/2024/wordml/sdtformatlock" xmlns:w16se="http://schemas.microsoft.com/office/word/2015/wordml/symex" xmlns:wpg="http://schemas.microsoft.com/office/word/2010/wordprocessingGroup" xmlns:wpi="http://schemas.microsoft.com/office/word/2010/wordprocessingInk" xmlns:wne="http://schemas.microsoft.com/office/word/2006/wordml" xmlns:wps="http://schemas.microsoft.com/office/word/2010/wordprocessingShape" mc:Ignorable="w14 w15 w16se w16cid w16 w16cex w16sdtdh w16sdtfl w16du wp14">
+<w:document xmlns:o="urn:schemas-microsoft-com:office:office" xmlns:r="http://schemas.openxmlformats.org/officeDocument/2006/relationships" xmlns:v="urn:schemas-microsoft-com:vml" xmlns:w="http://schemas.openxmlformats.org/wordprocessingml/2006/main" xmlns:w10="urn:schemas-microsoft-com:office:word" xmlns:wp="http://schemas.openxmlformats.org/drawingml/2006/wordprocessingDrawing" xmlns:pic="http://schemas.openxmlformats.org/drawingml/2006/picture" xmlns:wps="http://schemas.microsoft.com/office/word/2010/wordprocessingShape" xmlns:wpg="http://schemas.microsoft.com/office/word/2010/wordprocessingGroup" xmlns:mc="http://schemas.openxmlformats.org/markup-compatibility/2006" xmlns:wp14="http://schemas.microsoft.com/office/word/2010/wordprocessingDrawing" xmlns:w14="http://schemas.microsoft.com/office/word/2010/wordml" xmlns:w15="http://schemas.microsoft.com/office/word/2012/wordml" mc:Ignorable="w14 wp14 w15">
   <w:body>
     <w:p>
       <w:pPr>
-        <w:pStyle w:val="Ttulo1"/>
+        <w:pStyle w:val="Heading1"/>
+        <w:spacing w:lineRule="exact" w:line="244" w:before="360" w:after="240"/>
         <w:jc w:val="center"/>
-        <w:rPr>
-          <w:rFonts w:ascii="Maven Pro" w:hAnsi="Maven Pro"/>
-          <w:b w:val="0"/>
-          <w:bCs w:val="0"/>
-          <w:color w:val="000000" w:themeColor="text1"/>
-          <w14:shadow w14:blurRad="38100" w14:dist="19050" w14:dir="2700000" w14:sx="100000" w14:sy="100000" w14:kx="0" w14:ky="0" w14:algn="tl">
-            <w14:schemeClr w14:val="dk1">
-              <w14:alpha w14:val="60000"/>
-            </w14:schemeClr>
-          </w14:shadow>
-          <w14:textOutline w14:w="0" w14:cap="flat" w14:cmpd="sng" w14:algn="ctr">
-            <w14:noFill/>
-            <w14:prstDash w14:val="solid"/>
-            <w14:round/>
-          </w14:textOutline>
-        </w:rPr>
+        <w:rPr/>
       </w:pPr>
       <w:r>
         <w:rPr>
           <w:rFonts w:ascii="Maven Pro" w:hAnsi="Maven Pro"/>
-          <w:color w:val="000000" w:themeColor="text1"/>
+          <w:color w:themeColor="text1" w:val="000000"/>
           <w14:shadow w14:blurRad="38100" w14:dist="19050" w14:dir="2700000" w14:sx="100000" w14:sy="100000" w14:kx="0" w14:ky="0" w14:algn="tl">
             <w14:schemeClr w14:val="dk1">
               <w14:alpha w14:val="60000"/>
@@ -43,6 +29,8 @@
     </w:p>
     <w:p>
       <w:pPr>
+        <w:pStyle w:val="Normal"/>
+        <w:spacing w:lineRule="exact" w:line="244"/>
         <w:rPr>
           <w:rFonts w:ascii="Maven Pro" w:hAnsi="Maven Pro" w:cs="Tahoma"/>
           <w:b/>
@@ -51,11 +39,358 @@
           <w:szCs w:val="23"/>
         </w:rPr>
       </w:pPr>
+      <w:r>
+        <w:rPr>
+          <w:rFonts w:cs="Tahoma" w:ascii="Maven Pro" w:hAnsi="Maven Pro"/>
+          <w:b/>
+          <w:bCs/>
+          <w:sz w:val="23"/>
+          <w:szCs w:val="23"/>
+        </w:rPr>
+      </w:r>
     </w:p>
     <w:p>
       <w:pPr>
+        <w:pStyle w:val="Normal"/>
+        <w:numPr>
+          <w:ilvl w:val="0"/>
+          <w:numId w:val="0"/>
+        </w:numPr>
+        <w:spacing w:lineRule="exact" w:line="244"/>
+        <w:ind w:hanging="0" w:start="0"/>
         <w:jc w:val="center"/>
         <w:outlineLvl w:val="0"/>
+        <w:rPr/>
+      </w:pPr>
+      <w:r>
+        <w:rPr>
+          <w:rFonts w:cs="Tahoma" w:ascii="Maven Pro" w:hAnsi="Maven Pro"/>
+          <w:b/>
+          <w:sz w:val="23"/>
+          <w:szCs w:val="23"/>
+        </w:rPr>
+        <w:t>HACE CONSTAR:</w:t>
+      </w:r>
+    </w:p>
+    <w:p>
+      <w:pPr>
+        <w:pStyle w:val="Normal"/>
+        <w:tabs>
+          <w:tab w:val="clear" w:pos="720"/>
+          <w:tab w:val="left" w:pos="2700" w:leader="none"/>
+        </w:tabs>
+        <w:spacing w:lineRule="exact" w:line="244"/>
+        <w:rPr/>
+      </w:pPr>
+      <w:r>
+        <w:rPr>
+          <w:rFonts w:cs="Tahoma" w:ascii="Maven Pro" w:hAnsi="Maven Pro"/>
+          <w:b/>
+          <w:sz w:val="23"/>
+          <w:szCs w:val="23"/>
+        </w:rPr>
+        <w:tab/>
+      </w:r>
+      <w:r>
+        <w:rPr>
+          <w:rFonts w:cs="Tahoma" w:ascii="Maven Pro" w:hAnsi="Maven Pro"/>
+          <w:sz w:val="23"/>
+          <w:szCs w:val="23"/>
+        </w:rPr>
+        <w:tab/>
+      </w:r>
+    </w:p>
+    <w:p>
+      <w:pPr>
+        <w:pStyle w:val="Normal"/>
+        <w:spacing w:lineRule="exact" w:line="244"/>
+        <w:jc w:val="center"/>
+        <w:rPr>
+          <w:rFonts w:ascii="Maven Pro" w:hAnsi="Maven Pro" w:cs="Tahoma"/>
+          <w:sz w:val="23"/>
+          <w:szCs w:val="23"/>
+        </w:rPr>
+      </w:pPr>
+      <w:r>
+        <w:rPr>
+          <w:rFonts w:cs="Tahoma" w:ascii="Maven Pro" w:hAnsi="Maven Pro"/>
+          <w:sz w:val="23"/>
+          <w:szCs w:val="23"/>
+        </w:rPr>
+      </w:r>
+    </w:p>
+    <w:p>
+      <w:pPr>
+        <w:pStyle w:val="Normal"/>
+        <w:spacing w:lineRule="exact" w:line="244"/>
+        <w:rPr/>
+      </w:pPr>
+      <w:r>
+        <w:rPr>
+          <w:rFonts w:cs="Arial" w:ascii="Maven Pro" w:hAnsi="Maven Pro"/>
+          <w:sz w:val="24"/>
+        </w:rPr>
+        <w:t xml:space="preserve">Que el (la) Señor (a): </w:t>
+      </w:r>
+      <w:r>
+        <w:rPr>
+          <w:rFonts w:cs="Arial" w:ascii="Maven Pro" w:hAnsi="Maven Pro"/>
+          <w:b/>
+          <w:bCs/>
+          <w:color w:themeColor="text1" w:val="000000"/>
+          <w:sz w:val="24"/>
+        </w:rPr>
+        <w:t>{{nombreSolicitante}}</w:t>
+      </w:r>
+      <w:r>
+        <w:rPr>
+          <w:rFonts w:cs="Arial" w:ascii="Maven Pro" w:hAnsi="Maven Pro"/>
+          <w:b/>
+          <w:bCs/>
+          <w:sz w:val="24"/>
+        </w:rPr>
+        <w:t xml:space="preserve">, </w:t>
+      </w:r>
+      <w:r>
+        <w:rPr>
+          <w:rFonts w:cs="Arial" w:ascii="Maven Pro" w:hAnsi="Maven Pro"/>
+          <w:sz w:val="24"/>
+        </w:rPr>
+        <w:t xml:space="preserve">Identificado (a) con Cédula de Ciudadanía Nro. </w:t>
+      </w:r>
+      <w:r>
+        <w:rPr>
+          <w:rFonts w:cs="Arial" w:ascii="Maven Pro" w:hAnsi="Maven Pro"/>
+          <w:b/>
+          <w:bCs/>
+          <w:sz w:val="24"/>
+        </w:rPr>
+        <w:t>{{numeroDocumento}}</w:t>
+      </w:r>
+      <w:r>
+        <w:rPr>
+          <w:rFonts w:cs="Arial" w:ascii="Maven Pro" w:hAnsi="Maven Pro"/>
+          <w:sz w:val="24"/>
+        </w:rPr>
+        <w:t xml:space="preserve"> expedida en {{lugarExpedicionDocumento}}, figura en la base de datos del</w:t>
+      </w:r>
+      <w:r>
+        <w:rPr>
+          <w:rFonts w:cs="Arial" w:ascii="Maven Pro" w:hAnsi="Maven Pro"/>
+          <w:b/>
+          <w:bCs/>
+          <w:sz w:val="24"/>
+        </w:rPr>
+        <w:t xml:space="preserve"> REGISTRADURIA NACIONAL</w:t>
+      </w:r>
+      <w:r>
+        <w:rPr>
+          <w:rFonts w:cs="Arial" w:ascii="Maven Pro" w:hAnsi="Maven Pro"/>
+          <w:sz w:val="24"/>
+        </w:rPr>
+        <w:t xml:space="preserve">, correspondiente a esta Municipalidad, toda vez que se encuentra domiciliada en la siguiente dirección: </w:t>
+      </w:r>
+      <w:r>
+        <w:rPr>
+          <w:rFonts w:cs="Arial" w:ascii="Maven Pro" w:hAnsi="Maven Pro"/>
+          <w:b/>
+          <w:bCs/>
+          <w:sz w:val="24"/>
+        </w:rPr>
+        <w:t>{{direccionResidencia}}</w:t>
+      </w:r>
+      <w:r>
+        <w:rPr>
+          <w:rFonts w:cs="Arial" w:ascii="Maven Pro" w:hAnsi="Maven Pro"/>
+          <w:sz w:val="24"/>
+        </w:rPr>
+        <w:t xml:space="preserve">. Razón por la cual tiene el carácter de habitante del Municipio de </w:t>
+      </w:r>
+      <w:r>
+        <w:rPr>
+          <w:rFonts w:cs="Arial" w:ascii="Maven Pro" w:hAnsi="Maven Pro"/>
+          <w:b/>
+          <w:sz w:val="24"/>
+        </w:rPr>
+        <w:t>CABUYARO (META)</w:t>
+      </w:r>
+      <w:r>
+        <w:rPr>
+          <w:rFonts w:cs="Arial" w:ascii="Maven Pro" w:hAnsi="Maven Pro"/>
+          <w:sz w:val="24"/>
+        </w:rPr>
+        <w:t>, conforme a lo señalado en el literal F, Numeral 6 del artículo 29 de la Ley 1551 de 2012.</w:t>
+      </w:r>
+    </w:p>
+    <w:p>
+      <w:pPr>
+        <w:pStyle w:val="Normal"/>
+        <w:spacing w:lineRule="exact" w:line="244"/>
+        <w:rPr>
+          <w:rFonts w:ascii="Maven Pro" w:hAnsi="Maven Pro" w:cs="Arial"/>
+          <w:sz w:val="24"/>
+        </w:rPr>
+      </w:pPr>
+      <w:r>
+        <w:rPr>
+          <w:rFonts w:cs="Arial" w:ascii="Maven Pro" w:hAnsi="Maven Pro"/>
+          <w:sz w:val="24"/>
+        </w:rPr>
+      </w:r>
+    </w:p>
+    <w:p>
+      <w:pPr>
+        <w:pStyle w:val="Normal"/>
+        <w:spacing w:lineRule="exact" w:line="244"/>
+        <w:rPr/>
+      </w:pPr>
+      <w:r>
+        <w:rPr>
+          <w:rFonts w:cs="Arial" w:ascii="Maven Pro" w:hAnsi="Maven Pro"/>
+          <w:sz w:val="24"/>
+        </w:rPr>
+        <w:t>Se expide la presente a solicitud escrita del interesado para acreditar su correspondiente residencia</w:t>
+      </w:r>
+      <w:r>
+        <w:rPr/>
+        <w:t xml:space="preserve"> </w:t>
+      </w:r>
+      <w:r>
+        <w:rPr>
+          <w:rFonts w:cs="Arial" w:ascii="Maven Pro" w:hAnsi="Maven Pro"/>
+          <w:sz w:val="24"/>
+        </w:rPr>
+        <w:t>para así presentarla a quien corresponda para tramites de postulación</w:t>
+      </w:r>
+      <w:r>
+        <w:rPr/>
+        <w:t xml:space="preserve"> </w:t>
+      </w:r>
+      <w:r>
+        <w:rPr>
+          <w:rFonts w:cs="Arial" w:ascii="Maven Pro" w:hAnsi="Maven Pro"/>
+          <w:sz w:val="24"/>
+        </w:rPr>
+        <w:t>a empleo.</w:t>
+      </w:r>
+    </w:p>
+    <w:p>
+      <w:pPr>
+        <w:pStyle w:val="Normal"/>
+        <w:spacing w:lineRule="exact" w:line="244"/>
+        <w:rPr>
+          <w:rFonts w:ascii="Maven Pro" w:hAnsi="Maven Pro" w:cs="Arial"/>
+          <w:sz w:val="24"/>
+        </w:rPr>
+      </w:pPr>
+      <w:r>
+        <w:rPr>
+          <w:rFonts w:cs="Arial" w:ascii="Maven Pro" w:hAnsi="Maven Pro"/>
+          <w:sz w:val="24"/>
+        </w:rPr>
+      </w:r>
+    </w:p>
+    <w:p>
+      <w:pPr>
+        <w:pStyle w:val="Normal"/>
+        <w:spacing w:lineRule="exact" w:line="244"/>
+        <w:rPr/>
+      </w:pPr>
+      <w:r>
+        <w:rPr>
+          <w:rFonts w:cs="Arial" w:ascii="Maven Pro" w:hAnsi="Maven Pro"/>
+          <w:sz w:val="24"/>
+        </w:rPr>
+        <w:t xml:space="preserve">No obstante, el presente documento sólo tiene validez por un término de seis (06) meses contados a partir de la fecha de su expedición y para constancia se firma en </w:t>
+      </w:r>
+      <w:r>
+        <w:rPr>
+          <w:rFonts w:cs="Arial" w:ascii="Maven Pro" w:hAnsi="Maven Pro"/>
+          <w:b/>
+          <w:sz w:val="24"/>
+        </w:rPr>
+        <w:t>CABUYARO (META)</w:t>
+      </w:r>
+      <w:r>
+        <w:rPr>
+          <w:rFonts w:cs="Arial" w:ascii="Maven Pro" w:hAnsi="Maven Pro"/>
+          <w:sz w:val="24"/>
+        </w:rPr>
+        <w:t xml:space="preserve">, a los </w:t>
+      </w:r>
+      <w:r>
+        <w:rPr>
+          <w:rFonts w:cs="Arial" w:ascii="Maven Pro" w:hAnsi="Maven Pro"/>
+          <w:b/>
+          <w:bCs/>
+          <w:sz w:val="24"/>
+        </w:rPr>
+        <w:t>{{diasLetras}}</w:t>
+      </w:r>
+      <w:r>
+        <w:rPr>
+          <w:rFonts w:cs="Arial" w:ascii="Maven Pro" w:hAnsi="Maven Pro"/>
+          <w:sz w:val="24"/>
+        </w:rPr>
+        <w:t xml:space="preserve"> (</w:t>
+      </w:r>
+      <w:r>
+        <w:rPr>
+          <w:rFonts w:cs="Arial" w:ascii="Maven Pro" w:hAnsi="Maven Pro"/>
+          <w:b/>
+          <w:bCs/>
+          <w:sz w:val="24"/>
+        </w:rPr>
+        <w:t>{{dias}}</w:t>
+      </w:r>
+      <w:r>
+        <w:rPr>
+          <w:rFonts w:cs="Arial" w:ascii="Maven Pro" w:hAnsi="Maven Pro"/>
+          <w:sz w:val="24"/>
+        </w:rPr>
+        <w:t xml:space="preserve">) días del mes de </w:t>
+      </w:r>
+      <w:r>
+        <w:rPr>
+          <w:rFonts w:cs="Arial" w:ascii="Maven Pro" w:hAnsi="Maven Pro"/>
+          <w:b/>
+          <w:bCs/>
+          <w:sz w:val="24"/>
+        </w:rPr>
+        <w:t>{{mesLetras}}</w:t>
+      </w:r>
+      <w:r>
+        <w:rPr>
+          <w:rFonts w:cs="Arial" w:ascii="Maven Pro" w:hAnsi="Maven Pro"/>
+          <w:sz w:val="24"/>
+        </w:rPr>
+        <w:t xml:space="preserve"> del año {{añoLetra}} (</w:t>
+      </w:r>
+      <w:r>
+        <w:rPr>
+          <w:rFonts w:cs="Arial" w:ascii="Maven Pro" w:hAnsi="Maven Pro"/>
+          <w:b/>
+          <w:bCs/>
+          <w:sz w:val="24"/>
+        </w:rPr>
+        <w:t>{{año}}</w:t>
+      </w:r>
+      <w:r>
+        <w:rPr>
+          <w:rFonts w:cs="Arial" w:ascii="Maven Pro" w:hAnsi="Maven Pro"/>
+          <w:sz w:val="24"/>
+        </w:rPr>
+        <w:t>).</w:t>
+      </w:r>
+    </w:p>
+    <w:p>
+      <w:pPr>
+        <w:pStyle w:val="Normal"/>
+        <w:tabs>
+          <w:tab w:val="clear" w:pos="720"/>
+          <w:tab w:val="left" w:pos="6600" w:leader="none"/>
+        </w:tabs>
+        <w:spacing w:lineRule="exact" w:line="244"/>
         <w:rPr>
           <w:rFonts w:ascii="Maven Pro" w:hAnsi="Maven Pro" w:cs="Tahoma"/>
           <w:b/>
@@ -65,19 +400,21 @@
       </w:pPr>
       <w:r>
         <w:rPr>
-          <w:rFonts w:ascii="Maven Pro" w:hAnsi="Maven Pro" w:cs="Tahoma"/>
+          <w:rFonts w:cs="Tahoma" w:ascii="Maven Pro" w:hAnsi="Maven Pro"/>
           <w:b/>
           <w:sz w:val="23"/>
           <w:szCs w:val="23"/>
         </w:rPr>
-        <w:t>HACE CONSTAR:</w:t>
       </w:r>
     </w:p>
     <w:p>
       <w:pPr>
+        <w:pStyle w:val="Normal"/>
         <w:tabs>
-          <w:tab w:val="left" w:pos="2700"/>
+          <w:tab w:val="clear" w:pos="720"/>
+          <w:tab w:val="left" w:pos="6600" w:leader="none"/>
         </w:tabs>
+        <w:spacing w:lineRule="exact" w:line="244"/>
         <w:rPr>
           <w:rFonts w:ascii="Maven Pro" w:hAnsi="Maven Pro" w:cs="Tahoma"/>
           <w:b/>
@@ -87,307 +424,41 @@
       </w:pPr>
       <w:r>
         <w:rPr>
-          <w:rFonts w:ascii="Maven Pro" w:hAnsi="Maven Pro" w:cs="Tahoma"/>
+          <w:rFonts w:cs="Tahoma" w:ascii="Maven Pro" w:hAnsi="Maven Pro"/>
           <w:b/>
           <w:sz w:val="23"/>
           <w:szCs w:val="23"/>
         </w:rPr>
-        <w:tab/>
-      </w:r>
-      <w:r>
-        <w:rPr>
-          <w:rFonts w:ascii="Maven Pro" w:hAnsi="Maven Pro" w:cs="Tahoma"/>
-          <w:sz w:val="23"/>
-          <w:szCs w:val="23"/>
-        </w:rPr>
-        <w:tab/>
       </w:r>
     </w:p>
     <w:p>
       <w:pPr>
-        <w:jc w:val="center"/>
+        <w:pStyle w:val="Normal"/>
+        <w:tabs>
+          <w:tab w:val="clear" w:pos="720"/>
+          <w:tab w:val="left" w:pos="6600" w:leader="none"/>
+        </w:tabs>
+        <w:spacing w:lineRule="exact" w:line="244"/>
+        <w:rPr/>
+      </w:pPr>
+      <w:r>
         <w:rPr>
-          <w:rFonts w:ascii="Maven Pro" w:hAnsi="Maven Pro" w:cs="Tahoma"/>
+          <w:rFonts w:cs="Tahoma" w:ascii="Maven Pro" w:hAnsi="Maven Pro"/>
+          <w:b/>
           <w:sz w:val="23"/>
           <w:szCs w:val="23"/>
         </w:rPr>
-      </w:pPr>
-    </w:p>
-    <w:p>
-      <w:r>
-        <w:rPr>
-          <w:rFonts w:ascii="Maven Pro" w:hAnsi="Maven Pro" w:cs="Arial"/>
-          <w:sz w:val="24"/>
-        </w:rPr>
-        <w:t xml:space="preserve">Que el (la) Señor (a): </w:t>
-      </w:r>
-      <w:r>
-        <w:rPr>
-          <w:rFonts w:ascii="Maven Pro" w:hAnsi="Maven Pro" w:cs="Arial"/>
-          <w:b/>
-          <w:bCs/>
-          <w:color w:val="000000" w:themeColor="text1"/>
-          <w:sz w:val="24"/>
-        </w:rPr>
-        <w:t>«nombreSolicitante»</w:t>
-      </w:r>
-      <w:r>
-        <w:rPr>
-          <w:rFonts w:ascii="Maven Pro" w:hAnsi="Maven Pro" w:cs="Arial"/>
-          <w:b/>
-          <w:bCs/>
-          <w:sz w:val="24"/>
-        </w:rPr>
-        <w:t xml:space="preserve">, </w:t>
-      </w:r>
-      <w:r>
-        <w:rPr>
-          <w:rFonts w:ascii="Maven Pro" w:hAnsi="Maven Pro" w:cs="Arial"/>
-          <w:sz w:val="24"/>
-        </w:rPr>
-        <w:t xml:space="preserve">Identificado (a) con Cédula de Ciudadanía Nro. </w:t>
-      </w:r>
-      <w:r>
-        <w:rPr>
-          <w:rFonts w:ascii="Maven Pro" w:hAnsi="Maven Pro" w:cs="Arial"/>
-          <w:b/>
-          <w:bCs/>
-          <w:sz w:val="24"/>
-        </w:rPr>
-        <w:t>«numeroDocumento»</w:t>
-      </w:r>
-      <w:r>
-        <w:rPr>
-          <w:rFonts w:ascii="Maven Pro" w:hAnsi="Maven Pro" w:cs="Arial"/>
-          <w:sz w:val="24"/>
-        </w:rPr>
-        <w:t xml:space="preserve"> expedida en «lugarExpedicionDocumento», figura en la base de datos del</w:t>
-      </w:r>
-      <w:r>
-        <w:rPr>
-          <w:rFonts w:ascii="Maven Pro" w:hAnsi="Maven Pro" w:cs="Arial"/>
-          <w:b/>
-          <w:bCs/>
-          <w:sz w:val="24"/>
-        </w:rPr>
-        <w:t xml:space="preserve"> REGISTRADURIA NACIONAL</w:t>
-      </w:r>
-      <w:r>
-        <w:rPr>
-          <w:rFonts w:ascii="Maven Pro" w:hAnsi="Maven Pro" w:cs="Arial"/>
-          <w:sz w:val="24"/>
-        </w:rPr>
-        <w:t xml:space="preserve">, correspondiente a esta Municipalidad, toda vez que se encuentra domiciliada en la siguiente dirección: </w:t>
-      </w:r>
-      <w:r>
-        <w:rPr>
-          <w:rFonts w:ascii="Maven Pro" w:hAnsi="Maven Pro" w:cs="Arial"/>
-          <w:b/>
-          <w:bCs/>
-          <w:sz w:val="24"/>
-        </w:rPr>
-        <w:t>«direccionResidencia»</w:t>
-      </w:r>
-      <w:r>
-        <w:rPr>
-          <w:rFonts w:ascii="Maven Pro" w:hAnsi="Maven Pro" w:cs="Arial"/>
-          <w:sz w:val="24"/>
-        </w:rPr>
-        <w:t xml:space="preserve">. Razón por la cual tiene el carácter de habitante del Municipio de </w:t>
-      </w:r>
-      <w:r>
-        <w:rPr>
-          <w:rFonts w:ascii="Maven Pro" w:hAnsi="Maven Pro" w:cs="Arial"/>
-          <w:b/>
-          <w:sz w:val="24"/>
-        </w:rPr>
-        <w:t>CABUYARO (META)</w:t>
-      </w:r>
-      <w:r>
-        <w:rPr>
-          <w:rFonts w:ascii="Maven Pro" w:hAnsi="Maven Pro" w:cs="Arial"/>
-          <w:sz w:val="24"/>
-        </w:rPr>
-        <w:t>, conforme a lo señalado en el literal F, Numeral 6 del artículo 29 de la Ley 1551 de 2012.</w:t>
+        <w:t>{{firma.jpeg}}</w:t>
       </w:r>
     </w:p>
     <w:p>
       <w:pPr>
-        <w:rPr>
-          <w:rFonts w:ascii="Maven Pro" w:hAnsi="Maven Pro" w:cs="Arial"/>
-          <w:sz w:val="24"/>
-        </w:rPr>
-      </w:pPr>
-    </w:p>
-    <w:p>
-      <w:r>
-        <w:rPr>
-          <w:rFonts w:ascii="Maven Pro" w:hAnsi="Maven Pro" w:cs="Arial"/>
-          <w:sz w:val="24"/>
-        </w:rPr>
-        <w:t>Se expide la presente a solicitud escrita del interesado para acreditar su correspondiente residencia</w:t>
-      </w:r>
-      <w:r>
-        <w:t xml:space="preserve"> </w:t>
-      </w:r>
-      <w:r>
-        <w:rPr>
-          <w:rFonts w:ascii="Maven Pro" w:hAnsi="Maven Pro" w:cs="Arial"/>
-          <w:sz w:val="24"/>
-        </w:rPr>
-        <w:t>para así presentarla a quien corresponda para tramites de postulación</w:t>
-      </w:r>
-      <w:r>
-        <w:t xml:space="preserve"> </w:t>
-      </w:r>
-      <w:r>
-        <w:rPr>
-          <w:rFonts w:ascii="Maven Pro" w:hAnsi="Maven Pro" w:cs="Arial"/>
-          <w:sz w:val="24"/>
-        </w:rPr>
-        <w:t>a empleo.</w:t>
-      </w:r>
-    </w:p>
-    <w:p>
-      <w:pPr>
-        <w:rPr>
-          <w:rFonts w:ascii="Maven Pro" w:hAnsi="Maven Pro" w:cs="Arial"/>
-          <w:sz w:val="24"/>
-        </w:rPr>
-      </w:pPr>
-    </w:p>
-    <w:p>
-      <w:r>
-        <w:rPr>
-          <w:rFonts w:ascii="Maven Pro" w:hAnsi="Maven Pro" w:cs="Arial"/>
-          <w:sz w:val="24"/>
-        </w:rPr>
-        <w:t xml:space="preserve">No obstante, el presente documento sólo tiene validez por un término de seis (06) meses contados a partir de la fecha de su expedición y para constancia se firma en </w:t>
-      </w:r>
-      <w:r>
-        <w:rPr>
-          <w:rFonts w:ascii="Maven Pro" w:hAnsi="Maven Pro" w:cs="Arial"/>
-          <w:b/>
-          <w:sz w:val="24"/>
-        </w:rPr>
-        <w:t>CABUYARO (META)</w:t>
-      </w:r>
-      <w:r>
-        <w:rPr>
-          <w:rFonts w:ascii="Maven Pro" w:hAnsi="Maven Pro" w:cs="Arial"/>
-          <w:sz w:val="24"/>
-        </w:rPr>
-        <w:t xml:space="preserve">, a los </w:t>
-      </w:r>
-      <w:r>
-        <w:rPr>
-          <w:rFonts w:ascii="Maven Pro" w:hAnsi="Maven Pro" w:cs="Arial"/>
-          <w:b/>
-          <w:bCs/>
-          <w:sz w:val="24"/>
-        </w:rPr>
-        <w:t>«diasLetras»</w:t>
-      </w:r>
-      <w:r>
-        <w:rPr>
-          <w:rFonts w:ascii="Maven Pro" w:hAnsi="Maven Pro" w:cs="Arial"/>
-          <w:sz w:val="24"/>
-        </w:rPr>
-        <w:t xml:space="preserve"> (</w:t>
-      </w:r>
-      <w:r>
-        <w:rPr>
-          <w:rFonts w:ascii="Maven Pro" w:hAnsi="Maven Pro" w:cs="Arial"/>
-          <w:b/>
-          <w:bCs/>
-          <w:sz w:val="24"/>
-        </w:rPr>
-        <w:t>«dias»</w:t>
-      </w:r>
-      <w:r>
-        <w:rPr>
-          <w:rFonts w:ascii="Maven Pro" w:hAnsi="Maven Pro" w:cs="Arial"/>
-          <w:sz w:val="24"/>
-        </w:rPr>
-        <w:t xml:space="preserve">) días del mes de </w:t>
-      </w:r>
-      <w:r>
-        <w:rPr>
-          <w:rFonts w:ascii="Maven Pro" w:hAnsi="Maven Pro" w:cs="Arial"/>
-          <w:b/>
-          <w:bCs/>
-          <w:sz w:val="24"/>
-        </w:rPr>
-        <w:t>«mesLetras»</w:t>
-      </w:r>
-      <w:r>
-        <w:rPr>
-          <w:rFonts w:ascii="Maven Pro" w:hAnsi="Maven Pro" w:cs="Arial"/>
-          <w:sz w:val="24"/>
-        </w:rPr>
-        <w:t xml:space="preserve"> del año «añoLetra» (</w:t>
-      </w:r>
-      <w:r>
-        <w:rPr>
-          <w:rFonts w:ascii="Maven Pro" w:hAnsi="Maven Pro" w:cs="Arial"/>
-          <w:b/>
-          <w:bCs/>
-          <w:sz w:val="24"/>
-        </w:rPr>
-        <w:t>«año»</w:t>
-      </w:r>
-      <w:r>
-        <w:rPr>
-          <w:rFonts w:ascii="Maven Pro" w:hAnsi="Maven Pro" w:cs="Arial"/>
-          <w:sz w:val="24"/>
-        </w:rPr>
-        <w:t>).</w:t>
-      </w:r>
-    </w:p>
-    <w:p>
-      <w:pPr>
+        <w:pStyle w:val="Normal"/>
         <w:tabs>
-          <w:tab w:val="left" w:pos="6600"/>
+          <w:tab w:val="clear" w:pos="720"/>
+          <w:tab w:val="left" w:pos="6600" w:leader="none"/>
         </w:tabs>
-        <w:rPr>
-          <w:rFonts w:ascii="Maven Pro" w:hAnsi="Maven Pro" w:cs="Tahoma"/>
-          <w:b/>
-          <w:sz w:val="23"/>
-          <w:szCs w:val="23"/>
-        </w:rPr>
-      </w:pPr>
-    </w:p>
-    <w:p>
-      <w:pPr>
-        <w:tabs>
-          <w:tab w:val="left" w:pos="6600"/>
-        </w:tabs>
-        <w:rPr>
-          <w:rFonts w:ascii="Maven Pro" w:hAnsi="Maven Pro" w:cs="Tahoma"/>
-          <w:b/>
-          <w:sz w:val="23"/>
-          <w:szCs w:val="23"/>
-        </w:rPr>
-      </w:pPr>
-    </w:p>
-    <w:p>
-      <w:pPr>
-        <w:tabs>
-          <w:tab w:val="left" w:pos="6600"/>
-        </w:tabs>
-        <w:rPr>
-          <w:rFonts w:ascii="Maven Pro" w:hAnsi="Maven Pro" w:cs="Tahoma"/>
-          <w:b/>
-          <w:sz w:val="23"/>
-          <w:szCs w:val="23"/>
-        </w:rPr>
-      </w:pPr>
-    </w:p>
-    <w:p>
-      <w:pPr>
-        <w:tabs>
-          <w:tab w:val="left" w:pos="6600"/>
-        </w:tabs>
+        <w:spacing w:lineRule="exact" w:line="244"/>
         <w:rPr>
           <w:rFonts w:ascii="Maven Pro" w:hAnsi="Maven Pro" w:cs="Tahoma"/>
           <w:b/>
@@ -397,60 +468,49 @@
       </w:pPr>
       <w:r>
         <w:rPr>
-          <w:rFonts w:ascii="Maven Pro" w:hAnsi="Maven Pro" w:cs="Tahoma"/>
+          <w:rFonts w:cs="Tahoma" w:ascii="Maven Pro" w:hAnsi="Maven Pro"/>
           <w:b/>
           <w:sz w:val="23"/>
           <w:szCs w:val="23"/>
         </w:rPr>
-        <w:t>&lt;&lt;firma.jpeg&gt;&gt;</w:t>
       </w:r>
     </w:p>
     <w:p>
       <w:pPr>
+        <w:pStyle w:val="Normal"/>
         <w:tabs>
-          <w:tab w:val="left" w:pos="6600"/>
+          <w:tab w:val="clear" w:pos="720"/>
+          <w:tab w:val="left" w:pos="6600" w:leader="none"/>
         </w:tabs>
+        <w:spacing w:lineRule="exact" w:line="244"/>
+        <w:rPr/>
+      </w:pPr>
+      <w:r>
         <w:rPr>
-          <w:rFonts w:ascii="Maven Pro" w:hAnsi="Maven Pro" w:cs="Tahoma"/>
+          <w:rFonts w:cs="Tahoma" w:ascii="Maven Pro" w:hAnsi="Maven Pro"/>
           <w:b/>
           <w:sz w:val="23"/>
           <w:szCs w:val="23"/>
         </w:rPr>
-      </w:pPr>
-    </w:p>
-    <w:p>
-      <w:pPr>
-        <w:tabs>
-          <w:tab w:val="left" w:pos="6600"/>
-        </w:tabs>
-        <w:rPr>
-          <w:rFonts w:ascii="Maven Pro" w:hAnsi="Maven Pro" w:cs="Tahoma"/>
-          <w:sz w:val="24"/>
-        </w:rPr>
-      </w:pPr>
-      <w:r>
-        <w:rPr>
-          <w:rFonts w:ascii="Maven Pro" w:hAnsi="Maven Pro" w:cs="Tahoma"/>
-          <w:b/>
-          <w:sz w:val="23"/>
-          <w:szCs w:val="23"/>
-        </w:rPr>
-        <w:t>«alcalde»</w:t>
+        <w:t>{{alcalde}}</w:t>
       </w:r>
     </w:p>
     <w:p>
       <w:pPr>
+        <w:pStyle w:val="Normal"/>
+        <w:numPr>
+          <w:ilvl w:val="0"/>
+          <w:numId w:val="0"/>
+        </w:numPr>
+        <w:spacing w:lineRule="exact" w:line="244"/>
+        <w:ind w:hanging="0" w:start="0"/>
         <w:outlineLvl w:val="0"/>
-        <w:rPr>
-          <w:rFonts w:ascii="Maven Pro" w:hAnsi="Maven Pro" w:cs="Tahoma"/>
-          <w:sz w:val="23"/>
-          <w:szCs w:val="23"/>
-        </w:rPr>
+        <w:rPr/>
       </w:pPr>
       <w:bookmarkStart w:id="0" w:name="_Hlk190792180"/>
       <w:r>
         <w:rPr>
-          <w:rFonts w:ascii="Maven Pro" w:hAnsi="Maven Pro" w:cs="Tahoma"/>
+          <w:rFonts w:cs="Tahoma" w:ascii="Maven Pro" w:hAnsi="Maven Pro"/>
           <w:sz w:val="23"/>
           <w:szCs w:val="23"/>
         </w:rPr>
@@ -459,7 +519,7 @@
       <w:bookmarkEnd w:id="0"/>
       <w:r>
         <w:rPr>
-          <w:rFonts w:ascii="Maven Pro" w:hAnsi="Maven Pro" w:cs="Tahoma"/>
+          <w:rFonts w:cs="Tahoma" w:ascii="Maven Pro" w:hAnsi="Maven Pro"/>
           <w:sz w:val="23"/>
           <w:szCs w:val="23"/>
         </w:rPr>
@@ -468,6 +528,13 @@
     </w:p>
     <w:p>
       <w:pPr>
+        <w:pStyle w:val="Normal"/>
+        <w:numPr>
+          <w:ilvl w:val="0"/>
+          <w:numId w:val="0"/>
+        </w:numPr>
+        <w:spacing w:lineRule="exact" w:line="244"/>
+        <w:ind w:hanging="0" w:start="0"/>
         <w:outlineLvl w:val="0"/>
         <w:rPr>
           <w:rFonts w:ascii="Maven Pro" w:hAnsi="Maven Pro" w:cs="Tahoma"/>
@@ -475,14 +542,29 @@
           <w:szCs w:val="23"/>
         </w:rPr>
       </w:pPr>
+      <w:r>
+        <w:rPr>
+          <w:rFonts w:cs="Tahoma" w:ascii="Maven Pro" w:hAnsi="Maven Pro"/>
+          <w:sz w:val="23"/>
+          <w:szCs w:val="23"/>
+        </w:rPr>
+      </w:r>
     </w:p>
     <w:tbl>
       <w:tblPr>
         <w:tblStyle w:val="Tablaconcuadrcula"/>
-        <w:tblpPr w:leftFromText="141" w:rightFromText="141" w:vertAnchor="text" w:horzAnchor="margin" w:tblpY="111"/>
+        <w:tblpPr w:vertAnchor="text" w:horzAnchor="margin" w:leftFromText="141" w:rightFromText="141" w:tblpX="0" w:tblpY="111"/>
         <w:tblW w:w="9634" w:type="dxa"/>
+        <w:jc w:val="start"/>
+        <w:tblInd w:w="-5" w:type="dxa"/>
         <w:tblLayout w:type="fixed"/>
-        <w:tblLook w:val="04A0" w:firstRow="1" w:lastRow="0" w:firstColumn="1" w:lastColumn="0" w:noHBand="0" w:noVBand="1"/>
+        <w:tblCellMar>
+          <w:top w:w="0" w:type="dxa"/>
+          <w:start w:w="108" w:type="dxa"/>
+          <w:bottom w:w="0" w:type="dxa"/>
+          <w:end w:w="108" w:type="dxa"/>
+        </w:tblCellMar>
+        <w:tblLook w:firstRow="1" w:noVBand="1" w:lastRow="0" w:firstColumn="1" w:lastColumn="0" w:noHBand="0" w:val="04a0"/>
       </w:tblPr>
       <w:tblGrid>
         <w:gridCol w:w="3256"/>
@@ -490,12 +572,18 @@
         <w:gridCol w:w="2976"/>
       </w:tblGrid>
       <w:tr>
+        <w:trPr/>
         <w:tc>
           <w:tcPr>
             <w:tcW w:w="3256" w:type="dxa"/>
+            <w:tcBorders/>
           </w:tcPr>
           <w:p>
             <w:pPr>
+              <w:pStyle w:val="Normal"/>
+              <w:widowControl/>
+              <w:suppressAutoHyphens w:val="true"/>
+              <w:spacing w:before="0" w:after="0"/>
               <w:rPr>
                 <w:rFonts w:ascii="Maven Pro" w:hAnsi="Maven Pro" w:cs="Tahoma"/>
                 <w:b/>
@@ -505,10 +593,12 @@
             </w:pPr>
             <w:r>
               <w:rPr>
-                <w:rFonts w:ascii="Maven Pro" w:hAnsi="Maven Pro" w:cs="Tahoma"/>
+                <w:rFonts w:eastAsia="Times New Roman" w:cs="Tahoma" w:ascii="Maven Pro" w:hAnsi="Maven Pro"/>
                 <w:b/>
+                <w:kern w:val="0"/>
                 <w:sz w:val="16"/>
                 <w:szCs w:val="16"/>
+                <w:lang w:val="es-CO" w:bidi="ar-SA"/>
               </w:rPr>
               <w:t>Proy;</w:t>
             </w:r>
@@ -517,9 +607,14 @@
         <w:tc>
           <w:tcPr>
             <w:tcW w:w="3402" w:type="dxa"/>
+            <w:tcBorders/>
           </w:tcPr>
           <w:p>
             <w:pPr>
+              <w:pStyle w:val="Normal"/>
+              <w:widowControl/>
+              <w:suppressAutoHyphens w:val="true"/>
+              <w:spacing w:before="0" w:after="0"/>
               <w:rPr>
                 <w:rFonts w:ascii="Maven Pro" w:hAnsi="Maven Pro" w:cs="Tahoma"/>
                 <w:b/>
@@ -529,10 +624,12 @@
             </w:pPr>
             <w:r>
               <w:rPr>
-                <w:rFonts w:ascii="Maven Pro" w:hAnsi="Maven Pro" w:cs="Tahoma"/>
+                <w:rFonts w:eastAsia="Times New Roman" w:cs="Tahoma" w:ascii="Maven Pro" w:hAnsi="Maven Pro"/>
                 <w:b/>
+                <w:kern w:val="0"/>
                 <w:sz w:val="16"/>
                 <w:szCs w:val="16"/>
+                <w:lang w:val="es-CO" w:bidi="ar-SA"/>
               </w:rPr>
               <w:t>Elab;</w:t>
             </w:r>
@@ -541,9 +638,14 @@
         <w:tc>
           <w:tcPr>
             <w:tcW w:w="2976" w:type="dxa"/>
+            <w:tcBorders/>
           </w:tcPr>
           <w:p>
             <w:pPr>
+              <w:pStyle w:val="Normal"/>
+              <w:widowControl/>
+              <w:suppressAutoHyphens w:val="true"/>
+              <w:spacing w:before="0" w:after="0"/>
               <w:rPr>
                 <w:rFonts w:ascii="Maven Pro" w:hAnsi="Maven Pro" w:cs="Tahoma"/>
                 <w:b/>
@@ -553,10 +655,12 @@
             </w:pPr>
             <w:r>
               <w:rPr>
-                <w:rFonts w:ascii="Maven Pro" w:hAnsi="Maven Pro" w:cs="Tahoma"/>
+                <w:rFonts w:eastAsia="Times New Roman" w:cs="Tahoma" w:ascii="Maven Pro" w:hAnsi="Maven Pro"/>
                 <w:b/>
+                <w:kern w:val="0"/>
                 <w:sz w:val="16"/>
                 <w:szCs w:val="16"/>
+                <w:lang w:val="es-CO" w:bidi="ar-SA"/>
               </w:rPr>
               <w:t>Rev;</w:t>
             </w:r>
@@ -564,12 +668,18 @@
         </w:tc>
       </w:tr>
       <w:tr>
+        <w:trPr/>
         <w:tc>
           <w:tcPr>
             <w:tcW w:w="3256" w:type="dxa"/>
+            <w:tcBorders/>
           </w:tcPr>
           <w:p>
             <w:pPr>
+              <w:pStyle w:val="Normal"/>
+              <w:widowControl/>
+              <w:suppressAutoHyphens w:val="true"/>
+              <w:spacing w:before="0" w:after="0"/>
               <w:rPr>
                 <w:rFonts w:ascii="Maven Pro" w:hAnsi="Maven Pro" w:cs="Tahoma"/>
                 <w:b/>
@@ -579,21 +689,28 @@
             </w:pPr>
             <w:r>
               <w:rPr>
-                <w:rFonts w:ascii="Maven Pro" w:hAnsi="Maven Pro" w:cs="Tahoma"/>
+                <w:rFonts w:eastAsia="Times New Roman" w:cs="Tahoma" w:ascii="Maven Pro" w:hAnsi="Maven Pro"/>
                 <w:b/>
+                <w:kern w:val="0"/>
                 <w:sz w:val="16"/>
                 <w:szCs w:val="16"/>
+                <w:lang w:val="es-CO" w:bidi="ar-SA"/>
               </w:rPr>
-              <w:t>«verificador»</w:t>
+              <w:t>{{verificador}}</w:t>
             </w:r>
           </w:p>
         </w:tc>
         <w:tc>
           <w:tcPr>
             <w:tcW w:w="3402" w:type="dxa"/>
+            <w:tcBorders/>
           </w:tcPr>
           <w:p>
             <w:pPr>
+              <w:pStyle w:val="Normal"/>
+              <w:widowControl/>
+              <w:suppressAutoHyphens w:val="true"/>
+              <w:spacing w:before="0" w:after="0"/>
               <w:rPr>
                 <w:rFonts w:ascii="Maven Pro" w:hAnsi="Maven Pro" w:cs="Tahoma"/>
                 <w:b/>
@@ -603,21 +720,28 @@
             </w:pPr>
             <w:r>
               <w:rPr>
-                <w:rFonts w:ascii="Maven Pro" w:hAnsi="Maven Pro" w:cs="Tahoma"/>
+                <w:rFonts w:eastAsia="Times New Roman" w:cs="Tahoma" w:ascii="Maven Pro" w:hAnsi="Maven Pro"/>
                 <w:b/>
+                <w:kern w:val="0"/>
                 <w:sz w:val="16"/>
                 <w:szCs w:val="16"/>
+                <w:lang w:val="es-CO" w:bidi="ar-SA"/>
               </w:rPr>
-              <w:t>«verificador»</w:t>
+              <w:t>{{verificador}}</w:t>
             </w:r>
           </w:p>
         </w:tc>
         <w:tc>
           <w:tcPr>
             <w:tcW w:w="2976" w:type="dxa"/>
+            <w:tcBorders/>
           </w:tcPr>
           <w:p>
             <w:pPr>
+              <w:pStyle w:val="Normal"/>
+              <w:widowControl/>
+              <w:suppressAutoHyphens w:val="true"/>
+              <w:spacing w:before="0" w:after="0"/>
               <w:rPr>
                 <w:rFonts w:ascii="Maven Pro" w:hAnsi="Maven Pro" w:cs="Tahoma"/>
                 <w:b/>
@@ -627,23 +751,31 @@
             </w:pPr>
             <w:r>
               <w:rPr>
-                <w:rFonts w:ascii="Maven Pro" w:hAnsi="Maven Pro" w:cs="Tahoma"/>
+                <w:rFonts w:eastAsia="Times New Roman" w:cs="Tahoma" w:ascii="Maven Pro" w:hAnsi="Maven Pro"/>
                 <w:b/>
+                <w:kern w:val="0"/>
                 <w:sz w:val="16"/>
                 <w:szCs w:val="16"/>
+                <w:lang w:val="es-CO" w:bidi="ar-SA"/>
               </w:rPr>
-              <w:t>«alcalde»</w:t>
+              <w:t>{{alcalde}}</w:t>
             </w:r>
           </w:p>
         </w:tc>
       </w:tr>
       <w:tr>
+        <w:trPr/>
         <w:tc>
           <w:tcPr>
             <w:tcW w:w="3256" w:type="dxa"/>
+            <w:tcBorders/>
           </w:tcPr>
           <w:p>
             <w:pPr>
+              <w:pStyle w:val="Normal"/>
+              <w:widowControl/>
+              <w:suppressAutoHyphens w:val="true"/>
+              <w:spacing w:before="0" w:after="0"/>
               <w:rPr>
                 <w:rFonts w:ascii="Maven Pro" w:hAnsi="Maven Pro" w:cs="Tahoma"/>
                 <w:sz w:val="16"/>
@@ -652,18 +784,22 @@
             </w:pPr>
             <w:r>
               <w:rPr>
-                <w:rFonts w:ascii="Maven Pro" w:hAnsi="Maven Pro" w:cs="Tahoma"/>
+                <w:rFonts w:eastAsia="Times New Roman" w:cs="Tahoma" w:ascii="Maven Pro" w:hAnsi="Maven Pro"/>
                 <w:b/>
+                <w:kern w:val="0"/>
                 <w:sz w:val="16"/>
                 <w:szCs w:val="16"/>
+                <w:lang w:val="es-CO" w:bidi="ar-SA"/>
               </w:rPr>
               <w:t>Cargo</w:t>
             </w:r>
             <w:r>
               <w:rPr>
-                <w:rFonts w:ascii="Maven Pro" w:hAnsi="Maven Pro" w:cs="Tahoma"/>
+                <w:rFonts w:eastAsia="Times New Roman" w:cs="Tahoma" w:ascii="Maven Pro" w:hAnsi="Maven Pro"/>
+                <w:kern w:val="0"/>
                 <w:sz w:val="16"/>
                 <w:szCs w:val="16"/>
+                <w:lang w:val="es-CO" w:bidi="ar-SA"/>
               </w:rPr>
               <w:t>; Secretaria Ejecutiva del Despacho</w:t>
             </w:r>
@@ -672,9 +808,14 @@
         <w:tc>
           <w:tcPr>
             <w:tcW w:w="3402" w:type="dxa"/>
+            <w:tcBorders/>
           </w:tcPr>
           <w:p>
             <w:pPr>
+              <w:pStyle w:val="Normal"/>
+              <w:widowControl/>
+              <w:suppressAutoHyphens w:val="true"/>
+              <w:spacing w:before="0" w:after="0"/>
               <w:rPr>
                 <w:rFonts w:ascii="Maven Pro" w:hAnsi="Maven Pro" w:cs="Tahoma"/>
                 <w:sz w:val="16"/>
@@ -683,18 +824,22 @@
             </w:pPr>
             <w:r>
               <w:rPr>
-                <w:rFonts w:ascii="Maven Pro" w:hAnsi="Maven Pro" w:cs="Tahoma"/>
+                <w:rFonts w:eastAsia="Times New Roman" w:cs="Tahoma" w:ascii="Maven Pro" w:hAnsi="Maven Pro"/>
                 <w:b/>
+                <w:kern w:val="0"/>
                 <w:sz w:val="16"/>
                 <w:szCs w:val="16"/>
+                <w:lang w:val="es-CO" w:bidi="ar-SA"/>
               </w:rPr>
               <w:t>Cargo</w:t>
             </w:r>
             <w:r>
               <w:rPr>
-                <w:rFonts w:ascii="Maven Pro" w:hAnsi="Maven Pro" w:cs="Tahoma"/>
+                <w:rFonts w:eastAsia="Times New Roman" w:cs="Tahoma" w:ascii="Maven Pro" w:hAnsi="Maven Pro"/>
+                <w:kern w:val="0"/>
                 <w:sz w:val="16"/>
                 <w:szCs w:val="16"/>
+                <w:lang w:val="es-CO" w:bidi="ar-SA"/>
               </w:rPr>
               <w:t>; Secretaria Ejecutiva de Despacho</w:t>
             </w:r>
@@ -703,9 +848,14 @@
         <w:tc>
           <w:tcPr>
             <w:tcW w:w="2976" w:type="dxa"/>
+            <w:tcBorders/>
           </w:tcPr>
           <w:p>
             <w:pPr>
+              <w:pStyle w:val="Normal"/>
+              <w:widowControl/>
+              <w:suppressAutoHyphens w:val="true"/>
+              <w:spacing w:before="0" w:after="0"/>
               <w:rPr>
                 <w:rFonts w:ascii="Maven Pro" w:hAnsi="Maven Pro" w:cs="Tahoma"/>
                 <w:sz w:val="16"/>
@@ -714,18 +864,22 @@
             </w:pPr>
             <w:r>
               <w:rPr>
-                <w:rFonts w:ascii="Maven Pro" w:hAnsi="Maven Pro" w:cs="Tahoma"/>
+                <w:rFonts w:eastAsia="Times New Roman" w:cs="Tahoma" w:ascii="Maven Pro" w:hAnsi="Maven Pro"/>
                 <w:b/>
+                <w:kern w:val="0"/>
                 <w:sz w:val="16"/>
                 <w:szCs w:val="16"/>
+                <w:lang w:val="es-CO" w:bidi="ar-SA"/>
               </w:rPr>
               <w:t>Cargo</w:t>
             </w:r>
             <w:r>
               <w:rPr>
-                <w:rFonts w:ascii="Maven Pro" w:hAnsi="Maven Pro" w:cs="Tahoma"/>
+                <w:rFonts w:eastAsia="Times New Roman" w:cs="Tahoma" w:ascii="Maven Pro" w:hAnsi="Maven Pro"/>
+                <w:kern w:val="0"/>
                 <w:sz w:val="16"/>
                 <w:szCs w:val="16"/>
+                <w:lang w:val="es-CO" w:bidi="ar-SA"/>
               </w:rPr>
               <w:t xml:space="preserve">; </w:t>
             </w:r>
@@ -733,9 +887,11 @@
             <w:bookmarkEnd w:id="1"/>
             <w:r>
               <w:rPr>
-                <w:rFonts w:ascii="Maven Pro" w:hAnsi="Maven Pro" w:cs="Tahoma"/>
+                <w:rFonts w:eastAsia="Times New Roman" w:cs="Tahoma" w:ascii="Maven Pro" w:hAnsi="Maven Pro"/>
+                <w:kern w:val="0"/>
                 <w:sz w:val="16"/>
                 <w:szCs w:val="16"/>
+                <w:lang w:val="es-CO" w:bidi="ar-SA"/>
               </w:rPr>
               <w:t>Alcalde Municipal</w:t>
             </w:r>
@@ -745,59 +901,72 @@
     </w:tbl>
     <w:p>
       <w:pPr>
+        <w:pStyle w:val="Normal"/>
         <w:rPr>
           <w:rFonts w:eastAsia="Arial"/>
+          <w:u w:val="single"/>
         </w:rPr>
       </w:pPr>
+      <w:r>
+        <w:rPr>
+          <w:rFonts w:eastAsia="Arial"/>
+          <w:u w:val="single"/>
+        </w:rPr>
+      </w:r>
     </w:p>
     <w:sectPr>
-      <w:headerReference w:type="default" r:id="rId8"/>
-      <w:footerReference w:type="default" r:id="rId9"/>
-      <w:headerReference w:type="first" r:id="rId10"/>
-      <w:footerReference w:type="first" r:id="rId11"/>
+      <w:headerReference w:type="even" r:id="rId2"/>
+      <w:headerReference w:type="default" r:id="rId3"/>
+      <w:headerReference w:type="first" r:id="rId4"/>
+      <w:footerReference w:type="even" r:id="rId5"/>
+      <w:footerReference w:type="default" r:id="rId6"/>
+      <w:footerReference w:type="first" r:id="rId7"/>
+      <w:type w:val="nextPage"/>
       <w:pgSz w:w="12240" w:h="15840"/>
-      <w:pgMar w:top="1418" w:right="1324" w:bottom="1418" w:left="1418" w:header="284" w:footer="224" w:gutter="0"/>
-      <w:pgNumType w:start="1"/>
-      <w:cols w:space="720"/>
-      <w:formProt w:val="0"/>
-      <w:docGrid w:linePitch="299"/>
+      <w:pgMar w:left="1418" w:right="1324" w:gutter="0" w:header="284" w:top="1418" w:footer="224" w:bottom="1418"/>
+      <w:pgNumType w:start="1" w:fmt="decimal"/>
+      <w:formProt w:val="false"/>
+      <w:textDirection w:val="lrTb"/>
+      <w:docGrid w:type="default" w:linePitch="299" w:charSpace="0"/>
     </w:sectPr>
   </w:body>
 </w:document>
 </file>
 
-<file path=word/endnotes.xml><?xml version="1.0" encoding="utf-8"?>
-<w:endnotes xmlns:wpc="http://schemas.microsoft.com/office/word/2010/wordprocessingCanvas" xmlns:cx="http://schemas.microsoft.com/office/drawing/2014/chartex" xmlns:cx1="http://schemas.microsoft.com/office/drawing/2015/9/8/chartex" xmlns:cx2="http://schemas.microsoft.com/office/drawing/2015/10/21/chartex" xmlns:cx3="http://schemas.microsoft.com/office/drawing/2016/5/9/chartex" xmlns:cx4="http://schemas.microsoft.com/office/drawing/2016/5/10/chartex" xmlns:cx5="http://schemas.microsoft.com/office/drawing/2016/5/11/chartex" xmlns:cx6="http://schemas.microsoft.com/office/drawing/2016/5/12/chartex" xmlns:cx7="http://schemas.microsoft.com/office/drawing/2016/5/13/chartex" xmlns:cx8="http://schemas.microsoft.com/office/drawing/2016/5/14/chartex" xmlns:mc="http://schemas.openxmlformats.org/markup-compatibility/2006" xmlns:aink="http://schemas.microsoft.com/office/drawing/2016/ink" xmlns:am3d="http://schemas.microsoft.com/office/drawing/2017/model3d" xmlns:o="urn:schemas-microsoft-com:office:office" xmlns:oel="http://schemas.microsoft.com/office/2019/extlst" xmlns:r="http://schemas.openxmlformats.org/officeDocument/2006/relationships" xmlns:m="http://schemas.openxmlformats.org/officeDocument/2006/math" xmlns:v="urn:schemas-microsoft-com:vml" xmlns:wp14="http://schemas.microsoft.com/office/word/2010/wordprocessingDrawing" xmlns:wp="http://schemas.openxmlformats.org/drawingml/2006/wordprocessingDrawing" xmlns:w10="urn:schemas-microsoft-com:office:word" xmlns:w="http://schemas.openxmlformats.org/wordprocessingml/2006/main" xmlns:w14="http://schemas.microsoft.com/office/word/2010/wordml" xmlns:w15="http://schemas.microsoft.com/office/word/2012/wordml" xmlns:w16cex="http://schemas.microsoft.com/office/word/2018/wordml/cex" xmlns:w16cid="http://schemas.microsoft.com/office/word/2016/wordml/cid" xmlns:w16="http://schemas.microsoft.com/office/word/2018/wordml" xmlns:w16du="http://schemas.microsoft.com/office/word/2023/wordml/word16du" xmlns:w16sdtdh="http://schemas.microsoft.com/office/word/2020/wordml/sdtdatahash" xmlns:w16sdtfl="http://schemas.microsoft.com/office/word/2024/wordml/sdtformatlock" xmlns:w16se="http://schemas.microsoft.com/office/word/2015/wordml/symex" xmlns:wpg="http://schemas.microsoft.com/office/word/2010/wordprocessingGroup" xmlns:wpi="http://schemas.microsoft.com/office/word/2010/wordprocessingInk" xmlns:wne="http://schemas.microsoft.com/office/word/2006/wordml" xmlns:wps="http://schemas.microsoft.com/office/word/2010/wordprocessingShape" mc:Ignorable="w14 w15 w16se w16cid w16 w16cex w16sdtdh w16sdtfl w16du wp14">
-  <w:endnote w:type="separator" w:id="-1">
-    <w:p>
-      <w:r>
-        <w:separator/>
-      </w:r>
-    </w:p>
-  </w:endnote>
-  <w:endnote w:type="continuationSeparator" w:id="0">
-    <w:p>
-      <w:r>
-        <w:continuationSeparator/>
-      </w:r>
-    </w:p>
-  </w:endnote>
-</w:endnotes>
+<file path=word/footer1.xml><?xml version="1.0" encoding="utf-8"?>
+<w:ftr xmlns:o="urn:schemas-microsoft-com:office:office" xmlns:r="http://schemas.openxmlformats.org/officeDocument/2006/relationships" xmlns:v="urn:schemas-microsoft-com:vml" xmlns:w="http://schemas.openxmlformats.org/wordprocessingml/2006/main" xmlns:w10="urn:schemas-microsoft-com:office:word" xmlns:wp="http://schemas.openxmlformats.org/drawingml/2006/wordprocessingDrawing" xmlns:pic="http://schemas.openxmlformats.org/drawingml/2006/picture" xmlns:wps="http://schemas.microsoft.com/office/word/2010/wordprocessingShape" xmlns:wpg="http://schemas.microsoft.com/office/word/2010/wordprocessingGroup" xmlns:mc="http://schemas.openxmlformats.org/markup-compatibility/2006" xmlns:wp14="http://schemas.microsoft.com/office/word/2010/wordprocessingDrawing" xmlns:w14="http://schemas.microsoft.com/office/word/2010/wordml" xmlns:w15="http://schemas.microsoft.com/office/word/2012/wordml" mc:Ignorable="w14 wp14 w15">
+  <w:p>
+    <w:pPr>
+      <w:pStyle w:val="Footer"/>
+      <w:rPr/>
+    </w:pPr>
+    <w:r>
+      <w:rPr/>
+    </w:r>
+  </w:p>
+</w:ftr>
 </file>
 
-<file path=word/footer1.xml><?xml version="1.0" encoding="utf-8"?>
-<w:ftr xmlns:wpc="http://schemas.microsoft.com/office/word/2010/wordprocessingCanvas" xmlns:cx="http://schemas.microsoft.com/office/drawing/2014/chartex" xmlns:cx1="http://schemas.microsoft.com/office/drawing/2015/9/8/chartex" xmlns:cx2="http://schemas.microsoft.com/office/drawing/2015/10/21/chartex" xmlns:cx3="http://schemas.microsoft.com/office/drawing/2016/5/9/chartex" xmlns:cx4="http://schemas.microsoft.com/office/drawing/2016/5/10/chartex" xmlns:cx5="http://schemas.microsoft.com/office/drawing/2016/5/11/chartex" xmlns:cx6="http://schemas.microsoft.com/office/drawing/2016/5/12/chartex" xmlns:cx7="http://schemas.microsoft.com/office/drawing/2016/5/13/chartex" xmlns:cx8="http://schemas.microsoft.com/office/drawing/2016/5/14/chartex" xmlns:mc="http://schemas.openxmlformats.org/markup-compatibility/2006" xmlns:aink="http://schemas.microsoft.com/office/drawing/2016/ink" xmlns:am3d="http://schemas.microsoft.com/office/drawing/2017/model3d" xmlns:o="urn:schemas-microsoft-com:office:office" xmlns:oel="http://schemas.microsoft.com/office/2019/extlst" xmlns:r="http://schemas.openxmlformats.org/officeDocument/2006/relationships" xmlns:m="http://schemas.openxmlformats.org/officeDocument/2006/math" xmlns:v="urn:schemas-microsoft-com:vml" xmlns:wp14="http://schemas.microsoft.com/office/word/2010/wordprocessingDrawing" xmlns:wp="http://schemas.openxmlformats.org/drawingml/2006/wordprocessingDrawing" xmlns:w10="urn:schemas-microsoft-com:office:word" xmlns:w="http://schemas.openxmlformats.org/wordprocessingml/2006/main" xmlns:w14="http://schemas.microsoft.com/office/word/2010/wordml" xmlns:w15="http://schemas.microsoft.com/office/word/2012/wordml" xmlns:w16cex="http://schemas.microsoft.com/office/word/2018/wordml/cex" xmlns:w16cid="http://schemas.microsoft.com/office/word/2016/wordml/cid" xmlns:w16="http://schemas.microsoft.com/office/word/2018/wordml" xmlns:w16du="http://schemas.microsoft.com/office/word/2023/wordml/word16du" xmlns:w16sdtdh="http://schemas.microsoft.com/office/word/2020/wordml/sdtdatahash" xmlns:w16sdtfl="http://schemas.microsoft.com/office/word/2024/wordml/sdtformatlock" xmlns:w16se="http://schemas.microsoft.com/office/word/2015/wordml/symex" xmlns:wpg="http://schemas.microsoft.com/office/word/2010/wordprocessingGroup" xmlns:wpi="http://schemas.microsoft.com/office/word/2010/wordprocessingInk" xmlns:wne="http://schemas.microsoft.com/office/word/2006/wordml" xmlns:wps="http://schemas.microsoft.com/office/word/2010/wordprocessingShape" mc:Ignorable="w14 w15 w16se w16cid w16 w16cex w16sdtdh w16sdtfl w16du wp14">
+<file path=word/footer2.xml><?xml version="1.0" encoding="utf-8"?>
+<w:ftr xmlns:o="urn:schemas-microsoft-com:office:office" xmlns:r="http://schemas.openxmlformats.org/officeDocument/2006/relationships" xmlns:v="urn:schemas-microsoft-com:vml" xmlns:w="http://schemas.openxmlformats.org/wordprocessingml/2006/main" xmlns:w10="urn:schemas-microsoft-com:office:word" xmlns:wp="http://schemas.openxmlformats.org/drawingml/2006/wordprocessingDrawing" xmlns:pic="http://schemas.openxmlformats.org/drawingml/2006/picture" xmlns:wps="http://schemas.microsoft.com/office/word/2010/wordprocessingShape" xmlns:wpg="http://schemas.microsoft.com/office/word/2010/wordprocessingGroup" xmlns:mc="http://schemas.openxmlformats.org/markup-compatibility/2006" xmlns:wp14="http://schemas.microsoft.com/office/word/2010/wordprocessingDrawing" xmlns:w14="http://schemas.microsoft.com/office/word/2010/wordml" xmlns:w15="http://schemas.microsoft.com/office/word/2012/wordml" mc:Ignorable="w14 wp14 w15">
   <w:tbl>
     <w:tblPr>
       <w:tblStyle w:val="Tabladelista41"/>
       <w:tblW w:w="9493" w:type="dxa"/>
-      <w:tblInd w:w="-5" w:type="dxa"/>
+      <w:jc w:val="start"/>
+      <w:tblInd w:w="-10" w:type="dxa"/>
       <w:tblLayout w:type="fixed"/>
-      <w:tblLook w:val="04A0" w:firstRow="1" w:lastRow="0" w:firstColumn="1" w:lastColumn="0" w:noHBand="0" w:noVBand="1"/>
+      <w:tblCellMar>
+        <w:top w:w="55" w:type="dxa"/>
+        <w:start w:w="108" w:type="dxa"/>
+        <w:bottom w:w="55" w:type="dxa"/>
+        <w:end w:w="108" w:type="dxa"/>
+      </w:tblCellMar>
+      <w:tblLook w:firstRow="1" w:noVBand="1" w:lastRow="0" w:firstColumn="1" w:lastColumn="0" w:noHBand="0" w:val="04a0"/>
     </w:tblPr>
     <w:tblGrid>
-      <w:gridCol w:w="2402"/>
-      <w:gridCol w:w="4823"/>
+      <w:gridCol w:w="2396"/>
+      <w:gridCol w:w="4829"/>
       <w:gridCol w:w="2268"/>
     </w:tblGrid>
     <w:tr>
@@ -807,46 +976,54 @@
       <w:tc>
         <w:tcPr>
           <w:cnfStyle w:val="001000000000" w:firstRow="0" w:lastRow="0" w:firstColumn="1" w:lastColumn="0" w:oddVBand="0" w:evenVBand="0" w:oddHBand="0" w:evenHBand="0" w:firstRowFirstColumn="0" w:firstRowLastColumn="0" w:lastRowFirstColumn="0" w:lastRowLastColumn="0"/>
-          <w:tcW w:w="2402" w:type="dxa"/>
+          <w:tcW w:w="2396" w:type="dxa"/>
           <w:vMerge w:val="restart"/>
           <w:tcBorders>
-            <w:top w:val="nil"/>
-            <w:left w:val="nil"/>
             <w:bottom w:val="nil"/>
-            <w:right w:val="nil"/>
+            <w:end w:val="nil"/>
           </w:tcBorders>
-          <w:shd w:val="clear" w:color="auto" w:fill="auto"/>
+          <w:shd w:color="auto" w:fill="auto" w:val="clear"/>
           <w:vAlign w:val="center"/>
         </w:tcPr>
         <w:p>
           <w:pPr>
-            <w:widowControl w:val="0"/>
-            <w:ind w:right="349"/>
+            <w:pStyle w:val="Normal"/>
+            <w:widowControl w:val="false"/>
+            <w:suppressAutoHyphens w:val="true"/>
+            <w:spacing w:before="0" w:after="0"/>
+            <w:ind w:end="349"/>
             <w:jc w:val="center"/>
             <w:rPr>
               <w:rFonts w:eastAsia="Arial" w:cs="Arial"/>
-              <w:b w:val="0"/>
-              <w:bCs w:val="0"/>
+              <w:b w:val="false"/>
+              <w:bCs w:val="false"/>
               <w:sz w:val="16"/>
               <w:szCs w:val="16"/>
             </w:rPr>
           </w:pPr>
           <w:r>
             <w:rPr>
+              <w:rFonts w:eastAsia="Times New Roman"/>
+              <w:b/>
+              <w:bCs/>
+              <w:color w:themeColor="background1" w:val="FFFFFF"/>
+              <w:kern w:val="0"/>
               <w:sz w:val="16"/>
               <w:szCs w:val="16"/>
+              <w:lang w:val="es-CO" w:bidi="ar-SA"/>
             </w:rPr>
             <w:t xml:space="preserve">      </w:t>
           </w:r>
           <w:r>
             <w:rPr>
-              <w:noProof/>
+              <w:b/>
+              <w:bCs/>
             </w:rPr>
             <w:drawing>
-              <wp:inline distT="0" distB="0" distL="0" distR="0" wp14:anchorId="758F930E" wp14:editId="20098323">
+              <wp:inline distT="0" distB="0" distL="0" distR="0">
                 <wp:extent cx="937260" cy="435610"/>
                 <wp:effectExtent l="0" t="0" r="0" b="0"/>
-                <wp:docPr id="1991980296" name="Imagen 1"/>
+                <wp:docPr id="3" name="Imagen 1"/>
                 <wp:cNvGraphicFramePr>
                   <a:graphicFrameLocks xmlns:a="http://schemas.openxmlformats.org/drawingml/2006/main" noChangeAspect="1"/>
                 </wp:cNvGraphicFramePr>
@@ -885,24 +1062,27 @@
       </w:tc>
       <w:tc>
         <w:tcPr>
-          <w:tcW w:w="4823" w:type="dxa"/>
+          <w:tcW w:w="4829" w:type="dxa"/>
           <w:tcBorders>
-            <w:top w:val="nil"/>
-            <w:left w:val="nil"/>
-            <w:bottom w:val="nil"/>
-            <w:right w:val="nil"/>
+            <w:start w:val="nil"/>
+            <w:end w:val="nil"/>
           </w:tcBorders>
-          <w:shd w:val="clear" w:color="auto" w:fill="auto"/>
+          <w:shd w:color="auto" w:fill="auto" w:val="clear"/>
         </w:tcPr>
         <w:p>
           <w:pPr>
+            <w:pStyle w:val="Normal"/>
+            <w:widowControl/>
             <w:shd w:val="clear" w:color="auto" w:fill="FFFFFF"/>
+            <w:suppressAutoHyphens w:val="true"/>
+            <w:spacing w:before="0" w:after="0"/>
             <w:jc w:val="center"/>
             <w:cnfStyle w:val="100000000000" w:firstRow="1" w:lastRow="0" w:firstColumn="0" w:lastColumn="0" w:oddVBand="0" w:evenVBand="0" w:oddHBand="0" w:evenHBand="0" w:firstRowFirstColumn="0" w:firstRowLastColumn="0" w:lastRowFirstColumn="0" w:lastRowLastColumn="0"/>
             <w:rPr>
-              <w:rFonts w:ascii="Maven Pro" w:hAnsi="Maven Pro" w:cstheme="minorHAnsi"/>
-              <w:b w:val="0"/>
-              <w:bCs w:val="0"/>
+              <w:rFonts w:ascii="Maven Pro" w:hAnsi="Maven Pro" w:cs="Calibri" w:cstheme="minorHAnsi"/>
+              <w:b w:val="false"/>
+              <w:bCs w:val="false"/>
+              <w:color w:themeColor="text1" w:val="000000"/>
               <w:sz w:val="15"/>
               <w:szCs w:val="15"/>
               <w:lang w:eastAsia="es-CO"/>
@@ -910,33 +1090,45 @@
           </w:pPr>
           <w:r>
             <w:rPr>
-              <w:rFonts w:ascii="Maven Pro" w:hAnsi="Maven Pro" w:cstheme="minorHAnsi"/>
+              <w:rFonts w:eastAsia="Times New Roman" w:cs="Calibri" w:ascii="Maven Pro" w:hAnsi="Maven Pro" w:cstheme="minorHAnsi"/>
+              <w:b/>
+              <w:bCs/>
+              <w:color w:themeColor="text1" w:val="000000"/>
+              <w:kern w:val="0"/>
               <w:sz w:val="15"/>
               <w:szCs w:val="15"/>
-              <w:lang w:eastAsia="es-CO"/>
+              <w:lang w:val="es-CO" w:eastAsia="es-CO" w:bidi="ar-SA"/>
             </w:rPr>
             <w:t xml:space="preserve">Alcaldía Municipal de Cabuyaro, Meta </w:t>
           </w:r>
         </w:p>
         <w:p>
           <w:pPr>
+            <w:pStyle w:val="Normal"/>
+            <w:widowControl/>
             <w:shd w:val="clear" w:color="auto" w:fill="FFFFFF"/>
+            <w:suppressAutoHyphens w:val="true"/>
+            <w:spacing w:before="0" w:after="0"/>
             <w:jc w:val="center"/>
             <w:cnfStyle w:val="100000000000" w:firstRow="1" w:lastRow="0" w:firstColumn="0" w:lastColumn="0" w:oddVBand="0" w:evenVBand="0" w:oddHBand="0" w:evenHBand="0" w:firstRowFirstColumn="0" w:firstRowLastColumn="0" w:lastRowFirstColumn="0" w:lastRowLastColumn="0"/>
             <w:rPr>
-              <w:rFonts w:ascii="Maven Pro" w:eastAsia="Arial" w:hAnsi="Maven Pro" w:cstheme="minorHAnsi"/>
+              <w:rFonts w:ascii="Maven Pro" w:hAnsi="Maven Pro" w:eastAsia="Arial" w:cs="Calibri" w:cstheme="minorHAnsi"/>
+              <w:color w:themeColor="text1" w:val="000000"/>
               <w:sz w:val="15"/>
               <w:szCs w:val="15"/>
             </w:rPr>
           </w:pPr>
           <w:r>
             <w:rPr>
-              <w:rFonts w:ascii="Maven Pro" w:hAnsi="Maven Pro" w:cstheme="minorHAnsi"/>
-              <w:b w:val="0"/>
-              <w:bCs w:val="0"/>
+              <w:rFonts w:eastAsia="Times New Roman" w:cs="Calibri" w:ascii="Maven Pro" w:hAnsi="Maven Pro" w:cstheme="minorHAnsi"/>
+              <w:b w:val="false"/>
+              <w:bCs w:val="false"/>
+              <w:color w:themeColor="text1" w:val="000000"/>
+              <w:kern w:val="0"/>
               <w:sz w:val="15"/>
               <w:szCs w:val="15"/>
-              <w:shd w:val="clear" w:color="auto" w:fill="FFFFFF"/>
+              <w:shd w:fill="FFFFFF" w:val="clear"/>
+              <w:lang w:val="es-CO" w:bidi="ar-SA"/>
             </w:rPr>
             <w:t>Carrera 7 No. 7- 35 Barrio Centro Municipio de Cabuyaro (Meta).</w:t>
           </w:r>
@@ -947,36 +1139,34 @@
           <w:tcW w:w="2268" w:type="dxa"/>
           <w:vMerge w:val="restart"/>
           <w:tcBorders>
-            <w:top w:val="nil"/>
-            <w:left w:val="nil"/>
+            <w:start w:val="nil"/>
             <w:bottom w:val="nil"/>
-            <w:right w:val="nil"/>
           </w:tcBorders>
-          <w:shd w:val="clear" w:color="auto" w:fill="auto"/>
+          <w:shd w:color="auto" w:fill="auto" w:val="clear"/>
           <w:vAlign w:val="center"/>
         </w:tcPr>
         <w:p>
           <w:pPr>
-            <w:widowControl w:val="0"/>
-            <w:ind w:right="349"/>
+            <w:pStyle w:val="Normal"/>
+            <w:widowControl w:val="false"/>
+            <w:suppressAutoHyphens w:val="true"/>
+            <w:spacing w:before="0" w:after="0"/>
+            <w:ind w:end="349"/>
             <w:jc w:val="center"/>
             <w:cnfStyle w:val="100000000000" w:firstRow="1" w:lastRow="0" w:firstColumn="0" w:lastColumn="0" w:oddVBand="0" w:evenVBand="0" w:oddHBand="0" w:evenHBand="0" w:firstRowFirstColumn="0" w:firstRowLastColumn="0" w:lastRowFirstColumn="0" w:lastRowLastColumn="0"/>
             <w:rPr>
-              <w:rFonts w:ascii="Maven Pro" w:eastAsia="Arial" w:hAnsi="Maven Pro" w:cs="Arial"/>
-              <w:b w:val="0"/>
-              <w:bCs w:val="0"/>
+              <w:rFonts w:ascii="Maven Pro" w:hAnsi="Maven Pro" w:eastAsia="Arial" w:cs="Arial"/>
+              <w:b w:val="false"/>
+              <w:bCs w:val="false"/>
               <w:sz w:val="16"/>
               <w:szCs w:val="16"/>
             </w:rPr>
           </w:pPr>
           <w:r>
-            <w:rPr>
-              <w:noProof/>
-            </w:rPr>
             <mc:AlternateContent>
               <mc:Choice Requires="wps">
                 <w:drawing>
-                  <wp:anchor distT="0" distB="0" distL="0" distR="0" simplePos="0" relativeHeight="251658240" behindDoc="1" locked="0" layoutInCell="1" allowOverlap="1" wp14:anchorId="6C65F80A" wp14:editId="27F8A3B8">
+                  <wp:anchor distT="0" distB="0" distL="0" distR="0" simplePos="0" relativeHeight="5" behindDoc="1" locked="0" layoutInCell="1" allowOverlap="1" wp14:anchorId="6C65F80A">
                     <wp:simplePos x="0" y="0"/>
                     <wp:positionH relativeFrom="column">
                       <wp:posOffset>266065</wp:posOffset>
@@ -988,7 +1178,6 @@
                     <wp:effectExtent l="0" t="0" r="0" b="0"/>
                     <wp:wrapNone/>
                     <wp:docPr id="4" name="Cuadro de texto 2"/>
-                    <wp:cNvGraphicFramePr/>
                     <a:graphic xmlns:a="http://schemas.openxmlformats.org/drawingml/2006/main">
                       <a:graphicData uri="http://schemas.microsoft.com/office/word/2010/wordprocessingShape">
                         <wps:wsp>
@@ -1009,15 +1198,9 @@
                             </a:ln>
                           </wps:spPr>
                           <wps:style>
-                            <a:lnRef idx="0">
-                              <a:scrgbClr r="0" g="0" b="0"/>
-                            </a:lnRef>
-                            <a:fillRef idx="0">
-                              <a:scrgbClr r="0" g="0" b="0"/>
-                            </a:fillRef>
-                            <a:effectRef idx="0">
-                              <a:scrgbClr r="0" g="0" b="0"/>
-                            </a:effectRef>
+                            <a:lnRef idx="0"/>
+                            <a:fillRef idx="0"/>
+                            <a:effectRef idx="0"/>
                             <a:fontRef idx="minor"/>
                           </wps:style>
                           <wps:txbx>
@@ -1056,7 +1239,9 @@
               </mc:Choice>
               <mc:Fallback>
                 <w:pict>
-                  <v:rect w14:anchorId="6C65F80A" id="Cuadro de texto 2" o:spid="_x0000_s1026" style="position:absolute;left:0;text-align:left;margin-left:20.95pt;margin-top:45.25pt;width:93pt;height:19.8pt;z-index:-251658240;visibility:visible;mso-wrap-style:square;mso-wrap-distance-left:0;mso-wrap-distance-top:0;mso-wrap-distance-right:0;mso-wrap-distance-bottom:0;mso-position-horizontal:absolute;mso-position-horizontal-relative:text;mso-position-vertical:absolute;mso-position-vertical-relative:text;v-text-anchor:top" o:gfxdata="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" fillcolor="white [3201]" stroked="f" strokeweight=".5pt">
+                  <v:rect id="shape_0" fillcolor="white" stroked="f" o:allowincell="t" style="position:absolute;margin-left:20.95pt;margin-top:45.25pt;width:92.95pt;height:19.75pt;mso-wrap-style:square;v-text-anchor:top" wp14:anchorId="6C65F80A">
+                    <v:fill o:detectmouseclick="t" type="solid" color2="black"/>
+                    <v:stroke color="#3465a4" weight="6480" joinstyle="round" endcap="flat"/>
                     <v:textbox>
                       <w:txbxContent>
                         <w:p>
@@ -1082,6 +1267,7 @@
                         </w:p>
                       </w:txbxContent>
                     </v:textbox>
+                    <w10:wrap type="none"/>
                   </v:rect>
                 </w:pict>
               </mc:Fallback>
@@ -1089,21 +1275,27 @@
           </w:r>
           <w:r>
             <w:rPr>
-              <w:rFonts w:ascii="Maven Pro" w:eastAsia="Arial" w:hAnsi="Maven Pro" w:cs="Arial"/>
+              <w:rFonts w:eastAsia="Arial" w:cs="Arial" w:ascii="Maven Pro" w:hAnsi="Maven Pro"/>
+              <w:b/>
+              <w:bCs/>
+              <w:color w:themeColor="background1" w:val="FFFFFF"/>
+              <w:kern w:val="0"/>
               <w:sz w:val="16"/>
               <w:szCs w:val="16"/>
+              <w:lang w:val="es-CO" w:bidi="ar-SA"/>
             </w:rPr>
             <w:t xml:space="preserve">             </w:t>
           </w:r>
           <w:r>
             <w:rPr>
-              <w:noProof/>
+              <w:b/>
+              <w:bCs/>
             </w:rPr>
             <w:drawing>
-              <wp:inline distT="0" distB="0" distL="0" distR="0" wp14:anchorId="08AD80B2" wp14:editId="032EDEA5">
+              <wp:inline distT="0" distB="0" distL="0" distR="0">
                 <wp:extent cx="561340" cy="586740"/>
                 <wp:effectExtent l="0" t="0" r="0" b="0"/>
-                <wp:docPr id="186549437" name="Imagen3" descr="Código QR&#10;&#10;Descripción generada automáticamente"/>
+                <wp:docPr id="5" name="Imagen3" descr="Código QR&#10;&#10;Descripción generada automáticamente"/>
                 <wp:cNvGraphicFramePr>
                   <a:graphicFrameLocks xmlns:a="http://schemas.openxmlformats.org/drawingml/2006/main" noChangeAspect="1"/>
                 </wp:cNvGraphicFramePr>
@@ -1142,62 +1334,80 @@
       </w:tc>
     </w:tr>
     <w:tr>
+      <w:trPr/>
       <w:tc>
         <w:tcPr>
           <w:cnfStyle w:val="001000000000" w:firstRow="0" w:lastRow="0" w:firstColumn="1" w:lastColumn="0" w:oddVBand="0" w:evenVBand="0" w:oddHBand="0" w:evenHBand="0" w:firstRowFirstColumn="0" w:firstRowLastColumn="0" w:lastRowFirstColumn="0" w:lastRowLastColumn="0"/>
-          <w:tcW w:w="2402" w:type="dxa"/>
-          <w:vMerge/>
+          <w:tcW w:w="2396" w:type="dxa"/>
+          <w:vMerge w:val="continue"/>
           <w:tcBorders>
             <w:top w:val="nil"/>
-            <w:left w:val="nil"/>
+            <w:start w:val="nil"/>
             <w:bottom w:val="nil"/>
-            <w:right w:val="nil"/>
+            <w:end w:val="nil"/>
           </w:tcBorders>
-          <w:shd w:val="clear" w:color="auto" w:fill="CCCCCC" w:themeFill="text1" w:themeFillTint="33"/>
+          <w:shd w:color="auto" w:fill="CCCCCC" w:themeFill="text1" w:themeFillTint="33" w:val="clear"/>
         </w:tcPr>
         <w:p>
           <w:pPr>
-            <w:widowControl w:val="0"/>
-            <w:ind w:right="349"/>
+            <w:pStyle w:val="Normal"/>
+            <w:widowControl w:val="false"/>
+            <w:suppressAutoHyphens w:val="true"/>
+            <w:spacing w:before="0" w:after="0"/>
+            <w:ind w:end="349"/>
             <w:jc w:val="center"/>
             <w:rPr>
               <w:rFonts w:eastAsia="Arial" w:cs="Arial"/>
-              <w:b w:val="0"/>
-              <w:bCs w:val="0"/>
+              <w:b w:val="false"/>
+              <w:bCs w:val="false"/>
               <w:sz w:val="16"/>
               <w:szCs w:val="16"/>
             </w:rPr>
           </w:pPr>
+          <w:r>
+            <w:rPr>
+              <w:rFonts w:eastAsia="Arial" w:cs="Arial"/>
+              <w:b w:val="false"/>
+              <w:bCs w:val="false"/>
+              <w:sz w:val="16"/>
+              <w:szCs w:val="16"/>
+            </w:rPr>
+          </w:r>
         </w:p>
       </w:tc>
       <w:tc>
         <w:tcPr>
-          <w:tcW w:w="4823" w:type="dxa"/>
+          <w:tcW w:w="4829" w:type="dxa"/>
           <w:tcBorders>
             <w:top w:val="nil"/>
-            <w:left w:val="nil"/>
+            <w:start w:val="nil"/>
             <w:bottom w:val="nil"/>
-            <w:right w:val="nil"/>
+            <w:end w:val="nil"/>
           </w:tcBorders>
-          <w:shd w:val="clear" w:color="auto" w:fill="FFFFFF" w:themeFill="background1"/>
+          <w:shd w:color="auto" w:fill="FFFFFF" w:themeFill="background1" w:val="clear"/>
         </w:tcPr>
         <w:p>
           <w:pPr>
-            <w:widowControl w:val="0"/>
-            <w:ind w:right="349"/>
+            <w:pStyle w:val="Normal"/>
+            <w:widowControl w:val="false"/>
+            <w:suppressAutoHyphens w:val="true"/>
+            <w:spacing w:before="0" w:after="0"/>
+            <w:ind w:end="349"/>
             <w:jc w:val="center"/>
             <w:cnfStyle w:val="000000000000" w:firstRow="0" w:lastRow="0" w:firstColumn="0" w:lastColumn="0" w:oddVBand="0" w:evenVBand="0" w:oddHBand="0" w:evenHBand="0" w:firstRowFirstColumn="0" w:firstRowLastColumn="0" w:lastRowFirstColumn="0" w:lastRowLastColumn="0"/>
             <w:rPr>
-              <w:rFonts w:ascii="Maven Pro" w:eastAsia="Arial" w:hAnsi="Maven Pro" w:cstheme="minorHAnsi"/>
+              <w:rFonts w:ascii="Maven Pro" w:hAnsi="Maven Pro" w:eastAsia="Arial" w:cs="Calibri" w:cstheme="minorHAnsi"/>
               <w:sz w:val="15"/>
               <w:szCs w:val="15"/>
             </w:rPr>
           </w:pPr>
           <w:r>
             <w:rPr>
-              <w:rFonts w:ascii="Maven Pro" w:eastAsia="Arial" w:hAnsi="Maven Pro" w:cstheme="minorHAnsi"/>
+              <w:rFonts w:eastAsia="Arial" w:cs="Calibri" w:ascii="Maven Pro" w:hAnsi="Maven Pro" w:cstheme="minorHAnsi"/>
+              <w:kern w:val="0"/>
               <w:sz w:val="15"/>
               <w:szCs w:val="15"/>
+              <w:lang w:val="es-CO" w:bidi="ar-SA"/>
             </w:rPr>
             <w:t>www.cabuyaro-meta.gov.co</w:t>
           </w:r>
@@ -1206,85 +1416,113 @@
       <w:tc>
         <w:tcPr>
           <w:tcW w:w="2268" w:type="dxa"/>
-          <w:vMerge/>
+          <w:vMerge w:val="continue"/>
           <w:tcBorders>
             <w:top w:val="nil"/>
-            <w:left w:val="nil"/>
+            <w:start w:val="nil"/>
             <w:bottom w:val="nil"/>
-            <w:right w:val="nil"/>
+            <w:end w:val="nil"/>
           </w:tcBorders>
-          <w:shd w:val="clear" w:color="auto" w:fill="CCCCCC" w:themeFill="text1" w:themeFillTint="33"/>
+          <w:shd w:color="auto" w:fill="CCCCCC" w:themeFill="text1" w:themeFillTint="33" w:val="clear"/>
         </w:tcPr>
         <w:p>
           <w:pPr>
-            <w:widowControl w:val="0"/>
-            <w:ind w:right="349"/>
+            <w:pStyle w:val="Normal"/>
+            <w:widowControl w:val="false"/>
+            <w:suppressAutoHyphens w:val="true"/>
+            <w:spacing w:before="0" w:after="0"/>
+            <w:ind w:end="349"/>
             <w:jc w:val="center"/>
             <w:cnfStyle w:val="000000000000" w:firstRow="0" w:lastRow="0" w:firstColumn="0" w:lastColumn="0" w:oddVBand="0" w:evenVBand="0" w:oddHBand="0" w:evenHBand="0" w:firstRowFirstColumn="0" w:firstRowLastColumn="0" w:lastRowFirstColumn="0" w:lastRowLastColumn="0"/>
             <w:rPr>
-              <w:rFonts w:ascii="Maven Pro" w:eastAsia="Arial" w:hAnsi="Maven Pro" w:cs="Arial"/>
+              <w:rFonts w:ascii="Maven Pro" w:hAnsi="Maven Pro" w:eastAsia="Arial" w:cs="Arial"/>
               <w:sz w:val="16"/>
               <w:szCs w:val="16"/>
             </w:rPr>
           </w:pPr>
+          <w:r>
+            <w:rPr>
+              <w:rFonts w:eastAsia="Arial" w:cs="Arial" w:ascii="Maven Pro" w:hAnsi="Maven Pro"/>
+              <w:sz w:val="16"/>
+              <w:szCs w:val="16"/>
+            </w:rPr>
+          </w:r>
         </w:p>
       </w:tc>
     </w:tr>
     <w:tr>
+      <w:trPr/>
       <w:tc>
         <w:tcPr>
           <w:cnfStyle w:val="001000000000" w:firstRow="0" w:lastRow="0" w:firstColumn="1" w:lastColumn="0" w:oddVBand="0" w:evenVBand="0" w:oddHBand="0" w:evenHBand="0" w:firstRowFirstColumn="0" w:firstRowLastColumn="0" w:lastRowFirstColumn="0" w:lastRowLastColumn="0"/>
-          <w:tcW w:w="2402" w:type="dxa"/>
-          <w:vMerge/>
+          <w:tcW w:w="2396" w:type="dxa"/>
+          <w:vMerge w:val="continue"/>
           <w:tcBorders>
             <w:top w:val="nil"/>
-            <w:left w:val="nil"/>
+            <w:start w:val="nil"/>
             <w:bottom w:val="nil"/>
-            <w:right w:val="nil"/>
+            <w:end w:val="nil"/>
           </w:tcBorders>
         </w:tcPr>
         <w:p>
           <w:pPr>
-            <w:widowControl w:val="0"/>
-            <w:ind w:right="349"/>
+            <w:pStyle w:val="Normal"/>
+            <w:widowControl w:val="false"/>
+            <w:suppressAutoHyphens w:val="true"/>
+            <w:spacing w:before="0" w:after="0"/>
+            <w:ind w:end="349"/>
             <w:jc w:val="center"/>
             <w:rPr>
               <w:rFonts w:eastAsia="Arial" w:cs="Arial"/>
-              <w:b w:val="0"/>
-              <w:bCs w:val="0"/>
+              <w:b w:val="false"/>
+              <w:bCs w:val="false"/>
               <w:sz w:val="16"/>
               <w:szCs w:val="16"/>
             </w:rPr>
           </w:pPr>
+          <w:r>
+            <w:rPr>
+              <w:rFonts w:eastAsia="Arial" w:cs="Arial"/>
+              <w:b w:val="false"/>
+              <w:bCs w:val="false"/>
+              <w:sz w:val="16"/>
+              <w:szCs w:val="16"/>
+            </w:rPr>
+          </w:r>
         </w:p>
       </w:tc>
       <w:tc>
         <w:tcPr>
-          <w:tcW w:w="4823" w:type="dxa"/>
+          <w:tcW w:w="4829" w:type="dxa"/>
           <w:tcBorders>
             <w:top w:val="nil"/>
-            <w:left w:val="nil"/>
+            <w:start w:val="nil"/>
             <w:bottom w:val="nil"/>
-            <w:right w:val="nil"/>
+            <w:end w:val="nil"/>
           </w:tcBorders>
         </w:tcPr>
         <w:p>
           <w:pPr>
-            <w:widowControl w:val="0"/>
-            <w:ind w:right="349"/>
+            <w:pStyle w:val="Normal"/>
+            <w:widowControl w:val="false"/>
+            <w:suppressAutoHyphens w:val="true"/>
+            <w:spacing w:before="0" w:after="0"/>
+            <w:ind w:end="349"/>
             <w:jc w:val="center"/>
             <w:cnfStyle w:val="000000000000" w:firstRow="0" w:lastRow="0" w:firstColumn="0" w:lastColumn="0" w:oddVBand="0" w:evenVBand="0" w:oddHBand="0" w:evenHBand="0" w:firstRowFirstColumn="0" w:firstRowLastColumn="0" w:lastRowFirstColumn="0" w:lastRowLastColumn="0"/>
             <w:rPr>
-              <w:rFonts w:ascii="Maven Pro" w:eastAsia="Arial" w:hAnsi="Maven Pro" w:cstheme="minorHAnsi"/>
+              <w:rFonts w:ascii="Maven Pro" w:hAnsi="Maven Pro" w:eastAsia="Arial" w:cs="Calibri" w:cstheme="minorHAnsi"/>
               <w:sz w:val="15"/>
               <w:szCs w:val="15"/>
             </w:rPr>
           </w:pPr>
           <w:r>
             <w:rPr>
-              <w:rFonts w:ascii="Maven Pro" w:eastAsia="Arial" w:hAnsi="Maven Pro" w:cstheme="minorHAnsi"/>
+              <w:rFonts w:eastAsia="Arial" w:cs="Calibri" w:ascii="Maven Pro" w:hAnsi="Maven Pro" w:cstheme="minorHAnsi"/>
+              <w:kern w:val="0"/>
               <w:sz w:val="15"/>
               <w:szCs w:val="15"/>
+              <w:lang w:val="es-CO" w:bidi="ar-SA"/>
             </w:rPr>
             <w:t>Contactenos@cabuyaro-meta.gov.co</w:t>
           </w:r>
@@ -1293,78 +1531,104 @@
       <w:tc>
         <w:tcPr>
           <w:tcW w:w="2268" w:type="dxa"/>
-          <w:vMerge/>
+          <w:vMerge w:val="continue"/>
           <w:tcBorders>
             <w:top w:val="nil"/>
-            <w:left w:val="nil"/>
+            <w:start w:val="nil"/>
             <w:bottom w:val="nil"/>
-            <w:right w:val="nil"/>
+            <w:end w:val="nil"/>
           </w:tcBorders>
         </w:tcPr>
         <w:p>
           <w:pPr>
-            <w:widowControl w:val="0"/>
-            <w:ind w:right="349"/>
+            <w:pStyle w:val="Normal"/>
+            <w:widowControl w:val="false"/>
+            <w:suppressAutoHyphens w:val="true"/>
+            <w:spacing w:before="0" w:after="0"/>
+            <w:ind w:end="349"/>
             <w:jc w:val="center"/>
             <w:cnfStyle w:val="000000000000" w:firstRow="0" w:lastRow="0" w:firstColumn="0" w:lastColumn="0" w:oddVBand="0" w:evenVBand="0" w:oddHBand="0" w:evenHBand="0" w:firstRowFirstColumn="0" w:firstRowLastColumn="0" w:lastRowFirstColumn="0" w:lastRowLastColumn="0"/>
             <w:rPr>
-              <w:rFonts w:ascii="Maven Pro" w:eastAsia="Arial" w:hAnsi="Maven Pro" w:cs="Arial"/>
+              <w:rFonts w:ascii="Maven Pro" w:hAnsi="Maven Pro" w:eastAsia="Arial" w:cs="Arial"/>
               <w:sz w:val="16"/>
               <w:szCs w:val="16"/>
             </w:rPr>
           </w:pPr>
+          <w:r>
+            <w:rPr>
+              <w:rFonts w:eastAsia="Arial" w:cs="Arial" w:ascii="Maven Pro" w:hAnsi="Maven Pro"/>
+              <w:sz w:val="16"/>
+              <w:szCs w:val="16"/>
+            </w:rPr>
+          </w:r>
         </w:p>
       </w:tc>
     </w:tr>
   </w:tbl>
   <w:p>
     <w:pPr>
-      <w:widowControl w:val="0"/>
-      <w:ind w:right="349"/>
+      <w:pStyle w:val="Normal"/>
+      <w:widowControl w:val="false"/>
+      <w:ind w:end="349"/>
       <w:jc w:val="center"/>
       <w:rPr>
-        <w:rFonts w:ascii="Maven Pro" w:eastAsia="Arial" w:hAnsi="Maven Pro" w:cs="Arial"/>
+        <w:rFonts w:ascii="Maven Pro" w:hAnsi="Maven Pro" w:eastAsia="Arial" w:cs="Arial"/>
         <w:sz w:val="16"/>
         <w:szCs w:val="16"/>
       </w:rPr>
     </w:pPr>
+    <w:r>
+      <w:rPr>
+        <w:rFonts w:eastAsia="Arial" w:cs="Arial" w:ascii="Maven Pro" w:hAnsi="Maven Pro"/>
+        <w:sz w:val="16"/>
+        <w:szCs w:val="16"/>
+      </w:rPr>
+    </w:r>
   </w:p>
   <w:p>
     <w:pPr>
-      <w:widowControl w:val="0"/>
-      <w:ind w:right="349"/>
+      <w:pStyle w:val="Normal"/>
+      <w:widowControl w:val="false"/>
+      <w:ind w:end="349"/>
       <w:jc w:val="center"/>
       <w:rPr>
-        <w:rFonts w:ascii="Maven Pro" w:eastAsia="Arial" w:hAnsi="Maven Pro" w:cs="Arial"/>
+        <w:rFonts w:ascii="Maven Pro" w:hAnsi="Maven Pro" w:eastAsia="Arial" w:cs="Arial"/>
         <w:sz w:val="16"/>
         <w:szCs w:val="16"/>
       </w:rPr>
     </w:pPr>
     <w:r>
       <w:rPr>
-        <w:rFonts w:ascii="Maven Pro" w:eastAsia="Arial" w:hAnsi="Maven Pro" w:cs="Arial"/>
+        <w:rFonts w:eastAsia="Arial" w:cs="Arial" w:ascii="Maven Pro" w:hAnsi="Maven Pro"/>
         <w:sz w:val="16"/>
         <w:szCs w:val="16"/>
       </w:rPr>
-      <w:t>Para validar este documento escribe «numeroRadico» en el portal de tramites de la Alcaldia de Cabuyaro</w:t>
+      <w:t>Para validar este documento escribe {{numeroRadico}} en el portal de tramites de la Alcaldia de Cabuyaro</w:t>
     </w:r>
   </w:p>
 </w:ftr>
 </file>
 
-<file path=word/footer2.xml><?xml version="1.0" encoding="utf-8"?>
-<w:ftr xmlns:wpc="http://schemas.microsoft.com/office/word/2010/wordprocessingCanvas" xmlns:cx="http://schemas.microsoft.com/office/drawing/2014/chartex" xmlns:cx1="http://schemas.microsoft.com/office/drawing/2015/9/8/chartex" xmlns:cx2="http://schemas.microsoft.com/office/drawing/2015/10/21/chartex" xmlns:cx3="http://schemas.microsoft.com/office/drawing/2016/5/9/chartex" xmlns:cx4="http://schemas.microsoft.com/office/drawing/2016/5/10/chartex" xmlns:cx5="http://schemas.microsoft.com/office/drawing/2016/5/11/chartex" xmlns:cx6="http://schemas.microsoft.com/office/drawing/2016/5/12/chartex" xmlns:cx7="http://schemas.microsoft.com/office/drawing/2016/5/13/chartex" xmlns:cx8="http://schemas.microsoft.com/office/drawing/2016/5/14/chartex" xmlns:mc="http://schemas.openxmlformats.org/markup-compatibility/2006" xmlns:aink="http://schemas.microsoft.com/office/drawing/2016/ink" xmlns:am3d="http://schemas.microsoft.com/office/drawing/2017/model3d" xmlns:o="urn:schemas-microsoft-com:office:office" xmlns:oel="http://schemas.microsoft.com/office/2019/extlst" xmlns:r="http://schemas.openxmlformats.org/officeDocument/2006/relationships" xmlns:m="http://schemas.openxmlformats.org/officeDocument/2006/math" xmlns:v="urn:schemas-microsoft-com:vml" xmlns:wp14="http://schemas.microsoft.com/office/word/2010/wordprocessingDrawing" xmlns:wp="http://schemas.openxmlformats.org/drawingml/2006/wordprocessingDrawing" xmlns:w10="urn:schemas-microsoft-com:office:word" xmlns:w="http://schemas.openxmlformats.org/wordprocessingml/2006/main" xmlns:w14="http://schemas.microsoft.com/office/word/2010/wordml" xmlns:w15="http://schemas.microsoft.com/office/word/2012/wordml" xmlns:w16cex="http://schemas.microsoft.com/office/word/2018/wordml/cex" xmlns:w16cid="http://schemas.microsoft.com/office/word/2016/wordml/cid" xmlns:w16="http://schemas.microsoft.com/office/word/2018/wordml" xmlns:w16du="http://schemas.microsoft.com/office/word/2023/wordml/word16du" xmlns:w16sdtdh="http://schemas.microsoft.com/office/word/2020/wordml/sdtdatahash" xmlns:w16sdtfl="http://schemas.microsoft.com/office/word/2024/wordml/sdtformatlock" xmlns:w16se="http://schemas.microsoft.com/office/word/2015/wordml/symex" xmlns:wpg="http://schemas.microsoft.com/office/word/2010/wordprocessingGroup" xmlns:wpi="http://schemas.microsoft.com/office/word/2010/wordprocessingInk" xmlns:wne="http://schemas.microsoft.com/office/word/2006/wordml" xmlns:wps="http://schemas.microsoft.com/office/word/2010/wordprocessingShape" mc:Ignorable="w14 w15 w16se w16cid w16 w16cex w16sdtdh w16sdtfl w16du wp14">
+<file path=word/footer3.xml><?xml version="1.0" encoding="utf-8"?>
+<w:ftr xmlns:o="urn:schemas-microsoft-com:office:office" xmlns:r="http://schemas.openxmlformats.org/officeDocument/2006/relationships" xmlns:v="urn:schemas-microsoft-com:vml" xmlns:w="http://schemas.openxmlformats.org/wordprocessingml/2006/main" xmlns:w10="urn:schemas-microsoft-com:office:word" xmlns:wp="http://schemas.openxmlformats.org/drawingml/2006/wordprocessingDrawing" xmlns:pic="http://schemas.openxmlformats.org/drawingml/2006/picture" xmlns:wps="http://schemas.microsoft.com/office/word/2010/wordprocessingShape" xmlns:wpg="http://schemas.microsoft.com/office/word/2010/wordprocessingGroup" xmlns:mc="http://schemas.openxmlformats.org/markup-compatibility/2006" xmlns:wp14="http://schemas.microsoft.com/office/word/2010/wordprocessingDrawing" xmlns:w14="http://schemas.microsoft.com/office/word/2010/wordml" xmlns:w15="http://schemas.microsoft.com/office/word/2012/wordml" mc:Ignorable="w14 wp14 w15">
   <w:tbl>
     <w:tblPr>
       <w:tblStyle w:val="Tabladelista41"/>
       <w:tblW w:w="9493" w:type="dxa"/>
-      <w:tblInd w:w="-5" w:type="dxa"/>
+      <w:jc w:val="start"/>
+      <w:tblInd w:w="-10" w:type="dxa"/>
       <w:tblLayout w:type="fixed"/>
-      <w:tblLook w:val="04A0" w:firstRow="1" w:lastRow="0" w:firstColumn="1" w:lastColumn="0" w:noHBand="0" w:noVBand="1"/>
+      <w:tblCellMar>
+        <w:top w:w="55" w:type="dxa"/>
+        <w:start w:w="108" w:type="dxa"/>
+        <w:bottom w:w="55" w:type="dxa"/>
+        <w:end w:w="108" w:type="dxa"/>
+      </w:tblCellMar>
+      <w:tblLook w:firstRow="1" w:noVBand="1" w:lastRow="0" w:firstColumn="1" w:lastColumn="0" w:noHBand="0" w:val="04a0"/>
     </w:tblPr>
     <w:tblGrid>
-      <w:gridCol w:w="2402"/>
-      <w:gridCol w:w="4823"/>
+      <w:gridCol w:w="2396"/>
+      <w:gridCol w:w="4829"/>
       <w:gridCol w:w="2268"/>
     </w:tblGrid>
     <w:tr>
@@ -1374,46 +1638,54 @@
       <w:tc>
         <w:tcPr>
           <w:cnfStyle w:val="001000000000" w:firstRow="0" w:lastRow="0" w:firstColumn="1" w:lastColumn="0" w:oddVBand="0" w:evenVBand="0" w:oddHBand="0" w:evenHBand="0" w:firstRowFirstColumn="0" w:firstRowLastColumn="0" w:lastRowFirstColumn="0" w:lastRowLastColumn="0"/>
-          <w:tcW w:w="2402" w:type="dxa"/>
+          <w:tcW w:w="2396" w:type="dxa"/>
           <w:vMerge w:val="restart"/>
           <w:tcBorders>
-            <w:top w:val="single" w:sz="4" w:space="0" w:color="000000"/>
-            <w:left w:val="single" w:sz="4" w:space="0" w:color="000000"/>
             <w:bottom w:val="nil"/>
-            <w:right w:val="single" w:sz="4" w:space="0" w:color="000000"/>
+            <w:end w:val="nil"/>
           </w:tcBorders>
-          <w:shd w:val="clear" w:color="auto" w:fill="auto"/>
+          <w:shd w:color="auto" w:fill="auto" w:val="clear"/>
           <w:vAlign w:val="center"/>
         </w:tcPr>
         <w:p>
           <w:pPr>
-            <w:widowControl w:val="0"/>
-            <w:ind w:right="349"/>
+            <w:pStyle w:val="Normal"/>
+            <w:widowControl w:val="false"/>
+            <w:suppressAutoHyphens w:val="true"/>
+            <w:spacing w:before="0" w:after="0"/>
+            <w:ind w:end="349"/>
             <w:jc w:val="center"/>
             <w:rPr>
               <w:rFonts w:eastAsia="Arial" w:cs="Arial"/>
-              <w:b w:val="0"/>
-              <w:bCs w:val="0"/>
+              <w:b w:val="false"/>
+              <w:bCs w:val="false"/>
               <w:sz w:val="16"/>
               <w:szCs w:val="16"/>
             </w:rPr>
           </w:pPr>
           <w:r>
             <w:rPr>
+              <w:rFonts w:eastAsia="Times New Roman"/>
+              <w:b/>
+              <w:bCs/>
+              <w:color w:themeColor="background1" w:val="FFFFFF"/>
+              <w:kern w:val="0"/>
               <w:sz w:val="16"/>
               <w:szCs w:val="16"/>
+              <w:lang w:val="es-CO" w:bidi="ar-SA"/>
             </w:rPr>
             <w:t xml:space="preserve">      </w:t>
           </w:r>
           <w:r>
             <w:rPr>
-              <w:noProof/>
+              <w:b/>
+              <w:bCs/>
             </w:rPr>
             <w:drawing>
-              <wp:inline distT="0" distB="0" distL="0" distR="0" wp14:anchorId="30E98F41" wp14:editId="0B296D02">
+              <wp:inline distT="0" distB="0" distL="0" distR="0">
                 <wp:extent cx="937260" cy="435610"/>
                 <wp:effectExtent l="0" t="0" r="0" b="0"/>
-                <wp:docPr id="354674469" name="Imagen 1"/>
+                <wp:docPr id="6" name="Imagen 1"/>
                 <wp:cNvGraphicFramePr>
                   <a:graphicFrameLocks xmlns:a="http://schemas.openxmlformats.org/drawingml/2006/main" noChangeAspect="1"/>
                 </wp:cNvGraphicFramePr>
@@ -1452,24 +1724,27 @@
       </w:tc>
       <w:tc>
         <w:tcPr>
-          <w:tcW w:w="4823" w:type="dxa"/>
+          <w:tcW w:w="4829" w:type="dxa"/>
           <w:tcBorders>
-            <w:top w:val="single" w:sz="4" w:space="0" w:color="000000"/>
-            <w:left w:val="single" w:sz="4" w:space="0" w:color="000000"/>
-            <w:bottom w:val="single" w:sz="4" w:space="0" w:color="000000"/>
-            <w:right w:val="single" w:sz="4" w:space="0" w:color="000000"/>
+            <w:start w:val="nil"/>
+            <w:end w:val="nil"/>
           </w:tcBorders>
-          <w:shd w:val="clear" w:color="auto" w:fill="auto"/>
+          <w:shd w:color="auto" w:fill="auto" w:val="clear"/>
         </w:tcPr>
         <w:p>
           <w:pPr>
+            <w:pStyle w:val="Normal"/>
+            <w:widowControl/>
             <w:shd w:val="clear" w:color="auto" w:fill="FFFFFF"/>
+            <w:suppressAutoHyphens w:val="true"/>
+            <w:spacing w:before="0" w:after="0"/>
             <w:jc w:val="center"/>
             <w:cnfStyle w:val="100000000000" w:firstRow="1" w:lastRow="0" w:firstColumn="0" w:lastColumn="0" w:oddVBand="0" w:evenVBand="0" w:oddHBand="0" w:evenHBand="0" w:firstRowFirstColumn="0" w:firstRowLastColumn="0" w:lastRowFirstColumn="0" w:lastRowLastColumn="0"/>
             <w:rPr>
-              <w:rFonts w:ascii="Maven Pro" w:hAnsi="Maven Pro" w:cstheme="minorHAnsi"/>
-              <w:b w:val="0"/>
-              <w:bCs w:val="0"/>
+              <w:rFonts w:ascii="Maven Pro" w:hAnsi="Maven Pro" w:cs="Calibri" w:cstheme="minorHAnsi"/>
+              <w:b w:val="false"/>
+              <w:bCs w:val="false"/>
+              <w:color w:themeColor="text1" w:val="000000"/>
               <w:sz w:val="15"/>
               <w:szCs w:val="15"/>
               <w:lang w:eastAsia="es-CO"/>
@@ -1477,33 +1752,45 @@
           </w:pPr>
           <w:r>
             <w:rPr>
-              <w:rFonts w:ascii="Maven Pro" w:hAnsi="Maven Pro" w:cstheme="minorHAnsi"/>
+              <w:rFonts w:eastAsia="Times New Roman" w:cs="Calibri" w:ascii="Maven Pro" w:hAnsi="Maven Pro" w:cstheme="minorHAnsi"/>
+              <w:b/>
+              <w:bCs/>
+              <w:color w:themeColor="text1" w:val="000000"/>
+              <w:kern w:val="0"/>
               <w:sz w:val="15"/>
               <w:szCs w:val="15"/>
-              <w:lang w:eastAsia="es-CO"/>
+              <w:lang w:val="es-CO" w:eastAsia="es-CO" w:bidi="ar-SA"/>
             </w:rPr>
             <w:t xml:space="preserve">Alcaldía Municipal de Cabuyaro, Meta </w:t>
           </w:r>
         </w:p>
         <w:p>
           <w:pPr>
+            <w:pStyle w:val="Normal"/>
+            <w:widowControl/>
             <w:shd w:val="clear" w:color="auto" w:fill="FFFFFF"/>
+            <w:suppressAutoHyphens w:val="true"/>
+            <w:spacing w:before="0" w:after="0"/>
             <w:jc w:val="center"/>
             <w:cnfStyle w:val="100000000000" w:firstRow="1" w:lastRow="0" w:firstColumn="0" w:lastColumn="0" w:oddVBand="0" w:evenVBand="0" w:oddHBand="0" w:evenHBand="0" w:firstRowFirstColumn="0" w:firstRowLastColumn="0" w:lastRowFirstColumn="0" w:lastRowLastColumn="0"/>
             <w:rPr>
-              <w:rFonts w:ascii="Maven Pro" w:eastAsia="Arial" w:hAnsi="Maven Pro" w:cstheme="minorHAnsi"/>
+              <w:rFonts w:ascii="Maven Pro" w:hAnsi="Maven Pro" w:eastAsia="Arial" w:cs="Calibri" w:cstheme="minorHAnsi"/>
+              <w:color w:themeColor="text1" w:val="000000"/>
               <w:sz w:val="15"/>
               <w:szCs w:val="15"/>
             </w:rPr>
           </w:pPr>
           <w:r>
             <w:rPr>
-              <w:rFonts w:ascii="Maven Pro" w:hAnsi="Maven Pro" w:cstheme="minorHAnsi"/>
-              <w:b w:val="0"/>
-              <w:bCs w:val="0"/>
+              <w:rFonts w:eastAsia="Times New Roman" w:cs="Calibri" w:ascii="Maven Pro" w:hAnsi="Maven Pro" w:cstheme="minorHAnsi"/>
+              <w:b w:val="false"/>
+              <w:bCs w:val="false"/>
+              <w:color w:themeColor="text1" w:val="000000"/>
+              <w:kern w:val="0"/>
               <w:sz w:val="15"/>
               <w:szCs w:val="15"/>
-              <w:shd w:val="clear" w:color="auto" w:fill="FFFFFF"/>
+              <w:shd w:fill="FFFFFF" w:val="clear"/>
+              <w:lang w:val="es-CO" w:bidi="ar-SA"/>
             </w:rPr>
             <w:t>Carrera 7 No. 7- 35 Barrio Centro Municipio de Cabuyaro (Meta).</w:t>
           </w:r>
@@ -1514,36 +1801,34 @@
           <w:tcW w:w="2268" w:type="dxa"/>
           <w:vMerge w:val="restart"/>
           <w:tcBorders>
-            <w:top w:val="single" w:sz="4" w:space="0" w:color="000000"/>
-            <w:left w:val="single" w:sz="4" w:space="0" w:color="000000"/>
+            <w:start w:val="nil"/>
             <w:bottom w:val="nil"/>
-            <w:right w:val="single" w:sz="4" w:space="0" w:color="000000"/>
           </w:tcBorders>
-          <w:shd w:val="clear" w:color="auto" w:fill="auto"/>
+          <w:shd w:color="auto" w:fill="auto" w:val="clear"/>
           <w:vAlign w:val="center"/>
         </w:tcPr>
         <w:p>
           <w:pPr>
-            <w:widowControl w:val="0"/>
-            <w:ind w:right="349"/>
+            <w:pStyle w:val="Normal"/>
+            <w:widowControl w:val="false"/>
+            <w:suppressAutoHyphens w:val="true"/>
+            <w:spacing w:before="0" w:after="0"/>
+            <w:ind w:end="349"/>
             <w:jc w:val="center"/>
             <w:cnfStyle w:val="100000000000" w:firstRow="1" w:lastRow="0" w:firstColumn="0" w:lastColumn="0" w:oddVBand="0" w:evenVBand="0" w:oddHBand="0" w:evenHBand="0" w:firstRowFirstColumn="0" w:firstRowLastColumn="0" w:lastRowFirstColumn="0" w:lastRowLastColumn="0"/>
             <w:rPr>
-              <w:rFonts w:ascii="Maven Pro" w:eastAsia="Arial" w:hAnsi="Maven Pro" w:cs="Arial"/>
-              <w:b w:val="0"/>
-              <w:bCs w:val="0"/>
+              <w:rFonts w:ascii="Maven Pro" w:hAnsi="Maven Pro" w:eastAsia="Arial" w:cs="Arial"/>
+              <w:b w:val="false"/>
+              <w:bCs w:val="false"/>
               <w:sz w:val="16"/>
               <w:szCs w:val="16"/>
             </w:rPr>
           </w:pPr>
           <w:r>
-            <w:rPr>
-              <w:noProof/>
-            </w:rPr>
             <mc:AlternateContent>
               <mc:Choice Requires="wps">
                 <w:drawing>
-                  <wp:anchor distT="0" distB="0" distL="0" distR="0" simplePos="0" relativeHeight="251659264" behindDoc="1" locked="0" layoutInCell="1" allowOverlap="1" wp14:anchorId="6C65F80A" wp14:editId="4F47A8A3">
+                  <wp:anchor distT="0" distB="0" distL="0" distR="0" simplePos="0" relativeHeight="5" behindDoc="1" locked="0" layoutInCell="1" allowOverlap="1" wp14:anchorId="6C65F80A">
                     <wp:simplePos x="0" y="0"/>
                     <wp:positionH relativeFrom="column">
                       <wp:posOffset>266065</wp:posOffset>
@@ -1555,7 +1840,6 @@
                     <wp:effectExtent l="0" t="0" r="0" b="0"/>
                     <wp:wrapNone/>
                     <wp:docPr id="7" name="Cuadro de texto 2"/>
-                    <wp:cNvGraphicFramePr/>
                     <a:graphic xmlns:a="http://schemas.openxmlformats.org/drawingml/2006/main">
                       <a:graphicData uri="http://schemas.microsoft.com/office/word/2010/wordprocessingShape">
                         <wps:wsp>
@@ -1576,15 +1860,9 @@
                             </a:ln>
                           </wps:spPr>
                           <wps:style>
-                            <a:lnRef idx="0">
-                              <a:scrgbClr r="0" g="0" b="0"/>
-                            </a:lnRef>
-                            <a:fillRef idx="0">
-                              <a:scrgbClr r="0" g="0" b="0"/>
-                            </a:fillRef>
-                            <a:effectRef idx="0">
-                              <a:scrgbClr r="0" g="0" b="0"/>
-                            </a:effectRef>
+                            <a:lnRef idx="0"/>
+                            <a:fillRef idx="0"/>
+                            <a:effectRef idx="0"/>
                             <a:fontRef idx="minor"/>
                           </wps:style>
                           <wps:txbx>
@@ -1623,7 +1901,9 @@
               </mc:Choice>
               <mc:Fallback>
                 <w:pict>
-                  <v:rect w14:anchorId="6C65F80A" id="_x0000_s1027" style="position:absolute;left:0;text-align:left;margin-left:20.95pt;margin-top:45.25pt;width:93pt;height:19.8pt;z-index:-251657216;visibility:visible;mso-wrap-style:square;mso-wrap-distance-left:0;mso-wrap-distance-top:0;mso-wrap-distance-right:0;mso-wrap-distance-bottom:0;mso-position-horizontal:absolute;mso-position-horizontal-relative:text;mso-position-vertical:absolute;mso-position-vertical-relative:text;v-text-anchor:top" o:gfxdata="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" fillcolor="white [3201]" stroked="f" strokeweight=".5pt">
+                  <v:rect id="shape_0" fillcolor="white" stroked="f" o:allowincell="t" style="position:absolute;margin-left:20.95pt;margin-top:45.25pt;width:92.95pt;height:19.75pt;mso-wrap-style:square;v-text-anchor:top" wp14:anchorId="6C65F80A">
+                    <v:fill o:detectmouseclick="t" type="solid" color2="black"/>
+                    <v:stroke color="#3465a4" weight="6480" joinstyle="round" endcap="flat"/>
                     <v:textbox>
                       <w:txbxContent>
                         <w:p>
@@ -1649,6 +1929,7 @@
                         </w:p>
                       </w:txbxContent>
                     </v:textbox>
+                    <w10:wrap type="none"/>
                   </v:rect>
                 </w:pict>
               </mc:Fallback>
@@ -1656,21 +1937,27 @@
           </w:r>
           <w:r>
             <w:rPr>
-              <w:rFonts w:ascii="Maven Pro" w:eastAsia="Arial" w:hAnsi="Maven Pro" w:cs="Arial"/>
+              <w:rFonts w:eastAsia="Arial" w:cs="Arial" w:ascii="Maven Pro" w:hAnsi="Maven Pro"/>
+              <w:b/>
+              <w:bCs/>
+              <w:color w:themeColor="background1" w:val="FFFFFF"/>
+              <w:kern w:val="0"/>
               <w:sz w:val="16"/>
               <w:szCs w:val="16"/>
+              <w:lang w:val="es-CO" w:bidi="ar-SA"/>
             </w:rPr>
             <w:t xml:space="preserve">             </w:t>
           </w:r>
           <w:r>
             <w:rPr>
-              <w:noProof/>
+              <w:b/>
+              <w:bCs/>
             </w:rPr>
             <w:drawing>
-              <wp:inline distT="0" distB="0" distL="0" distR="0" wp14:anchorId="0B1D56ED" wp14:editId="7F9C702D">
+              <wp:inline distT="0" distB="0" distL="0" distR="0">
                 <wp:extent cx="561340" cy="586740"/>
                 <wp:effectExtent l="0" t="0" r="0" b="0"/>
-                <wp:docPr id="1308586492" name="Imagen3" descr="Código QR&#10;&#10;Descripción generada automáticamente"/>
+                <wp:docPr id="8" name="Imagen3" descr="Código QR&#10;&#10;Descripción generada automáticamente"/>
                 <wp:cNvGraphicFramePr>
                   <a:graphicFrameLocks xmlns:a="http://schemas.openxmlformats.org/drawingml/2006/main" noChangeAspect="1"/>
                 </wp:cNvGraphicFramePr>
@@ -1709,62 +1996,80 @@
       </w:tc>
     </w:tr>
     <w:tr>
+      <w:trPr/>
       <w:tc>
         <w:tcPr>
           <w:cnfStyle w:val="001000000000" w:firstRow="0" w:lastRow="0" w:firstColumn="1" w:lastColumn="0" w:oddVBand="0" w:evenVBand="0" w:oddHBand="0" w:evenHBand="0" w:firstRowFirstColumn="0" w:firstRowLastColumn="0" w:lastRowFirstColumn="0" w:lastRowLastColumn="0"/>
-          <w:tcW w:w="2402" w:type="dxa"/>
-          <w:vMerge/>
+          <w:tcW w:w="2396" w:type="dxa"/>
+          <w:vMerge w:val="continue"/>
           <w:tcBorders>
             <w:top w:val="nil"/>
-            <w:left w:val="nil"/>
+            <w:start w:val="nil"/>
             <w:bottom w:val="nil"/>
-            <w:right w:val="nil"/>
+            <w:end w:val="nil"/>
           </w:tcBorders>
-          <w:shd w:val="clear" w:color="auto" w:fill="CCCCCC" w:themeFill="text1" w:themeFillTint="33"/>
+          <w:shd w:color="auto" w:fill="CCCCCC" w:themeFill="text1" w:themeFillTint="33" w:val="clear"/>
         </w:tcPr>
         <w:p>
           <w:pPr>
-            <w:widowControl w:val="0"/>
-            <w:ind w:right="349"/>
+            <w:pStyle w:val="Normal"/>
+            <w:widowControl w:val="false"/>
+            <w:suppressAutoHyphens w:val="true"/>
+            <w:spacing w:before="0" w:after="0"/>
+            <w:ind w:end="349"/>
             <w:jc w:val="center"/>
             <w:rPr>
               <w:rFonts w:eastAsia="Arial" w:cs="Arial"/>
-              <w:b w:val="0"/>
-              <w:bCs w:val="0"/>
+              <w:b w:val="false"/>
+              <w:bCs w:val="false"/>
               <w:sz w:val="16"/>
               <w:szCs w:val="16"/>
             </w:rPr>
           </w:pPr>
+          <w:r>
+            <w:rPr>
+              <w:rFonts w:eastAsia="Arial" w:cs="Arial"/>
+              <w:b w:val="false"/>
+              <w:bCs w:val="false"/>
+              <w:sz w:val="16"/>
+              <w:szCs w:val="16"/>
+            </w:rPr>
+          </w:r>
         </w:p>
       </w:tc>
       <w:tc>
         <w:tcPr>
-          <w:tcW w:w="4823" w:type="dxa"/>
+          <w:tcW w:w="4829" w:type="dxa"/>
           <w:tcBorders>
             <w:top w:val="nil"/>
-            <w:left w:val="nil"/>
+            <w:start w:val="nil"/>
             <w:bottom w:val="nil"/>
-            <w:right w:val="nil"/>
+            <w:end w:val="nil"/>
           </w:tcBorders>
-          <w:shd w:val="clear" w:color="auto" w:fill="CCCCCC" w:themeFill="text1" w:themeFillTint="33"/>
+          <w:shd w:color="auto" w:fill="FFFFFF" w:themeFill="background1" w:val="clear"/>
         </w:tcPr>
         <w:p>
           <w:pPr>
-            <w:widowControl w:val="0"/>
-            <w:ind w:right="349"/>
+            <w:pStyle w:val="Normal"/>
+            <w:widowControl w:val="false"/>
+            <w:suppressAutoHyphens w:val="true"/>
+            <w:spacing w:before="0" w:after="0"/>
+            <w:ind w:end="349"/>
             <w:jc w:val="center"/>
             <w:cnfStyle w:val="000000000000" w:firstRow="0" w:lastRow="0" w:firstColumn="0" w:lastColumn="0" w:oddVBand="0" w:evenVBand="0" w:oddHBand="0" w:evenHBand="0" w:firstRowFirstColumn="0" w:firstRowLastColumn="0" w:lastRowFirstColumn="0" w:lastRowLastColumn="0"/>
             <w:rPr>
-              <w:rFonts w:ascii="Maven Pro" w:eastAsia="Arial" w:hAnsi="Maven Pro" w:cstheme="minorHAnsi"/>
+              <w:rFonts w:ascii="Maven Pro" w:hAnsi="Maven Pro" w:eastAsia="Arial" w:cs="Calibri" w:cstheme="minorHAnsi"/>
               <w:sz w:val="15"/>
               <w:szCs w:val="15"/>
             </w:rPr>
           </w:pPr>
           <w:r>
             <w:rPr>
-              <w:rFonts w:ascii="Maven Pro" w:eastAsia="Arial" w:hAnsi="Maven Pro" w:cstheme="minorHAnsi"/>
+              <w:rFonts w:eastAsia="Arial" w:cs="Calibri" w:ascii="Maven Pro" w:hAnsi="Maven Pro" w:cstheme="minorHAnsi"/>
+              <w:kern w:val="0"/>
               <w:sz w:val="15"/>
               <w:szCs w:val="15"/>
+              <w:lang w:val="es-CO" w:bidi="ar-SA"/>
             </w:rPr>
             <w:t>www.cabuyaro-meta.gov.co</w:t>
           </w:r>
@@ -1773,85 +2078,113 @@
       <w:tc>
         <w:tcPr>
           <w:tcW w:w="2268" w:type="dxa"/>
-          <w:vMerge/>
+          <w:vMerge w:val="continue"/>
           <w:tcBorders>
             <w:top w:val="nil"/>
-            <w:left w:val="nil"/>
+            <w:start w:val="nil"/>
             <w:bottom w:val="nil"/>
-            <w:right w:val="nil"/>
+            <w:end w:val="nil"/>
           </w:tcBorders>
-          <w:shd w:val="clear" w:color="auto" w:fill="CCCCCC" w:themeFill="text1" w:themeFillTint="33"/>
+          <w:shd w:color="auto" w:fill="CCCCCC" w:themeFill="text1" w:themeFillTint="33" w:val="clear"/>
         </w:tcPr>
         <w:p>
           <w:pPr>
-            <w:widowControl w:val="0"/>
-            <w:ind w:right="349"/>
+            <w:pStyle w:val="Normal"/>
+            <w:widowControl w:val="false"/>
+            <w:suppressAutoHyphens w:val="true"/>
+            <w:spacing w:before="0" w:after="0"/>
+            <w:ind w:end="349"/>
             <w:jc w:val="center"/>
             <w:cnfStyle w:val="000000000000" w:firstRow="0" w:lastRow="0" w:firstColumn="0" w:lastColumn="0" w:oddVBand="0" w:evenVBand="0" w:oddHBand="0" w:evenHBand="0" w:firstRowFirstColumn="0" w:firstRowLastColumn="0" w:lastRowFirstColumn="0" w:lastRowLastColumn="0"/>
             <w:rPr>
-              <w:rFonts w:ascii="Maven Pro" w:eastAsia="Arial" w:hAnsi="Maven Pro" w:cs="Arial"/>
+              <w:rFonts w:ascii="Maven Pro" w:hAnsi="Maven Pro" w:eastAsia="Arial" w:cs="Arial"/>
               <w:sz w:val="16"/>
               <w:szCs w:val="16"/>
             </w:rPr>
           </w:pPr>
+          <w:r>
+            <w:rPr>
+              <w:rFonts w:eastAsia="Arial" w:cs="Arial" w:ascii="Maven Pro" w:hAnsi="Maven Pro"/>
+              <w:sz w:val="16"/>
+              <w:szCs w:val="16"/>
+            </w:rPr>
+          </w:r>
         </w:p>
       </w:tc>
     </w:tr>
     <w:tr>
+      <w:trPr/>
       <w:tc>
         <w:tcPr>
           <w:cnfStyle w:val="001000000000" w:firstRow="0" w:lastRow="0" w:firstColumn="1" w:lastColumn="0" w:oddVBand="0" w:evenVBand="0" w:oddHBand="0" w:evenHBand="0" w:firstRowFirstColumn="0" w:firstRowLastColumn="0" w:lastRowFirstColumn="0" w:lastRowLastColumn="0"/>
-          <w:tcW w:w="2402" w:type="dxa"/>
-          <w:vMerge/>
+          <w:tcW w:w="2396" w:type="dxa"/>
+          <w:vMerge w:val="continue"/>
           <w:tcBorders>
             <w:top w:val="nil"/>
-            <w:left w:val="nil"/>
+            <w:start w:val="nil"/>
             <w:bottom w:val="nil"/>
-            <w:right w:val="nil"/>
+            <w:end w:val="nil"/>
           </w:tcBorders>
         </w:tcPr>
         <w:p>
           <w:pPr>
-            <w:widowControl w:val="0"/>
-            <w:ind w:right="349"/>
+            <w:pStyle w:val="Normal"/>
+            <w:widowControl w:val="false"/>
+            <w:suppressAutoHyphens w:val="true"/>
+            <w:spacing w:before="0" w:after="0"/>
+            <w:ind w:end="349"/>
             <w:jc w:val="center"/>
             <w:rPr>
               <w:rFonts w:eastAsia="Arial" w:cs="Arial"/>
-              <w:b w:val="0"/>
-              <w:bCs w:val="0"/>
+              <w:b w:val="false"/>
+              <w:bCs w:val="false"/>
               <w:sz w:val="16"/>
               <w:szCs w:val="16"/>
             </w:rPr>
           </w:pPr>
+          <w:r>
+            <w:rPr>
+              <w:rFonts w:eastAsia="Arial" w:cs="Arial"/>
+              <w:b w:val="false"/>
+              <w:bCs w:val="false"/>
+              <w:sz w:val="16"/>
+              <w:szCs w:val="16"/>
+            </w:rPr>
+          </w:r>
         </w:p>
       </w:tc>
       <w:tc>
         <w:tcPr>
-          <w:tcW w:w="4823" w:type="dxa"/>
+          <w:tcW w:w="4829" w:type="dxa"/>
           <w:tcBorders>
             <w:top w:val="nil"/>
-            <w:left w:val="nil"/>
+            <w:start w:val="nil"/>
             <w:bottom w:val="nil"/>
-            <w:right w:val="nil"/>
+            <w:end w:val="nil"/>
           </w:tcBorders>
         </w:tcPr>
         <w:p>
           <w:pPr>
-            <w:widowControl w:val="0"/>
-            <w:ind w:right="349"/>
+            <w:pStyle w:val="Normal"/>
+            <w:widowControl w:val="false"/>
+            <w:suppressAutoHyphens w:val="true"/>
+            <w:spacing w:before="0" w:after="0"/>
+            <w:ind w:end="349"/>
             <w:jc w:val="center"/>
             <w:cnfStyle w:val="000000000000" w:firstRow="0" w:lastRow="0" w:firstColumn="0" w:lastColumn="0" w:oddVBand="0" w:evenVBand="0" w:oddHBand="0" w:evenHBand="0" w:firstRowFirstColumn="0" w:firstRowLastColumn="0" w:lastRowFirstColumn="0" w:lastRowLastColumn="0"/>
             <w:rPr>
-              <w:rFonts w:ascii="Maven Pro" w:eastAsia="Arial" w:hAnsi="Maven Pro" w:cstheme="minorHAnsi"/>
+              <w:rFonts w:ascii="Maven Pro" w:hAnsi="Maven Pro" w:eastAsia="Arial" w:cs="Calibri" w:cstheme="minorHAnsi"/>
               <w:sz w:val="15"/>
               <w:szCs w:val="15"/>
             </w:rPr>
           </w:pPr>
           <w:r>
             <w:rPr>
-              <w:rFonts w:ascii="Maven Pro" w:eastAsia="Arial" w:hAnsi="Maven Pro" w:cstheme="minorHAnsi"/>
+              <w:rFonts w:eastAsia="Arial" w:cs="Calibri" w:ascii="Maven Pro" w:hAnsi="Maven Pro" w:cstheme="minorHAnsi"/>
+              <w:kern w:val="0"/>
               <w:sz w:val="15"/>
               <w:szCs w:val="15"/>
+              <w:lang w:val="es-CO" w:bidi="ar-SA"/>
             </w:rPr>
             <w:t>Contactenos@cabuyaro-meta.gov.co</w:t>
           </w:r>
@@ -1860,108 +2193,142 @@
       <w:tc>
         <w:tcPr>
           <w:tcW w:w="2268" w:type="dxa"/>
-          <w:vMerge/>
+          <w:vMerge w:val="continue"/>
           <w:tcBorders>
             <w:top w:val="nil"/>
-            <w:left w:val="nil"/>
+            <w:start w:val="nil"/>
             <w:bottom w:val="nil"/>
-            <w:right w:val="nil"/>
+            <w:end w:val="nil"/>
           </w:tcBorders>
         </w:tcPr>
         <w:p>
           <w:pPr>
-            <w:widowControl w:val="0"/>
-            <w:ind w:right="349"/>
+            <w:pStyle w:val="Normal"/>
+            <w:widowControl w:val="false"/>
+            <w:suppressAutoHyphens w:val="true"/>
+            <w:spacing w:before="0" w:after="0"/>
+            <w:ind w:end="349"/>
             <w:jc w:val="center"/>
             <w:cnfStyle w:val="000000000000" w:firstRow="0" w:lastRow="0" w:firstColumn="0" w:lastColumn="0" w:oddVBand="0" w:evenVBand="0" w:oddHBand="0" w:evenHBand="0" w:firstRowFirstColumn="0" w:firstRowLastColumn="0" w:lastRowFirstColumn="0" w:lastRowLastColumn="0"/>
             <w:rPr>
-              <w:rFonts w:ascii="Maven Pro" w:eastAsia="Arial" w:hAnsi="Maven Pro" w:cs="Arial"/>
+              <w:rFonts w:ascii="Maven Pro" w:hAnsi="Maven Pro" w:eastAsia="Arial" w:cs="Arial"/>
               <w:sz w:val="16"/>
               <w:szCs w:val="16"/>
             </w:rPr>
           </w:pPr>
+          <w:r>
+            <w:rPr>
+              <w:rFonts w:eastAsia="Arial" w:cs="Arial" w:ascii="Maven Pro" w:hAnsi="Maven Pro"/>
+              <w:sz w:val="16"/>
+              <w:szCs w:val="16"/>
+            </w:rPr>
+          </w:r>
         </w:p>
       </w:tc>
     </w:tr>
   </w:tbl>
   <w:p>
     <w:pPr>
-      <w:widowControl w:val="0"/>
-      <w:ind w:right="349"/>
+      <w:pStyle w:val="Normal"/>
+      <w:widowControl w:val="false"/>
+      <w:ind w:end="349"/>
       <w:jc w:val="center"/>
       <w:rPr>
-        <w:rFonts w:ascii="Maven Pro" w:eastAsia="Arial" w:hAnsi="Maven Pro" w:cs="Arial"/>
+        <w:rFonts w:ascii="Maven Pro" w:hAnsi="Maven Pro" w:eastAsia="Arial" w:cs="Arial"/>
         <w:sz w:val="16"/>
         <w:szCs w:val="16"/>
       </w:rPr>
     </w:pPr>
     <w:r>
       <w:rPr>
-        <w:rFonts w:ascii="Maven Pro" w:eastAsia="Arial" w:hAnsi="Maven Pro" w:cs="Arial"/>
+        <w:rFonts w:eastAsia="Arial" w:cs="Arial" w:ascii="Maven Pro" w:hAnsi="Maven Pro"/>
         <w:sz w:val="16"/>
         <w:szCs w:val="16"/>
       </w:rPr>
-      <w:t>Para validar este documento escribe «numeroRadico» en el portal de tramites de la Alcaldia de Cabuyaro</w:t>
+    </w:r>
+  </w:p>
+  <w:p>
+    <w:pPr>
+      <w:pStyle w:val="Normal"/>
+      <w:widowControl w:val="false"/>
+      <w:ind w:end="349"/>
+      <w:jc w:val="center"/>
+      <w:rPr>
+        <w:rFonts w:ascii="Maven Pro" w:hAnsi="Maven Pro" w:eastAsia="Arial" w:cs="Arial"/>
+        <w:sz w:val="16"/>
+        <w:szCs w:val="16"/>
+      </w:rPr>
+    </w:pPr>
+    <w:r>
+      <w:rPr>
+        <w:rFonts w:eastAsia="Arial" w:cs="Arial" w:ascii="Maven Pro" w:hAnsi="Maven Pro"/>
+        <w:sz w:val="16"/>
+        <w:szCs w:val="16"/>
+      </w:rPr>
+      <w:t>Para validar este documento escribe {{numeroRadico}} en el portal de tramites de la Alcaldia de Cabuyaro</w:t>
     </w:r>
   </w:p>
 </w:ftr>
 </file>
 
-<file path=word/footnotes.xml><?xml version="1.0" encoding="utf-8"?>
-<w:footnotes xmlns:wpc="http://schemas.microsoft.com/office/word/2010/wordprocessingCanvas" xmlns:cx="http://schemas.microsoft.com/office/drawing/2014/chartex" xmlns:cx1="http://schemas.microsoft.com/office/drawing/2015/9/8/chartex" xmlns:cx2="http://schemas.microsoft.com/office/drawing/2015/10/21/chartex" xmlns:cx3="http://schemas.microsoft.com/office/drawing/2016/5/9/chartex" xmlns:cx4="http://schemas.microsoft.com/office/drawing/2016/5/10/chartex" xmlns:cx5="http://schemas.microsoft.com/office/drawing/2016/5/11/chartex" xmlns:cx6="http://schemas.microsoft.com/office/drawing/2016/5/12/chartex" xmlns:cx7="http://schemas.microsoft.com/office/drawing/2016/5/13/chartex" xmlns:cx8="http://schemas.microsoft.com/office/drawing/2016/5/14/chartex" xmlns:mc="http://schemas.openxmlformats.org/markup-compatibility/2006" xmlns:aink="http://schemas.microsoft.com/office/drawing/2016/ink" xmlns:am3d="http://schemas.microsoft.com/office/drawing/2017/model3d" xmlns:o="urn:schemas-microsoft-com:office:office" xmlns:oel="http://schemas.microsoft.com/office/2019/extlst" xmlns:r="http://schemas.openxmlformats.org/officeDocument/2006/relationships" xmlns:m="http://schemas.openxmlformats.org/officeDocument/2006/math" xmlns:v="urn:schemas-microsoft-com:vml" xmlns:wp14="http://schemas.microsoft.com/office/word/2010/wordprocessingDrawing" xmlns:wp="http://schemas.openxmlformats.org/drawingml/2006/wordprocessingDrawing" xmlns:w10="urn:schemas-microsoft-com:office:word" xmlns:w="http://schemas.openxmlformats.org/wordprocessingml/2006/main" xmlns:w14="http://schemas.microsoft.com/office/word/2010/wordml" xmlns:w15="http://schemas.microsoft.com/office/word/2012/wordml" xmlns:w16cex="http://schemas.microsoft.com/office/word/2018/wordml/cex" xmlns:w16cid="http://schemas.microsoft.com/office/word/2016/wordml/cid" xmlns:w16="http://schemas.microsoft.com/office/word/2018/wordml" xmlns:w16du="http://schemas.microsoft.com/office/word/2023/wordml/word16du" xmlns:w16sdtdh="http://schemas.microsoft.com/office/word/2020/wordml/sdtdatahash" xmlns:w16sdtfl="http://schemas.microsoft.com/office/word/2024/wordml/sdtformatlock" xmlns:w16se="http://schemas.microsoft.com/office/word/2015/wordml/symex" xmlns:wpg="http://schemas.microsoft.com/office/word/2010/wordprocessingGroup" xmlns:wpi="http://schemas.microsoft.com/office/word/2010/wordprocessingInk" xmlns:wne="http://schemas.microsoft.com/office/word/2006/wordml" xmlns:wps="http://schemas.microsoft.com/office/word/2010/wordprocessingShape" mc:Ignorable="w14 w15 w16se w16cid w16 w16cex w16sdtdh w16sdtfl w16du wp14">
-  <w:footnote w:type="separator" w:id="-1">
-    <w:p>
-      <w:r>
-        <w:separator/>
-      </w:r>
-    </w:p>
-  </w:footnote>
-  <w:footnote w:type="continuationSeparator" w:id="0">
-    <w:p>
-      <w:r>
-        <w:continuationSeparator/>
-      </w:r>
-    </w:p>
-  </w:footnote>
-</w:footnotes>
+<file path=word/header1.xml><?xml version="1.0" encoding="utf-8"?>
+<w:hdr xmlns:o="urn:schemas-microsoft-com:office:office" xmlns:r="http://schemas.openxmlformats.org/officeDocument/2006/relationships" xmlns:v="urn:schemas-microsoft-com:vml" xmlns:w="http://schemas.openxmlformats.org/wordprocessingml/2006/main" xmlns:w10="urn:schemas-microsoft-com:office:word" xmlns:wp="http://schemas.openxmlformats.org/drawingml/2006/wordprocessingDrawing" xmlns:pic="http://schemas.openxmlformats.org/drawingml/2006/picture" xmlns:wps="http://schemas.microsoft.com/office/word/2010/wordprocessingShape" xmlns:wpg="http://schemas.microsoft.com/office/word/2010/wordprocessingGroup" xmlns:mc="http://schemas.openxmlformats.org/markup-compatibility/2006" xmlns:wp14="http://schemas.microsoft.com/office/word/2010/wordprocessingDrawing" xmlns:w14="http://schemas.microsoft.com/office/word/2010/wordml" xmlns:w15="http://schemas.microsoft.com/office/word/2012/wordml" mc:Ignorable="w14 wp14 w15">
+  <w:p>
+    <w:pPr>
+      <w:pStyle w:val="Header"/>
+      <w:rPr/>
+    </w:pPr>
+    <w:r>
+      <w:rPr/>
+    </w:r>
+  </w:p>
+</w:hdr>
 </file>
 
-<file path=word/header1.xml><?xml version="1.0" encoding="utf-8"?>
-<w:hdr xmlns:wpc="http://schemas.microsoft.com/office/word/2010/wordprocessingCanvas" xmlns:cx="http://schemas.microsoft.com/office/drawing/2014/chartex" xmlns:cx1="http://schemas.microsoft.com/office/drawing/2015/9/8/chartex" xmlns:cx2="http://schemas.microsoft.com/office/drawing/2015/10/21/chartex" xmlns:cx3="http://schemas.microsoft.com/office/drawing/2016/5/9/chartex" xmlns:cx4="http://schemas.microsoft.com/office/drawing/2016/5/10/chartex" xmlns:cx5="http://schemas.microsoft.com/office/drawing/2016/5/11/chartex" xmlns:cx6="http://schemas.microsoft.com/office/drawing/2016/5/12/chartex" xmlns:cx7="http://schemas.microsoft.com/office/drawing/2016/5/13/chartex" xmlns:cx8="http://schemas.microsoft.com/office/drawing/2016/5/14/chartex" xmlns:mc="http://schemas.openxmlformats.org/markup-compatibility/2006" xmlns:aink="http://schemas.microsoft.com/office/drawing/2016/ink" xmlns:am3d="http://schemas.microsoft.com/office/drawing/2017/model3d" xmlns:o="urn:schemas-microsoft-com:office:office" xmlns:oel="http://schemas.microsoft.com/office/2019/extlst" xmlns:r="http://schemas.openxmlformats.org/officeDocument/2006/relationships" xmlns:m="http://schemas.openxmlformats.org/officeDocument/2006/math" xmlns:v="urn:schemas-microsoft-com:vml" xmlns:wp14="http://schemas.microsoft.com/office/word/2010/wordprocessingDrawing" xmlns:wp="http://schemas.openxmlformats.org/drawingml/2006/wordprocessingDrawing" xmlns:w10="urn:schemas-microsoft-com:office:word" xmlns:w="http://schemas.openxmlformats.org/wordprocessingml/2006/main" xmlns:w14="http://schemas.microsoft.com/office/word/2010/wordml" xmlns:w15="http://schemas.microsoft.com/office/word/2012/wordml" xmlns:w16cex="http://schemas.microsoft.com/office/word/2018/wordml/cex" xmlns:w16cid="http://schemas.microsoft.com/office/word/2016/wordml/cid" xmlns:w16="http://schemas.microsoft.com/office/word/2018/wordml" xmlns:w16du="http://schemas.microsoft.com/office/word/2023/wordml/word16du" xmlns:w16sdtdh="http://schemas.microsoft.com/office/word/2020/wordml/sdtdatahash" xmlns:w16sdtfl="http://schemas.microsoft.com/office/word/2024/wordml/sdtformatlock" xmlns:w16se="http://schemas.microsoft.com/office/word/2015/wordml/symex" xmlns:wpg="http://schemas.microsoft.com/office/word/2010/wordprocessingGroup" xmlns:wpi="http://schemas.microsoft.com/office/word/2010/wordprocessingInk" xmlns:wne="http://schemas.microsoft.com/office/word/2006/wordml" xmlns:wps="http://schemas.microsoft.com/office/word/2010/wordprocessingShape" mc:Ignorable="w14 w15 w16se w16cid w16 w16cex w16sdtdh w16sdtfl w16du wp14">
+<file path=word/header2.xml><?xml version="1.0" encoding="utf-8"?>
+<w:hdr xmlns:o="urn:schemas-microsoft-com:office:office" xmlns:r="http://schemas.openxmlformats.org/officeDocument/2006/relationships" xmlns:v="urn:schemas-microsoft-com:vml" xmlns:w="http://schemas.openxmlformats.org/wordprocessingml/2006/main" xmlns:w10="urn:schemas-microsoft-com:office:word" xmlns:wp="http://schemas.openxmlformats.org/drawingml/2006/wordprocessingDrawing" xmlns:pic="http://schemas.openxmlformats.org/drawingml/2006/picture" xmlns:wps="http://schemas.microsoft.com/office/word/2010/wordprocessingShape" xmlns:wpg="http://schemas.microsoft.com/office/word/2010/wordprocessingGroup" xmlns:mc="http://schemas.openxmlformats.org/markup-compatibility/2006" xmlns:wp14="http://schemas.microsoft.com/office/word/2010/wordprocessingDrawing" xmlns:w14="http://schemas.microsoft.com/office/word/2010/wordml" xmlns:w15="http://schemas.microsoft.com/office/word/2012/wordml" mc:Ignorable="w14 wp14 w15">
   <w:tbl>
     <w:tblPr>
       <w:tblW w:w="9498" w:type="dxa"/>
+      <w:jc w:val="start"/>
       <w:tblInd w:w="-5" w:type="dxa"/>
       <w:tblLayout w:type="fixed"/>
-      <w:tblLook w:val="04A0" w:firstRow="1" w:lastRow="0" w:firstColumn="1" w:lastColumn="0" w:noHBand="0" w:noVBand="1"/>
+      <w:tblCellMar>
+        <w:top w:w="0" w:type="dxa"/>
+        <w:start w:w="108" w:type="dxa"/>
+        <w:bottom w:w="0" w:type="dxa"/>
+        <w:end w:w="108" w:type="dxa"/>
+      </w:tblCellMar>
+      <w:tblLook w:firstRow="1" w:noVBand="1" w:lastRow="0" w:firstColumn="1" w:lastColumn="0" w:noHBand="0" w:val="04a0"/>
     </w:tblPr>
     <w:tblGrid>
-      <w:gridCol w:w="2407"/>
-      <w:gridCol w:w="5388"/>
+      <w:gridCol w:w="2402"/>
+      <w:gridCol w:w="5393"/>
       <w:gridCol w:w="1703"/>
     </w:tblGrid>
     <w:tr>
       <w:trPr>
-        <w:cantSplit/>
-        <w:trHeight w:val="132"/>
+        <w:trHeight w:val="132" w:hRule="atLeast"/>
+        <w:cantSplit w:val="true"/>
       </w:trPr>
       <w:tc>
         <w:tcPr>
-          <w:tcW w:w="2407" w:type="dxa"/>
+          <w:tcW w:w="2402" w:type="dxa"/>
           <w:vMerge w:val="restart"/>
           <w:tcBorders>
             <w:top w:val="single" w:sz="4" w:space="0" w:color="000000"/>
-            <w:left w:val="single" w:sz="4" w:space="0" w:color="000000"/>
+            <w:start w:val="single" w:sz="4" w:space="0" w:color="000000"/>
             <w:bottom w:val="single" w:sz="4" w:space="0" w:color="000000"/>
-            <w:right w:val="single" w:sz="4" w:space="0" w:color="000000"/>
+            <w:end w:val="single" w:sz="4" w:space="0" w:color="000000"/>
           </w:tcBorders>
           <w:vAlign w:val="center"/>
         </w:tcPr>
         <w:p>
           <w:pPr>
+            <w:pStyle w:val="Normal"/>
             <w:jc w:val="center"/>
             <w:rPr>
-              <w:rFonts w:ascii="Maven Pro" w:eastAsia="Arial" w:hAnsi="Maven Pro" w:cs="Arial"/>
+              <w:rFonts w:ascii="Maven Pro" w:hAnsi="Maven Pro" w:eastAsia="Arial" w:cs="Arial"/>
               <w:b/>
               <w:color w:val="0000FF"/>
               <w:sz w:val="18"/>
@@ -1970,15 +2337,14 @@
           </w:pPr>
           <w:r>
             <w:rPr>
-              <w:rFonts w:ascii="Maven Pro" w:eastAsia="Arial" w:hAnsi="Maven Pro" w:cs="Arial"/>
-              <w:b/>
-              <w:noProof/>
+              <w:rFonts w:eastAsia="Arial" w:cs="Arial" w:ascii="Maven Pro" w:hAnsi="Maven Pro"/>
+              <w:b/>
               <w:color w:val="0000FF"/>
               <w:sz w:val="18"/>
               <w:szCs w:val="18"/>
             </w:rPr>
             <w:drawing>
-              <wp:anchor distT="0" distB="0" distL="0" distR="0" simplePos="0" relativeHeight="251656192" behindDoc="1" locked="0" layoutInCell="1" allowOverlap="1" wp14:anchorId="5D8958E4" wp14:editId="792402E2">
+              <wp:anchor distT="0" distB="0" distL="0" distR="0" simplePos="0" relativeHeight="2" behindDoc="1" locked="0" layoutInCell="1" allowOverlap="1">
                 <wp:simplePos x="0" y="0"/>
                 <wp:positionH relativeFrom="column">
                   <wp:posOffset>-5715</wp:posOffset>
@@ -1989,7 +2355,7 @@
                 <wp:extent cx="1314450" cy="800100"/>
                 <wp:effectExtent l="0" t="0" r="0" b="0"/>
                 <wp:wrapNone/>
-                <wp:docPr id="1836049914" name="image1.jpg" descr="Imagen que contiene Logotipo&#10;&#10;Descripción generada automáticamente"/>
+                <wp:docPr id="1" name="image1.jpg" descr="Imagen que contiene Logotipo&#10;&#10;Descripción generada automáticamente"/>
                 <wp:cNvGraphicFramePr>
                   <a:graphicFrameLocks xmlns:a="http://schemas.openxmlformats.org/drawingml/2006/main" noChangeAspect="1"/>
                 </wp:cNvGraphicFramePr>
@@ -2028,21 +2394,22 @@
       </w:tc>
       <w:tc>
         <w:tcPr>
-          <w:tcW w:w="5388" w:type="dxa"/>
+          <w:tcW w:w="5393" w:type="dxa"/>
           <w:vMerge w:val="restart"/>
           <w:tcBorders>
             <w:top w:val="single" w:sz="4" w:space="0" w:color="000000"/>
-            <w:left w:val="single" w:sz="4" w:space="0" w:color="000000"/>
+            <w:start w:val="single" w:sz="4" w:space="0" w:color="000000"/>
             <w:bottom w:val="single" w:sz="4" w:space="0" w:color="000000"/>
-            <w:right w:val="single" w:sz="4" w:space="0" w:color="000000"/>
+            <w:end w:val="single" w:sz="4" w:space="0" w:color="000000"/>
           </w:tcBorders>
           <w:vAlign w:val="center"/>
         </w:tcPr>
         <w:p>
           <w:pPr>
+            <w:pStyle w:val="Normal"/>
             <w:jc w:val="center"/>
             <w:rPr>
-              <w:rFonts w:ascii="Maven Pro" w:eastAsia="Arial" w:hAnsi="Maven Pro" w:cs="Arial"/>
+              <w:rFonts w:ascii="Maven Pro" w:hAnsi="Maven Pro" w:eastAsia="Arial" w:cs="Arial"/>
               <w:b/>
               <w:bCs/>
               <w:sz w:val="18"/>
@@ -2051,7 +2418,7 @@
           </w:pPr>
           <w:r>
             <w:rPr>
-              <w:rFonts w:ascii="Maven Pro" w:eastAsia="Arial" w:hAnsi="Maven Pro" w:cs="Arial"/>
+              <w:rFonts w:eastAsia="Arial" w:cs="Arial" w:ascii="Maven Pro" w:hAnsi="Maven Pro"/>
               <w:b/>
               <w:bCs/>
               <w:sz w:val="18"/>
@@ -2062,9 +2429,10 @@
         </w:p>
         <w:p>
           <w:pPr>
+            <w:pStyle w:val="Normal"/>
             <w:jc w:val="center"/>
             <w:rPr>
-              <w:rFonts w:ascii="Maven Pro" w:eastAsia="Arial" w:hAnsi="Maven Pro" w:cs="Arial"/>
+              <w:rFonts w:ascii="Maven Pro" w:hAnsi="Maven Pro" w:eastAsia="Arial" w:cs="Arial"/>
               <w:b/>
               <w:bCs/>
               <w:sz w:val="18"/>
@@ -2073,7 +2441,7 @@
           </w:pPr>
           <w:r>
             <w:rPr>
-              <w:rFonts w:ascii="Maven Pro" w:eastAsia="Arial" w:hAnsi="Maven Pro" w:cs="Arial"/>
+              <w:rFonts w:eastAsia="Arial" w:cs="Arial" w:ascii="Maven Pro" w:hAnsi="Maven Pro"/>
               <w:b/>
               <w:bCs/>
               <w:sz w:val="18"/>
@@ -2084,9 +2452,10 @@
         </w:p>
         <w:p>
           <w:pPr>
+            <w:pStyle w:val="Normal"/>
             <w:jc w:val="center"/>
             <w:rPr>
-              <w:rFonts w:ascii="Maven Pro" w:eastAsia="Arial" w:hAnsi="Maven Pro" w:cs="Arial"/>
+              <w:rFonts w:ascii="Maven Pro" w:hAnsi="Maven Pro" w:eastAsia="Arial" w:cs="Arial"/>
               <w:b/>
               <w:bCs/>
               <w:sz w:val="18"/>
@@ -2095,7 +2464,7 @@
           </w:pPr>
           <w:r>
             <w:rPr>
-              <w:rFonts w:ascii="Maven Pro" w:eastAsia="Arial" w:hAnsi="Maven Pro" w:cs="Arial"/>
+              <w:rFonts w:eastAsia="Arial" w:cs="Arial" w:ascii="Maven Pro" w:hAnsi="Maven Pro"/>
               <w:b/>
               <w:bCs/>
               <w:sz w:val="18"/>
@@ -2110,17 +2479,18 @@
           <w:tcW w:w="1703" w:type="dxa"/>
           <w:tcBorders>
             <w:top w:val="single" w:sz="4" w:space="0" w:color="000000"/>
-            <w:left w:val="single" w:sz="4" w:space="0" w:color="000000"/>
+            <w:start w:val="single" w:sz="4" w:space="0" w:color="000000"/>
             <w:bottom w:val="single" w:sz="4" w:space="0" w:color="000000"/>
-            <w:right w:val="single" w:sz="4" w:space="0" w:color="000000"/>
+            <w:end w:val="single" w:sz="4" w:space="0" w:color="000000"/>
           </w:tcBorders>
           <w:vAlign w:val="center"/>
         </w:tcPr>
         <w:p>
           <w:pPr>
+            <w:pStyle w:val="Normal"/>
             <w:jc w:val="center"/>
             <w:rPr>
-              <w:rFonts w:ascii="Maven Pro" w:eastAsia="Arial" w:hAnsi="Maven Pro" w:cs="Arial"/>
+              <w:rFonts w:ascii="Maven Pro" w:hAnsi="Maven Pro" w:eastAsia="Arial" w:cs="Arial"/>
               <w:b/>
               <w:sz w:val="18"/>
               <w:szCs w:val="18"/>
@@ -2128,7 +2498,7 @@
           </w:pPr>
           <w:r>
             <w:rPr>
-              <w:rFonts w:ascii="Maven Pro" w:eastAsia="Arial" w:hAnsi="Maven Pro" w:cs="Arial"/>
+              <w:rFonts w:eastAsia="Arial" w:cs="Arial" w:ascii="Maven Pro" w:hAnsi="Maven Pro"/>
               <w:b/>
               <w:sz w:val="18"/>
               <w:szCs w:val="18"/>
@@ -2140,56 +2510,75 @@
     </w:tr>
     <w:tr>
       <w:trPr>
-        <w:cantSplit/>
-        <w:trHeight w:val="184"/>
+        <w:trHeight w:val="184" w:hRule="atLeast"/>
+        <w:cantSplit w:val="true"/>
       </w:trPr>
       <w:tc>
         <w:tcPr>
-          <w:tcW w:w="2407" w:type="dxa"/>
-          <w:vMerge/>
+          <w:tcW w:w="2402" w:type="dxa"/>
+          <w:vMerge w:val="continue"/>
           <w:tcBorders>
             <w:top w:val="single" w:sz="4" w:space="0" w:color="000000"/>
-            <w:left w:val="single" w:sz="4" w:space="0" w:color="000000"/>
+            <w:start w:val="single" w:sz="4" w:space="0" w:color="000000"/>
             <w:bottom w:val="single" w:sz="4" w:space="0" w:color="000000"/>
-            <w:right w:val="single" w:sz="4" w:space="0" w:color="000000"/>
+            <w:end w:val="single" w:sz="4" w:space="0" w:color="000000"/>
           </w:tcBorders>
           <w:vAlign w:val="center"/>
         </w:tcPr>
         <w:p>
           <w:pPr>
-            <w:widowControl w:val="0"/>
-            <w:rPr>
-              <w:rFonts w:ascii="Maven Pro" w:eastAsia="Arial" w:hAnsi="Maven Pro" w:cs="Arial"/>
+            <w:pStyle w:val="Normal"/>
+            <w:widowControl w:val="false"/>
+            <w:rPr>
+              <w:rFonts w:ascii="Maven Pro" w:hAnsi="Maven Pro" w:eastAsia="Arial" w:cs="Arial"/>
               <w:b/>
               <w:sz w:val="18"/>
               <w:szCs w:val="18"/>
             </w:rPr>
           </w:pPr>
+          <w:r>
+            <w:rPr>
+              <w:rFonts w:eastAsia="Arial" w:cs="Arial" w:ascii="Maven Pro" w:hAnsi="Maven Pro"/>
+              <w:b/>
+              <w:sz w:val="18"/>
+              <w:szCs w:val="18"/>
+            </w:rPr>
+          </w:r>
         </w:p>
       </w:tc>
       <w:tc>
         <w:tcPr>
-          <w:tcW w:w="5388" w:type="dxa"/>
-          <w:vMerge/>
+          <w:tcW w:w="5393" w:type="dxa"/>
+          <w:vMerge w:val="continue"/>
           <w:tcBorders>
             <w:top w:val="single" w:sz="4" w:space="0" w:color="000000"/>
-            <w:left w:val="single" w:sz="4" w:space="0" w:color="000000"/>
+            <w:start w:val="single" w:sz="4" w:space="0" w:color="000000"/>
             <w:bottom w:val="single" w:sz="4" w:space="0" w:color="000000"/>
-            <w:right w:val="single" w:sz="4" w:space="0" w:color="000000"/>
+            <w:end w:val="single" w:sz="4" w:space="0" w:color="000000"/>
           </w:tcBorders>
           <w:vAlign w:val="center"/>
         </w:tcPr>
         <w:p>
           <w:pPr>
-            <w:widowControl w:val="0"/>
-            <w:rPr>
-              <w:rFonts w:ascii="Maven Pro" w:eastAsia="Arial" w:hAnsi="Maven Pro" w:cs="Arial"/>
+            <w:pStyle w:val="Normal"/>
+            <w:widowControl w:val="false"/>
+            <w:rPr>
+              <w:rFonts w:ascii="Maven Pro" w:hAnsi="Maven Pro" w:eastAsia="Arial" w:cs="Arial"/>
               <w:b/>
               <w:bCs/>
               <w:sz w:val="18"/>
               <w:szCs w:val="18"/>
             </w:rPr>
           </w:pPr>
+          <w:r>
+            <w:rPr>
+              <w:rFonts w:eastAsia="Arial" w:cs="Arial" w:ascii="Maven Pro" w:hAnsi="Maven Pro"/>
+              <w:b/>
+              <w:bCs/>
+              <w:sz w:val="18"/>
+              <w:szCs w:val="18"/>
+            </w:rPr>
+          </w:r>
         </w:p>
       </w:tc>
       <w:tc>
@@ -2197,17 +2586,18 @@
           <w:tcW w:w="1703" w:type="dxa"/>
           <w:tcBorders>
             <w:top w:val="single" w:sz="4" w:space="0" w:color="000000"/>
-            <w:left w:val="single" w:sz="4" w:space="0" w:color="000000"/>
+            <w:start w:val="single" w:sz="4" w:space="0" w:color="000000"/>
             <w:bottom w:val="single" w:sz="4" w:space="0" w:color="000000"/>
-            <w:right w:val="single" w:sz="4" w:space="0" w:color="000000"/>
+            <w:end w:val="single" w:sz="4" w:space="0" w:color="000000"/>
           </w:tcBorders>
           <w:vAlign w:val="center"/>
         </w:tcPr>
         <w:p>
           <w:pPr>
+            <w:pStyle w:val="Normal"/>
             <w:jc w:val="center"/>
             <w:rPr>
-              <w:rFonts w:ascii="Maven Pro" w:eastAsia="Arial" w:hAnsi="Maven Pro" w:cs="Arial"/>
+              <w:rFonts w:ascii="Maven Pro" w:hAnsi="Maven Pro" w:eastAsia="Arial" w:cs="Arial"/>
               <w:b/>
               <w:sz w:val="18"/>
               <w:szCs w:val="18"/>
@@ -2215,7 +2605,7 @@
           </w:pPr>
           <w:r>
             <w:rPr>
-              <w:rFonts w:ascii="Maven Pro" w:eastAsia="Arial" w:hAnsi="Maven Pro" w:cs="Arial"/>
+              <w:rFonts w:eastAsia="Arial" w:cs="Arial" w:ascii="Maven Pro" w:hAnsi="Maven Pro"/>
               <w:b/>
               <w:sz w:val="18"/>
               <w:szCs w:val="18"/>
@@ -2227,56 +2617,75 @@
     </w:tr>
     <w:tr>
       <w:trPr>
-        <w:cantSplit/>
-        <w:trHeight w:val="128"/>
+        <w:trHeight w:val="128" w:hRule="atLeast"/>
+        <w:cantSplit w:val="true"/>
       </w:trPr>
       <w:tc>
         <w:tcPr>
-          <w:tcW w:w="2407" w:type="dxa"/>
-          <w:vMerge/>
+          <w:tcW w:w="2402" w:type="dxa"/>
+          <w:vMerge w:val="continue"/>
           <w:tcBorders>
             <w:top w:val="single" w:sz="4" w:space="0" w:color="000000"/>
-            <w:left w:val="single" w:sz="4" w:space="0" w:color="000000"/>
+            <w:start w:val="single" w:sz="4" w:space="0" w:color="000000"/>
             <w:bottom w:val="single" w:sz="4" w:space="0" w:color="000000"/>
-            <w:right w:val="single" w:sz="4" w:space="0" w:color="000000"/>
+            <w:end w:val="single" w:sz="4" w:space="0" w:color="000000"/>
           </w:tcBorders>
           <w:vAlign w:val="center"/>
         </w:tcPr>
         <w:p>
           <w:pPr>
-            <w:widowControl w:val="0"/>
-            <w:rPr>
-              <w:rFonts w:ascii="Maven Pro" w:eastAsia="Arial" w:hAnsi="Maven Pro" w:cs="Arial"/>
+            <w:pStyle w:val="Normal"/>
+            <w:widowControl w:val="false"/>
+            <w:rPr>
+              <w:rFonts w:ascii="Maven Pro" w:hAnsi="Maven Pro" w:eastAsia="Arial" w:cs="Arial"/>
               <w:b/>
               <w:sz w:val="18"/>
               <w:szCs w:val="18"/>
             </w:rPr>
           </w:pPr>
+          <w:r>
+            <w:rPr>
+              <w:rFonts w:eastAsia="Arial" w:cs="Arial" w:ascii="Maven Pro" w:hAnsi="Maven Pro"/>
+              <w:b/>
+              <w:sz w:val="18"/>
+              <w:szCs w:val="18"/>
+            </w:rPr>
+          </w:r>
         </w:p>
       </w:tc>
       <w:tc>
         <w:tcPr>
-          <w:tcW w:w="5388" w:type="dxa"/>
-          <w:vMerge/>
+          <w:tcW w:w="5393" w:type="dxa"/>
+          <w:vMerge w:val="continue"/>
           <w:tcBorders>
             <w:top w:val="single" w:sz="4" w:space="0" w:color="000000"/>
-            <w:left w:val="single" w:sz="4" w:space="0" w:color="000000"/>
+            <w:start w:val="single" w:sz="4" w:space="0" w:color="000000"/>
             <w:bottom w:val="single" w:sz="4" w:space="0" w:color="000000"/>
-            <w:right w:val="single" w:sz="4" w:space="0" w:color="000000"/>
+            <w:end w:val="single" w:sz="4" w:space="0" w:color="000000"/>
           </w:tcBorders>
           <w:vAlign w:val="center"/>
         </w:tcPr>
         <w:p>
           <w:pPr>
-            <w:widowControl w:val="0"/>
-            <w:rPr>
-              <w:rFonts w:ascii="Maven Pro" w:eastAsia="Arial" w:hAnsi="Maven Pro" w:cs="Arial"/>
+            <w:pStyle w:val="Normal"/>
+            <w:widowControl w:val="false"/>
+            <w:rPr>
+              <w:rFonts w:ascii="Maven Pro" w:hAnsi="Maven Pro" w:eastAsia="Arial" w:cs="Arial"/>
               <w:b/>
               <w:bCs/>
               <w:sz w:val="18"/>
               <w:szCs w:val="18"/>
             </w:rPr>
           </w:pPr>
+          <w:r>
+            <w:rPr>
+              <w:rFonts w:eastAsia="Arial" w:cs="Arial" w:ascii="Maven Pro" w:hAnsi="Maven Pro"/>
+              <w:b/>
+              <w:bCs/>
+              <w:sz w:val="18"/>
+              <w:szCs w:val="18"/>
+            </w:rPr>
+          </w:r>
         </w:p>
       </w:tc>
       <w:tc>
@@ -2284,17 +2693,18 @@
           <w:tcW w:w="1703" w:type="dxa"/>
           <w:tcBorders>
             <w:top w:val="single" w:sz="4" w:space="0" w:color="000000"/>
-            <w:left w:val="single" w:sz="4" w:space="0" w:color="000000"/>
+            <w:start w:val="single" w:sz="4" w:space="0" w:color="000000"/>
             <w:bottom w:val="single" w:sz="4" w:space="0" w:color="000000"/>
-            <w:right w:val="single" w:sz="4" w:space="0" w:color="000000"/>
+            <w:end w:val="single" w:sz="4" w:space="0" w:color="000000"/>
           </w:tcBorders>
           <w:vAlign w:val="center"/>
         </w:tcPr>
         <w:p>
           <w:pPr>
+            <w:pStyle w:val="Normal"/>
             <w:jc w:val="center"/>
             <w:rPr>
-              <w:rFonts w:ascii="Maven Pro" w:eastAsia="Arial" w:hAnsi="Maven Pro" w:cs="Arial"/>
+              <w:rFonts w:ascii="Maven Pro" w:hAnsi="Maven Pro" w:eastAsia="Arial" w:cs="Arial"/>
               <w:b/>
               <w:sz w:val="18"/>
               <w:szCs w:val="18"/>
@@ -2302,7 +2712,7 @@
           </w:pPr>
           <w:r>
             <w:rPr>
-              <w:rFonts w:ascii="Maven Pro" w:eastAsia="Arial" w:hAnsi="Maven Pro" w:cs="Arial"/>
+              <w:rFonts w:eastAsia="Arial" w:cs="Arial" w:ascii="Maven Pro" w:hAnsi="Maven Pro"/>
               <w:b/>
               <w:sz w:val="18"/>
               <w:szCs w:val="18"/>
@@ -2314,46 +2724,56 @@
     </w:tr>
     <w:tr>
       <w:trPr>
-        <w:cantSplit/>
-        <w:trHeight w:val="428"/>
+        <w:trHeight w:val="428" w:hRule="atLeast"/>
+        <w:cantSplit w:val="true"/>
       </w:trPr>
       <w:tc>
         <w:tcPr>
-          <w:tcW w:w="2407" w:type="dxa"/>
-          <w:vMerge/>
+          <w:tcW w:w="2402" w:type="dxa"/>
+          <w:vMerge w:val="continue"/>
           <w:tcBorders>
             <w:top w:val="single" w:sz="4" w:space="0" w:color="000000"/>
-            <w:left w:val="single" w:sz="4" w:space="0" w:color="000000"/>
+            <w:start w:val="single" w:sz="4" w:space="0" w:color="000000"/>
             <w:bottom w:val="single" w:sz="4" w:space="0" w:color="000000"/>
-            <w:right w:val="single" w:sz="4" w:space="0" w:color="000000"/>
+            <w:end w:val="single" w:sz="4" w:space="0" w:color="000000"/>
           </w:tcBorders>
           <w:vAlign w:val="center"/>
         </w:tcPr>
         <w:p>
           <w:pPr>
-            <w:widowControl w:val="0"/>
-            <w:rPr>
-              <w:rFonts w:ascii="Maven Pro" w:eastAsia="Arial" w:hAnsi="Maven Pro" w:cs="Arial"/>
+            <w:pStyle w:val="Normal"/>
+            <w:widowControl w:val="false"/>
+            <w:rPr>
+              <w:rFonts w:ascii="Maven Pro" w:hAnsi="Maven Pro" w:eastAsia="Arial" w:cs="Arial"/>
               <w:b/>
               <w:sz w:val="18"/>
               <w:szCs w:val="18"/>
             </w:rPr>
           </w:pPr>
+          <w:r>
+            <w:rPr>
+              <w:rFonts w:eastAsia="Arial" w:cs="Arial" w:ascii="Maven Pro" w:hAnsi="Maven Pro"/>
+              <w:b/>
+              <w:sz w:val="18"/>
+              <w:szCs w:val="18"/>
+            </w:rPr>
+          </w:r>
         </w:p>
       </w:tc>
       <w:tc>
         <w:tcPr>
-          <w:tcW w:w="5388" w:type="dxa"/>
+          <w:tcW w:w="5393" w:type="dxa"/>
           <w:tcBorders>
             <w:top w:val="single" w:sz="4" w:space="0" w:color="000000"/>
-            <w:left w:val="single" w:sz="4" w:space="0" w:color="000000"/>
+            <w:start w:val="single" w:sz="4" w:space="0" w:color="000000"/>
             <w:bottom w:val="single" w:sz="4" w:space="0" w:color="000000"/>
-            <w:right w:val="single" w:sz="4" w:space="0" w:color="000000"/>
+            <w:end w:val="single" w:sz="4" w:space="0" w:color="000000"/>
           </w:tcBorders>
           <w:vAlign w:val="center"/>
         </w:tcPr>
         <w:p>
           <w:pPr>
+            <w:pStyle w:val="Normal"/>
             <w:ind w:hanging="142"/>
             <w:jc w:val="center"/>
             <w:rPr>
@@ -2363,7 +2783,7 @@
           </w:pPr>
           <w:r>
             <w:rPr>
-              <w:rFonts w:ascii="Maven Pro" w:eastAsia="Batang" w:hAnsi="Maven Pro"/>
+              <w:rFonts w:eastAsia="Batang" w:ascii="Maven Pro" w:hAnsi="Maven Pro"/>
               <w:b/>
               <w:sz w:val="18"/>
               <w:szCs w:val="18"/>
@@ -2373,15 +2793,25 @@
         </w:p>
         <w:p>
           <w:pPr>
+            <w:pStyle w:val="Normal"/>
             <w:jc w:val="center"/>
             <w:rPr>
-              <w:rFonts w:ascii="Maven Pro" w:eastAsia="Arial" w:hAnsi="Maven Pro" w:cs="Arial"/>
+              <w:rFonts w:ascii="Maven Pro" w:hAnsi="Maven Pro" w:eastAsia="Arial" w:cs="Arial"/>
               <w:b/>
               <w:bCs/>
               <w:sz w:val="18"/>
               <w:szCs w:val="18"/>
             </w:rPr>
           </w:pPr>
+          <w:r>
+            <w:rPr>
+              <w:rFonts w:eastAsia="Arial" w:cs="Arial" w:ascii="Maven Pro" w:hAnsi="Maven Pro"/>
+              <w:b/>
+              <w:bCs/>
+              <w:sz w:val="18"/>
+              <w:szCs w:val="18"/>
+            </w:rPr>
+          </w:r>
         </w:p>
       </w:tc>
       <w:tc>
@@ -2390,21 +2820,23 @@
           <w:vMerge w:val="restart"/>
           <w:tcBorders>
             <w:top w:val="single" w:sz="4" w:space="0" w:color="000000"/>
-            <w:left w:val="single" w:sz="4" w:space="0" w:color="000000"/>
+            <w:start w:val="single" w:sz="4" w:space="0" w:color="000000"/>
             <w:bottom w:val="single" w:sz="4" w:space="0" w:color="000000"/>
-            <w:right w:val="single" w:sz="4" w:space="0" w:color="000000"/>
+            <w:end w:val="single" w:sz="4" w:space="0" w:color="000000"/>
           </w:tcBorders>
           <w:vAlign w:val="center"/>
         </w:tcPr>
         <w:p>
           <w:pPr>
+            <w:pStyle w:val="Normal"/>
             <w:tabs>
-              <w:tab w:val="center" w:pos="4252"/>
-              <w:tab w:val="right" w:pos="8504"/>
+              <w:tab w:val="clear" w:pos="720"/>
+              <w:tab w:val="center" w:pos="4252" w:leader="none"/>
+              <w:tab w:val="right" w:pos="8504" w:leader="none"/>
             </w:tabs>
             <w:jc w:val="center"/>
             <w:rPr>
-              <w:rFonts w:ascii="Maven Pro" w:eastAsia="Arial" w:hAnsi="Maven Pro" w:cs="Arial"/>
+              <w:rFonts w:ascii="Maven Pro" w:hAnsi="Maven Pro" w:eastAsia="Arial" w:cs="Arial"/>
               <w:b/>
               <w:color w:val="000000"/>
               <w:sz w:val="18"/>
@@ -2413,7 +2845,7 @@
           </w:pPr>
           <w:r>
             <w:rPr>
-              <w:rFonts w:ascii="Maven Pro" w:eastAsia="Arial" w:hAnsi="Maven Pro" w:cs="Arial"/>
+              <w:rFonts w:eastAsia="Arial" w:cs="Arial" w:ascii="Maven Pro" w:hAnsi="Maven Pro"/>
               <w:color w:val="000000"/>
               <w:sz w:val="18"/>
               <w:szCs w:val="18"/>
@@ -2422,7 +2854,7 @@
           </w:r>
           <w:r>
             <w:rPr>
-              <w:rFonts w:ascii="Maven Pro" w:eastAsia="Arial" w:hAnsi="Maven Pro" w:cs="Arial"/>
+              <w:rFonts w:eastAsia="Arial" w:cs="Arial" w:ascii="Maven Pro" w:hAnsi="Maven Pro"/>
               <w:b/>
               <w:color w:val="000000"/>
               <w:sz w:val="18"/>
@@ -2432,7 +2864,7 @@
           </w:r>
           <w:r>
             <w:rPr>
-              <w:rFonts w:ascii="Maven Pro" w:eastAsia="Arial" w:hAnsi="Maven Pro" w:cs="Arial"/>
+              <w:rFonts w:eastAsia="Arial" w:cs="Arial" w:ascii="Maven Pro" w:hAnsi="Maven Pro"/>
               <w:b/>
               <w:color w:val="000000"/>
               <w:sz w:val="18"/>
@@ -2442,7 +2874,7 @@
           </w:r>
           <w:r>
             <w:rPr>
-              <w:rFonts w:ascii="Maven Pro" w:eastAsia="Arial" w:hAnsi="Maven Pro" w:cs="Arial"/>
+              <w:rFonts w:eastAsia="Arial" w:cs="Arial" w:ascii="Maven Pro" w:hAnsi="Maven Pro"/>
               <w:b/>
               <w:color w:val="000000"/>
               <w:sz w:val="18"/>
@@ -2452,7 +2884,7 @@
           </w:r>
           <w:r>
             <w:rPr>
-              <w:rFonts w:ascii="Maven Pro" w:eastAsia="Arial" w:hAnsi="Maven Pro" w:cs="Arial"/>
+              <w:rFonts w:eastAsia="Arial" w:cs="Arial" w:ascii="Maven Pro" w:hAnsi="Maven Pro"/>
               <w:b/>
               <w:color w:val="000000"/>
               <w:sz w:val="18"/>
@@ -2462,7 +2894,7 @@
           </w:r>
           <w:r>
             <w:rPr>
-              <w:rFonts w:ascii="Maven Pro" w:eastAsia="Arial" w:hAnsi="Maven Pro" w:cs="Arial"/>
+              <w:rFonts w:eastAsia="Arial" w:cs="Arial" w:ascii="Maven Pro" w:hAnsi="Maven Pro"/>
               <w:b/>
               <w:color w:val="000000"/>
               <w:sz w:val="18"/>
@@ -2472,7 +2904,7 @@
           </w:r>
           <w:r>
             <w:rPr>
-              <w:rFonts w:ascii="Maven Pro" w:eastAsia="Arial" w:hAnsi="Maven Pro" w:cs="Arial"/>
+              <w:rFonts w:eastAsia="Arial" w:cs="Arial" w:ascii="Maven Pro" w:hAnsi="Maven Pro"/>
               <w:color w:val="000000"/>
               <w:sz w:val="18"/>
               <w:szCs w:val="18"/>
@@ -2481,7 +2913,7 @@
           </w:r>
           <w:r>
             <w:rPr>
-              <w:rFonts w:ascii="Maven Pro" w:eastAsia="Arial" w:hAnsi="Maven Pro" w:cs="Arial"/>
+              <w:rFonts w:eastAsia="Arial" w:cs="Arial" w:ascii="Maven Pro" w:hAnsi="Maven Pro"/>
               <w:b/>
               <w:color w:val="000000"/>
               <w:sz w:val="18"/>
@@ -2491,7 +2923,7 @@
           </w:r>
           <w:r>
             <w:rPr>
-              <w:rFonts w:ascii="Maven Pro" w:eastAsia="Arial" w:hAnsi="Maven Pro" w:cs="Arial"/>
+              <w:rFonts w:eastAsia="Arial" w:cs="Arial" w:ascii="Maven Pro" w:hAnsi="Maven Pro"/>
               <w:b/>
               <w:color w:val="000000"/>
               <w:sz w:val="18"/>
@@ -2501,7 +2933,7 @@
           </w:r>
           <w:r>
             <w:rPr>
-              <w:rFonts w:ascii="Maven Pro" w:eastAsia="Arial" w:hAnsi="Maven Pro" w:cs="Arial"/>
+              <w:rFonts w:eastAsia="Arial" w:cs="Arial" w:ascii="Maven Pro" w:hAnsi="Maven Pro"/>
               <w:b/>
               <w:color w:val="000000"/>
               <w:sz w:val="18"/>
@@ -2511,7 +2943,7 @@
           </w:r>
           <w:r>
             <w:rPr>
-              <w:rFonts w:ascii="Maven Pro" w:eastAsia="Arial" w:hAnsi="Maven Pro" w:cs="Arial"/>
+              <w:rFonts w:eastAsia="Arial" w:cs="Arial" w:ascii="Maven Pro" w:hAnsi="Maven Pro"/>
               <w:b/>
               <w:color w:val="000000"/>
               <w:sz w:val="18"/>
@@ -2521,7 +2953,7 @@
           </w:r>
           <w:r>
             <w:rPr>
-              <w:rFonts w:ascii="Maven Pro" w:eastAsia="Arial" w:hAnsi="Maven Pro" w:cs="Arial"/>
+              <w:rFonts w:eastAsia="Arial" w:cs="Arial" w:ascii="Maven Pro" w:hAnsi="Maven Pro"/>
               <w:b/>
               <w:color w:val="000000"/>
               <w:sz w:val="18"/>
@@ -2534,54 +2966,64 @@
     </w:tr>
     <w:tr>
       <w:trPr>
-        <w:cantSplit/>
-        <w:trHeight w:val="69"/>
+        <w:trHeight w:val="69" w:hRule="atLeast"/>
+        <w:cantSplit w:val="true"/>
       </w:trPr>
       <w:tc>
         <w:tcPr>
-          <w:tcW w:w="2407" w:type="dxa"/>
-          <w:vMerge/>
+          <w:tcW w:w="2402" w:type="dxa"/>
+          <w:vMerge w:val="continue"/>
           <w:tcBorders>
             <w:top w:val="single" w:sz="4" w:space="0" w:color="000000"/>
-            <w:left w:val="single" w:sz="4" w:space="0" w:color="000000"/>
+            <w:start w:val="single" w:sz="4" w:space="0" w:color="000000"/>
             <w:bottom w:val="single" w:sz="4" w:space="0" w:color="000000"/>
-            <w:right w:val="single" w:sz="4" w:space="0" w:color="000000"/>
+            <w:end w:val="single" w:sz="4" w:space="0" w:color="000000"/>
           </w:tcBorders>
           <w:vAlign w:val="center"/>
         </w:tcPr>
         <w:p>
           <w:pPr>
-            <w:widowControl w:val="0"/>
-            <w:rPr>
-              <w:rFonts w:ascii="Maven Pro" w:eastAsia="Arial" w:hAnsi="Maven Pro" w:cs="Arial"/>
+            <w:pStyle w:val="Normal"/>
+            <w:widowControl w:val="false"/>
+            <w:rPr>
+              <w:rFonts w:ascii="Maven Pro" w:hAnsi="Maven Pro" w:eastAsia="Arial" w:cs="Arial"/>
               <w:b/>
               <w:color w:val="000000"/>
               <w:sz w:val="18"/>
               <w:szCs w:val="18"/>
             </w:rPr>
           </w:pPr>
+          <w:r>
+            <w:rPr>
+              <w:rFonts w:eastAsia="Arial" w:cs="Arial" w:ascii="Maven Pro" w:hAnsi="Maven Pro"/>
+              <w:b/>
+              <w:color w:val="000000"/>
+              <w:sz w:val="18"/>
+              <w:szCs w:val="18"/>
+            </w:rPr>
+          </w:r>
         </w:p>
       </w:tc>
       <w:tc>
         <w:tcPr>
-          <w:tcW w:w="5388" w:type="dxa"/>
+          <w:tcW w:w="5393" w:type="dxa"/>
           <w:tcBorders>
             <w:top w:val="single" w:sz="4" w:space="0" w:color="000000"/>
-            <w:left w:val="single" w:sz="4" w:space="0" w:color="000000"/>
+            <w:start w:val="single" w:sz="4" w:space="0" w:color="000000"/>
             <w:bottom w:val="single" w:sz="4" w:space="0" w:color="000000"/>
-            <w:right w:val="single" w:sz="4" w:space="0" w:color="000000"/>
+            <w:end w:val="single" w:sz="4" w:space="0" w:color="000000"/>
           </w:tcBorders>
           <w:vAlign w:val="center"/>
         </w:tcPr>
         <w:p>
           <w:pPr>
-            <w:pStyle w:val="Encabezado"/>
+            <w:pStyle w:val="Header"/>
             <w:tabs>
               <w:tab w:val="clear" w:pos="4252"/>
               <w:tab w:val="clear" w:pos="8504"/>
-              <w:tab w:val="left" w:pos="6676"/>
+              <w:tab w:val="left" w:pos="6676" w:leader="none"/>
             </w:tabs>
-            <w:ind w:firstLineChars="800" w:firstLine="1446"/>
+            <w:ind w:firstLineChars="800"/>
             <w:rPr>
               <w:rFonts w:ascii="Maven Pro" w:hAnsi="Maven Pro" w:cs="Arial"/>
               <w:b/>
@@ -2592,7 +3034,7 @@
           </w:pPr>
           <w:r>
             <w:rPr>
-              <w:rFonts w:ascii="Maven Pro" w:hAnsi="Maven Pro" w:cs="Arial"/>
+              <w:rFonts w:cs="Arial" w:ascii="Maven Pro" w:hAnsi="Maven Pro"/>
               <w:b/>
               <w:bCs/>
               <w:sz w:val="18"/>
@@ -2605,33 +3047,43 @@
       <w:tc>
         <w:tcPr>
           <w:tcW w:w="1703" w:type="dxa"/>
-          <w:vMerge/>
+          <w:vMerge w:val="continue"/>
           <w:tcBorders>
             <w:top w:val="single" w:sz="4" w:space="0" w:color="000000"/>
-            <w:left w:val="single" w:sz="4" w:space="0" w:color="000000"/>
+            <w:start w:val="single" w:sz="4" w:space="0" w:color="000000"/>
             <w:bottom w:val="single" w:sz="4" w:space="0" w:color="000000"/>
-            <w:right w:val="single" w:sz="4" w:space="0" w:color="000000"/>
+            <w:end w:val="single" w:sz="4" w:space="0" w:color="000000"/>
           </w:tcBorders>
           <w:vAlign w:val="center"/>
         </w:tcPr>
         <w:p>
           <w:pPr>
-            <w:widowControl w:val="0"/>
-            <w:rPr>
-              <w:rFonts w:ascii="Maven Pro" w:eastAsia="Arial" w:hAnsi="Maven Pro" w:cs="Arial"/>
+            <w:pStyle w:val="Normal"/>
+            <w:widowControl w:val="false"/>
+            <w:rPr>
+              <w:rFonts w:ascii="Maven Pro" w:hAnsi="Maven Pro" w:eastAsia="Arial" w:cs="Arial"/>
               <w:b/>
               <w:sz w:val="18"/>
               <w:szCs w:val="18"/>
             </w:rPr>
           </w:pPr>
+          <w:r>
+            <w:rPr>
+              <w:rFonts w:eastAsia="Arial" w:cs="Arial" w:ascii="Maven Pro" w:hAnsi="Maven Pro"/>
+              <w:b/>
+              <w:sz w:val="18"/>
+              <w:szCs w:val="18"/>
+            </w:rPr>
+          </w:r>
         </w:p>
       </w:tc>
     </w:tr>
   </w:tbl>
   <w:p>
     <w:pPr>
-      <w:pStyle w:val="Encabezado"/>
-      <w:jc w:val="left"/>
+      <w:pStyle w:val="Header"/>
+      <w:jc w:val="start"/>
+      <w:rPr/>
     </w:pPr>
     <w:r>
       <w:rPr>
@@ -2639,48 +3091,56 @@
         <w:sz w:val="18"/>
         <w:szCs w:val="18"/>
       </w:rPr>
-      <w:t>100-«consecutivo»</w:t>
+      <w:t>100 - {{consecutivo}}</w:t>
     </w:r>
   </w:p>
 </w:hdr>
 </file>
 
-<file path=word/header2.xml><?xml version="1.0" encoding="utf-8"?>
-<w:hdr xmlns:wpc="http://schemas.microsoft.com/office/word/2010/wordprocessingCanvas" xmlns:cx="http://schemas.microsoft.com/office/drawing/2014/chartex" xmlns:cx1="http://schemas.microsoft.com/office/drawing/2015/9/8/chartex" xmlns:cx2="http://schemas.microsoft.com/office/drawing/2015/10/21/chartex" xmlns:cx3="http://schemas.microsoft.com/office/drawing/2016/5/9/chartex" xmlns:cx4="http://schemas.microsoft.com/office/drawing/2016/5/10/chartex" xmlns:cx5="http://schemas.microsoft.com/office/drawing/2016/5/11/chartex" xmlns:cx6="http://schemas.microsoft.com/office/drawing/2016/5/12/chartex" xmlns:cx7="http://schemas.microsoft.com/office/drawing/2016/5/13/chartex" xmlns:cx8="http://schemas.microsoft.com/office/drawing/2016/5/14/chartex" xmlns:mc="http://schemas.openxmlformats.org/markup-compatibility/2006" xmlns:aink="http://schemas.microsoft.com/office/drawing/2016/ink" xmlns:am3d="http://schemas.microsoft.com/office/drawing/2017/model3d" xmlns:o="urn:schemas-microsoft-com:office:office" xmlns:oel="http://schemas.microsoft.com/office/2019/extlst" xmlns:r="http://schemas.openxmlformats.org/officeDocument/2006/relationships" xmlns:m="http://schemas.openxmlformats.org/officeDocument/2006/math" xmlns:v="urn:schemas-microsoft-com:vml" xmlns:wp14="http://schemas.microsoft.com/office/word/2010/wordprocessingDrawing" xmlns:wp="http://schemas.openxmlformats.org/drawingml/2006/wordprocessingDrawing" xmlns:w10="urn:schemas-microsoft-com:office:word" xmlns:w="http://schemas.openxmlformats.org/wordprocessingml/2006/main" xmlns:w14="http://schemas.microsoft.com/office/word/2010/wordml" xmlns:w15="http://schemas.microsoft.com/office/word/2012/wordml" xmlns:w16cex="http://schemas.microsoft.com/office/word/2018/wordml/cex" xmlns:w16cid="http://schemas.microsoft.com/office/word/2016/wordml/cid" xmlns:w16="http://schemas.microsoft.com/office/word/2018/wordml" xmlns:w16du="http://schemas.microsoft.com/office/word/2023/wordml/word16du" xmlns:w16sdtdh="http://schemas.microsoft.com/office/word/2020/wordml/sdtdatahash" xmlns:w16sdtfl="http://schemas.microsoft.com/office/word/2024/wordml/sdtformatlock" xmlns:w16se="http://schemas.microsoft.com/office/word/2015/wordml/symex" xmlns:wpg="http://schemas.microsoft.com/office/word/2010/wordprocessingGroup" xmlns:wpi="http://schemas.microsoft.com/office/word/2010/wordprocessingInk" xmlns:wne="http://schemas.microsoft.com/office/word/2006/wordml" xmlns:wps="http://schemas.microsoft.com/office/word/2010/wordprocessingShape" mc:Ignorable="w14 w15 w16se w16cid w16 w16cex w16sdtdh w16sdtfl w16du wp14">
+<file path=word/header3.xml><?xml version="1.0" encoding="utf-8"?>
+<w:hdr xmlns:o="urn:schemas-microsoft-com:office:office" xmlns:r="http://schemas.openxmlformats.org/officeDocument/2006/relationships" xmlns:v="urn:schemas-microsoft-com:vml" xmlns:w="http://schemas.openxmlformats.org/wordprocessingml/2006/main" xmlns:w10="urn:schemas-microsoft-com:office:word" xmlns:wp="http://schemas.openxmlformats.org/drawingml/2006/wordprocessingDrawing" xmlns:pic="http://schemas.openxmlformats.org/drawingml/2006/picture" xmlns:wps="http://schemas.microsoft.com/office/word/2010/wordprocessingShape" xmlns:wpg="http://schemas.microsoft.com/office/word/2010/wordprocessingGroup" xmlns:mc="http://schemas.openxmlformats.org/markup-compatibility/2006" xmlns:wp14="http://schemas.microsoft.com/office/word/2010/wordprocessingDrawing" xmlns:w14="http://schemas.microsoft.com/office/word/2010/wordml" xmlns:w15="http://schemas.microsoft.com/office/word/2012/wordml" mc:Ignorable="w14 wp14 w15">
   <w:tbl>
     <w:tblPr>
       <w:tblW w:w="9498" w:type="dxa"/>
+      <w:jc w:val="start"/>
       <w:tblInd w:w="-5" w:type="dxa"/>
       <w:tblLayout w:type="fixed"/>
-      <w:tblLook w:val="04A0" w:firstRow="1" w:lastRow="0" w:firstColumn="1" w:lastColumn="0" w:noHBand="0" w:noVBand="1"/>
+      <w:tblCellMar>
+        <w:top w:w="0" w:type="dxa"/>
+        <w:start w:w="108" w:type="dxa"/>
+        <w:bottom w:w="0" w:type="dxa"/>
+        <w:end w:w="108" w:type="dxa"/>
+      </w:tblCellMar>
+      <w:tblLook w:firstRow="1" w:noVBand="1" w:lastRow="0" w:firstColumn="1" w:lastColumn="0" w:noHBand="0" w:val="04a0"/>
     </w:tblPr>
     <w:tblGrid>
-      <w:gridCol w:w="2407"/>
-      <w:gridCol w:w="5388"/>
+      <w:gridCol w:w="2402"/>
+      <w:gridCol w:w="5393"/>
       <w:gridCol w:w="1703"/>
     </w:tblGrid>
     <w:tr>
       <w:trPr>
-        <w:cantSplit/>
-        <w:trHeight w:val="132"/>
+        <w:trHeight w:val="132" w:hRule="atLeast"/>
+        <w:cantSplit w:val="true"/>
       </w:trPr>
       <w:tc>
         <w:tcPr>
-          <w:tcW w:w="2407" w:type="dxa"/>
+          <w:tcW w:w="2402" w:type="dxa"/>
           <w:vMerge w:val="restart"/>
           <w:tcBorders>
             <w:top w:val="single" w:sz="4" w:space="0" w:color="000000"/>
-            <w:left w:val="single" w:sz="4" w:space="0" w:color="000000"/>
+            <w:start w:val="single" w:sz="4" w:space="0" w:color="000000"/>
             <w:bottom w:val="single" w:sz="4" w:space="0" w:color="000000"/>
-            <w:right w:val="single" w:sz="4" w:space="0" w:color="000000"/>
+            <w:end w:val="single" w:sz="4" w:space="0" w:color="000000"/>
           </w:tcBorders>
           <w:vAlign w:val="center"/>
         </w:tcPr>
         <w:p>
           <w:pPr>
+            <w:pStyle w:val="Normal"/>
             <w:jc w:val="center"/>
             <w:rPr>
-              <w:rFonts w:ascii="Maven Pro" w:eastAsia="Arial" w:hAnsi="Maven Pro" w:cs="Arial"/>
+              <w:rFonts w:ascii="Maven Pro" w:hAnsi="Maven Pro" w:eastAsia="Arial" w:cs="Arial"/>
               <w:b/>
               <w:color w:val="0000FF"/>
               <w:sz w:val="18"/>
@@ -2689,15 +3149,14 @@
           </w:pPr>
           <w:r>
             <w:rPr>
-              <w:rFonts w:ascii="Maven Pro" w:eastAsia="Arial" w:hAnsi="Maven Pro" w:cs="Arial"/>
-              <w:b/>
-              <w:noProof/>
+              <w:rFonts w:eastAsia="Arial" w:cs="Arial" w:ascii="Maven Pro" w:hAnsi="Maven Pro"/>
+              <w:b/>
               <w:color w:val="0000FF"/>
               <w:sz w:val="18"/>
               <w:szCs w:val="18"/>
             </w:rPr>
             <w:drawing>
-              <wp:anchor distT="0" distB="0" distL="0" distR="0" simplePos="0" relativeHeight="251657216" behindDoc="1" locked="0" layoutInCell="1" allowOverlap="1" wp14:anchorId="38201956" wp14:editId="4278D754">
+              <wp:anchor distT="0" distB="0" distL="0" distR="0" simplePos="0" relativeHeight="2" behindDoc="1" locked="0" layoutInCell="1" allowOverlap="1">
                 <wp:simplePos x="0" y="0"/>
                 <wp:positionH relativeFrom="column">
                   <wp:posOffset>-5715</wp:posOffset>
@@ -2708,7 +3167,7 @@
                 <wp:extent cx="1314450" cy="800100"/>
                 <wp:effectExtent l="0" t="0" r="0" b="0"/>
                 <wp:wrapNone/>
-                <wp:docPr id="1463846777" name="image1.jpg" descr="Imagen que contiene Logotipo&#10;&#10;Descripción generada automáticamente"/>
+                <wp:docPr id="2" name="image1.jpg" descr="Imagen que contiene Logotipo&#10;&#10;Descripción generada automáticamente"/>
                 <wp:cNvGraphicFramePr>
                   <a:graphicFrameLocks xmlns:a="http://schemas.openxmlformats.org/drawingml/2006/main" noChangeAspect="1"/>
                 </wp:cNvGraphicFramePr>
@@ -2747,21 +3206,22 @@
       </w:tc>
       <w:tc>
         <w:tcPr>
-          <w:tcW w:w="5388" w:type="dxa"/>
+          <w:tcW w:w="5393" w:type="dxa"/>
           <w:vMerge w:val="restart"/>
           <w:tcBorders>
             <w:top w:val="single" w:sz="4" w:space="0" w:color="000000"/>
-            <w:left w:val="single" w:sz="4" w:space="0" w:color="000000"/>
+            <w:start w:val="single" w:sz="4" w:space="0" w:color="000000"/>
             <w:bottom w:val="single" w:sz="4" w:space="0" w:color="000000"/>
-            <w:right w:val="single" w:sz="4" w:space="0" w:color="000000"/>
+            <w:end w:val="single" w:sz="4" w:space="0" w:color="000000"/>
           </w:tcBorders>
           <w:vAlign w:val="center"/>
         </w:tcPr>
         <w:p>
           <w:pPr>
+            <w:pStyle w:val="Normal"/>
             <w:jc w:val="center"/>
             <w:rPr>
-              <w:rFonts w:ascii="Maven Pro" w:eastAsia="Arial" w:hAnsi="Maven Pro" w:cs="Arial"/>
+              <w:rFonts w:ascii="Maven Pro" w:hAnsi="Maven Pro" w:eastAsia="Arial" w:cs="Arial"/>
               <w:b/>
               <w:bCs/>
               <w:sz w:val="18"/>
@@ -2770,7 +3230,7 @@
           </w:pPr>
           <w:r>
             <w:rPr>
-              <w:rFonts w:ascii="Maven Pro" w:eastAsia="Arial" w:hAnsi="Maven Pro" w:cs="Arial"/>
+              <w:rFonts w:eastAsia="Arial" w:cs="Arial" w:ascii="Maven Pro" w:hAnsi="Maven Pro"/>
               <w:b/>
               <w:bCs/>
               <w:sz w:val="18"/>
@@ -2781,9 +3241,10 @@
         </w:p>
         <w:p>
           <w:pPr>
+            <w:pStyle w:val="Normal"/>
             <w:jc w:val="center"/>
             <w:rPr>
-              <w:rFonts w:ascii="Maven Pro" w:eastAsia="Arial" w:hAnsi="Maven Pro" w:cs="Arial"/>
+              <w:rFonts w:ascii="Maven Pro" w:hAnsi="Maven Pro" w:eastAsia="Arial" w:cs="Arial"/>
               <w:b/>
               <w:bCs/>
               <w:sz w:val="18"/>
@@ -2792,7 +3253,7 @@
           </w:pPr>
           <w:r>
             <w:rPr>
-              <w:rFonts w:ascii="Maven Pro" w:eastAsia="Arial" w:hAnsi="Maven Pro" w:cs="Arial"/>
+              <w:rFonts w:eastAsia="Arial" w:cs="Arial" w:ascii="Maven Pro" w:hAnsi="Maven Pro"/>
               <w:b/>
               <w:bCs/>
               <w:sz w:val="18"/>
@@ -2803,9 +3264,10 @@
         </w:p>
         <w:p>
           <w:pPr>
+            <w:pStyle w:val="Normal"/>
             <w:jc w:val="center"/>
             <w:rPr>
-              <w:rFonts w:ascii="Maven Pro" w:eastAsia="Arial" w:hAnsi="Maven Pro" w:cs="Arial"/>
+              <w:rFonts w:ascii="Maven Pro" w:hAnsi="Maven Pro" w:eastAsia="Arial" w:cs="Arial"/>
               <w:b/>
               <w:bCs/>
               <w:sz w:val="18"/>
@@ -2814,7 +3276,7 @@
           </w:pPr>
           <w:r>
             <w:rPr>
-              <w:rFonts w:ascii="Maven Pro" w:eastAsia="Arial" w:hAnsi="Maven Pro" w:cs="Arial"/>
+              <w:rFonts w:eastAsia="Arial" w:cs="Arial" w:ascii="Maven Pro" w:hAnsi="Maven Pro"/>
               <w:b/>
               <w:bCs/>
               <w:sz w:val="18"/>
@@ -2829,17 +3291,18 @@
           <w:tcW w:w="1703" w:type="dxa"/>
           <w:tcBorders>
             <w:top w:val="single" w:sz="4" w:space="0" w:color="000000"/>
-            <w:left w:val="single" w:sz="4" w:space="0" w:color="000000"/>
+            <w:start w:val="single" w:sz="4" w:space="0" w:color="000000"/>
             <w:bottom w:val="single" w:sz="4" w:space="0" w:color="000000"/>
-            <w:right w:val="single" w:sz="4" w:space="0" w:color="000000"/>
+            <w:end w:val="single" w:sz="4" w:space="0" w:color="000000"/>
           </w:tcBorders>
           <w:vAlign w:val="center"/>
         </w:tcPr>
         <w:p>
           <w:pPr>
+            <w:pStyle w:val="Normal"/>
             <w:jc w:val="center"/>
             <w:rPr>
-              <w:rFonts w:ascii="Maven Pro" w:eastAsia="Arial" w:hAnsi="Maven Pro" w:cs="Arial"/>
+              <w:rFonts w:ascii="Maven Pro" w:hAnsi="Maven Pro" w:eastAsia="Arial" w:cs="Arial"/>
               <w:b/>
               <w:sz w:val="18"/>
               <w:szCs w:val="18"/>
@@ -2847,7 +3310,7 @@
           </w:pPr>
           <w:r>
             <w:rPr>
-              <w:rFonts w:ascii="Maven Pro" w:eastAsia="Arial" w:hAnsi="Maven Pro" w:cs="Arial"/>
+              <w:rFonts w:eastAsia="Arial" w:cs="Arial" w:ascii="Maven Pro" w:hAnsi="Maven Pro"/>
               <w:b/>
               <w:sz w:val="18"/>
               <w:szCs w:val="18"/>
@@ -2859,56 +3322,75 @@
     </w:tr>
     <w:tr>
       <w:trPr>
-        <w:cantSplit/>
-        <w:trHeight w:val="184"/>
+        <w:trHeight w:val="184" w:hRule="atLeast"/>
+        <w:cantSplit w:val="true"/>
       </w:trPr>
       <w:tc>
         <w:tcPr>
-          <w:tcW w:w="2407" w:type="dxa"/>
-          <w:vMerge/>
+          <w:tcW w:w="2402" w:type="dxa"/>
+          <w:vMerge w:val="continue"/>
           <w:tcBorders>
             <w:top w:val="single" w:sz="4" w:space="0" w:color="000000"/>
-            <w:left w:val="single" w:sz="4" w:space="0" w:color="000000"/>
+            <w:start w:val="single" w:sz="4" w:space="0" w:color="000000"/>
             <w:bottom w:val="single" w:sz="4" w:space="0" w:color="000000"/>
-            <w:right w:val="single" w:sz="4" w:space="0" w:color="000000"/>
+            <w:end w:val="single" w:sz="4" w:space="0" w:color="000000"/>
           </w:tcBorders>
           <w:vAlign w:val="center"/>
         </w:tcPr>
         <w:p>
           <w:pPr>
-            <w:widowControl w:val="0"/>
-            <w:rPr>
-              <w:rFonts w:ascii="Maven Pro" w:eastAsia="Arial" w:hAnsi="Maven Pro" w:cs="Arial"/>
+            <w:pStyle w:val="Normal"/>
+            <w:widowControl w:val="false"/>
+            <w:rPr>
+              <w:rFonts w:ascii="Maven Pro" w:hAnsi="Maven Pro" w:eastAsia="Arial" w:cs="Arial"/>
               <w:b/>
               <w:sz w:val="18"/>
               <w:szCs w:val="18"/>
             </w:rPr>
           </w:pPr>
+          <w:r>
+            <w:rPr>
+              <w:rFonts w:eastAsia="Arial" w:cs="Arial" w:ascii="Maven Pro" w:hAnsi="Maven Pro"/>
+              <w:b/>
+              <w:sz w:val="18"/>
+              <w:szCs w:val="18"/>
+            </w:rPr>
+          </w:r>
         </w:p>
       </w:tc>
       <w:tc>
         <w:tcPr>
-          <w:tcW w:w="5388" w:type="dxa"/>
-          <w:vMerge/>
+          <w:tcW w:w="5393" w:type="dxa"/>
+          <w:vMerge w:val="continue"/>
           <w:tcBorders>
             <w:top w:val="single" w:sz="4" w:space="0" w:color="000000"/>
-            <w:left w:val="single" w:sz="4" w:space="0" w:color="000000"/>
+            <w:start w:val="single" w:sz="4" w:space="0" w:color="000000"/>
             <w:bottom w:val="single" w:sz="4" w:space="0" w:color="000000"/>
-            <w:right w:val="single" w:sz="4" w:space="0" w:color="000000"/>
+            <w:end w:val="single" w:sz="4" w:space="0" w:color="000000"/>
           </w:tcBorders>
           <w:vAlign w:val="center"/>
         </w:tcPr>
         <w:p>
           <w:pPr>
-            <w:widowControl w:val="0"/>
-            <w:rPr>
-              <w:rFonts w:ascii="Maven Pro" w:eastAsia="Arial" w:hAnsi="Maven Pro" w:cs="Arial"/>
+            <w:pStyle w:val="Normal"/>
+            <w:widowControl w:val="false"/>
+            <w:rPr>
+              <w:rFonts w:ascii="Maven Pro" w:hAnsi="Maven Pro" w:eastAsia="Arial" w:cs="Arial"/>
               <w:b/>
               <w:bCs/>
               <w:sz w:val="18"/>
               <w:szCs w:val="18"/>
             </w:rPr>
           </w:pPr>
+          <w:r>
+            <w:rPr>
+              <w:rFonts w:eastAsia="Arial" w:cs="Arial" w:ascii="Maven Pro" w:hAnsi="Maven Pro"/>
+              <w:b/>
+              <w:bCs/>
+              <w:sz w:val="18"/>
+              <w:szCs w:val="18"/>
+            </w:rPr>
+          </w:r>
         </w:p>
       </w:tc>
       <w:tc>
@@ -2916,17 +3398,18 @@
           <w:tcW w:w="1703" w:type="dxa"/>
           <w:tcBorders>
             <w:top w:val="single" w:sz="4" w:space="0" w:color="000000"/>
-            <w:left w:val="single" w:sz="4" w:space="0" w:color="000000"/>
+            <w:start w:val="single" w:sz="4" w:space="0" w:color="000000"/>
             <w:bottom w:val="single" w:sz="4" w:space="0" w:color="000000"/>
-            <w:right w:val="single" w:sz="4" w:space="0" w:color="000000"/>
+            <w:end w:val="single" w:sz="4" w:space="0" w:color="000000"/>
           </w:tcBorders>
           <w:vAlign w:val="center"/>
         </w:tcPr>
         <w:p>
           <w:pPr>
+            <w:pStyle w:val="Normal"/>
             <w:jc w:val="center"/>
             <w:rPr>
-              <w:rFonts w:ascii="Maven Pro" w:eastAsia="Arial" w:hAnsi="Maven Pro" w:cs="Arial"/>
+              <w:rFonts w:ascii="Maven Pro" w:hAnsi="Maven Pro" w:eastAsia="Arial" w:cs="Arial"/>
               <w:b/>
               <w:sz w:val="18"/>
               <w:szCs w:val="18"/>
@@ -2934,7 +3417,7 @@
           </w:pPr>
           <w:r>
             <w:rPr>
-              <w:rFonts w:ascii="Maven Pro" w:eastAsia="Arial" w:hAnsi="Maven Pro" w:cs="Arial"/>
+              <w:rFonts w:eastAsia="Arial" w:cs="Arial" w:ascii="Maven Pro" w:hAnsi="Maven Pro"/>
               <w:b/>
               <w:sz w:val="18"/>
               <w:szCs w:val="18"/>
@@ -2946,56 +3429,75 @@
     </w:tr>
     <w:tr>
       <w:trPr>
-        <w:cantSplit/>
-        <w:trHeight w:val="128"/>
+        <w:trHeight w:val="128" w:hRule="atLeast"/>
+        <w:cantSplit w:val="true"/>
       </w:trPr>
       <w:tc>
         <w:tcPr>
-          <w:tcW w:w="2407" w:type="dxa"/>
-          <w:vMerge/>
+          <w:tcW w:w="2402" w:type="dxa"/>
+          <w:vMerge w:val="continue"/>
           <w:tcBorders>
             <w:top w:val="single" w:sz="4" w:space="0" w:color="000000"/>
-            <w:left w:val="single" w:sz="4" w:space="0" w:color="000000"/>
+            <w:start w:val="single" w:sz="4" w:space="0" w:color="000000"/>
             <w:bottom w:val="single" w:sz="4" w:space="0" w:color="000000"/>
-            <w:right w:val="single" w:sz="4" w:space="0" w:color="000000"/>
+            <w:end w:val="single" w:sz="4" w:space="0" w:color="000000"/>
           </w:tcBorders>
           <w:vAlign w:val="center"/>
         </w:tcPr>
         <w:p>
           <w:pPr>
-            <w:widowControl w:val="0"/>
-            <w:rPr>
-              <w:rFonts w:ascii="Maven Pro" w:eastAsia="Arial" w:hAnsi="Maven Pro" w:cs="Arial"/>
+            <w:pStyle w:val="Normal"/>
+            <w:widowControl w:val="false"/>
+            <w:rPr>
+              <w:rFonts w:ascii="Maven Pro" w:hAnsi="Maven Pro" w:eastAsia="Arial" w:cs="Arial"/>
               <w:b/>
               <w:sz w:val="18"/>
               <w:szCs w:val="18"/>
             </w:rPr>
           </w:pPr>
+          <w:r>
+            <w:rPr>
+              <w:rFonts w:eastAsia="Arial" w:cs="Arial" w:ascii="Maven Pro" w:hAnsi="Maven Pro"/>
+              <w:b/>
+              <w:sz w:val="18"/>
+              <w:szCs w:val="18"/>
+            </w:rPr>
+          </w:r>
         </w:p>
       </w:tc>
       <w:tc>
         <w:tcPr>
-          <w:tcW w:w="5388" w:type="dxa"/>
-          <w:vMerge/>
+          <w:tcW w:w="5393" w:type="dxa"/>
+          <w:vMerge w:val="continue"/>
           <w:tcBorders>
             <w:top w:val="single" w:sz="4" w:space="0" w:color="000000"/>
-            <w:left w:val="single" w:sz="4" w:space="0" w:color="000000"/>
+            <w:start w:val="single" w:sz="4" w:space="0" w:color="000000"/>
             <w:bottom w:val="single" w:sz="4" w:space="0" w:color="000000"/>
-            <w:right w:val="single" w:sz="4" w:space="0" w:color="000000"/>
+            <w:end w:val="single" w:sz="4" w:space="0" w:color="000000"/>
           </w:tcBorders>
           <w:vAlign w:val="center"/>
         </w:tcPr>
         <w:p>
           <w:pPr>
-            <w:widowControl w:val="0"/>
-            <w:rPr>
-              <w:rFonts w:ascii="Maven Pro" w:eastAsia="Arial" w:hAnsi="Maven Pro" w:cs="Arial"/>
+            <w:pStyle w:val="Normal"/>
+            <w:widowControl w:val="false"/>
+            <w:rPr>
+              <w:rFonts w:ascii="Maven Pro" w:hAnsi="Maven Pro" w:eastAsia="Arial" w:cs="Arial"/>
               <w:b/>
               <w:bCs/>
               <w:sz w:val="18"/>
               <w:szCs w:val="18"/>
             </w:rPr>
           </w:pPr>
+          <w:r>
+            <w:rPr>
+              <w:rFonts w:eastAsia="Arial" w:cs="Arial" w:ascii="Maven Pro" w:hAnsi="Maven Pro"/>
+              <w:b/>
+              <w:bCs/>
+              <w:sz w:val="18"/>
+              <w:szCs w:val="18"/>
+            </w:rPr>
+          </w:r>
         </w:p>
       </w:tc>
       <w:tc>
@@ -3003,17 +3505,18 @@
           <w:tcW w:w="1703" w:type="dxa"/>
           <w:tcBorders>
             <w:top w:val="single" w:sz="4" w:space="0" w:color="000000"/>
-            <w:left w:val="single" w:sz="4" w:space="0" w:color="000000"/>
+            <w:start w:val="single" w:sz="4" w:space="0" w:color="000000"/>
             <w:bottom w:val="single" w:sz="4" w:space="0" w:color="000000"/>
-            <w:right w:val="single" w:sz="4" w:space="0" w:color="000000"/>
+            <w:end w:val="single" w:sz="4" w:space="0" w:color="000000"/>
           </w:tcBorders>
           <w:vAlign w:val="center"/>
         </w:tcPr>
         <w:p>
           <w:pPr>
+            <w:pStyle w:val="Normal"/>
             <w:jc w:val="center"/>
             <w:rPr>
-              <w:rFonts w:ascii="Maven Pro" w:eastAsia="Arial" w:hAnsi="Maven Pro" w:cs="Arial"/>
+              <w:rFonts w:ascii="Maven Pro" w:hAnsi="Maven Pro" w:eastAsia="Arial" w:cs="Arial"/>
               <w:b/>
               <w:sz w:val="18"/>
               <w:szCs w:val="18"/>
@@ -3021,7 +3524,7 @@
           </w:pPr>
           <w:r>
             <w:rPr>
-              <w:rFonts w:ascii="Maven Pro" w:eastAsia="Arial" w:hAnsi="Maven Pro" w:cs="Arial"/>
+              <w:rFonts w:eastAsia="Arial" w:cs="Arial" w:ascii="Maven Pro" w:hAnsi="Maven Pro"/>
               <w:b/>
               <w:sz w:val="18"/>
               <w:szCs w:val="18"/>
@@ -3033,46 +3536,56 @@
     </w:tr>
     <w:tr>
       <w:trPr>
-        <w:cantSplit/>
-        <w:trHeight w:val="428"/>
+        <w:trHeight w:val="428" w:hRule="atLeast"/>
+        <w:cantSplit w:val="true"/>
       </w:trPr>
       <w:tc>
         <w:tcPr>
-          <w:tcW w:w="2407" w:type="dxa"/>
-          <w:vMerge/>
+          <w:tcW w:w="2402" w:type="dxa"/>
+          <w:vMerge w:val="continue"/>
           <w:tcBorders>
             <w:top w:val="single" w:sz="4" w:space="0" w:color="000000"/>
-            <w:left w:val="single" w:sz="4" w:space="0" w:color="000000"/>
+            <w:start w:val="single" w:sz="4" w:space="0" w:color="000000"/>
             <w:bottom w:val="single" w:sz="4" w:space="0" w:color="000000"/>
-            <w:right w:val="single" w:sz="4" w:space="0" w:color="000000"/>
+            <w:end w:val="single" w:sz="4" w:space="0" w:color="000000"/>
           </w:tcBorders>
           <w:vAlign w:val="center"/>
         </w:tcPr>
         <w:p>
           <w:pPr>
-            <w:widowControl w:val="0"/>
-            <w:rPr>
-              <w:rFonts w:ascii="Maven Pro" w:eastAsia="Arial" w:hAnsi="Maven Pro" w:cs="Arial"/>
+            <w:pStyle w:val="Normal"/>
+            <w:widowControl w:val="false"/>
+            <w:rPr>
+              <w:rFonts w:ascii="Maven Pro" w:hAnsi="Maven Pro" w:eastAsia="Arial" w:cs="Arial"/>
               <w:b/>
               <w:sz w:val="18"/>
               <w:szCs w:val="18"/>
             </w:rPr>
           </w:pPr>
+          <w:r>
+            <w:rPr>
+              <w:rFonts w:eastAsia="Arial" w:cs="Arial" w:ascii="Maven Pro" w:hAnsi="Maven Pro"/>
+              <w:b/>
+              <w:sz w:val="18"/>
+              <w:szCs w:val="18"/>
+            </w:rPr>
+          </w:r>
         </w:p>
       </w:tc>
       <w:tc>
         <w:tcPr>
-          <w:tcW w:w="5388" w:type="dxa"/>
+          <w:tcW w:w="5393" w:type="dxa"/>
           <w:tcBorders>
             <w:top w:val="single" w:sz="4" w:space="0" w:color="000000"/>
-            <w:left w:val="single" w:sz="4" w:space="0" w:color="000000"/>
+            <w:start w:val="single" w:sz="4" w:space="0" w:color="000000"/>
             <w:bottom w:val="single" w:sz="4" w:space="0" w:color="000000"/>
-            <w:right w:val="single" w:sz="4" w:space="0" w:color="000000"/>
+            <w:end w:val="single" w:sz="4" w:space="0" w:color="000000"/>
           </w:tcBorders>
           <w:vAlign w:val="center"/>
         </w:tcPr>
         <w:p>
           <w:pPr>
+            <w:pStyle w:val="Normal"/>
             <w:ind w:hanging="142"/>
             <w:jc w:val="center"/>
             <w:rPr>
@@ -3082,7 +3595,7 @@
           </w:pPr>
           <w:r>
             <w:rPr>
-              <w:rFonts w:ascii="Maven Pro" w:eastAsia="Batang" w:hAnsi="Maven Pro"/>
+              <w:rFonts w:eastAsia="Batang" w:ascii="Maven Pro" w:hAnsi="Maven Pro"/>
               <w:b/>
               <w:sz w:val="18"/>
               <w:szCs w:val="18"/>
@@ -3092,15 +3605,25 @@
         </w:p>
         <w:p>
           <w:pPr>
+            <w:pStyle w:val="Normal"/>
             <w:jc w:val="center"/>
             <w:rPr>
-              <w:rFonts w:ascii="Maven Pro" w:eastAsia="Arial" w:hAnsi="Maven Pro" w:cs="Arial"/>
+              <w:rFonts w:ascii="Maven Pro" w:hAnsi="Maven Pro" w:eastAsia="Arial" w:cs="Arial"/>
               <w:b/>
               <w:bCs/>
               <w:sz w:val="18"/>
               <w:szCs w:val="18"/>
             </w:rPr>
           </w:pPr>
+          <w:r>
+            <w:rPr>
+              <w:rFonts w:eastAsia="Arial" w:cs="Arial" w:ascii="Maven Pro" w:hAnsi="Maven Pro"/>
+              <w:b/>
+              <w:bCs/>
+              <w:sz w:val="18"/>
+              <w:szCs w:val="18"/>
+            </w:rPr>
+          </w:r>
         </w:p>
       </w:tc>
       <w:tc>
@@ -3109,21 +3632,23 @@
           <w:vMerge w:val="restart"/>
           <w:tcBorders>
             <w:top w:val="single" w:sz="4" w:space="0" w:color="000000"/>
-            <w:left w:val="single" w:sz="4" w:space="0" w:color="000000"/>
+            <w:start w:val="single" w:sz="4" w:space="0" w:color="000000"/>
             <w:bottom w:val="single" w:sz="4" w:space="0" w:color="000000"/>
-            <w:right w:val="single" w:sz="4" w:space="0" w:color="000000"/>
+            <w:end w:val="single" w:sz="4" w:space="0" w:color="000000"/>
           </w:tcBorders>
           <w:vAlign w:val="center"/>
         </w:tcPr>
         <w:p>
           <w:pPr>
+            <w:pStyle w:val="Normal"/>
             <w:tabs>
-              <w:tab w:val="center" w:pos="4252"/>
-              <w:tab w:val="right" w:pos="8504"/>
+              <w:tab w:val="clear" w:pos="720"/>
+              <w:tab w:val="center" w:pos="4252" w:leader="none"/>
+              <w:tab w:val="right" w:pos="8504" w:leader="none"/>
             </w:tabs>
             <w:jc w:val="center"/>
             <w:rPr>
-              <w:rFonts w:ascii="Maven Pro" w:eastAsia="Arial" w:hAnsi="Maven Pro" w:cs="Arial"/>
+              <w:rFonts w:ascii="Maven Pro" w:hAnsi="Maven Pro" w:eastAsia="Arial" w:cs="Arial"/>
               <w:b/>
               <w:color w:val="000000"/>
               <w:sz w:val="18"/>
@@ -3132,7 +3657,7 @@
           </w:pPr>
           <w:r>
             <w:rPr>
-              <w:rFonts w:ascii="Maven Pro" w:eastAsia="Arial" w:hAnsi="Maven Pro" w:cs="Arial"/>
+              <w:rFonts w:eastAsia="Arial" w:cs="Arial" w:ascii="Maven Pro" w:hAnsi="Maven Pro"/>
               <w:color w:val="000000"/>
               <w:sz w:val="18"/>
               <w:szCs w:val="18"/>
@@ -3141,7 +3666,7 @@
           </w:r>
           <w:r>
             <w:rPr>
-              <w:rFonts w:ascii="Maven Pro" w:eastAsia="Arial" w:hAnsi="Maven Pro" w:cs="Arial"/>
+              <w:rFonts w:eastAsia="Arial" w:cs="Arial" w:ascii="Maven Pro" w:hAnsi="Maven Pro"/>
               <w:b/>
               <w:color w:val="000000"/>
               <w:sz w:val="18"/>
@@ -3151,7 +3676,7 @@
           </w:r>
           <w:r>
             <w:rPr>
-              <w:rFonts w:ascii="Maven Pro" w:eastAsia="Arial" w:hAnsi="Maven Pro" w:cs="Arial"/>
+              <w:rFonts w:eastAsia="Arial" w:cs="Arial" w:ascii="Maven Pro" w:hAnsi="Maven Pro"/>
               <w:b/>
               <w:color w:val="000000"/>
               <w:sz w:val="18"/>
@@ -3161,7 +3686,7 @@
           </w:r>
           <w:r>
             <w:rPr>
-              <w:rFonts w:ascii="Maven Pro" w:eastAsia="Arial" w:hAnsi="Maven Pro" w:cs="Arial"/>
+              <w:rFonts w:eastAsia="Arial" w:cs="Arial" w:ascii="Maven Pro" w:hAnsi="Maven Pro"/>
               <w:b/>
               <w:color w:val="000000"/>
               <w:sz w:val="18"/>
@@ -3171,7 +3696,7 @@
           </w:r>
           <w:r>
             <w:rPr>
-              <w:rFonts w:ascii="Maven Pro" w:eastAsia="Arial" w:hAnsi="Maven Pro" w:cs="Arial"/>
+              <w:rFonts w:eastAsia="Arial" w:cs="Arial" w:ascii="Maven Pro" w:hAnsi="Maven Pro"/>
               <w:b/>
               <w:color w:val="000000"/>
               <w:sz w:val="18"/>
@@ -3181,7 +3706,7 @@
           </w:r>
           <w:r>
             <w:rPr>
-              <w:rFonts w:ascii="Maven Pro" w:eastAsia="Arial" w:hAnsi="Maven Pro" w:cs="Arial"/>
+              <w:rFonts w:eastAsia="Arial" w:cs="Arial" w:ascii="Maven Pro" w:hAnsi="Maven Pro"/>
               <w:b/>
               <w:color w:val="000000"/>
               <w:sz w:val="18"/>
@@ -3191,7 +3716,7 @@
           </w:r>
           <w:r>
             <w:rPr>
-              <w:rFonts w:ascii="Maven Pro" w:eastAsia="Arial" w:hAnsi="Maven Pro" w:cs="Arial"/>
+              <w:rFonts w:eastAsia="Arial" w:cs="Arial" w:ascii="Maven Pro" w:hAnsi="Maven Pro"/>
               <w:color w:val="000000"/>
               <w:sz w:val="18"/>
               <w:szCs w:val="18"/>
@@ -3200,7 +3725,7 @@
           </w:r>
           <w:r>
             <w:rPr>
-              <w:rFonts w:ascii="Maven Pro" w:eastAsia="Arial" w:hAnsi="Maven Pro" w:cs="Arial"/>
+              <w:rFonts w:eastAsia="Arial" w:cs="Arial" w:ascii="Maven Pro" w:hAnsi="Maven Pro"/>
               <w:b/>
               <w:color w:val="000000"/>
               <w:sz w:val="18"/>
@@ -3210,7 +3735,7 @@
           </w:r>
           <w:r>
             <w:rPr>
-              <w:rFonts w:ascii="Maven Pro" w:eastAsia="Arial" w:hAnsi="Maven Pro" w:cs="Arial"/>
+              <w:rFonts w:eastAsia="Arial" w:cs="Arial" w:ascii="Maven Pro" w:hAnsi="Maven Pro"/>
               <w:b/>
               <w:color w:val="000000"/>
               <w:sz w:val="18"/>
@@ -3220,7 +3745,7 @@
           </w:r>
           <w:r>
             <w:rPr>
-              <w:rFonts w:ascii="Maven Pro" w:eastAsia="Arial" w:hAnsi="Maven Pro" w:cs="Arial"/>
+              <w:rFonts w:eastAsia="Arial" w:cs="Arial" w:ascii="Maven Pro" w:hAnsi="Maven Pro"/>
               <w:b/>
               <w:color w:val="000000"/>
               <w:sz w:val="18"/>
@@ -3230,7 +3755,7 @@
           </w:r>
           <w:r>
             <w:rPr>
-              <w:rFonts w:ascii="Maven Pro" w:eastAsia="Arial" w:hAnsi="Maven Pro" w:cs="Arial"/>
+              <w:rFonts w:eastAsia="Arial" w:cs="Arial" w:ascii="Maven Pro" w:hAnsi="Maven Pro"/>
               <w:b/>
               <w:color w:val="000000"/>
               <w:sz w:val="18"/>
@@ -3240,7 +3765,7 @@
           </w:r>
           <w:r>
             <w:rPr>
-              <w:rFonts w:ascii="Maven Pro" w:eastAsia="Arial" w:hAnsi="Maven Pro" w:cs="Arial"/>
+              <w:rFonts w:eastAsia="Arial" w:cs="Arial" w:ascii="Maven Pro" w:hAnsi="Maven Pro"/>
               <w:b/>
               <w:color w:val="000000"/>
               <w:sz w:val="18"/>
@@ -3253,54 +3778,64 @@
     </w:tr>
     <w:tr>
       <w:trPr>
-        <w:cantSplit/>
-        <w:trHeight w:val="69"/>
+        <w:trHeight w:val="69" w:hRule="atLeast"/>
+        <w:cantSplit w:val="true"/>
       </w:trPr>
       <w:tc>
         <w:tcPr>
-          <w:tcW w:w="2407" w:type="dxa"/>
-          <w:vMerge/>
+          <w:tcW w:w="2402" w:type="dxa"/>
+          <w:vMerge w:val="continue"/>
           <w:tcBorders>
             <w:top w:val="single" w:sz="4" w:space="0" w:color="000000"/>
-            <w:left w:val="single" w:sz="4" w:space="0" w:color="000000"/>
+            <w:start w:val="single" w:sz="4" w:space="0" w:color="000000"/>
             <w:bottom w:val="single" w:sz="4" w:space="0" w:color="000000"/>
-            <w:right w:val="single" w:sz="4" w:space="0" w:color="000000"/>
+            <w:end w:val="single" w:sz="4" w:space="0" w:color="000000"/>
           </w:tcBorders>
           <w:vAlign w:val="center"/>
         </w:tcPr>
         <w:p>
           <w:pPr>
-            <w:widowControl w:val="0"/>
-            <w:rPr>
-              <w:rFonts w:ascii="Maven Pro" w:eastAsia="Arial" w:hAnsi="Maven Pro" w:cs="Arial"/>
+            <w:pStyle w:val="Normal"/>
+            <w:widowControl w:val="false"/>
+            <w:rPr>
+              <w:rFonts w:ascii="Maven Pro" w:hAnsi="Maven Pro" w:eastAsia="Arial" w:cs="Arial"/>
               <w:b/>
               <w:color w:val="000000"/>
               <w:sz w:val="18"/>
               <w:szCs w:val="18"/>
             </w:rPr>
           </w:pPr>
+          <w:r>
+            <w:rPr>
+              <w:rFonts w:eastAsia="Arial" w:cs="Arial" w:ascii="Maven Pro" w:hAnsi="Maven Pro"/>
+              <w:b/>
+              <w:color w:val="000000"/>
+              <w:sz w:val="18"/>
+              <w:szCs w:val="18"/>
+            </w:rPr>
+          </w:r>
         </w:p>
       </w:tc>
       <w:tc>
         <w:tcPr>
-          <w:tcW w:w="5388" w:type="dxa"/>
+          <w:tcW w:w="5393" w:type="dxa"/>
           <w:tcBorders>
             <w:top w:val="single" w:sz="4" w:space="0" w:color="000000"/>
-            <w:left w:val="single" w:sz="4" w:space="0" w:color="000000"/>
+            <w:start w:val="single" w:sz="4" w:space="0" w:color="000000"/>
             <w:bottom w:val="single" w:sz="4" w:space="0" w:color="000000"/>
-            <w:right w:val="single" w:sz="4" w:space="0" w:color="000000"/>
+            <w:end w:val="single" w:sz="4" w:space="0" w:color="000000"/>
           </w:tcBorders>
           <w:vAlign w:val="center"/>
         </w:tcPr>
         <w:p>
           <w:pPr>
-            <w:pStyle w:val="Encabezado"/>
+            <w:pStyle w:val="Header"/>
             <w:tabs>
               <w:tab w:val="clear" w:pos="4252"/>
               <w:tab w:val="clear" w:pos="8504"/>
-              <w:tab w:val="left" w:pos="6676"/>
+              <w:tab w:val="left" w:pos="6676" w:leader="none"/>
             </w:tabs>
-            <w:ind w:firstLineChars="800" w:firstLine="1446"/>
+            <w:ind w:firstLineChars="800"/>
             <w:rPr>
               <w:rFonts w:ascii="Maven Pro" w:hAnsi="Maven Pro" w:cs="Arial"/>
               <w:b/>
@@ -3311,7 +3846,7 @@
           </w:pPr>
           <w:r>
             <w:rPr>
-              <w:rFonts w:ascii="Maven Pro" w:hAnsi="Maven Pro" w:cs="Arial"/>
+              <w:rFonts w:cs="Arial" w:ascii="Maven Pro" w:hAnsi="Maven Pro"/>
               <w:b/>
               <w:bCs/>
               <w:sz w:val="18"/>
@@ -3324,33 +3859,43 @@
       <w:tc>
         <w:tcPr>
           <w:tcW w:w="1703" w:type="dxa"/>
-          <w:vMerge/>
+          <w:vMerge w:val="continue"/>
           <w:tcBorders>
             <w:top w:val="single" w:sz="4" w:space="0" w:color="000000"/>
-            <w:left w:val="single" w:sz="4" w:space="0" w:color="000000"/>
+            <w:start w:val="single" w:sz="4" w:space="0" w:color="000000"/>
             <w:bottom w:val="single" w:sz="4" w:space="0" w:color="000000"/>
-            <w:right w:val="single" w:sz="4" w:space="0" w:color="000000"/>
+            <w:end w:val="single" w:sz="4" w:space="0" w:color="000000"/>
           </w:tcBorders>
           <w:vAlign w:val="center"/>
         </w:tcPr>
         <w:p>
           <w:pPr>
-            <w:widowControl w:val="0"/>
-            <w:rPr>
-              <w:rFonts w:ascii="Maven Pro" w:eastAsia="Arial" w:hAnsi="Maven Pro" w:cs="Arial"/>
+            <w:pStyle w:val="Normal"/>
+            <w:widowControl w:val="false"/>
+            <w:rPr>
+              <w:rFonts w:ascii="Maven Pro" w:hAnsi="Maven Pro" w:eastAsia="Arial" w:cs="Arial"/>
               <w:b/>
               <w:sz w:val="18"/>
               <w:szCs w:val="18"/>
             </w:rPr>
           </w:pPr>
+          <w:r>
+            <w:rPr>
+              <w:rFonts w:eastAsia="Arial" w:cs="Arial" w:ascii="Maven Pro" w:hAnsi="Maven Pro"/>
+              <w:b/>
+              <w:sz w:val="18"/>
+              <w:szCs w:val="18"/>
+            </w:rPr>
+          </w:r>
         </w:p>
       </w:tc>
     </w:tr>
   </w:tbl>
   <w:p>
     <w:pPr>
-      <w:pStyle w:val="Encabezado"/>
-      <w:jc w:val="left"/>
+      <w:pStyle w:val="Header"/>
+      <w:jc w:val="start"/>
+      <w:rPr/>
     </w:pPr>
     <w:r>
       <w:rPr>
@@ -3358,24 +3903,24 @@
         <w:sz w:val="18"/>
         <w:szCs w:val="18"/>
       </w:rPr>
-      <w:t>100-«consecutivo»</w:t>
+      <w:t>100 - {{consecutivo}}</w:t>
     </w:r>
   </w:p>
 </w:hdr>
 </file>
 
 <file path=word/styles.xml><?xml version="1.0" encoding="utf-8"?>
-<w:styles xmlns:mc="http://schemas.openxmlformats.org/markup-compatibility/2006" xmlns:r="http://schemas.openxmlformats.org/officeDocument/2006/relationships" xmlns:w="http://schemas.openxmlformats.org/wordprocessingml/2006/main" xmlns:w14="http://schemas.microsoft.com/office/word/2010/wordml" xmlns:w15="http://schemas.microsoft.com/office/word/2012/wordml" xmlns:w16cex="http://schemas.microsoft.com/office/word/2018/wordml/cex" xmlns:w16cid="http://schemas.microsoft.com/office/word/2016/wordml/cid" xmlns:w16="http://schemas.microsoft.com/office/word/2018/wordml" xmlns:w16du="http://schemas.microsoft.com/office/word/2023/wordml/word16du" xmlns:w16sdtdh="http://schemas.microsoft.com/office/word/2020/wordml/sdtdatahash" xmlns:w16sdtfl="http://schemas.microsoft.com/office/word/2024/wordml/sdtformatlock" xmlns:w16se="http://schemas.microsoft.com/office/word/2015/wordml/symex" mc:Ignorable="w14 w15 w16se w16cid w16 w16cex w16sdtdh w16sdtfl w16du">
+<w:styles xmlns:w="http://schemas.openxmlformats.org/wordprocessingml/2006/main" xmlns:w14="http://schemas.microsoft.com/office/word/2010/wordml" xmlns:mc="http://schemas.openxmlformats.org/markup-compatibility/2006" mc:Ignorable="w14">
   <w:docDefaults>
     <w:rPrDefault>
       <w:rPr>
-        <w:rFonts w:ascii="Calibri" w:eastAsia="Times New Roman" w:hAnsi="Calibri" w:cs="Calibri"/>
+        <w:rFonts w:ascii="Calibri" w:hAnsi="Calibri" w:eastAsia="Times New Roman" w:cs="Calibri"/>
         <w:lang w:val="es-CO" w:eastAsia="es-CO" w:bidi="ar-SA"/>
       </w:rPr>
     </w:rPrDefault>
     <w:pPrDefault>
       <w:pPr>
-        <w:suppressAutoHyphens/>
+        <w:suppressAutoHyphens w:val="true"/>
       </w:pPr>
     </w:pPrDefault>
   </w:docDefaults>
@@ -3387,9 +3932,9 @@
     <w:lsdException w:name="heading 4" w:uiPriority="9" w:unhideWhenUsed="1" w:qFormat="1"/>
     <w:lsdException w:name="heading 5" w:uiPriority="9" w:unhideWhenUsed="1" w:qFormat="1"/>
     <w:lsdException w:name="heading 6" w:uiPriority="9" w:unhideWhenUsed="1" w:qFormat="1"/>
-    <w:lsdException w:name="heading 7" w:semiHidden="1" w:uiPriority="9" w:unhideWhenUsed="1" w:qFormat="1"/>
-    <w:lsdException w:name="heading 8" w:semiHidden="1" w:uiPriority="9" w:unhideWhenUsed="1" w:qFormat="1"/>
-    <w:lsdException w:name="heading 9" w:semiHidden="1" w:uiPriority="9" w:unhideWhenUsed="1" w:qFormat="1"/>
+    <w:lsdException w:name="heading 7" w:uiPriority="9" w:semiHidden="1" w:unhideWhenUsed="1" w:qFormat="1"/>
+    <w:lsdException w:name="heading 8" w:uiPriority="9" w:semiHidden="1" w:unhideWhenUsed="1" w:qFormat="1"/>
+    <w:lsdException w:name="heading 9" w:uiPriority="9" w:semiHidden="1" w:unhideWhenUsed="1" w:qFormat="1"/>
     <w:lsdException w:name="index 1" w:semiHidden="1" w:unhideWhenUsed="1"/>
     <w:lsdException w:name="index 2" w:semiHidden="1" w:unhideWhenUsed="1"/>
     <w:lsdException w:name="index 3" w:semiHidden="1" w:unhideWhenUsed="1"/>
@@ -3445,7 +3990,7 @@
     <w:lsdException w:name="Title" w:uiPriority="10" w:qFormat="1"/>
     <w:lsdException w:name="Closing" w:semiHidden="1" w:unhideWhenUsed="1"/>
     <w:lsdException w:name="Signature" w:semiHidden="1" w:unhideWhenUsed="1"/>
-    <w:lsdException w:name="Default Paragraph Font" w:semiHidden="1" w:uiPriority="1" w:unhideWhenUsed="1"/>
+    <w:lsdException w:name="Default Paragraph Font" w:uiPriority="1" w:semiHidden="1" w:unhideWhenUsed="1"/>
     <w:lsdException w:name="Body Text" w:semiHidden="1" w:unhideWhenUsed="1"/>
     <w:lsdException w:name="Body Text Indent" w:semiHidden="1" w:unhideWhenUsed="1"/>
     <w:lsdException w:name="List Continue" w:semiHidden="1" w:unhideWhenUsed="1"/>
@@ -3645,8 +4190,8 @@
     <w:lsdException w:name="Subtle Reference" w:uiPriority="31" w:qFormat="1"/>
     <w:lsdException w:name="Intense Reference" w:uiPriority="32" w:qFormat="1"/>
     <w:lsdException w:name="Book Title" w:uiPriority="33" w:qFormat="1"/>
-    <w:lsdException w:name="Bibliography" w:semiHidden="1" w:uiPriority="37" w:unhideWhenUsed="1"/>
-    <w:lsdException w:name="TOC Heading" w:semiHidden="1" w:uiPriority="39" w:unhideWhenUsed="1" w:qFormat="1"/>
+    <w:lsdException w:name="Bibliography" w:uiPriority="37" w:semiHidden="1" w:unhideWhenUsed="1"/>
+    <w:lsdException w:name="TOC Heading" w:uiPriority="39" w:semiHidden="1" w:unhideWhenUsed="1" w:qFormat="1"/>
     <w:lsdException w:name="Plain Table 1" w:uiPriority="41"/>
     <w:lsdException w:name="Plain Table 2" w:uiPriority="42"/>
     <w:lsdException w:name="Plain Table 3" w:uiPriority="43"/>
@@ -3757,20 +4302,26 @@
     <w:lsdException w:name="Unresolved Mention" w:semiHidden="1" w:unhideWhenUsed="1"/>
     <w:lsdException w:name="Smart Link" w:semiHidden="1" w:unhideWhenUsed="1"/>
   </w:latentStyles>
-  <w:style w:type="paragraph" w:default="1" w:styleId="Normal">
+  <w:style w:type="paragraph" w:styleId="Normal" w:default="1">
     <w:name w:val="Normal"/>
     <w:qFormat/>
     <w:pPr>
+      <w:widowControl/>
+      <w:suppressAutoHyphens w:val="true"/>
+      <w:bidi w:val="0"/>
+      <w:spacing w:before="0" w:after="0"/>
       <w:jc w:val="both"/>
     </w:pPr>
     <w:rPr>
-      <w:rFonts w:ascii="Century Gothic" w:hAnsi="Century Gothic" w:cs="Times New Roman"/>
+      <w:rFonts w:ascii="Century Gothic" w:hAnsi="Century Gothic" w:eastAsia="Times New Roman" w:cs="Times New Roman"/>
+      <w:color w:val="auto"/>
+      <w:kern w:val="0"/>
       <w:sz w:val="22"/>
       <w:szCs w:val="24"/>
-      <w:lang w:eastAsia="es-ES"/>
-    </w:rPr>
-  </w:style>
-  <w:style w:type="paragraph" w:styleId="Ttulo1">
+      <w:lang w:val="es-CO" w:eastAsia="es-ES" w:bidi="ar-SA"/>
+    </w:rPr>
+  </w:style>
+  <w:style w:type="paragraph" w:styleId="Heading1">
     <w:name w:val="heading 1"/>
     <w:basedOn w:val="Normal"/>
     <w:next w:val="Normal"/>
@@ -3778,7 +4329,7 @@
     <w:uiPriority w:val="9"/>
     <w:qFormat/>
     <w:pPr>
-      <w:keepNext/>
+      <w:keepNext w:val="true"/>
       <w:spacing w:before="360" w:after="240"/>
       <w:outlineLvl w:val="0"/>
     </w:pPr>
@@ -3792,7 +4343,7 @@
       <w:szCs w:val="32"/>
     </w:rPr>
   </w:style>
-  <w:style w:type="paragraph" w:styleId="Ttulo2">
+  <w:style w:type="paragraph" w:styleId="Heading2">
     <w:name w:val="heading 2"/>
     <w:basedOn w:val="Normal"/>
     <w:next w:val="Normal"/>
@@ -3801,7 +4352,7 @@
     <w:unhideWhenUsed/>
     <w:qFormat/>
     <w:pPr>
-      <w:keepNext/>
+      <w:keepNext w:val="true"/>
       <w:spacing w:before="240" w:after="120"/>
       <w:outlineLvl w:val="1"/>
     </w:pPr>
@@ -3811,12 +4362,12 @@
       <w:bCs/>
       <w:i/>
       <w:iCs/>
-      <w:color w:val="000000" w:themeColor="text1"/>
+      <w:color w:themeColor="text1" w:val="000000"/>
       <w:sz w:val="26"/>
       <w:szCs w:val="28"/>
     </w:rPr>
   </w:style>
-  <w:style w:type="paragraph" w:styleId="Ttulo3">
+  <w:style w:type="paragraph" w:styleId="Heading3">
     <w:name w:val="heading 3"/>
     <w:basedOn w:val="Normal"/>
     <w:next w:val="Normal"/>
@@ -3825,7 +4376,7 @@
     <w:unhideWhenUsed/>
     <w:qFormat/>
     <w:pPr>
-      <w:keepNext/>
+      <w:keepNext w:val="true"/>
       <w:spacing w:before="240" w:after="120"/>
       <w:outlineLvl w:val="2"/>
     </w:pPr>
@@ -3836,7 +4387,7 @@
       <w:szCs w:val="26"/>
     </w:rPr>
   </w:style>
-  <w:style w:type="paragraph" w:styleId="Ttulo4">
+  <w:style w:type="paragraph" w:styleId="Heading4">
     <w:name w:val="heading 4"/>
     <w:basedOn w:val="Normal"/>
     <w:next w:val="Normal"/>
@@ -3845,12 +4396,12 @@
     <w:unhideWhenUsed/>
     <w:qFormat/>
     <w:pPr>
-      <w:keepNext/>
+      <w:keepNext w:val="true"/>
       <w:spacing w:before="240" w:after="120"/>
       <w:outlineLvl w:val="3"/>
     </w:pPr>
     <w:rPr>
-      <w:rFonts w:eastAsiaTheme="minorEastAsia"/>
+      <w:rFonts w:eastAsia="" w:eastAsiaTheme="minorEastAsia"/>
       <w:b/>
       <w:bCs/>
       <w:i/>
@@ -3858,7 +4409,7 @@
       <w:szCs w:val="28"/>
     </w:rPr>
   </w:style>
-  <w:style w:type="paragraph" w:styleId="Ttulo5">
+  <w:style w:type="paragraph" w:styleId="Heading5">
     <w:name w:val="heading 5"/>
     <w:basedOn w:val="Normal"/>
     <w:next w:val="Normal"/>
@@ -3867,18 +4418,18 @@
     <w:unhideWhenUsed/>
     <w:qFormat/>
     <w:pPr>
-      <w:keepNext/>
+      <w:keepNext w:val="true"/>
       <w:keepLines/>
       <w:spacing w:before="120" w:after="120"/>
       <w:outlineLvl w:val="4"/>
     </w:pPr>
     <w:rPr>
-      <w:rFonts w:eastAsiaTheme="majorEastAsia" w:cstheme="majorBidi"/>
+      <w:rFonts w:eastAsia="" w:cs="" w:cstheme="majorBidi" w:eastAsiaTheme="majorEastAsia"/>
       <w:b/>
       <w:i/>
     </w:rPr>
   </w:style>
-  <w:style w:type="paragraph" w:styleId="Ttulo6">
+  <w:style w:type="paragraph" w:styleId="Heading6">
     <w:name w:val="heading 6"/>
     <w:basedOn w:val="Normal"/>
     <w:next w:val="Normal"/>
@@ -3887,90 +4438,71 @@
     <w:unhideWhenUsed/>
     <w:qFormat/>
     <w:pPr>
-      <w:keepNext/>
+      <w:keepNext w:val="true"/>
       <w:keepLines/>
-      <w:spacing w:before="40"/>
+      <w:spacing w:before="40" w:after="0"/>
       <w:outlineLvl w:val="5"/>
     </w:pPr>
     <w:rPr>
-      <w:rFonts w:asciiTheme="majorHAnsi" w:eastAsiaTheme="majorEastAsia" w:hAnsiTheme="majorHAnsi" w:cstheme="majorBidi"/>
-      <w:color w:val="1F3864" w:themeColor="accent1" w:themeShade="80"/>
-    </w:rPr>
-  </w:style>
-  <w:style w:type="character" w:default="1" w:styleId="Fuentedeprrafopredeter">
+      <w:rFonts w:ascii="Calibri Light" w:hAnsi="Calibri Light" w:eastAsia="" w:cs="" w:asciiTheme="majorHAnsi" w:cstheme="majorBidi" w:eastAsiaTheme="majorEastAsia" w:hAnsiTheme="majorHAnsi"/>
+      <w:color w:themeColor="accent1" w:themeShade="80" w:val="1F3864"/>
+    </w:rPr>
+  </w:style>
+  <w:style w:type="character" w:styleId="DefaultParagraphFont" w:default="1">
     <w:name w:val="Default Paragraph Font"/>
     <w:uiPriority w:val="1"/>
     <w:semiHidden/>
     <w:unhideWhenUsed/>
-  </w:style>
-  <w:style w:type="table" w:default="1" w:styleId="Tablanormal">
-    <w:name w:val="Normal Table"/>
+    <w:qFormat/>
+    <w:rPr/>
+  </w:style>
+  <w:style w:type="character" w:styleId="CommentReference">
+    <w:name w:val="annotation reference"/>
+    <w:basedOn w:val="DefaultParagraphFont"/>
     <w:uiPriority w:val="99"/>
     <w:semiHidden/>
     <w:unhideWhenUsed/>
-    <w:tblPr>
-      <w:tblInd w:w="0" w:type="dxa"/>
-      <w:tblCellMar>
-        <w:top w:w="0" w:type="dxa"/>
-        <w:left w:w="108" w:type="dxa"/>
-        <w:bottom w:w="0" w:type="dxa"/>
-        <w:right w:w="108" w:type="dxa"/>
-      </w:tblCellMar>
-    </w:tblPr>
-  </w:style>
-  <w:style w:type="numbering" w:default="1" w:styleId="Sinlista">
-    <w:name w:val="No List"/>
+    <w:qFormat/>
+    <w:rPr>
+      <w:rFonts w:cs="Times New Roman"/>
+      <w:sz w:val="16"/>
+      <w:szCs w:val="16"/>
+    </w:rPr>
+  </w:style>
+  <w:style w:type="character" w:styleId="Emphasis">
+    <w:name w:val="Emphasis"/>
+    <w:basedOn w:val="DefaultParagraphFont"/>
+    <w:uiPriority w:val="20"/>
+    <w:qFormat/>
+    <w:rPr>
+      <w:i/>
+      <w:iCs/>
+    </w:rPr>
+  </w:style>
+  <w:style w:type="character" w:styleId="Hyperlink">
+    <w:name w:val="Hyperlink"/>
+    <w:basedOn w:val="DefaultParagraphFont"/>
+    <w:uiPriority w:val="99"/>
+    <w:unhideWhenUsed/>
+    <w:rPr>
+      <w:rFonts w:cs="Times New Roman"/>
+      <w:color w:val="0563C1"/>
+      <w:u w:val="single"/>
+    </w:rPr>
+  </w:style>
+  <w:style w:type="character" w:styleId="FollowedHyperlink">
+    <w:name w:val="FollowedHyperlink"/>
+    <w:basedOn w:val="DefaultParagraphFont"/>
     <w:uiPriority w:val="99"/>
     <w:semiHidden/>
     <w:unhideWhenUsed/>
-  </w:style>
-  <w:style w:type="character" w:styleId="Refdecomentario">
-    <w:name w:val="annotation reference"/>
-    <w:basedOn w:val="Fuentedeprrafopredeter"/>
-    <w:uiPriority w:val="99"/>
-    <w:semiHidden/>
-    <w:unhideWhenUsed/>
-    <w:qFormat/>
-    <w:rPr>
-      <w:rFonts w:cs="Times New Roman"/>
-      <w:sz w:val="16"/>
-      <w:szCs w:val="16"/>
-    </w:rPr>
-  </w:style>
-  <w:style w:type="character" w:styleId="nfasis">
-    <w:name w:val="Emphasis"/>
-    <w:basedOn w:val="Fuentedeprrafopredeter"/>
-    <w:uiPriority w:val="20"/>
-    <w:qFormat/>
-    <w:rPr>
-      <w:i/>
-      <w:iCs/>
-    </w:rPr>
-  </w:style>
-  <w:style w:type="character" w:styleId="Hipervnculo">
-    <w:name w:val="Hyperlink"/>
-    <w:basedOn w:val="Fuentedeprrafopredeter"/>
-    <w:uiPriority w:val="99"/>
-    <w:unhideWhenUsed/>
-    <w:rPr>
-      <w:rFonts w:cs="Times New Roman"/>
-      <w:color w:val="0563C1"/>
-      <w:u w:val="single"/>
-    </w:rPr>
-  </w:style>
-  <w:style w:type="character" w:styleId="Hipervnculovisitado">
-    <w:name w:val="FollowedHyperlink"/>
-    <w:basedOn w:val="Fuentedeprrafopredeter"/>
-    <w:uiPriority w:val="99"/>
-    <w:semiHidden/>
-    <w:unhideWhenUsed/>
     <w:qFormat/>
     <w:rPr>
       <w:color w:val="954F72"/>
       <w:u w:val="single"/>
     </w:rPr>
   </w:style>
-  <w:style w:type="character" w:styleId="Fuerte">
+  <w:style w:type="character" w:styleId="Strong">
     <w:name w:val="Strong"/>
     <w:uiPriority w:val="22"/>
     <w:qFormat/>
@@ -3979,10 +4511,9 @@
       <w:bCs/>
     </w:rPr>
   </w:style>
-  <w:style w:type="character" w:customStyle="1" w:styleId="Ttulo1Car">
+  <w:style w:type="character" w:styleId="Ttulo1Car" w:customStyle="1">
     <w:name w:val="Título 1 Car"/>
-    <w:basedOn w:val="Fuentedeprrafopredeter"/>
-    <w:link w:val="Ttulo1"/>
+    <w:basedOn w:val="DefaultParagraphFont"/>
     <w:qFormat/>
     <w:locked/>
     <w:rPr>
@@ -3995,10 +4526,9 @@
       <w:szCs w:val="32"/>
     </w:rPr>
   </w:style>
-  <w:style w:type="character" w:customStyle="1" w:styleId="Ttulo2Car">
+  <w:style w:type="character" w:styleId="Ttulo2Car" w:customStyle="1">
     <w:name w:val="Título 2 Car"/>
-    <w:basedOn w:val="Fuentedeprrafopredeter"/>
-    <w:link w:val="Ttulo2"/>
+    <w:basedOn w:val="DefaultParagraphFont"/>
     <w:qFormat/>
     <w:locked/>
     <w:rPr>
@@ -4007,15 +4537,14 @@
       <w:bCs/>
       <w:i/>
       <w:iCs/>
-      <w:color w:val="000000" w:themeColor="text1"/>
+      <w:color w:themeColor="text1" w:val="000000"/>
       <w:sz w:val="26"/>
       <w:szCs w:val="28"/>
     </w:rPr>
   </w:style>
-  <w:style w:type="character" w:customStyle="1" w:styleId="Ttulo3Car">
+  <w:style w:type="character" w:styleId="Ttulo3Car" w:customStyle="1">
     <w:name w:val="Título 3 Car"/>
-    <w:basedOn w:val="Fuentedeprrafopredeter"/>
-    <w:link w:val="Ttulo3"/>
+    <w:basedOn w:val="DefaultParagraphFont"/>
     <w:qFormat/>
     <w:locked/>
     <w:rPr>
@@ -4026,15 +4555,14 @@
       <w:szCs w:val="26"/>
     </w:rPr>
   </w:style>
-  <w:style w:type="character" w:customStyle="1" w:styleId="Ttulo4Car">
+  <w:style w:type="character" w:styleId="Ttulo4Car" w:customStyle="1">
     <w:name w:val="Título 4 Car"/>
-    <w:basedOn w:val="Fuentedeprrafopredeter"/>
-    <w:link w:val="Ttulo4"/>
+    <w:basedOn w:val="DefaultParagraphFont"/>
     <w:uiPriority w:val="9"/>
     <w:qFormat/>
     <w:locked/>
     <w:rPr>
-      <w:rFonts w:ascii="Century Gothic" w:eastAsiaTheme="minorEastAsia" w:hAnsi="Century Gothic" w:cs="Times New Roman"/>
+      <w:rFonts w:ascii="Century Gothic" w:hAnsi="Century Gothic" w:eastAsia="" w:cs="Times New Roman" w:eastAsiaTheme="minorEastAsia"/>
       <w:b/>
       <w:bCs/>
       <w:i/>
@@ -4042,10 +4570,9 @@
       <w:szCs w:val="28"/>
     </w:rPr>
   </w:style>
-  <w:style w:type="character" w:customStyle="1" w:styleId="TtuloCar">
+  <w:style w:type="character" w:styleId="TtuloCar" w:customStyle="1">
     <w:name w:val="Título Car"/>
-    <w:basedOn w:val="Fuentedeprrafopredeter"/>
-    <w:link w:val="Ttulo"/>
+    <w:basedOn w:val="DefaultParagraphFont"/>
     <w:uiPriority w:val="10"/>
     <w:qFormat/>
     <w:locked/>
@@ -4057,9 +4584,9 @@
       <w:sz w:val="32"/>
     </w:rPr>
   </w:style>
-  <w:style w:type="character" w:customStyle="1" w:styleId="Mencinsinresolver1">
+  <w:style w:type="character" w:styleId="Mencinsinresolver1" w:customStyle="1">
     <w:name w:val="Mención sin resolver1"/>
-    <w:basedOn w:val="Fuentedeprrafopredeter"/>
+    <w:basedOn w:val="DefaultParagraphFont"/>
     <w:uiPriority w:val="99"/>
     <w:semiHidden/>
     <w:unhideWhenUsed/>
@@ -4067,13 +4594,12 @@
     <w:rPr>
       <w:rFonts w:cs="Times New Roman"/>
       <w:color w:val="605E5C"/>
-      <w:shd w:val="clear" w:color="auto" w:fill="E1DFDD"/>
-    </w:rPr>
-  </w:style>
-  <w:style w:type="character" w:customStyle="1" w:styleId="EncabezadoCar">
+      <w:shd w:fill="E1DFDD" w:val="clear"/>
+    </w:rPr>
+  </w:style>
+  <w:style w:type="character" w:styleId="EncabezadoCar" w:customStyle="1">
     <w:name w:val="Encabezado Car"/>
-    <w:basedOn w:val="Fuentedeprrafopredeter"/>
-    <w:link w:val="Encabezado"/>
+    <w:basedOn w:val="DefaultParagraphFont"/>
     <w:uiPriority w:val="99"/>
     <w:qFormat/>
     <w:locked/>
@@ -4083,10 +4609,9 @@
       <w:szCs w:val="22"/>
     </w:rPr>
   </w:style>
-  <w:style w:type="character" w:customStyle="1" w:styleId="PiedepginaCar">
+  <w:style w:type="character" w:styleId="PiedepginaCar" w:customStyle="1">
     <w:name w:val="Pie de página Car"/>
-    <w:basedOn w:val="Fuentedeprrafopredeter"/>
-    <w:link w:val="Piedepgina"/>
+    <w:basedOn w:val="DefaultParagraphFont"/>
     <w:uiPriority w:val="99"/>
     <w:qFormat/>
     <w:locked/>
@@ -4096,10 +4621,9 @@
       <w:szCs w:val="22"/>
     </w:rPr>
   </w:style>
-  <w:style w:type="character" w:customStyle="1" w:styleId="TextocomentarioCar">
+  <w:style w:type="character" w:styleId="TextocomentarioCar" w:customStyle="1">
     <w:name w:val="Texto comentario Car"/>
-    <w:basedOn w:val="Fuentedeprrafopredeter"/>
-    <w:link w:val="Textocomentario"/>
+    <w:basedOn w:val="DefaultParagraphFont"/>
     <w:uiPriority w:val="99"/>
     <w:semiHidden/>
     <w:qFormat/>
@@ -4108,10 +4632,10 @@
       <w:rFonts w:ascii="Arial Narrow" w:hAnsi="Arial Narrow" w:cs="Times New Roman"/>
     </w:rPr>
   </w:style>
-  <w:style w:type="character" w:customStyle="1" w:styleId="AsuntodelcomentarioCar">
+  <w:style w:type="character" w:styleId="AsuntodelcomentarioCar" w:customStyle="1">
     <w:name w:val="Asunto del comentario Car"/>
     <w:basedOn w:val="TextocomentarioCar"/>
-    <w:link w:val="Asuntodelcomentario"/>
+    <w:link w:val="annotationsubject"/>
     <w:uiPriority w:val="99"/>
     <w:semiHidden/>
     <w:qFormat/>
@@ -4122,51 +4646,49 @@
       <w:bCs/>
     </w:rPr>
   </w:style>
-  <w:style w:type="character" w:customStyle="1" w:styleId="Ttulo5Car">
+  <w:style w:type="character" w:styleId="Ttulo5Car" w:customStyle="1">
     <w:name w:val="Título 5 Car"/>
-    <w:basedOn w:val="Fuentedeprrafopredeter"/>
-    <w:link w:val="Ttulo5"/>
+    <w:basedOn w:val="DefaultParagraphFont"/>
     <w:uiPriority w:val="9"/>
     <w:qFormat/>
     <w:rPr>
-      <w:rFonts w:ascii="Century Gothic" w:eastAsiaTheme="majorEastAsia" w:hAnsi="Century Gothic" w:cstheme="majorBidi"/>
+      <w:rFonts w:ascii="Century Gothic" w:hAnsi="Century Gothic" w:eastAsia="" w:cs="" w:cstheme="majorBidi" w:eastAsiaTheme="majorEastAsia"/>
       <w:b/>
       <w:i/>
       <w:sz w:val="22"/>
       <w:szCs w:val="22"/>
     </w:rPr>
   </w:style>
-  <w:style w:type="character" w:customStyle="1" w:styleId="Ttulo6Car">
+  <w:style w:type="character" w:styleId="Ttulo6Car" w:customStyle="1">
     <w:name w:val="Título 6 Car"/>
-    <w:basedOn w:val="Fuentedeprrafopredeter"/>
-    <w:link w:val="Ttulo6"/>
+    <w:basedOn w:val="DefaultParagraphFont"/>
     <w:uiPriority w:val="9"/>
     <w:qFormat/>
     <w:rPr>
-      <w:rFonts w:asciiTheme="majorHAnsi" w:eastAsiaTheme="majorEastAsia" w:hAnsiTheme="majorHAnsi" w:cstheme="majorBidi"/>
-      <w:color w:val="1F3864" w:themeColor="accent1" w:themeShade="80"/>
+      <w:rFonts w:ascii="Calibri Light" w:hAnsi="Calibri Light" w:eastAsia="" w:cs="" w:asciiTheme="majorHAnsi" w:cstheme="majorBidi" w:eastAsiaTheme="majorEastAsia" w:hAnsiTheme="majorHAnsi"/>
+      <w:color w:themeColor="accent1" w:themeShade="80" w:val="1F3864"/>
       <w:sz w:val="24"/>
       <w:szCs w:val="22"/>
     </w:rPr>
   </w:style>
-  <w:style w:type="character" w:customStyle="1" w:styleId="Estilo6Car">
+  <w:style w:type="character" w:styleId="Estilo6Car" w:customStyle="1">
     <w:name w:val="Estilo 6 Car"/>
     <w:basedOn w:val="Ttulo6Car"/>
     <w:link w:val="Estilo6"/>
     <w:qFormat/>
     <w:rPr>
-      <w:rFonts w:ascii="Century Gothic" w:eastAsiaTheme="majorEastAsia" w:hAnsi="Century Gothic" w:cstheme="majorBidi"/>
+      <w:rFonts w:ascii="Century Gothic" w:hAnsi="Century Gothic" w:eastAsia="" w:cs="" w:cstheme="majorBidi" w:eastAsiaTheme="majorEastAsia"/>
       <w:b/>
       <w:i/>
-      <w:color w:val="1F3864" w:themeColor="accent1" w:themeShade="80"/>
+      <w:color w:themeColor="accent1" w:themeShade="80" w:val="1F3864"/>
       <w:sz w:val="22"/>
       <w:szCs w:val="22"/>
     </w:rPr>
   </w:style>
-  <w:style w:type="character" w:customStyle="1" w:styleId="SinespaciadoCar">
+  <w:style w:type="character" w:styleId="SinespaciadoCar" w:customStyle="1">
     <w:name w:val="Sin espaciado Car"/>
-    <w:basedOn w:val="Fuentedeprrafopredeter"/>
-    <w:link w:val="Sinespaciado"/>
+    <w:basedOn w:val="DefaultParagraphFont"/>
+    <w:link w:val="NoSpacing"/>
     <w:uiPriority w:val="1"/>
     <w:qFormat/>
     <w:rPr>
@@ -4175,20 +4697,20 @@
       <w:szCs w:val="22"/>
     </w:rPr>
   </w:style>
-  <w:style w:type="character" w:customStyle="1" w:styleId="nfasissutil1">
+  <w:style w:type="character" w:styleId="nfasissutil1" w:customStyle="1">
     <w:name w:val="Énfasis sutil1"/>
-    <w:basedOn w:val="Fuentedeprrafopredeter"/>
+    <w:basedOn w:val="DefaultParagraphFont"/>
     <w:uiPriority w:val="19"/>
     <w:qFormat/>
     <w:rPr>
       <w:i/>
       <w:iCs/>
-      <w:color w:val="404040" w:themeColor="text1" w:themeTint="BF"/>
-    </w:rPr>
-  </w:style>
-  <w:style w:type="character" w:customStyle="1" w:styleId="PrrafodelistaCar">
+      <w:color w:themeColor="text1" w:themeTint="bf" w:val="404040"/>
+    </w:rPr>
+  </w:style>
+  <w:style w:type="character" w:styleId="PrrafodelistaCar" w:customStyle="1">
     <w:name w:val="Párrafo de lista Car"/>
-    <w:link w:val="Prrafodelista"/>
+    <w:link w:val="ListParagraph"/>
     <w:uiPriority w:val="34"/>
     <w:qFormat/>
     <w:locked/>
@@ -4199,23 +4721,23 @@
       <w:lang w:eastAsia="en-US"/>
     </w:rPr>
   </w:style>
-  <w:style w:type="character" w:customStyle="1" w:styleId="CitaCar">
+  <w:style w:type="character" w:styleId="CitaCar" w:customStyle="1">
     <w:name w:val="Cita Car"/>
-    <w:basedOn w:val="Fuentedeprrafopredeter"/>
-    <w:link w:val="Cita"/>
+    <w:basedOn w:val="DefaultParagraphFont"/>
+    <w:link w:val="Quote"/>
     <w:uiPriority w:val="29"/>
     <w:qFormat/>
     <w:rPr>
       <w:rFonts w:ascii="Century Gothic" w:hAnsi="Century Gothic" w:cs="Times New Roman"/>
       <w:i/>
       <w:iCs/>
-      <w:color w:val="404040" w:themeColor="text1" w:themeTint="BF"/>
+      <w:color w:themeColor="text1" w:themeTint="bf" w:val="404040"/>
       <w:sz w:val="22"/>
       <w:szCs w:val="24"/>
       <w:lang w:val="es-CO"/>
     </w:rPr>
   </w:style>
-  <w:style w:type="character" w:customStyle="1" w:styleId="NormalWebCar">
+  <w:style w:type="character" w:styleId="NormalWebCar" w:customStyle="1">
     <w:name w:val="Normal (Web) Car"/>
     <w:link w:val="NormalWeb"/>
     <w:qFormat/>
@@ -4226,13 +4748,12 @@
       <w:lang w:val="es-CO" w:eastAsia="es-CO"/>
     </w:rPr>
   </w:style>
-  <w:style w:type="character" w:customStyle="1" w:styleId="TextoindependienteCar">
+  <w:style w:type="character" w:styleId="TextoindependienteCar" w:customStyle="1">
     <w:name w:val="Texto independiente Car"/>
-    <w:basedOn w:val="Fuentedeprrafopredeter"/>
-    <w:link w:val="Textoindependiente"/>
+    <w:basedOn w:val="DefaultParagraphFont"/>
     <w:uiPriority w:val="99"/>
     <w:qFormat/>
-    <w:rsid w:val="009848A8"/>
+    <w:rsid w:val="009848a8"/>
     <w:rPr>
       <w:rFonts w:ascii="Century Gothic" w:hAnsi="Century Gothic" w:cs="Times New Roman"/>
       <w:sz w:val="22"/>
@@ -4240,16 +4761,15 @@
       <w:lang w:eastAsia="es-ES"/>
     </w:rPr>
   </w:style>
-  <w:style w:type="character" w:customStyle="1" w:styleId="SubttuloCar">
+  <w:style w:type="character" w:styleId="SubttuloCar" w:customStyle="1">
     <w:name w:val="Subtítulo Car"/>
-    <w:basedOn w:val="Fuentedeprrafopredeter"/>
-    <w:link w:val="Subttulo"/>
+    <w:basedOn w:val="DefaultParagraphFont"/>
     <w:uiPriority w:val="11"/>
     <w:qFormat/>
-    <w:rsid w:val="009848A8"/>
-    <w:rPr>
-      <w:rFonts w:asciiTheme="minorHAnsi" w:eastAsiaTheme="minorEastAsia" w:hAnsiTheme="minorHAnsi" w:cstheme="minorBidi"/>
-      <w:color w:val="5A5A5A" w:themeColor="text1" w:themeTint="A5"/>
+    <w:rsid w:val="009848a8"/>
+    <w:rPr>
+      <w:rFonts w:ascii="Calibri" w:hAnsi="Calibri" w:eastAsia="" w:cs="" w:asciiTheme="minorHAnsi" w:cstheme="minorBidi" w:eastAsiaTheme="minorEastAsia" w:hAnsiTheme="minorHAnsi"/>
+      <w:color w:themeColor="text1" w:themeTint="a5" w:val="5A5A5A"/>
       <w:spacing w:val="15"/>
       <w:sz w:val="22"/>
       <w:szCs w:val="22"/>
@@ -4257,9 +4777,116 @@
     </w:rPr>
   </w:style>
   <w:style w:type="paragraph" w:styleId="Ttulo">
+    <w:name w:val="Título"/>
+    <w:basedOn w:val="Normal"/>
+    <w:next w:val="BodyText"/>
+    <w:qFormat/>
+    <w:pPr>
+      <w:keepNext w:val="true"/>
+      <w:spacing w:before="240" w:after="120"/>
+    </w:pPr>
+    <w:rPr>
+      <w:rFonts w:ascii="Liberation Sans" w:hAnsi="Liberation Sans" w:eastAsia="Microsoft YaHei" w:cs="Lucida Sans"/>
+      <w:sz w:val="28"/>
+      <w:szCs w:val="28"/>
+    </w:rPr>
+  </w:style>
+  <w:style w:type="paragraph" w:styleId="BodyText">
+    <w:name w:val="Body Text"/>
+    <w:basedOn w:val="Normal"/>
+    <w:link w:val="TextoindependienteCar"/>
+    <w:uiPriority w:val="99"/>
+    <w:unhideWhenUsed/>
+    <w:rsid w:val="009848a8"/>
+    <w:pPr>
+      <w:spacing w:before="0" w:after="120"/>
+    </w:pPr>
+    <w:rPr/>
+  </w:style>
+  <w:style w:type="paragraph" w:styleId="List">
+    <w:name w:val="List"/>
+    <w:basedOn w:val="BodyText"/>
+    <w:pPr/>
+    <w:rPr>
+      <w:rFonts w:cs="Lucida Sans"/>
+    </w:rPr>
+  </w:style>
+  <w:style w:type="paragraph" w:styleId="Caption">
+    <w:name w:val="caption"/>
+    <w:basedOn w:val="Normal"/>
+    <w:next w:val="Normal"/>
+    <w:uiPriority w:val="35"/>
+    <w:unhideWhenUsed/>
+    <w:qFormat/>
+    <w:pPr>
+      <w:spacing w:before="0" w:after="200"/>
+      <w:ind w:start="1134"/>
+    </w:pPr>
+    <w:rPr>
+      <w:i/>
+      <w:iCs/>
+      <w:color w:val="44546A"/>
+      <w:sz w:val="18"/>
+      <w:szCs w:val="18"/>
+      <w:lang w:eastAsia="en-US"/>
+    </w:rPr>
+  </w:style>
+  <w:style w:type="paragraph" w:styleId="ndice" w:customStyle="1">
+    <w:name w:val="Índice"/>
+    <w:basedOn w:val="Normal"/>
+    <w:qFormat/>
+    <w:pPr>
+      <w:suppressLineNumbers/>
+    </w:pPr>
+    <w:rPr>
+      <w:rFonts w:cs="Lucida Sans"/>
+    </w:rPr>
+  </w:style>
+  <w:style w:type="paragraph" w:styleId="Ttulouser">
+    <w:name w:val="Título (user)"/>
+    <w:basedOn w:val="Normal"/>
+    <w:next w:val="BodyText"/>
+    <w:qFormat/>
+    <w:pPr>
+      <w:keepNext w:val="true"/>
+      <w:spacing w:before="240" w:after="120"/>
+    </w:pPr>
+    <w:rPr>
+      <w:rFonts w:ascii="Liberation Sans" w:hAnsi="Liberation Sans" w:eastAsia="Microsoft YaHei" w:cs="Lucida Sans"/>
+      <w:sz w:val="28"/>
+      <w:szCs w:val="28"/>
+    </w:rPr>
+  </w:style>
+  <w:style w:type="paragraph" w:styleId="ndiceuser" w:customStyle="1">
+    <w:name w:val="Índice (user)"/>
+    <w:basedOn w:val="Normal"/>
+    <w:qFormat/>
+    <w:pPr>
+      <w:suppressLineNumbers/>
+    </w:pPr>
+    <w:rPr>
+      <w:rFonts w:cs="Lucida Sans"/>
+    </w:rPr>
+  </w:style>
+  <w:style w:type="paragraph" w:styleId="Ttulo1" w:customStyle="1">
+    <w:name w:val="Título1"/>
+    <w:basedOn w:val="Normal"/>
+    <w:next w:val="BodyText"/>
+    <w:qFormat/>
+    <w:pPr>
+      <w:keepNext w:val="true"/>
+      <w:spacing w:before="240" w:after="120"/>
+    </w:pPr>
+    <w:rPr>
+      <w:rFonts w:ascii="Liberation Sans" w:hAnsi="Liberation Sans" w:eastAsia="Microsoft YaHei" w:cs="Lucida Sans"/>
+      <w:sz w:val="28"/>
+      <w:szCs w:val="28"/>
+    </w:rPr>
+  </w:style>
+  <w:style w:type="paragraph" w:styleId="Title">
     <w:name w:val="Title"/>
     <w:basedOn w:val="Normal"/>
-    <w:next w:val="Textoindependiente"/>
+    <w:next w:val="BodyText"/>
     <w:link w:val="TtuloCar"/>
     <w:uiPriority w:val="10"/>
     <w:qFormat/>
@@ -4277,82 +4904,7 @@
       <w:szCs w:val="32"/>
     </w:rPr>
   </w:style>
-  <w:style w:type="paragraph" w:styleId="Textoindependiente">
-    <w:name w:val="Body Text"/>
-    <w:basedOn w:val="Normal"/>
-    <w:link w:val="TextoindependienteCar"/>
-    <w:uiPriority w:val="99"/>
-    <w:unhideWhenUsed/>
-    <w:rsid w:val="009848A8"/>
-    <w:pPr>
-      <w:spacing w:after="120"/>
-    </w:pPr>
-  </w:style>
-  <w:style w:type="paragraph" w:styleId="Lista">
-    <w:name w:val="List"/>
-    <w:basedOn w:val="Textoindependiente"/>
-    <w:rPr>
-      <w:rFonts w:cs="Lucida Sans"/>
-    </w:rPr>
-  </w:style>
-  <w:style w:type="paragraph" w:styleId="Descripcin">
-    <w:name w:val="caption"/>
-    <w:basedOn w:val="Normal"/>
-    <w:next w:val="Normal"/>
-    <w:uiPriority w:val="35"/>
-    <w:unhideWhenUsed/>
-    <w:qFormat/>
-    <w:pPr>
-      <w:spacing w:after="200"/>
-      <w:ind w:left="1134"/>
-    </w:pPr>
-    <w:rPr>
-      <w:i/>
-      <w:iCs/>
-      <w:color w:val="44546A"/>
-      <w:sz w:val="18"/>
-      <w:szCs w:val="18"/>
-      <w:lang w:eastAsia="en-US"/>
-    </w:rPr>
-  </w:style>
-  <w:style w:type="paragraph" w:customStyle="1" w:styleId="ndice">
-    <w:name w:val="Índice"/>
-    <w:basedOn w:val="Normal"/>
-    <w:qFormat/>
-    <w:pPr>
-      <w:suppressLineNumbers/>
-    </w:pPr>
-    <w:rPr>
-      <w:rFonts w:cs="Lucida Sans"/>
-    </w:rPr>
-  </w:style>
-  <w:style w:type="paragraph" w:customStyle="1" w:styleId="Ttulouser">
-    <w:name w:val="Título (user)"/>
-    <w:basedOn w:val="Normal"/>
-    <w:next w:val="Textoindependiente"/>
-    <w:qFormat/>
-    <w:pPr>
-      <w:keepNext/>
-      <w:spacing w:before="240" w:after="120"/>
-    </w:pPr>
-    <w:rPr>
-      <w:rFonts w:ascii="Liberation Sans" w:eastAsia="Microsoft YaHei" w:hAnsi="Liberation Sans" w:cs="Lucida Sans"/>
-      <w:sz w:val="28"/>
-      <w:szCs w:val="28"/>
-    </w:rPr>
-  </w:style>
-  <w:style w:type="paragraph" w:customStyle="1" w:styleId="ndiceuser">
-    <w:name w:val="Índice (user)"/>
-    <w:basedOn w:val="Normal"/>
-    <w:qFormat/>
-    <w:pPr>
-      <w:suppressLineNumbers/>
-    </w:pPr>
-    <w:rPr>
-      <w:rFonts w:cs="Lucida Sans"/>
-    </w:rPr>
-  </w:style>
-  <w:style w:type="paragraph" w:styleId="TDC3">
+  <w:style w:type="paragraph" w:styleId="TOC3">
     <w:name w:val="toc 3"/>
     <w:basedOn w:val="Normal"/>
     <w:next w:val="Normal"/>
@@ -4361,12 +4913,14 @@
     <w:unhideWhenUsed/>
     <w:pPr>
       <w:tabs>
-        <w:tab w:val="right" w:leader="dot" w:pos="8494"/>
+        <w:tab w:val="clear" w:pos="720"/>
+        <w:tab w:val="right" w:pos="8494" w:leader="dot"/>
       </w:tabs>
-      <w:ind w:left="482"/>
+      <w:ind w:start="482"/>
     </w:pPr>
-  </w:style>
-  <w:style w:type="paragraph" w:styleId="TDC9">
+    <w:rPr/>
+  </w:style>
+  <w:style w:type="paragraph" w:styleId="TOC9">
     <w:name w:val="toc 9"/>
     <w:basedOn w:val="Normal"/>
     <w:next w:val="Normal"/>
@@ -4374,14 +4928,14 @@
     <w:uiPriority w:val="39"/>
     <w:unhideWhenUsed/>
     <w:pPr>
-      <w:spacing w:after="100"/>
-      <w:ind w:left="1760"/>
+      <w:spacing w:before="0" w:after="100"/>
+      <w:ind w:start="1760"/>
     </w:pPr>
     <w:rPr>
       <w:rFonts w:ascii="Calibri" w:hAnsi="Calibri"/>
     </w:rPr>
   </w:style>
-  <w:style w:type="paragraph" w:styleId="TDC7">
+  <w:style w:type="paragraph" w:styleId="TOC7">
     <w:name w:val="toc 7"/>
     <w:basedOn w:val="Normal"/>
     <w:next w:val="Normal"/>
@@ -4389,14 +4943,14 @@
     <w:uiPriority w:val="39"/>
     <w:unhideWhenUsed/>
     <w:pPr>
-      <w:spacing w:after="100"/>
-      <w:ind w:left="1320"/>
+      <w:spacing w:before="0" w:after="100"/>
+      <w:ind w:start="1320"/>
     </w:pPr>
     <w:rPr>
       <w:rFonts w:ascii="Calibri" w:hAnsi="Calibri"/>
     </w:rPr>
   </w:style>
-  <w:style w:type="paragraph" w:styleId="TDC1">
+  <w:style w:type="paragraph" w:styleId="TOC1">
     <w:name w:val="toc 1"/>
     <w:basedOn w:val="Normal"/>
     <w:next w:val="Normal"/>
@@ -4405,11 +4959,13 @@
     <w:unhideWhenUsed/>
     <w:pPr>
       <w:tabs>
-        <w:tab w:val="right" w:leader="dot" w:pos="8494"/>
+        <w:tab w:val="clear" w:pos="720"/>
+        <w:tab w:val="right" w:pos="8494" w:leader="dot"/>
       </w:tabs>
     </w:pPr>
-  </w:style>
-  <w:style w:type="paragraph" w:styleId="TDC8">
+    <w:rPr/>
+  </w:style>
+  <w:style w:type="paragraph" w:styleId="TOC8">
     <w:name w:val="toc 8"/>
     <w:basedOn w:val="Normal"/>
     <w:next w:val="Normal"/>
@@ -4417,14 +4973,14 @@
     <w:uiPriority w:val="39"/>
     <w:unhideWhenUsed/>
     <w:pPr>
-      <w:spacing w:after="100"/>
-      <w:ind w:left="1540"/>
+      <w:spacing w:before="0" w:after="100"/>
+      <w:ind w:start="1540"/>
     </w:pPr>
     <w:rPr>
       <w:rFonts w:ascii="Calibri" w:hAnsi="Calibri"/>
     </w:rPr>
   </w:style>
-  <w:style w:type="paragraph" w:styleId="TDC2">
+  <w:style w:type="paragraph" w:styleId="TOC2">
     <w:name w:val="toc 2"/>
     <w:basedOn w:val="Normal"/>
     <w:next w:val="Normal"/>
@@ -4433,26 +4989,29 @@
     <w:unhideWhenUsed/>
     <w:pPr>
       <w:tabs>
-        <w:tab w:val="right" w:leader="dot" w:pos="8494"/>
+        <w:tab w:val="clear" w:pos="720"/>
+        <w:tab w:val="right" w:pos="8494" w:leader="dot"/>
       </w:tabs>
-      <w:ind w:left="238"/>
+      <w:ind w:start="238"/>
     </w:pPr>
-  </w:style>
-  <w:style w:type="paragraph" w:styleId="Asuntodelcomentario">
+    <w:rPr/>
+  </w:style>
+  <w:style w:type="paragraph" w:styleId="annotationsubject">
     <w:name w:val="annotation subject"/>
-    <w:basedOn w:val="Textocomentario"/>
-    <w:next w:val="Textocomentario"/>
+    <w:basedOn w:val="CommentText"/>
+    <w:next w:val="CommentText"/>
     <w:link w:val="AsuntodelcomentarioCar"/>
     <w:uiPriority w:val="99"/>
     <w:semiHidden/>
     <w:unhideWhenUsed/>
     <w:qFormat/>
+    <w:pPr/>
     <w:rPr>
       <w:b/>
       <w:bCs/>
     </w:rPr>
   </w:style>
-  <w:style w:type="paragraph" w:styleId="Textocomentario">
+  <w:style w:type="paragraph" w:styleId="CommentText">
     <w:name w:val="annotation text"/>
     <w:basedOn w:val="Normal"/>
     <w:link w:val="TextocomentarioCar"/>
@@ -4460,12 +5019,13 @@
     <w:semiHidden/>
     <w:unhideWhenUsed/>
     <w:qFormat/>
+    <w:pPr/>
     <w:rPr>
       <w:sz w:val="20"/>
       <w:szCs w:val="20"/>
     </w:rPr>
   </w:style>
-  <w:style w:type="paragraph" w:styleId="TDC6">
+  <w:style w:type="paragraph" w:styleId="TOC6">
     <w:name w:val="toc 6"/>
     <w:basedOn w:val="Normal"/>
     <w:next w:val="Normal"/>
@@ -4474,14 +5034,14 @@
     <w:unhideWhenUsed/>
     <w:qFormat/>
     <w:pPr>
-      <w:spacing w:after="100"/>
-      <w:ind w:left="1100"/>
+      <w:spacing w:before="0" w:after="100"/>
+      <w:ind w:start="1100"/>
     </w:pPr>
     <w:rPr>
       <w:rFonts w:ascii="Calibri" w:hAnsi="Calibri"/>
     </w:rPr>
   </w:style>
-  <w:style w:type="paragraph" w:styleId="TDC5">
+  <w:style w:type="paragraph" w:styleId="TOC5">
     <w:name w:val="toc 5"/>
     <w:basedOn w:val="Normal"/>
     <w:next w:val="Normal"/>
@@ -4489,14 +5049,14 @@
     <w:uiPriority w:val="39"/>
     <w:unhideWhenUsed/>
     <w:pPr>
-      <w:spacing w:after="100"/>
-      <w:ind w:left="880"/>
+      <w:spacing w:before="0" w:after="100"/>
+      <w:ind w:start="880"/>
     </w:pPr>
     <w:rPr>
       <w:rFonts w:ascii="Calibri" w:hAnsi="Calibri"/>
     </w:rPr>
   </w:style>
-  <w:style w:type="paragraph" w:styleId="TDC4">
+  <w:style w:type="paragraph" w:styleId="TOC4">
     <w:name w:val="toc 4"/>
     <w:basedOn w:val="Normal"/>
     <w:next w:val="Normal"/>
@@ -4504,24 +5064,28 @@
     <w:uiPriority w:val="39"/>
     <w:unhideWhenUsed/>
     <w:pPr>
-      <w:spacing w:after="100"/>
-      <w:ind w:left="660"/>
+      <w:spacing w:before="0" w:after="100"/>
+      <w:ind w:start="660"/>
     </w:pPr>
     <w:rPr>
       <w:rFonts w:ascii="Calibri" w:hAnsi="Calibri"/>
     </w:rPr>
   </w:style>
-  <w:style w:type="paragraph" w:customStyle="1" w:styleId="Cabeceraypie">
+  <w:style w:type="paragraph" w:styleId="Cabeceraypie" w:customStyle="1">
     <w:name w:val="Cabecera y pie"/>
     <w:basedOn w:val="Normal"/>
     <w:qFormat/>
-  </w:style>
-  <w:style w:type="paragraph" w:customStyle="1" w:styleId="Cabeceraypieuser">
+    <w:pPr/>
+    <w:rPr/>
+  </w:style>
+  <w:style w:type="paragraph" w:styleId="Cabeceraypieuser" w:customStyle="1">
     <w:name w:val="Cabecera y pie (user)"/>
     <w:basedOn w:val="Normal"/>
     <w:qFormat/>
-  </w:style>
-  <w:style w:type="paragraph" w:styleId="Encabezado">
+    <w:pPr/>
+    <w:rPr/>
+  </w:style>
+  <w:style w:type="paragraph" w:styleId="Header">
     <w:name w:val="header"/>
     <w:basedOn w:val="Normal"/>
     <w:link w:val="EncabezadoCar"/>
@@ -4529,10 +5093,12 @@
     <w:unhideWhenUsed/>
     <w:pPr>
       <w:tabs>
-        <w:tab w:val="center" w:pos="4252"/>
-        <w:tab w:val="right" w:pos="8504"/>
+        <w:tab w:val="clear" w:pos="720"/>
+        <w:tab w:val="center" w:pos="4252" w:leader="none"/>
+        <w:tab w:val="right" w:pos="8504" w:leader="none"/>
       </w:tabs>
     </w:pPr>
+    <w:rPr/>
   </w:style>
   <w:style w:type="paragraph" w:styleId="NormalWeb">
     <w:name w:val="Normal (Web)"/>
@@ -4543,7 +5109,7 @@
     <w:qFormat/>
     <w:pPr>
       <w:spacing w:beforeAutospacing="1" w:afterAutospacing="1"/>
-      <w:jc w:val="left"/>
+      <w:jc w:val="start"/>
     </w:pPr>
     <w:rPr>
       <w:rFonts w:ascii="Times New Roman" w:hAnsi="Times New Roman"/>
@@ -4551,7 +5117,7 @@
       <w:lang w:eastAsia="es-CO"/>
     </w:rPr>
   </w:style>
-  <w:style w:type="paragraph" w:styleId="Piedepgina">
+  <w:style w:type="paragraph" w:styleId="Footer">
     <w:name w:val="footer"/>
     <w:basedOn w:val="Normal"/>
     <w:link w:val="PiedepginaCar"/>
@@ -4559,55 +5125,60 @@
     <w:unhideWhenUsed/>
     <w:pPr>
       <w:tabs>
-        <w:tab w:val="center" w:pos="4252"/>
-        <w:tab w:val="right" w:pos="8504"/>
+        <w:tab w:val="clear" w:pos="720"/>
+        <w:tab w:val="center" w:pos="4252" w:leader="none"/>
+        <w:tab w:val="right" w:pos="8504" w:leader="none"/>
       </w:tabs>
     </w:pPr>
-  </w:style>
-  <w:style w:type="paragraph" w:customStyle="1" w:styleId="TtuloTDC1">
+    <w:rPr/>
+  </w:style>
+  <w:style w:type="paragraph" w:styleId="TtuloTDC1" w:customStyle="1">
     <w:name w:val="Título TDC1"/>
-    <w:basedOn w:val="Ttulo1"/>
+    <w:basedOn w:val="Heading1"/>
     <w:next w:val="Normal"/>
     <w:uiPriority w:val="39"/>
     <w:unhideWhenUsed/>
     <w:qFormat/>
     <w:pPr>
       <w:keepLines/>
-      <w:spacing w:after="0"/>
+      <w:spacing w:before="360" w:after="0"/>
       <w:outlineLvl w:val="9"/>
     </w:pPr>
     <w:rPr>
       <w:rFonts w:ascii="Calibri Light" w:hAnsi="Calibri Light"/>
-      <w:b w:val="0"/>
-      <w:bCs w:val="0"/>
+      <w:b w:val="false"/>
+      <w:bCs w:val="false"/>
       <w:color w:val="2F5496"/>
       <w:kern w:val="0"/>
     </w:rPr>
   </w:style>
-  <w:style w:type="paragraph" w:styleId="Sinespaciado">
+  <w:style w:type="paragraph" w:styleId="NoSpacing">
     <w:name w:val="No Spacing"/>
     <w:basedOn w:val="Normal"/>
     <w:link w:val="SinespaciadoCar"/>
     <w:uiPriority w:val="1"/>
     <w:qFormat/>
-  </w:style>
-  <w:style w:type="paragraph" w:styleId="Prrafodelista">
+    <w:pPr/>
+    <w:rPr/>
+  </w:style>
+  <w:style w:type="paragraph" w:styleId="ListParagraph">
     <w:name w:val="List Paragraph"/>
     <w:basedOn w:val="Normal"/>
     <w:link w:val="PrrafodelistaCar"/>
     <w:uiPriority w:val="34"/>
     <w:qFormat/>
     <w:pPr>
-      <w:ind w:left="720"/>
+      <w:spacing w:before="0" w:after="0"/>
+      <w:ind w:start="720"/>
       <w:contextualSpacing/>
     </w:pPr>
     <w:rPr>
       <w:lang w:eastAsia="en-US"/>
     </w:rPr>
   </w:style>
-  <w:style w:type="paragraph" w:customStyle="1" w:styleId="Estilo6">
+  <w:style w:type="paragraph" w:styleId="Estilo6" w:customStyle="1">
     <w:name w:val="Estilo 6"/>
-    <w:basedOn w:val="Ttulo6"/>
+    <w:basedOn w:val="Heading6"/>
     <w:next w:val="Normal"/>
     <w:link w:val="Estilo6Car"/>
     <w:qFormat/>
@@ -4621,7 +5192,7 @@
       <w:color w:val="auto"/>
     </w:rPr>
   </w:style>
-  <w:style w:type="paragraph" w:customStyle="1" w:styleId="msonormal0">
+  <w:style w:type="paragraph" w:styleId="msonormal" w:customStyle="1">
     <w:name w:val="msonormal"/>
     <w:basedOn w:val="Normal"/>
     <w:qFormat/>
@@ -4633,7 +5204,7 @@
       <w:sz w:val="24"/>
     </w:rPr>
   </w:style>
-  <w:style w:type="paragraph" w:customStyle="1" w:styleId="xl64">
+  <w:style w:type="paragraph" w:styleId="xl64" w:customStyle="1">
     <w:name w:val="xl64"/>
     <w:basedOn w:val="Normal"/>
     <w:qFormat/>
@@ -4654,7 +5225,7 @@
       <w:sz w:val="24"/>
     </w:rPr>
   </w:style>
-  <w:style w:type="paragraph" w:customStyle="1" w:styleId="xl65">
+  <w:style w:type="paragraph" w:styleId="xl65" w:customStyle="1">
     <w:name w:val="xl65"/>
     <w:basedOn w:val="Normal"/>
     <w:qFormat/>
@@ -4676,7 +5247,7 @@
       <w:sz w:val="24"/>
     </w:rPr>
   </w:style>
-  <w:style w:type="paragraph" w:customStyle="1" w:styleId="xl66">
+  <w:style w:type="paragraph" w:styleId="xl66" w:customStyle="1">
     <w:name w:val="xl66"/>
     <w:basedOn w:val="Normal"/>
     <w:qFormat/>
@@ -4695,7 +5266,7 @@
       <w:sz w:val="24"/>
     </w:rPr>
   </w:style>
-  <w:style w:type="paragraph" w:customStyle="1" w:styleId="xl67">
+  <w:style w:type="paragraph" w:styleId="xl67" w:customStyle="1">
     <w:name w:val="xl67"/>
     <w:basedOn w:val="Normal"/>
     <w:qFormat/>
@@ -4713,7 +5284,7 @@
       <w:sz w:val="24"/>
     </w:rPr>
   </w:style>
-  <w:style w:type="paragraph" w:customStyle="1" w:styleId="xl68">
+  <w:style w:type="paragraph" w:styleId="xl68" w:customStyle="1">
     <w:name w:val="xl68"/>
     <w:basedOn w:val="Normal"/>
     <w:qFormat/>
@@ -4725,7 +5296,7 @@
         <w:right w:val="single" w:sz="4" w:space="0" w:color="000000"/>
       </w:pBdr>
       <w:spacing w:beforeAutospacing="1" w:afterAutospacing="1"/>
-      <w:jc w:val="right"/>
+      <w:jc w:val="end"/>
       <w:textAlignment w:val="center"/>
     </w:pPr>
     <w:rPr>
@@ -4734,7 +5305,7 @@
       <w:sz w:val="24"/>
     </w:rPr>
   </w:style>
-  <w:style w:type="paragraph" w:customStyle="1" w:styleId="xl69">
+  <w:style w:type="paragraph" w:styleId="xl69" w:customStyle="1">
     <w:name w:val="xl69"/>
     <w:basedOn w:val="Normal"/>
     <w:qFormat/>
@@ -4754,7 +5325,7 @@
       <w:sz w:val="24"/>
     </w:rPr>
   </w:style>
-  <w:style w:type="paragraph" w:customStyle="1" w:styleId="xl70">
+  <w:style w:type="paragraph" w:styleId="xl70" w:customStyle="1">
     <w:name w:val="xl70"/>
     <w:basedOn w:val="Normal"/>
     <w:qFormat/>
@@ -4774,7 +5345,7 @@
       <w:sz w:val="24"/>
     </w:rPr>
   </w:style>
-  <w:style w:type="paragraph" w:customStyle="1" w:styleId="xl71">
+  <w:style w:type="paragraph" w:styleId="xl71" w:customStyle="1">
     <w:name w:val="xl71"/>
     <w:basedOn w:val="Normal"/>
     <w:qFormat/>
@@ -4794,7 +5365,7 @@
       <w:sz w:val="24"/>
     </w:rPr>
   </w:style>
-  <w:style w:type="paragraph" w:customStyle="1" w:styleId="xl72">
+  <w:style w:type="paragraph" w:styleId="xl72" w:customStyle="1">
     <w:name w:val="xl72"/>
     <w:basedOn w:val="Normal"/>
     <w:qFormat/>
@@ -4813,7 +5384,7 @@
       <w:sz w:val="24"/>
     </w:rPr>
   </w:style>
-  <w:style w:type="paragraph" w:customStyle="1" w:styleId="xl73">
+  <w:style w:type="paragraph" w:styleId="xl73" w:customStyle="1">
     <w:name w:val="xl73"/>
     <w:basedOn w:val="Normal"/>
     <w:qFormat/>
@@ -4833,7 +5404,7 @@
       <w:sz w:val="24"/>
     </w:rPr>
   </w:style>
-  <w:style w:type="paragraph" w:customStyle="1" w:styleId="xl74">
+  <w:style w:type="paragraph" w:styleId="xl74" w:customStyle="1">
     <w:name w:val="xl74"/>
     <w:basedOn w:val="Normal"/>
     <w:qFormat/>
@@ -4852,7 +5423,7 @@
       <w:sz w:val="24"/>
     </w:rPr>
   </w:style>
-  <w:style w:type="paragraph" w:customStyle="1" w:styleId="xl75">
+  <w:style w:type="paragraph" w:styleId="xl75" w:customStyle="1">
     <w:name w:val="xl75"/>
     <w:basedOn w:val="Normal"/>
     <w:qFormat/>
@@ -4870,7 +5441,7 @@
       <w:sz w:val="24"/>
     </w:rPr>
   </w:style>
-  <w:style w:type="paragraph" w:customStyle="1" w:styleId="xl76">
+  <w:style w:type="paragraph" w:styleId="xl76" w:customStyle="1">
     <w:name w:val="xl76"/>
     <w:basedOn w:val="Normal"/>
     <w:qFormat/>
@@ -4889,29 +5460,47 @@
       <w:sz w:val="24"/>
     </w:rPr>
   </w:style>
-  <w:style w:type="paragraph" w:customStyle="1" w:styleId="Revisin1">
+  <w:style w:type="paragraph" w:styleId="Revisin1" w:customStyle="1">
     <w:name w:val="Revisión1"/>
     <w:uiPriority w:val="99"/>
     <w:semiHidden/>
     <w:qFormat/>
-    <w:rPr>
-      <w:rFonts w:ascii="Century Gothic" w:hAnsi="Century Gothic" w:cs="Times New Roman"/>
+    <w:pPr>
+      <w:widowControl/>
+      <w:suppressAutoHyphens w:val="true"/>
+      <w:bidi w:val="0"/>
+      <w:spacing w:before="0" w:after="0"/>
+      <w:jc w:val="start"/>
+    </w:pPr>
+    <w:rPr>
+      <w:rFonts w:ascii="Century Gothic" w:hAnsi="Century Gothic" w:eastAsia="Times New Roman" w:cs="Times New Roman"/>
+      <w:color w:val="auto"/>
+      <w:kern w:val="0"/>
       <w:sz w:val="22"/>
       <w:szCs w:val="24"/>
-      <w:lang w:val="es-ES" w:eastAsia="es-ES"/>
-    </w:rPr>
-  </w:style>
-  <w:style w:type="paragraph" w:customStyle="1" w:styleId="Default">
+      <w:lang w:val="es-ES" w:eastAsia="es-ES" w:bidi="ar-SA"/>
+    </w:rPr>
+  </w:style>
+  <w:style w:type="paragraph" w:styleId="Default" w:customStyle="1">
     <w:name w:val="Default"/>
     <w:qFormat/>
-    <w:rPr>
-      <w:rFonts w:ascii="Tahoma" w:hAnsi="Tahoma" w:cs="Tahoma"/>
+    <w:pPr>
+      <w:widowControl/>
+      <w:suppressAutoHyphens w:val="true"/>
+      <w:bidi w:val="0"/>
+      <w:spacing w:before="0" w:after="0"/>
+      <w:jc w:val="start"/>
+    </w:pPr>
+    <w:rPr>
+      <w:rFonts w:ascii="Tahoma" w:hAnsi="Tahoma" w:eastAsia="Times New Roman" w:cs="Tahoma"/>
       <w:color w:val="000000"/>
+      <w:kern w:val="0"/>
       <w:sz w:val="24"/>
       <w:szCs w:val="24"/>
-    </w:rPr>
-  </w:style>
-  <w:style w:type="paragraph" w:customStyle="1" w:styleId="xl77">
+      <w:lang w:val="es-CO" w:eastAsia="es-CO" w:bidi="ar-SA"/>
+    </w:rPr>
+  </w:style>
+  <w:style w:type="paragraph" w:styleId="xl77" w:customStyle="1">
     <w:name w:val="xl77"/>
     <w:basedOn w:val="Normal"/>
     <w:qFormat/>
@@ -4931,7 +5520,7 @@
       <w:lang w:eastAsia="es-CO"/>
     </w:rPr>
   </w:style>
-  <w:style w:type="paragraph" w:customStyle="1" w:styleId="xl78">
+  <w:style w:type="paragraph" w:styleId="xl78" w:customStyle="1">
     <w:name w:val="xl78"/>
     <w:basedOn w:val="Normal"/>
     <w:qFormat/>
@@ -4952,7 +5541,7 @@
       <w:lang w:eastAsia="es-CO"/>
     </w:rPr>
   </w:style>
-  <w:style w:type="paragraph" w:customStyle="1" w:styleId="xl79">
+  <w:style w:type="paragraph" w:styleId="xl79" w:customStyle="1">
     <w:name w:val="xl79"/>
     <w:basedOn w:val="Normal"/>
     <w:qFormat/>
@@ -4972,7 +5561,7 @@
       <w:lang w:eastAsia="es-CO"/>
     </w:rPr>
   </w:style>
-  <w:style w:type="paragraph" w:customStyle="1" w:styleId="xl80">
+  <w:style w:type="paragraph" w:styleId="xl80" w:customStyle="1">
     <w:name w:val="xl80"/>
     <w:basedOn w:val="Normal"/>
     <w:qFormat/>
@@ -4992,7 +5581,7 @@
       <w:lang w:eastAsia="es-CO"/>
     </w:rPr>
   </w:style>
-  <w:style w:type="paragraph" w:customStyle="1" w:styleId="xl81">
+  <w:style w:type="paragraph" w:styleId="xl81" w:customStyle="1">
     <w:name w:val="xl81"/>
     <w:basedOn w:val="Normal"/>
     <w:qFormat/>
@@ -5012,7 +5601,7 @@
       <w:lang w:eastAsia="es-CO"/>
     </w:rPr>
   </w:style>
-  <w:style w:type="paragraph" w:customStyle="1" w:styleId="xl82">
+  <w:style w:type="paragraph" w:styleId="xl82" w:customStyle="1">
     <w:name w:val="xl82"/>
     <w:basedOn w:val="Normal"/>
     <w:qFormat/>
@@ -5033,13 +5622,13 @@
       <w:lang w:eastAsia="es-CO"/>
     </w:rPr>
   </w:style>
-  <w:style w:type="paragraph" w:customStyle="1" w:styleId="font5">
+  <w:style w:type="paragraph" w:styleId="font5" w:customStyle="1">
     <w:name w:val="font5"/>
     <w:basedOn w:val="Normal"/>
     <w:qFormat/>
     <w:pPr>
       <w:spacing w:beforeAutospacing="1" w:afterAutospacing="1"/>
-      <w:jc w:val="left"/>
+      <w:jc w:val="start"/>
     </w:pPr>
     <w:rPr>
       <w:rFonts w:ascii="Tahoma" w:hAnsi="Tahoma" w:cs="Tahoma"/>
@@ -5049,13 +5638,13 @@
       <w:sz w:val="24"/>
     </w:rPr>
   </w:style>
-  <w:style w:type="paragraph" w:customStyle="1" w:styleId="font6">
+  <w:style w:type="paragraph" w:styleId="font6" w:customStyle="1">
     <w:name w:val="font6"/>
     <w:basedOn w:val="Normal"/>
     <w:qFormat/>
     <w:pPr>
       <w:spacing w:beforeAutospacing="1" w:afterAutospacing="1"/>
-      <w:jc w:val="left"/>
+      <w:jc w:val="start"/>
     </w:pPr>
     <w:rPr>
       <w:rFonts w:ascii="Tahoma" w:hAnsi="Tahoma" w:cs="Tahoma"/>
@@ -5063,7 +5652,7 @@
       <w:sz w:val="24"/>
     </w:rPr>
   </w:style>
-  <w:style w:type="paragraph" w:customStyle="1" w:styleId="xl63">
+  <w:style w:type="paragraph" w:styleId="xl63" w:customStyle="1">
     <w:name w:val="xl63"/>
     <w:basedOn w:val="Normal"/>
     <w:qFormat/>
@@ -5087,7 +5676,7 @@
       <w:lang w:eastAsia="es-CO"/>
     </w:rPr>
   </w:style>
-  <w:style w:type="paragraph" w:styleId="Cita">
+  <w:style w:type="paragraph" w:styleId="Quote">
     <w:name w:val="Quote"/>
     <w:basedOn w:val="Normal"/>
     <w:next w:val="Normal"/>
@@ -5096,68 +5685,86 @@
     <w:qFormat/>
     <w:pPr>
       <w:spacing w:before="200" w:after="160"/>
-      <w:ind w:left="864" w:right="864"/>
+      <w:ind w:start="864" w:end="864"/>
       <w:jc w:val="center"/>
     </w:pPr>
     <w:rPr>
       <w:i/>
       <w:iCs/>
-      <w:color w:val="404040" w:themeColor="text1" w:themeTint="BF"/>
-    </w:rPr>
-  </w:style>
-  <w:style w:type="paragraph" w:customStyle="1" w:styleId="TableParagraph">
+      <w:color w:themeColor="text1" w:themeTint="bf" w:val="404040"/>
+    </w:rPr>
+  </w:style>
+  <w:style w:type="paragraph" w:styleId="TableParagraph" w:customStyle="1">
     <w:name w:val="Table Paragraph"/>
     <w:basedOn w:val="Normal"/>
     <w:uiPriority w:val="1"/>
     <w:qFormat/>
     <w:pPr>
-      <w:widowControl w:val="0"/>
-      <w:jc w:val="left"/>
+      <w:widowControl w:val="false"/>
+      <w:jc w:val="start"/>
     </w:pPr>
     <w:rPr>
-      <w:rFonts w:ascii="Arial MT" w:eastAsia="Arial MT" w:hAnsi="Arial MT" w:cs="Arial MT"/>
+      <w:rFonts w:ascii="Arial MT" w:hAnsi="Arial MT" w:eastAsia="Arial MT" w:cs="Arial MT"/>
       <w:szCs w:val="22"/>
       <w:lang w:val="es-ES" w:eastAsia="en-US"/>
     </w:rPr>
   </w:style>
-  <w:style w:type="paragraph" w:styleId="Subttulo">
+  <w:style w:type="paragraph" w:styleId="Subtitle">
     <w:name w:val="Subtitle"/>
     <w:basedOn w:val="Normal"/>
     <w:next w:val="Normal"/>
     <w:link w:val="SubttuloCar"/>
     <w:uiPriority w:val="11"/>
     <w:qFormat/>
-    <w:rsid w:val="009848A8"/>
+    <w:rsid w:val="009848a8"/>
     <w:pPr>
-      <w:spacing w:after="160"/>
+      <w:spacing w:before="0" w:after="160"/>
     </w:pPr>
     <w:rPr>
-      <w:rFonts w:asciiTheme="minorHAnsi" w:eastAsiaTheme="minorEastAsia" w:hAnsiTheme="minorHAnsi" w:cstheme="minorBidi"/>
-      <w:color w:val="5A5A5A" w:themeColor="text1" w:themeTint="A5"/>
+      <w:rFonts w:ascii="Calibri" w:hAnsi="Calibri" w:eastAsia="" w:cs="" w:asciiTheme="minorHAnsi" w:cstheme="minorBidi" w:eastAsiaTheme="minorEastAsia" w:hAnsiTheme="minorHAnsi"/>
+      <w:color w:themeColor="text1" w:themeTint="a5" w:val="5A5A5A"/>
       <w:spacing w:val="15"/>
       <w:szCs w:val="22"/>
     </w:rPr>
   </w:style>
-  <w:style w:type="paragraph" w:customStyle="1" w:styleId="Contenidodelmarco">
+  <w:style w:type="paragraph" w:styleId="Contenidodelmarco" w:customStyle="1">
     <w:name w:val="Contenido del marco"/>
     <w:basedOn w:val="Normal"/>
     <w:qFormat/>
-  </w:style>
-  <w:style w:type="paragraph" w:customStyle="1" w:styleId="Contenidodelmarcouser">
+    <w:pPr/>
+    <w:rPr/>
+  </w:style>
+  <w:style w:type="paragraph" w:styleId="Contenidodelmarcouser" w:customStyle="1">
     <w:name w:val="Contenido del marco (user)"/>
     <w:basedOn w:val="Normal"/>
     <w:qFormat/>
-  </w:style>
-  <w:style w:type="numbering" w:customStyle="1" w:styleId="Ningunalista">
+    <w:pPr/>
+    <w:rPr/>
+  </w:style>
+  <w:style w:type="numbering" w:styleId="Ningunalista" w:customStyle="1">
     <w:name w:val="Ninguna lista"/>
     <w:uiPriority w:val="99"/>
     <w:semiHidden/>
     <w:unhideWhenUsed/>
     <w:qFormat/>
   </w:style>
-  <w:style w:type="numbering" w:customStyle="1" w:styleId="Ningunalistauser">
+  <w:style w:type="numbering" w:styleId="Ningunalistauser" w:customStyle="1">
     <w:name w:val="Ninguna lista (user)"/>
     <w:qFormat/>
+  </w:style>
+  <w:style w:type="table" w:default="1" w:styleId="Tablanormal">
+    <w:name w:val="Normal Table"/>
+    <w:uiPriority w:val="99"/>
+    <w:semiHidden/>
+    <w:unhideWhenUsed/>
+    <w:tblPr>
+      <w:tblCellMar>
+        <w:top w:w="0" w:type="dxa"/>
+        <w:left w:w="108" w:type="dxa"/>
+        <w:bottom w:w="0" w:type="dxa"/>
+        <w:right w:w="108" w:type="dxa"/>
+      </w:tblCellMar>
+    </w:tblPr>
   </w:style>
   <w:style w:type="table" w:styleId="Tablaconcuadrcula">
     <w:name w:val="Table Grid"/>
@@ -5166,12 +5773,12 @@
     <w:qFormat/>
     <w:tblPr>
       <w:tblBorders>
-        <w:top w:val="single" w:sz="4" w:space="0" w:color="auto"/>
-        <w:left w:val="single" w:sz="4" w:space="0" w:color="auto"/>
-        <w:bottom w:val="single" w:sz="4" w:space="0" w:color="auto"/>
-        <w:right w:val="single" w:sz="4" w:space="0" w:color="auto"/>
-        <w:insideH w:val="single" w:sz="4" w:space="0" w:color="auto"/>
-        <w:insideV w:val="single" w:sz="4" w:space="0" w:color="auto"/>
+        <w:top w:val="single" w:color="auto" w:sz="4" w:space="0"/>
+        <w:left w:val="single" w:color="auto" w:sz="4" w:space="0"/>
+        <w:bottom w:val="single" w:color="auto" w:sz="4" w:space="0"/>
+        <w:right w:val="single" w:color="auto" w:sz="4" w:space="0"/>
+        <w:insideH w:val="single" w:color="auto" w:sz="4" w:space="0"/>
+        <w:insideV w:val="single" w:color="auto" w:sz="4" w:space="0"/>
       </w:tblBorders>
     </w:tblPr>
   </w:style>
@@ -5182,27 +5789,27 @@
     <w:qFormat/>
     <w:tblPr>
       <w:tblBorders>
-        <w:top w:val="single" w:sz="4" w:space="0" w:color="A8D08D" w:themeColor="accent6" w:themeTint="99"/>
-        <w:left w:val="single" w:sz="4" w:space="0" w:color="A8D08D" w:themeColor="accent6" w:themeTint="99"/>
-        <w:bottom w:val="single" w:sz="4" w:space="0" w:color="A8D08D" w:themeColor="accent6" w:themeTint="99"/>
-        <w:right w:val="single" w:sz="4" w:space="0" w:color="A8D08D" w:themeColor="accent6" w:themeTint="99"/>
-        <w:insideH w:val="single" w:sz="4" w:space="0" w:color="A8D08D" w:themeColor="accent6" w:themeTint="99"/>
-        <w:insideV w:val="single" w:sz="4" w:space="0" w:color="A8D08D" w:themeColor="accent6" w:themeTint="99"/>
+        <w:top w:val="single" w:color="A8D08D" w:themeColor="accent6" w:themeTint="99" w:sz="4" w:space="0"/>
+        <w:left w:val="single" w:color="A8D08D" w:themeColor="accent6" w:themeTint="99" w:sz="4" w:space="0"/>
+        <w:bottom w:val="single" w:color="A8D08D" w:themeColor="accent6" w:themeTint="99" w:sz="4" w:space="0"/>
+        <w:right w:val="single" w:color="A8D08D" w:themeColor="accent6" w:themeTint="99" w:sz="4" w:space="0"/>
+        <w:insideH w:val="single" w:color="A8D08D" w:themeColor="accent6" w:themeTint="99" w:sz="4" w:space="0"/>
+        <w:insideV w:val="single" w:color="A8D08D" w:themeColor="accent6" w:themeTint="99" w:sz="4" w:space="0"/>
       </w:tblBorders>
     </w:tblPr>
     <w:tblStylePr w:type="firstRow">
       <w:rPr>
         <w:b/>
         <w:bCs/>
-        <w:color w:val="FFFFFF" w:themeColor="background1"/>
+        <w:color w:val="ffffff" w:themeColor="background1"/>
       </w:rPr>
       <w:tblPr/>
       <w:tcPr>
         <w:tcBorders>
-          <w:top w:val="single" w:sz="4" w:space="0" w:color="70AD47" w:themeColor="accent6"/>
-          <w:left w:val="single" w:sz="4" w:space="0" w:color="70AD47" w:themeColor="accent6"/>
-          <w:bottom w:val="single" w:sz="4" w:space="0" w:color="70AD47" w:themeColor="accent6"/>
-          <w:right w:val="single" w:sz="4" w:space="0" w:color="70AD47" w:themeColor="accent6"/>
+          <w:top w:val="single" w:color="70AD47" w:themeColor="accent6" w:sz="4" w:space="0"/>
+          <w:left w:val="single" w:color="70AD47" w:themeColor="accent6" w:sz="4" w:space="0"/>
+          <w:bottom w:val="single" w:color="70AD47" w:themeColor="accent6" w:sz="4" w:space="0"/>
+          <w:right w:val="single" w:color="70AD47" w:themeColor="accent6" w:sz="4" w:space="0"/>
           <w:insideH w:val="nil"/>
           <w:insideV w:val="nil"/>
         </w:tcBorders>
@@ -5217,7 +5824,7 @@
       <w:tblPr/>
       <w:tcPr>
         <w:tcBorders>
-          <w:top w:val="double" w:sz="4" w:space="0" w:color="70AD47" w:themeColor="accent6"/>
+          <w:top w:val="double" w:color="70AD47" w:themeColor="accent6" w:sz="4" w:space="0"/>
         </w:tcBorders>
       </w:tcPr>
     </w:tblStylePr>
@@ -5226,12 +5833,14 @@
         <w:b/>
         <w:bCs/>
       </w:rPr>
+      <w:tblPr/>
     </w:tblStylePr>
     <w:tblStylePr w:type="lastCol">
       <w:rPr>
         <w:b/>
         <w:bCs/>
       </w:rPr>
+      <w:tblPr/>
     </w:tblStylePr>
     <w:tblStylePr w:type="band1Vert">
       <w:tblPr/>
@@ -5255,12 +5864,12 @@
     </w:rPr>
     <w:tblPr>
       <w:tblBorders>
-        <w:top w:val="single" w:sz="4" w:space="0" w:color="FFFFFF" w:themeColor="background1"/>
-        <w:left w:val="single" w:sz="4" w:space="0" w:color="FFFFFF" w:themeColor="background1"/>
-        <w:bottom w:val="single" w:sz="4" w:space="0" w:color="FFFFFF" w:themeColor="background1"/>
-        <w:right w:val="single" w:sz="4" w:space="0" w:color="FFFFFF" w:themeColor="background1"/>
-        <w:insideH w:val="single" w:sz="4" w:space="0" w:color="FFFFFF" w:themeColor="background1"/>
-        <w:insideV w:val="single" w:sz="4" w:space="0" w:color="FFFFFF" w:themeColor="background1"/>
+        <w:top w:val="single" w:color="FFFFFF" w:themeColor="background1" w:sz="4" w:space="0"/>
+        <w:left w:val="single" w:color="FFFFFF" w:themeColor="background1" w:sz="4" w:space="0"/>
+        <w:bottom w:val="single" w:color="FFFFFF" w:themeColor="background1" w:sz="4" w:space="0"/>
+        <w:right w:val="single" w:color="FFFFFF" w:themeColor="background1" w:sz="4" w:space="0"/>
+        <w:insideH w:val="single" w:color="FFFFFF" w:themeColor="background1" w:sz="4" w:space="0"/>
+        <w:insideV w:val="single" w:color="FFFFFF" w:themeColor="background1" w:sz="4" w:space="0"/>
       </w:tblBorders>
     </w:tblPr>
     <w:tcPr>
@@ -5270,15 +5879,15 @@
       <w:rPr>
         <w:b/>
         <w:bCs/>
-        <w:color w:val="FFFFFF" w:themeColor="background1"/>
+        <w:color w:val="ffffff" w:themeColor="background1"/>
         <w:sz w:val="22"/>
       </w:rPr>
       <w:tblPr/>
       <w:tcPr>
         <w:tcBorders>
-          <w:top w:val="single" w:sz="4" w:space="0" w:color="FFFFFF" w:themeColor="background1"/>
-          <w:left w:val="single" w:sz="4" w:space="0" w:color="FFFFFF" w:themeColor="background1"/>
-          <w:right w:val="single" w:sz="4" w:space="0" w:color="FFFFFF" w:themeColor="background1"/>
+          <w:top w:val="single" w:color="FFFFFF" w:themeColor="background1" w:sz="4" w:space="0"/>
+          <w:left w:val="single" w:color="FFFFFF" w:themeColor="background1" w:sz="4" w:space="0"/>
+          <w:right w:val="single" w:color="FFFFFF" w:themeColor="background1" w:sz="4" w:space="0"/>
           <w:insideH w:val="nil"/>
           <w:insideV w:val="nil"/>
         </w:tcBorders>
@@ -5289,15 +5898,15 @@
       <w:rPr>
         <w:b/>
         <w:bCs/>
-        <w:color w:val="FFFFFF" w:themeColor="background1"/>
+        <w:color w:val="ffffff" w:themeColor="background1"/>
         <w:sz w:val="22"/>
       </w:rPr>
       <w:tblPr/>
       <w:tcPr>
         <w:tcBorders>
-          <w:left w:val="single" w:sz="4" w:space="0" w:color="FFFFFF" w:themeColor="background1"/>
-          <w:bottom w:val="single" w:sz="4" w:space="0" w:color="FFFFFF" w:themeColor="background1"/>
-          <w:right w:val="single" w:sz="4" w:space="0" w:color="FFFFFF" w:themeColor="background1"/>
+          <w:left w:val="single" w:color="FFFFFF" w:themeColor="background1" w:sz="4" w:space="0"/>
+          <w:bottom w:val="single" w:color="FFFFFF" w:themeColor="background1" w:sz="4" w:space="0"/>
+          <w:right w:val="single" w:color="FFFFFF" w:themeColor="background1" w:sz="4" w:space="0"/>
           <w:insideH w:val="nil"/>
           <w:insideV w:val="nil"/>
         </w:tcBorders>
@@ -5308,15 +5917,15 @@
       <w:rPr>
         <w:b/>
         <w:bCs/>
-        <w:color w:val="FFFFFF" w:themeColor="background1"/>
+        <w:color w:val="ffffff" w:themeColor="background1"/>
         <w:sz w:val="22"/>
       </w:rPr>
       <w:tblPr/>
       <w:tcPr>
         <w:tcBorders>
-          <w:top w:val="single" w:sz="4" w:space="0" w:color="FFFFFF" w:themeColor="background1"/>
-          <w:left w:val="single" w:sz="4" w:space="0" w:color="FFFFFF" w:themeColor="background1"/>
-          <w:bottom w:val="single" w:sz="4" w:space="0" w:color="FFFFFF" w:themeColor="background1"/>
+          <w:top w:val="single" w:color="FFFFFF" w:themeColor="background1" w:sz="4" w:space="0"/>
+          <w:left w:val="single" w:color="FFFFFF" w:themeColor="background1" w:sz="4" w:space="0"/>
+          <w:bottom w:val="single" w:color="FFFFFF" w:themeColor="background1" w:sz="4" w:space="0"/>
           <w:insideV w:val="nil"/>
         </w:tcBorders>
         <w:shd w:val="clear" w:color="auto" w:fill="70AD47" w:themeFill="accent6"/>
@@ -5326,15 +5935,15 @@
       <w:rPr>
         <w:b/>
         <w:bCs/>
-        <w:color w:val="FFFFFF" w:themeColor="background1"/>
+        <w:color w:val="ffffff" w:themeColor="background1"/>
         <w:sz w:val="22"/>
       </w:rPr>
       <w:tblPr/>
       <w:tcPr>
         <w:tcBorders>
-          <w:top w:val="single" w:sz="4" w:space="0" w:color="FFFFFF" w:themeColor="background1"/>
-          <w:bottom w:val="single" w:sz="4" w:space="0" w:color="FFFFFF" w:themeColor="background1"/>
-          <w:right w:val="single" w:sz="4" w:space="0" w:color="FFFFFF" w:themeColor="background1"/>
+          <w:top w:val="single" w:color="FFFFFF" w:themeColor="background1" w:sz="4" w:space="0"/>
+          <w:bottom w:val="single" w:color="FFFFFF" w:themeColor="background1" w:sz="4" w:space="0"/>
+          <w:right w:val="single" w:color="FFFFFF" w:themeColor="background1" w:sz="4" w:space="0"/>
           <w:insideV w:val="nil"/>
         </w:tcBorders>
         <w:shd w:val="clear" w:color="auto" w:fill="70AD47" w:themeFill="accent6"/>
@@ -5353,6 +5962,7 @@
       <w:rPr>
         <w:sz w:val="22"/>
       </w:rPr>
+      <w:tblPr/>
     </w:tblStylePr>
     <w:tblStylePr w:type="band1Horz">
       <w:rPr>
@@ -5367,6 +5977,7 @@
       <w:rPr>
         <w:sz w:val="22"/>
       </w:rPr>
+      <w:tblPr/>
     </w:tblStylePr>
   </w:style>
   <w:style w:type="table" w:customStyle="1" w:styleId="TablaMAPyP">
@@ -5378,12 +5989,12 @@
     </w:pPr>
     <w:tblPr>
       <w:tblBorders>
-        <w:top w:val="single" w:sz="4" w:space="0" w:color="auto"/>
-        <w:left w:val="single" w:sz="4" w:space="0" w:color="auto"/>
-        <w:bottom w:val="single" w:sz="4" w:space="0" w:color="auto"/>
-        <w:right w:val="single" w:sz="4" w:space="0" w:color="auto"/>
-        <w:insideH w:val="single" w:sz="4" w:space="0" w:color="auto"/>
-        <w:insideV w:val="single" w:sz="4" w:space="0" w:color="auto"/>
+        <w:top w:val="single" w:color="auto" w:sz="4" w:space="0"/>
+        <w:left w:val="single" w:color="auto" w:sz="4" w:space="0"/>
+        <w:bottom w:val="single" w:color="auto" w:sz="4" w:space="0"/>
+        <w:right w:val="single" w:color="auto" w:sz="4" w:space="0"/>
+        <w:insideH w:val="single" w:color="auto" w:sz="4" w:space="0"/>
+        <w:insideV w:val="single" w:color="auto" w:sz="4" w:space="0"/>
       </w:tblBorders>
     </w:tblPr>
     <w:tcPr>
@@ -5413,12 +6024,12 @@
     <w:qFormat/>
     <w:tblPr>
       <w:tblBorders>
-        <w:top w:val="single" w:sz="4" w:space="0" w:color="auto"/>
-        <w:left w:val="single" w:sz="4" w:space="0" w:color="auto"/>
-        <w:bottom w:val="single" w:sz="4" w:space="0" w:color="auto"/>
-        <w:right w:val="single" w:sz="4" w:space="0" w:color="auto"/>
-        <w:insideH w:val="single" w:sz="4" w:space="0" w:color="auto"/>
-        <w:insideV w:val="single" w:sz="4" w:space="0" w:color="auto"/>
+        <w:top w:val="single" w:color="auto" w:sz="4" w:space="0"/>
+        <w:left w:val="single" w:color="auto" w:sz="4" w:space="0"/>
+        <w:bottom w:val="single" w:color="auto" w:sz="4" w:space="0"/>
+        <w:right w:val="single" w:color="auto" w:sz="4" w:space="0"/>
+        <w:insideH w:val="single" w:color="auto" w:sz="4" w:space="0"/>
+        <w:insideV w:val="single" w:color="auto" w:sz="4" w:space="0"/>
       </w:tblBorders>
     </w:tblPr>
     <w:tcPr>
@@ -5429,7 +6040,7 @@
       <w:rPr>
         <w:b/>
         <w:bCs/>
-        <w:color w:val="FFFFFF" w:themeColor="background1"/>
+        <w:color w:val="ffffff" w:themeColor="background1"/>
       </w:rPr>
       <w:tblPr/>
       <w:tcPr>
@@ -5444,7 +6055,7 @@
       <w:tblPr/>
       <w:tcPr>
         <w:tcBorders>
-          <w:top w:val="double" w:sz="4" w:space="0" w:color="5B9BD5" w:themeColor="accent5"/>
+          <w:top w:val="double" w:color="5B9BD5" w:themeColor="accent5" w:sz="4" w:space="0"/>
         </w:tcBorders>
         <w:shd w:val="clear" w:color="auto" w:fill="FFFFFF" w:themeFill="background1"/>
       </w:tcPr>
@@ -5479,8 +6090,8 @@
       <w:tblPr/>
       <w:tcPr>
         <w:tcBorders>
-          <w:left w:val="single" w:sz="4" w:space="0" w:color="5B9BD5" w:themeColor="accent5"/>
-          <w:right w:val="single" w:sz="4" w:space="0" w:color="5B9BD5" w:themeColor="accent5"/>
+          <w:left w:val="single" w:color="5B9BD5" w:themeColor="accent5" w:sz="4" w:space="0"/>
+          <w:right w:val="single" w:color="5B9BD5" w:themeColor="accent5" w:sz="4" w:space="0"/>
         </w:tcBorders>
       </w:tcPr>
     </w:tblStylePr>
@@ -5488,8 +6099,8 @@
       <w:tblPr/>
       <w:tcPr>
         <w:tcBorders>
-          <w:top w:val="single" w:sz="4" w:space="0" w:color="5B9BD5" w:themeColor="accent5"/>
-          <w:bottom w:val="single" w:sz="4" w:space="0" w:color="5B9BD5" w:themeColor="accent5"/>
+          <w:top w:val="single" w:color="5B9BD5" w:themeColor="accent5" w:sz="4" w:space="0"/>
+          <w:bottom w:val="single" w:color="5B9BD5" w:themeColor="accent5" w:sz="4" w:space="0"/>
           <w:insideH w:val="nil"/>
         </w:tcBorders>
       </w:tcPr>
@@ -5516,7 +6127,7 @@
       <w:tblPr/>
       <w:tcPr>
         <w:tcBorders>
-          <w:top w:val="double" w:sz="4" w:space="0" w:color="5B9BD5" w:themeColor="accent5"/>
+          <w:top w:val="double" w:color="5B9BD5" w:themeColor="accent5" w:sz="4" w:space="0"/>
           <w:left w:val="nil"/>
         </w:tcBorders>
       </w:tcPr>
@@ -5525,7 +6136,7 @@
       <w:tblPr/>
       <w:tcPr>
         <w:tcBorders>
-          <w:top w:val="double" w:sz="4" w:space="0" w:color="5B9BD5" w:themeColor="accent5"/>
+          <w:top w:val="double" w:color="5B9BD5" w:themeColor="accent5" w:sz="4" w:space="0"/>
           <w:right w:val="nil"/>
         </w:tcBorders>
       </w:tcPr>
@@ -5537,26 +6148,26 @@
     <w:uiPriority w:val="49"/>
     <w:tblPr>
       <w:tblBorders>
-        <w:top w:val="single" w:sz="4" w:space="0" w:color="9CC2E5" w:themeColor="accent5" w:themeTint="99"/>
-        <w:left w:val="single" w:sz="4" w:space="0" w:color="9CC2E5" w:themeColor="accent5" w:themeTint="99"/>
-        <w:bottom w:val="single" w:sz="4" w:space="0" w:color="9CC2E5" w:themeColor="accent5" w:themeTint="99"/>
-        <w:right w:val="single" w:sz="4" w:space="0" w:color="9CC2E5" w:themeColor="accent5" w:themeTint="99"/>
-        <w:insideH w:val="single" w:sz="4" w:space="0" w:color="9CC2E5" w:themeColor="accent5" w:themeTint="99"/>
+        <w:top w:val="single" w:color="9CC2E5" w:themeColor="accent5" w:themeTint="99" w:sz="4" w:space="0"/>
+        <w:left w:val="single" w:color="9CC2E5" w:themeColor="accent5" w:themeTint="99" w:sz="4" w:space="0"/>
+        <w:bottom w:val="single" w:color="9CC2E5" w:themeColor="accent5" w:themeTint="99" w:sz="4" w:space="0"/>
+        <w:right w:val="single" w:color="9CC2E5" w:themeColor="accent5" w:themeTint="99" w:sz="4" w:space="0"/>
+        <w:insideH w:val="single" w:color="9CC2E5" w:themeColor="accent5" w:themeTint="99" w:sz="4" w:space="0"/>
       </w:tblBorders>
     </w:tblPr>
     <w:tblStylePr w:type="firstRow">
       <w:rPr>
         <w:b/>
         <w:bCs/>
-        <w:color w:val="FFFFFF" w:themeColor="background1"/>
+        <w:color w:val="ffffff" w:themeColor="background1"/>
       </w:rPr>
       <w:tblPr/>
       <w:tcPr>
         <w:tcBorders>
-          <w:top w:val="single" w:sz="4" w:space="0" w:color="5B9BD5" w:themeColor="accent5"/>
-          <w:left w:val="single" w:sz="4" w:space="0" w:color="5B9BD5" w:themeColor="accent5"/>
-          <w:bottom w:val="single" w:sz="4" w:space="0" w:color="5B9BD5" w:themeColor="accent5"/>
-          <w:right w:val="single" w:sz="4" w:space="0" w:color="5B9BD5" w:themeColor="accent5"/>
+          <w:top w:val="single" w:color="5B9BD5" w:themeColor="accent5" w:sz="4" w:space="0"/>
+          <w:left w:val="single" w:color="5B9BD5" w:themeColor="accent5" w:sz="4" w:space="0"/>
+          <w:bottom w:val="single" w:color="5B9BD5" w:themeColor="accent5" w:sz="4" w:space="0"/>
+          <w:right w:val="single" w:color="5B9BD5" w:themeColor="accent5" w:sz="4" w:space="0"/>
           <w:insideH w:val="nil"/>
         </w:tcBorders>
         <w:shd w:val="clear" w:color="auto" w:fill="5B9BD5" w:themeFill="accent5"/>
@@ -5570,7 +6181,7 @@
       <w:tblPr/>
       <w:tcPr>
         <w:tcBorders>
-          <w:top w:val="double" w:sz="4" w:space="0" w:color="5B9BD5" w:themeColor="accent5"/>
+          <w:top w:val="double" w:color="5B9BD5" w:themeColor="accent5" w:sz="4" w:space="0"/>
         </w:tcBorders>
       </w:tcPr>
     </w:tblStylePr>
@@ -5579,12 +6190,14 @@
         <w:b/>
         <w:bCs/>
       </w:rPr>
+      <w:tblPr/>
     </w:tblStylePr>
     <w:tblStylePr w:type="lastCol">
       <w:rPr>
         <w:b/>
         <w:bCs/>
       </w:rPr>
+      <w:tblPr/>
     </w:tblStylePr>
     <w:tblStylePr w:type="band1Vert">
       <w:tblPr/>
@@ -5606,17 +6219,17 @@
     <w:qFormat/>
     <w:tblPr>
       <w:tblBorders>
-        <w:top w:val="single" w:sz="4" w:space="0" w:color="FFC000" w:themeColor="accent4"/>
-        <w:left w:val="single" w:sz="4" w:space="0" w:color="FFC000" w:themeColor="accent4"/>
-        <w:bottom w:val="single" w:sz="4" w:space="0" w:color="FFC000" w:themeColor="accent4"/>
-        <w:right w:val="single" w:sz="4" w:space="0" w:color="FFC000" w:themeColor="accent4"/>
+        <w:top w:val="single" w:color="FFC000" w:themeColor="accent4" w:sz="4" w:space="0"/>
+        <w:left w:val="single" w:color="FFC000" w:themeColor="accent4" w:sz="4" w:space="0"/>
+        <w:bottom w:val="single" w:color="FFC000" w:themeColor="accent4" w:sz="4" w:space="0"/>
+        <w:right w:val="single" w:color="FFC000" w:themeColor="accent4" w:sz="4" w:space="0"/>
       </w:tblBorders>
     </w:tblPr>
     <w:tblStylePr w:type="firstRow">
       <w:rPr>
         <w:b/>
         <w:bCs/>
-        <w:color w:val="FFFFFF" w:themeColor="background1"/>
+        <w:color w:val="ffffff" w:themeColor="background1"/>
       </w:rPr>
       <w:tblPr/>
       <w:tcPr>
@@ -5631,7 +6244,7 @@
       <w:tblPr/>
       <w:tcPr>
         <w:tcBorders>
-          <w:top w:val="double" w:sz="4" w:space="0" w:color="FFC000" w:themeColor="accent4"/>
+          <w:top w:val="double" w:color="FFC000" w:themeColor="accent4" w:sz="4" w:space="0"/>
         </w:tcBorders>
         <w:shd w:val="clear" w:color="auto" w:fill="FFFFFF" w:themeFill="background1"/>
       </w:tcPr>
@@ -5666,8 +6279,8 @@
       <w:tblPr/>
       <w:tcPr>
         <w:tcBorders>
-          <w:left w:val="single" w:sz="4" w:space="0" w:color="FFC000" w:themeColor="accent4"/>
-          <w:right w:val="single" w:sz="4" w:space="0" w:color="FFC000" w:themeColor="accent4"/>
+          <w:left w:val="single" w:color="FFC000" w:themeColor="accent4" w:sz="4" w:space="0"/>
+          <w:right w:val="single" w:color="FFC000" w:themeColor="accent4" w:sz="4" w:space="0"/>
         </w:tcBorders>
       </w:tcPr>
     </w:tblStylePr>
@@ -5675,8 +6288,8 @@
       <w:tblPr/>
       <w:tcPr>
         <w:tcBorders>
-          <w:top w:val="single" w:sz="4" w:space="0" w:color="FFC000" w:themeColor="accent4"/>
-          <w:bottom w:val="single" w:sz="4" w:space="0" w:color="FFC000" w:themeColor="accent4"/>
+          <w:top w:val="single" w:color="FFC000" w:themeColor="accent4" w:sz="4" w:space="0"/>
+          <w:bottom w:val="single" w:color="FFC000" w:themeColor="accent4" w:sz="4" w:space="0"/>
           <w:insideH w:val="nil"/>
         </w:tcBorders>
       </w:tcPr>
@@ -5703,7 +6316,7 @@
       <w:tblPr/>
       <w:tcPr>
         <w:tcBorders>
-          <w:top w:val="double" w:sz="4" w:space="0" w:color="FFC000" w:themeColor="accent4"/>
+          <w:top w:val="double" w:color="FFC000" w:themeColor="accent4" w:sz="4" w:space="0"/>
           <w:left w:val="nil"/>
         </w:tcBorders>
       </w:tcPr>
@@ -5712,7 +6325,7 @@
       <w:tblPr/>
       <w:tcPr>
         <w:tcBorders>
-          <w:top w:val="double" w:sz="4" w:space="0" w:color="FFC000" w:themeColor="accent4"/>
+          <w:top w:val="double" w:color="FFC000" w:themeColor="accent4" w:sz="4" w:space="0"/>
           <w:right w:val="nil"/>
         </w:tcBorders>
       </w:tcPr>
@@ -5721,7 +6334,7 @@
   <w:style w:type="table" w:customStyle="1" w:styleId="TableGrid0">
     <w:name w:val="Table Grid0"/>
     <w:rPr>
-      <w:rFonts w:asciiTheme="minorHAnsi" w:eastAsiaTheme="minorEastAsia" w:hAnsiTheme="minorHAnsi" w:cstheme="minorBidi"/>
+      <w:rFonts w:asciiTheme="minorHAnsi" w:hAnsiTheme="minorHAnsi" w:eastAsiaTheme="minorEastAsia" w:cstheme="minorBidi"/>
       <w:sz w:val="22"/>
       <w:szCs w:val="22"/>
     </w:rPr>
@@ -5741,27 +6354,27 @@
     <w:qFormat/>
     <w:tblPr>
       <w:tblBorders>
-        <w:top w:val="single" w:sz="4" w:space="0" w:color="auto"/>
-        <w:left w:val="single" w:sz="4" w:space="0" w:color="auto"/>
-        <w:bottom w:val="single" w:sz="4" w:space="0" w:color="auto"/>
-        <w:right w:val="single" w:sz="4" w:space="0" w:color="auto"/>
-        <w:insideH w:val="single" w:sz="4" w:space="0" w:color="auto"/>
-        <w:insideV w:val="single" w:sz="4" w:space="0" w:color="auto"/>
+        <w:top w:val="single" w:color="auto" w:sz="4" w:space="0"/>
+        <w:left w:val="single" w:color="auto" w:sz="4" w:space="0"/>
+        <w:bottom w:val="single" w:color="auto" w:sz="4" w:space="0"/>
+        <w:right w:val="single" w:color="auto" w:sz="4" w:space="0"/>
+        <w:insideH w:val="single" w:color="auto" w:sz="4" w:space="0"/>
+        <w:insideV w:val="single" w:color="auto" w:sz="4" w:space="0"/>
       </w:tblBorders>
     </w:tblPr>
     <w:tblStylePr w:type="firstRow">
       <w:rPr>
         <w:b/>
         <w:bCs/>
-        <w:color w:val="FFFFFF" w:themeColor="background1"/>
+        <w:color w:val="ffffff" w:themeColor="background1"/>
       </w:rPr>
       <w:tblPr/>
       <w:tcPr>
         <w:tcBorders>
-          <w:top w:val="single" w:sz="4" w:space="0" w:color="5B9BD5" w:themeColor="accent5"/>
-          <w:left w:val="single" w:sz="4" w:space="0" w:color="5B9BD5" w:themeColor="accent5"/>
-          <w:bottom w:val="single" w:sz="4" w:space="0" w:color="5B9BD5" w:themeColor="accent5"/>
-          <w:right w:val="single" w:sz="4" w:space="0" w:color="5B9BD5" w:themeColor="accent5"/>
+          <w:top w:val="single" w:color="5B9BD5" w:themeColor="accent5" w:sz="4" w:space="0"/>
+          <w:left w:val="single" w:color="5B9BD5" w:themeColor="accent5" w:sz="4" w:space="0"/>
+          <w:bottom w:val="single" w:color="5B9BD5" w:themeColor="accent5" w:sz="4" w:space="0"/>
+          <w:right w:val="single" w:color="5B9BD5" w:themeColor="accent5" w:sz="4" w:space="0"/>
           <w:insideH w:val="nil"/>
           <w:insideV w:val="nil"/>
         </w:tcBorders>
@@ -5776,7 +6389,7 @@
       <w:tblPr/>
       <w:tcPr>
         <w:tcBorders>
-          <w:top w:val="double" w:sz="4" w:space="0" w:color="5B9BD5" w:themeColor="accent5"/>
+          <w:top w:val="double" w:color="5B9BD5" w:themeColor="accent5" w:sz="4" w:space="0"/>
         </w:tcBorders>
       </w:tcPr>
     </w:tblStylePr>
@@ -5785,12 +6398,14 @@
         <w:b/>
         <w:bCs/>
       </w:rPr>
+      <w:tblPr/>
     </w:tblStylePr>
     <w:tblStylePr w:type="lastCol">
       <w:rPr>
         <w:b/>
         <w:bCs/>
       </w:rPr>
+      <w:tblPr/>
     </w:tblStylePr>
     <w:tblStylePr w:type="band1Vert">
       <w:tblPr/>
@@ -5812,12 +6427,12 @@
     <w:qFormat/>
     <w:tblPr>
       <w:tblBorders>
-        <w:top w:val="single" w:sz="4" w:space="0" w:color="auto"/>
-        <w:left w:val="single" w:sz="4" w:space="0" w:color="auto"/>
-        <w:bottom w:val="single" w:sz="4" w:space="0" w:color="auto"/>
-        <w:right w:val="single" w:sz="4" w:space="0" w:color="auto"/>
-        <w:insideH w:val="single" w:sz="4" w:space="0" w:color="auto"/>
-        <w:insideV w:val="single" w:sz="4" w:space="0" w:color="auto"/>
+        <w:top w:val="single" w:color="auto" w:sz="4" w:space="0"/>
+        <w:left w:val="single" w:color="auto" w:sz="4" w:space="0"/>
+        <w:bottom w:val="single" w:color="auto" w:sz="4" w:space="0"/>
+        <w:right w:val="single" w:color="auto" w:sz="4" w:space="0"/>
+        <w:insideH w:val="single" w:color="auto" w:sz="4" w:space="0"/>
+        <w:insideV w:val="single" w:color="auto" w:sz="4" w:space="0"/>
       </w:tblBorders>
     </w:tblPr>
     <w:tcPr>
@@ -5827,15 +6442,15 @@
       <w:rPr>
         <w:b/>
         <w:bCs/>
-        <w:color w:val="FFFFFF" w:themeColor="background1"/>
+        <w:color w:val="ffffff" w:themeColor="background1"/>
       </w:rPr>
       <w:tblPr/>
       <w:tcPr>
         <w:tcBorders>
-          <w:top w:val="single" w:sz="4" w:space="0" w:color="4472C4" w:themeColor="accent1"/>
-          <w:left w:val="single" w:sz="4" w:space="0" w:color="4472C4" w:themeColor="accent1"/>
-          <w:bottom w:val="single" w:sz="4" w:space="0" w:color="4472C4" w:themeColor="accent1"/>
-          <w:right w:val="single" w:sz="4" w:space="0" w:color="4472C4" w:themeColor="accent1"/>
+          <w:top w:val="single" w:color="4472C4" w:themeColor="accent1" w:sz="4" w:space="0"/>
+          <w:left w:val="single" w:color="4472C4" w:themeColor="accent1" w:sz="4" w:space="0"/>
+          <w:bottom w:val="single" w:color="4472C4" w:themeColor="accent1" w:sz="4" w:space="0"/>
+          <w:right w:val="single" w:color="4472C4" w:themeColor="accent1" w:sz="4" w:space="0"/>
           <w:insideH w:val="nil"/>
           <w:insideV w:val="nil"/>
         </w:tcBorders>
@@ -5850,7 +6465,7 @@
       <w:tblPr/>
       <w:tcPr>
         <w:tcBorders>
-          <w:top w:val="double" w:sz="4" w:space="0" w:color="4472C4" w:themeColor="accent1"/>
+          <w:top w:val="double" w:color="4472C4" w:themeColor="accent1" w:sz="4" w:space="0"/>
         </w:tcBorders>
       </w:tcPr>
     </w:tblStylePr>
@@ -5859,12 +6474,14 @@
         <w:b/>
         <w:bCs/>
       </w:rPr>
+      <w:tblPr/>
     </w:tblStylePr>
     <w:tblStylePr w:type="lastCol">
       <w:rPr>
         <w:b/>
         <w:bCs/>
       </w:rPr>
+      <w:tblPr/>
     </w:tblStylePr>
     <w:tblStylePr w:type="band1Vert">
       <w:tblPr/>
@@ -5886,27 +6503,27 @@
     <w:qFormat/>
     <w:tblPr>
       <w:tblBorders>
-        <w:top w:val="single" w:sz="4" w:space="0" w:color="C9C9C9" w:themeColor="accent3" w:themeTint="99"/>
-        <w:left w:val="single" w:sz="4" w:space="0" w:color="C9C9C9" w:themeColor="accent3" w:themeTint="99"/>
-        <w:bottom w:val="single" w:sz="4" w:space="0" w:color="C9C9C9" w:themeColor="accent3" w:themeTint="99"/>
-        <w:right w:val="single" w:sz="4" w:space="0" w:color="C9C9C9" w:themeColor="accent3" w:themeTint="99"/>
-        <w:insideH w:val="single" w:sz="4" w:space="0" w:color="C9C9C9" w:themeColor="accent3" w:themeTint="99"/>
-        <w:insideV w:val="single" w:sz="4" w:space="0" w:color="C9C9C9" w:themeColor="accent3" w:themeTint="99"/>
+        <w:top w:val="single" w:color="C9C9C9" w:themeColor="accent3" w:themeTint="99" w:sz="4" w:space="0"/>
+        <w:left w:val="single" w:color="C9C9C9" w:themeColor="accent3" w:themeTint="99" w:sz="4" w:space="0"/>
+        <w:bottom w:val="single" w:color="C9C9C9" w:themeColor="accent3" w:themeTint="99" w:sz="4" w:space="0"/>
+        <w:right w:val="single" w:color="C9C9C9" w:themeColor="accent3" w:themeTint="99" w:sz="4" w:space="0"/>
+        <w:insideH w:val="single" w:color="C9C9C9" w:themeColor="accent3" w:themeTint="99" w:sz="4" w:space="0"/>
+        <w:insideV w:val="single" w:color="C9C9C9" w:themeColor="accent3" w:themeTint="99" w:sz="4" w:space="0"/>
       </w:tblBorders>
     </w:tblPr>
     <w:tblStylePr w:type="firstRow">
       <w:rPr>
         <w:b/>
         <w:bCs/>
-        <w:color w:val="FFFFFF" w:themeColor="background1"/>
+        <w:color w:val="ffffff" w:themeColor="background1"/>
       </w:rPr>
       <w:tblPr/>
       <w:tcPr>
         <w:tcBorders>
-          <w:top w:val="single" w:sz="4" w:space="0" w:color="A5A5A5" w:themeColor="accent3"/>
-          <w:left w:val="single" w:sz="4" w:space="0" w:color="A5A5A5" w:themeColor="accent3"/>
-          <w:bottom w:val="single" w:sz="4" w:space="0" w:color="A5A5A5" w:themeColor="accent3"/>
-          <w:right w:val="single" w:sz="4" w:space="0" w:color="A5A5A5" w:themeColor="accent3"/>
+          <w:top w:val="single" w:color="A5A5A5" w:themeColor="accent3" w:sz="4" w:space="0"/>
+          <w:left w:val="single" w:color="A5A5A5" w:themeColor="accent3" w:sz="4" w:space="0"/>
+          <w:bottom w:val="single" w:color="A5A5A5" w:themeColor="accent3" w:sz="4" w:space="0"/>
+          <w:right w:val="single" w:color="A5A5A5" w:themeColor="accent3" w:sz="4" w:space="0"/>
           <w:insideH w:val="nil"/>
           <w:insideV w:val="nil"/>
         </w:tcBorders>
@@ -5921,7 +6538,7 @@
       <w:tblPr/>
       <w:tcPr>
         <w:tcBorders>
-          <w:top w:val="double" w:sz="4" w:space="0" w:color="A5A5A5" w:themeColor="accent3"/>
+          <w:top w:val="double" w:color="A5A5A5" w:themeColor="accent3" w:sz="4" w:space="0"/>
         </w:tcBorders>
       </w:tcPr>
     </w:tblStylePr>
@@ -5930,12 +6547,14 @@
         <w:b/>
         <w:bCs/>
       </w:rPr>
+      <w:tblPr/>
     </w:tblStylePr>
     <w:tblStylePr w:type="lastCol">
       <w:rPr>
         <w:b/>
         <w:bCs/>
       </w:rPr>
+      <w:tblPr/>
     </w:tblStylePr>
     <w:tblStylePr w:type="band1Vert">
       <w:tblPr/>
@@ -5957,27 +6576,27 @@
     <w:qFormat/>
     <w:tblPr>
       <w:tblBorders>
-        <w:top w:val="single" w:sz="4" w:space="0" w:color="F4B083" w:themeColor="accent2" w:themeTint="99"/>
-        <w:left w:val="single" w:sz="4" w:space="0" w:color="F4B083" w:themeColor="accent2" w:themeTint="99"/>
-        <w:bottom w:val="single" w:sz="4" w:space="0" w:color="F4B083" w:themeColor="accent2" w:themeTint="99"/>
-        <w:right w:val="single" w:sz="4" w:space="0" w:color="F4B083" w:themeColor="accent2" w:themeTint="99"/>
-        <w:insideH w:val="single" w:sz="4" w:space="0" w:color="F4B083" w:themeColor="accent2" w:themeTint="99"/>
-        <w:insideV w:val="single" w:sz="4" w:space="0" w:color="F4B083" w:themeColor="accent2" w:themeTint="99"/>
+        <w:top w:val="single" w:color="F4B083" w:themeColor="accent2" w:themeTint="99" w:sz="4" w:space="0"/>
+        <w:left w:val="single" w:color="F4B083" w:themeColor="accent2" w:themeTint="99" w:sz="4" w:space="0"/>
+        <w:bottom w:val="single" w:color="F4B083" w:themeColor="accent2" w:themeTint="99" w:sz="4" w:space="0"/>
+        <w:right w:val="single" w:color="F4B083" w:themeColor="accent2" w:themeTint="99" w:sz="4" w:space="0"/>
+        <w:insideH w:val="single" w:color="F4B083" w:themeColor="accent2" w:themeTint="99" w:sz="4" w:space="0"/>
+        <w:insideV w:val="single" w:color="F4B083" w:themeColor="accent2" w:themeTint="99" w:sz="4" w:space="0"/>
       </w:tblBorders>
     </w:tblPr>
     <w:tblStylePr w:type="firstRow">
       <w:rPr>
         <w:b/>
         <w:bCs/>
-        <w:color w:val="FFFFFF" w:themeColor="background1"/>
+        <w:color w:val="ffffff" w:themeColor="background1"/>
       </w:rPr>
       <w:tblPr/>
       <w:tcPr>
         <w:tcBorders>
-          <w:top w:val="single" w:sz="4" w:space="0" w:color="ED7D31" w:themeColor="accent2"/>
-          <w:left w:val="single" w:sz="4" w:space="0" w:color="ED7D31" w:themeColor="accent2"/>
-          <w:bottom w:val="single" w:sz="4" w:space="0" w:color="ED7D31" w:themeColor="accent2"/>
-          <w:right w:val="single" w:sz="4" w:space="0" w:color="ED7D31" w:themeColor="accent2"/>
+          <w:top w:val="single" w:color="ED7D31" w:themeColor="accent2" w:sz="4" w:space="0"/>
+          <w:left w:val="single" w:color="ED7D31" w:themeColor="accent2" w:sz="4" w:space="0"/>
+          <w:bottom w:val="single" w:color="ED7D31" w:themeColor="accent2" w:sz="4" w:space="0"/>
+          <w:right w:val="single" w:color="ED7D31" w:themeColor="accent2" w:sz="4" w:space="0"/>
           <w:insideH w:val="nil"/>
           <w:insideV w:val="nil"/>
         </w:tcBorders>
@@ -5992,7 +6611,7 @@
       <w:tblPr/>
       <w:tcPr>
         <w:tcBorders>
-          <w:top w:val="double" w:sz="4" w:space="0" w:color="ED7D31" w:themeColor="accent2"/>
+          <w:top w:val="double" w:color="ED7D31" w:themeColor="accent2" w:sz="4" w:space="0"/>
         </w:tcBorders>
       </w:tcPr>
     </w:tblStylePr>
@@ -6001,12 +6620,14 @@
         <w:b/>
         <w:bCs/>
       </w:rPr>
+      <w:tblPr/>
     </w:tblStylePr>
     <w:tblStylePr w:type="lastCol">
       <w:rPr>
         <w:b/>
         <w:bCs/>
       </w:rPr>
+      <w:tblPr/>
     </w:tblStylePr>
     <w:tblStylePr w:type="band1Vert">
       <w:tblPr/>
@@ -6028,12 +6649,12 @@
     <w:qFormat/>
     <w:tblPr>
       <w:tblBorders>
-        <w:top w:val="single" w:sz="4" w:space="0" w:color="666666" w:themeColor="text1" w:themeTint="99"/>
-        <w:left w:val="single" w:sz="4" w:space="0" w:color="666666" w:themeColor="text1" w:themeTint="99"/>
-        <w:bottom w:val="single" w:sz="4" w:space="0" w:color="666666" w:themeColor="text1" w:themeTint="99"/>
-        <w:right w:val="single" w:sz="4" w:space="0" w:color="666666" w:themeColor="text1" w:themeTint="99"/>
-        <w:insideH w:val="single" w:sz="4" w:space="0" w:color="666666" w:themeColor="text1" w:themeTint="99"/>
-        <w:insideV w:val="single" w:sz="4" w:space="0" w:color="666666" w:themeColor="text1" w:themeTint="99"/>
+        <w:top w:val="single" w:color="666666" w:themeColor="text1" w:themeTint="99" w:sz="4" w:space="0"/>
+        <w:left w:val="single" w:color="666666" w:themeColor="text1" w:themeTint="99" w:sz="4" w:space="0"/>
+        <w:bottom w:val="single" w:color="666666" w:themeColor="text1" w:themeTint="99" w:sz="4" w:space="0"/>
+        <w:right w:val="single" w:color="666666" w:themeColor="text1" w:themeTint="99" w:sz="4" w:space="0"/>
+        <w:insideH w:val="single" w:color="666666" w:themeColor="text1" w:themeTint="99" w:sz="4" w:space="0"/>
+        <w:insideV w:val="single" w:color="666666" w:themeColor="text1" w:themeTint="99" w:sz="4" w:space="0"/>
       </w:tblBorders>
     </w:tblPr>
     <w:tblStylePr w:type="firstRow">
@@ -6121,7 +6742,7 @@
       <w:tblPr/>
       <w:tcPr>
         <w:tcBorders>
-          <w:bottom w:val="single" w:sz="4" w:space="0" w:color="000000" w:themeColor="text1"/>
+          <w:bottom w:val="single" w:color="000000" w:themeColor="text1" w:sz="4" w:space="0"/>
         </w:tcBorders>
       </w:tcPr>
     </w:tblStylePr>
@@ -6129,7 +6750,7 @@
       <w:tblPr/>
       <w:tcPr>
         <w:tcBorders>
-          <w:bottom w:val="single" w:sz="4" w:space="0" w:color="000000" w:themeColor="text1"/>
+          <w:bottom w:val="single" w:color="000000" w:themeColor="text1" w:sz="4" w:space="0"/>
         </w:tcBorders>
       </w:tcPr>
     </w:tblStylePr>
@@ -6137,7 +6758,7 @@
       <w:tblPr/>
       <w:tcPr>
         <w:tcBorders>
-          <w:top w:val="single" w:sz="4" w:space="0" w:color="000000" w:themeColor="text1"/>
+          <w:top w:val="single" w:color="000000" w:themeColor="text1" w:sz="4" w:space="0"/>
         </w:tcBorders>
       </w:tcPr>
     </w:tblStylePr>
@@ -6145,7 +6766,7 @@
       <w:tblPr/>
       <w:tcPr>
         <w:tcBorders>
-          <w:top w:val="single" w:sz="4" w:space="0" w:color="000000" w:themeColor="text1"/>
+          <w:top w:val="single" w:color="000000" w:themeColor="text1" w:sz="4" w:space="0"/>
         </w:tcBorders>
       </w:tcPr>
     </w:tblStylePr>
@@ -6157,10 +6778,10 @@
     <w:qFormat/>
     <w:tblPr>
       <w:tblBorders>
-        <w:top w:val="single" w:sz="2" w:space="0" w:color="FFD966" w:themeColor="accent4" w:themeTint="99"/>
-        <w:bottom w:val="single" w:sz="2" w:space="0" w:color="FFD966" w:themeColor="accent4" w:themeTint="99"/>
-        <w:insideH w:val="single" w:sz="2" w:space="0" w:color="FFD966" w:themeColor="accent4" w:themeTint="99"/>
-        <w:insideV w:val="single" w:sz="2" w:space="0" w:color="FFD966" w:themeColor="accent4" w:themeTint="99"/>
+        <w:top w:val="single" w:color="FFD966" w:themeColor="accent4" w:themeTint="99" w:sz="2" w:space="0"/>
+        <w:bottom w:val="single" w:color="FFD966" w:themeColor="accent4" w:themeTint="99" w:sz="2" w:space="0"/>
+        <w:insideH w:val="single" w:color="FFD966" w:themeColor="accent4" w:themeTint="99" w:sz="2" w:space="0"/>
+        <w:insideV w:val="single" w:color="FFD966" w:themeColor="accent4" w:themeTint="99" w:sz="2" w:space="0"/>
       </w:tblBorders>
     </w:tblPr>
     <w:tblStylePr w:type="firstRow">
@@ -6172,7 +6793,7 @@
       <w:tcPr>
         <w:tcBorders>
           <w:top w:val="nil"/>
-          <w:bottom w:val="single" w:sz="12" w:space="0" w:color="FFC000" w:themeColor="accent4"/>
+          <w:bottom w:val="single" w:color="FFC000" w:themeColor="accent4" w:sz="12" w:space="0"/>
           <w:insideH w:val="nil"/>
           <w:insideV w:val="nil"/>
         </w:tcBorders>
@@ -6187,7 +6808,7 @@
       <w:tblPr/>
       <w:tcPr>
         <w:tcBorders>
-          <w:top w:val="double" w:sz="2" w:space="0" w:color="FFC000" w:themeColor="accent4"/>
+          <w:top w:val="double" w:color="FFC000" w:themeColor="accent4" w:sz="2" w:space="0"/>
           <w:bottom w:val="nil"/>
           <w:insideH w:val="nil"/>
           <w:insideV w:val="nil"/>
@@ -6200,12 +6821,14 @@
         <w:b/>
         <w:bCs/>
       </w:rPr>
+      <w:tblPr/>
     </w:tblStylePr>
     <w:tblStylePr w:type="lastCol">
       <w:rPr>
         <w:b/>
         <w:bCs/>
       </w:rPr>
+      <w:tblPr/>
     </w:tblStylePr>
     <w:tblStylePr w:type="band1Vert">
       <w:tblPr/>
@@ -6226,8 +6849,8 @@
     <w:uiPriority w:val="42"/>
     <w:tblPr>
       <w:tblBorders>
-        <w:top w:val="single" w:sz="4" w:space="0" w:color="7F7F7F" w:themeColor="text1" w:themeTint="80"/>
-        <w:bottom w:val="single" w:sz="4" w:space="0" w:color="7F7F7F" w:themeColor="text1" w:themeTint="80"/>
+        <w:top w:val="single" w:color="7F7F7F" w:themeColor="text1" w:themeTint="80" w:sz="4" w:space="0"/>
+        <w:bottom w:val="single" w:color="7F7F7F" w:themeColor="text1" w:themeTint="80" w:sz="4" w:space="0"/>
       </w:tblBorders>
     </w:tblPr>
     <w:tblStylePr w:type="firstRow">
@@ -6238,7 +6861,7 @@
       <w:tblPr/>
       <w:tcPr>
         <w:tcBorders>
-          <w:bottom w:val="single" w:sz="4" w:space="0" w:color="000000" w:themeColor="text1"/>
+          <w:bottom w:val="single" w:color="000000" w:themeColor="text1" w:sz="4" w:space="0"/>
         </w:tcBorders>
       </w:tcPr>
     </w:tblStylePr>
@@ -6250,7 +6873,7 @@
       <w:tblPr/>
       <w:tcPr>
         <w:tcBorders>
-          <w:top w:val="single" w:sz="4" w:space="0" w:color="000000" w:themeColor="text1"/>
+          <w:top w:val="single" w:color="000000" w:themeColor="text1" w:sz="4" w:space="0"/>
         </w:tcBorders>
       </w:tcPr>
     </w:tblStylePr>
@@ -6259,19 +6882,21 @@
         <w:b/>
         <w:bCs/>
       </w:rPr>
+      <w:tblPr/>
     </w:tblStylePr>
     <w:tblStylePr w:type="lastCol">
       <w:rPr>
         <w:b/>
         <w:bCs/>
       </w:rPr>
+      <w:tblPr/>
     </w:tblStylePr>
     <w:tblStylePr w:type="band1Vert">
       <w:tblPr/>
       <w:tcPr>
         <w:tcBorders>
-          <w:left w:val="single" w:sz="4" w:space="0" w:color="000000" w:themeColor="text1"/>
-          <w:right w:val="single" w:sz="4" w:space="0" w:color="000000" w:themeColor="text1"/>
+          <w:left w:val="single" w:color="000000" w:themeColor="text1" w:sz="4" w:space="0"/>
+          <w:right w:val="single" w:color="000000" w:themeColor="text1" w:sz="4" w:space="0"/>
         </w:tcBorders>
       </w:tcPr>
     </w:tblStylePr>
@@ -6279,8 +6904,8 @@
       <w:tblPr/>
       <w:tcPr>
         <w:tcBorders>
-          <w:left w:val="single" w:sz="4" w:space="0" w:color="000000" w:themeColor="text1"/>
-          <w:right w:val="single" w:sz="4" w:space="0" w:color="000000" w:themeColor="text1"/>
+          <w:left w:val="single" w:color="000000" w:themeColor="text1" w:sz="4" w:space="0"/>
+          <w:right w:val="single" w:color="000000" w:themeColor="text1" w:sz="4" w:space="0"/>
         </w:tcBorders>
       </w:tcPr>
     </w:tblStylePr>
@@ -6288,8 +6913,8 @@
       <w:tblPr/>
       <w:tcPr>
         <w:tcBorders>
-          <w:top w:val="single" w:sz="4" w:space="0" w:color="000000" w:themeColor="text1"/>
-          <w:bottom w:val="single" w:sz="4" w:space="0" w:color="000000" w:themeColor="text1"/>
+          <w:top w:val="single" w:color="000000" w:themeColor="text1" w:sz="4" w:space="0"/>
+          <w:bottom w:val="single" w:color="000000" w:themeColor="text1" w:sz="4" w:space="0"/>
         </w:tcBorders>
       </w:tcPr>
     </w:tblStylePr>
@@ -6299,14 +6924,12 @@
     <w:basedOn w:val="Tablanormal"/>
     <w:uiPriority w:val="99"/>
     <w:qFormat/>
-    <w:tblPr/>
   </w:style>
   <w:style w:type="table" w:customStyle="1" w:styleId="Estilo2">
     <w:name w:val="Estilo2"/>
     <w:basedOn w:val="Tablanormal"/>
     <w:uiPriority w:val="99"/>
     <w:qFormat/>
-    <w:tblPr/>
     <w:tcPr>
       <w:vAlign w:val="center"/>
     </w:tcPr>
@@ -6318,12 +6941,12 @@
     <w:qFormat/>
     <w:tblPr>
       <w:tblBorders>
-        <w:top w:val="single" w:sz="4" w:space="0" w:color="FFFFFF" w:themeColor="background1"/>
-        <w:left w:val="single" w:sz="4" w:space="0" w:color="FFFFFF" w:themeColor="background1"/>
-        <w:bottom w:val="single" w:sz="4" w:space="0" w:color="FFFFFF" w:themeColor="background1"/>
-        <w:right w:val="single" w:sz="4" w:space="0" w:color="FFFFFF" w:themeColor="background1"/>
-        <w:insideH w:val="single" w:sz="4" w:space="0" w:color="FFFFFF" w:themeColor="background1"/>
-        <w:insideV w:val="single" w:sz="4" w:space="0" w:color="FFFFFF" w:themeColor="background1"/>
+        <w:top w:val="single" w:color="FFFFFF" w:themeColor="background1" w:sz="4" w:space="0"/>
+        <w:left w:val="single" w:color="FFFFFF" w:themeColor="background1" w:sz="4" w:space="0"/>
+        <w:bottom w:val="single" w:color="FFFFFF" w:themeColor="background1" w:sz="4" w:space="0"/>
+        <w:right w:val="single" w:color="FFFFFF" w:themeColor="background1" w:sz="4" w:space="0"/>
+        <w:insideH w:val="single" w:color="FFFFFF" w:themeColor="background1" w:sz="4" w:space="0"/>
+        <w:insideV w:val="single" w:color="FFFFFF" w:themeColor="background1" w:sz="4" w:space="0"/>
       </w:tblBorders>
     </w:tblPr>
     <w:tblStylePr w:type="firstRow">
@@ -6331,6 +6954,7 @@
         <w:b/>
         <w:bCs/>
       </w:rPr>
+      <w:tblPr/>
     </w:tblStylePr>
     <w:tblStylePr w:type="lastRow">
       <w:rPr>
@@ -6340,7 +6964,7 @@
       <w:tblPr/>
       <w:tcPr>
         <w:tcBorders>
-          <w:top w:val="double" w:sz="4" w:space="0" w:color="FFFFFF" w:themeColor="background1"/>
+          <w:top w:val="double" w:color="FFFFFF" w:themeColor="background1" w:sz="4" w:space="0"/>
         </w:tcBorders>
       </w:tcPr>
     </w:tblStylePr>
@@ -6349,23 +6973,25 @@
         <w:b/>
         <w:bCs/>
       </w:rPr>
+      <w:tblPr/>
     </w:tblStylePr>
     <w:tblStylePr w:type="lastCol">
       <w:rPr>
         <w:b/>
         <w:bCs/>
       </w:rPr>
+      <w:tblPr/>
     </w:tblStylePr>
     <w:tblStylePr w:type="band1Vert">
       <w:tblPr/>
       <w:tcPr>
-        <w:shd w:val="clear" w:color="auto" w:fill="F2F2F2" w:themeFill="background1" w:themeFillShade="F2"/>
+        <w:shd w:val="clear" w:color="auto" w:fill="F2F2F2" w:themeFill="background1" w:themeFillShade="f2"/>
       </w:tcPr>
     </w:tblStylePr>
     <w:tblStylePr w:type="band1Horz">
       <w:tblPr/>
       <w:tcPr>
-        <w:shd w:val="clear" w:color="auto" w:fill="F2F2F2" w:themeFill="background1" w:themeFillShade="F2"/>
+        <w:shd w:val="clear" w:color="auto" w:fill="F2F2F2" w:themeFill="background1" w:themeFillShade="f2"/>
       </w:tcPr>
     </w:tblStylePr>
   </w:style>
@@ -6375,12 +7001,12 @@
     <w:uiPriority w:val="50"/>
     <w:tblPr>
       <w:tblBorders>
-        <w:top w:val="single" w:sz="4" w:space="0" w:color="FFFFFF" w:themeColor="background1"/>
-        <w:left w:val="single" w:sz="4" w:space="0" w:color="FFFFFF" w:themeColor="background1"/>
-        <w:bottom w:val="single" w:sz="4" w:space="0" w:color="FFFFFF" w:themeColor="background1"/>
-        <w:right w:val="single" w:sz="4" w:space="0" w:color="FFFFFF" w:themeColor="background1"/>
-        <w:insideH w:val="single" w:sz="4" w:space="0" w:color="FFFFFF" w:themeColor="background1"/>
-        <w:insideV w:val="single" w:sz="4" w:space="0" w:color="FFFFFF" w:themeColor="background1"/>
+        <w:top w:val="single" w:color="FFFFFF" w:themeColor="background1" w:sz="4" w:space="0"/>
+        <w:left w:val="single" w:color="FFFFFF" w:themeColor="background1" w:sz="4" w:space="0"/>
+        <w:bottom w:val="single" w:color="FFFFFF" w:themeColor="background1" w:sz="4" w:space="0"/>
+        <w:right w:val="single" w:color="FFFFFF" w:themeColor="background1" w:sz="4" w:space="0"/>
+        <w:insideH w:val="single" w:color="FFFFFF" w:themeColor="background1" w:sz="4" w:space="0"/>
+        <w:insideV w:val="single" w:color="FFFFFF" w:themeColor="background1" w:sz="4" w:space="0"/>
       </w:tblBorders>
     </w:tblPr>
     <w:tcPr>
@@ -6390,14 +7016,14 @@
       <w:rPr>
         <w:b/>
         <w:bCs/>
-        <w:color w:val="FFFFFF" w:themeColor="background1"/>
+        <w:color w:val="ffffff" w:themeColor="background1"/>
       </w:rPr>
       <w:tblPr/>
       <w:tcPr>
         <w:tcBorders>
-          <w:top w:val="single" w:sz="4" w:space="0" w:color="FFFFFF" w:themeColor="background1"/>
-          <w:left w:val="single" w:sz="4" w:space="0" w:color="FFFFFF" w:themeColor="background1"/>
-          <w:right w:val="single" w:sz="4" w:space="0" w:color="FFFFFF" w:themeColor="background1"/>
+          <w:top w:val="single" w:color="FFFFFF" w:themeColor="background1" w:sz="4" w:space="0"/>
+          <w:left w:val="single" w:color="FFFFFF" w:themeColor="background1" w:sz="4" w:space="0"/>
+          <w:right w:val="single" w:color="FFFFFF" w:themeColor="background1" w:sz="4" w:space="0"/>
           <w:insideH w:val="nil"/>
           <w:insideV w:val="nil"/>
         </w:tcBorders>
@@ -6408,14 +7034,14 @@
       <w:rPr>
         <w:b/>
         <w:bCs/>
-        <w:color w:val="FFFFFF" w:themeColor="background1"/>
+        <w:color w:val="ffffff" w:themeColor="background1"/>
       </w:rPr>
       <w:tblPr/>
       <w:tcPr>
         <w:tcBorders>
-          <w:left w:val="single" w:sz="4" w:space="0" w:color="FFFFFF" w:themeColor="background1"/>
-          <w:bottom w:val="single" w:sz="4" w:space="0" w:color="FFFFFF" w:themeColor="background1"/>
-          <w:right w:val="single" w:sz="4" w:space="0" w:color="FFFFFF" w:themeColor="background1"/>
+          <w:left w:val="single" w:color="FFFFFF" w:themeColor="background1" w:sz="4" w:space="0"/>
+          <w:bottom w:val="single" w:color="FFFFFF" w:themeColor="background1" w:sz="4" w:space="0"/>
+          <w:right w:val="single" w:color="FFFFFF" w:themeColor="background1" w:sz="4" w:space="0"/>
           <w:insideH w:val="nil"/>
           <w:insideV w:val="nil"/>
         </w:tcBorders>
@@ -6426,14 +7052,14 @@
       <w:rPr>
         <w:b/>
         <w:bCs/>
-        <w:color w:val="FFFFFF" w:themeColor="background1"/>
+        <w:color w:val="ffffff" w:themeColor="background1"/>
       </w:rPr>
       <w:tblPr/>
       <w:tcPr>
         <w:tcBorders>
-          <w:top w:val="single" w:sz="4" w:space="0" w:color="FFFFFF" w:themeColor="background1"/>
-          <w:left w:val="single" w:sz="4" w:space="0" w:color="FFFFFF" w:themeColor="background1"/>
-          <w:bottom w:val="single" w:sz="4" w:space="0" w:color="FFFFFF" w:themeColor="background1"/>
+          <w:top w:val="single" w:color="FFFFFF" w:themeColor="background1" w:sz="4" w:space="0"/>
+          <w:left w:val="single" w:color="FFFFFF" w:themeColor="background1" w:sz="4" w:space="0"/>
+          <w:bottom w:val="single" w:color="FFFFFF" w:themeColor="background1" w:sz="4" w:space="0"/>
           <w:insideV w:val="nil"/>
         </w:tcBorders>
         <w:shd w:val="clear" w:color="auto" w:fill="ED7D31" w:themeFill="accent2"/>
@@ -6443,14 +7069,14 @@
       <w:rPr>
         <w:b/>
         <w:bCs/>
-        <w:color w:val="FFFFFF" w:themeColor="background1"/>
+        <w:color w:val="ffffff" w:themeColor="background1"/>
       </w:rPr>
       <w:tblPr/>
       <w:tcPr>
         <w:tcBorders>
-          <w:top w:val="single" w:sz="4" w:space="0" w:color="FFFFFF" w:themeColor="background1"/>
-          <w:bottom w:val="single" w:sz="4" w:space="0" w:color="FFFFFF" w:themeColor="background1"/>
-          <w:right w:val="single" w:sz="4" w:space="0" w:color="FFFFFF" w:themeColor="background1"/>
+          <w:top w:val="single" w:color="FFFFFF" w:themeColor="background1" w:sz="4" w:space="0"/>
+          <w:bottom w:val="single" w:color="FFFFFF" w:themeColor="background1" w:sz="4" w:space="0"/>
+          <w:right w:val="single" w:color="FFFFFF" w:themeColor="background1" w:sz="4" w:space="0"/>
           <w:insideV w:val="nil"/>
         </w:tcBorders>
         <w:shd w:val="clear" w:color="auto" w:fill="ED7D31" w:themeFill="accent2"/>
@@ -6476,26 +7102,26 @@
     <w:qFormat/>
     <w:tblPr>
       <w:tblBorders>
-        <w:top w:val="single" w:sz="4" w:space="0" w:color="F4B083" w:themeColor="accent2" w:themeTint="99"/>
-        <w:left w:val="single" w:sz="4" w:space="0" w:color="F4B083" w:themeColor="accent2" w:themeTint="99"/>
-        <w:bottom w:val="single" w:sz="4" w:space="0" w:color="F4B083" w:themeColor="accent2" w:themeTint="99"/>
-        <w:right w:val="single" w:sz="4" w:space="0" w:color="F4B083" w:themeColor="accent2" w:themeTint="99"/>
-        <w:insideH w:val="single" w:sz="4" w:space="0" w:color="F4B083" w:themeColor="accent2" w:themeTint="99"/>
+        <w:top w:val="single" w:color="F4B083" w:themeColor="accent2" w:themeTint="99" w:sz="4" w:space="0"/>
+        <w:left w:val="single" w:color="F4B083" w:themeColor="accent2" w:themeTint="99" w:sz="4" w:space="0"/>
+        <w:bottom w:val="single" w:color="F4B083" w:themeColor="accent2" w:themeTint="99" w:sz="4" w:space="0"/>
+        <w:right w:val="single" w:color="F4B083" w:themeColor="accent2" w:themeTint="99" w:sz="4" w:space="0"/>
+        <w:insideH w:val="single" w:color="F4B083" w:themeColor="accent2" w:themeTint="99" w:sz="4" w:space="0"/>
       </w:tblBorders>
     </w:tblPr>
     <w:tblStylePr w:type="firstRow">
       <w:rPr>
         <w:b/>
         <w:bCs/>
-        <w:color w:val="FFFFFF" w:themeColor="background1"/>
+        <w:color w:val="ffffff" w:themeColor="background1"/>
       </w:rPr>
       <w:tblPr/>
       <w:tcPr>
         <w:tcBorders>
-          <w:top w:val="single" w:sz="4" w:space="0" w:color="ED7D31" w:themeColor="accent2"/>
-          <w:left w:val="single" w:sz="4" w:space="0" w:color="ED7D31" w:themeColor="accent2"/>
-          <w:bottom w:val="single" w:sz="4" w:space="0" w:color="ED7D31" w:themeColor="accent2"/>
-          <w:right w:val="single" w:sz="4" w:space="0" w:color="ED7D31" w:themeColor="accent2"/>
+          <w:top w:val="single" w:color="ED7D31" w:themeColor="accent2" w:sz="4" w:space="0"/>
+          <w:left w:val="single" w:color="ED7D31" w:themeColor="accent2" w:sz="4" w:space="0"/>
+          <w:bottom w:val="single" w:color="ED7D31" w:themeColor="accent2" w:sz="4" w:space="0"/>
+          <w:right w:val="single" w:color="ED7D31" w:themeColor="accent2" w:sz="4" w:space="0"/>
           <w:insideH w:val="nil"/>
         </w:tcBorders>
         <w:shd w:val="clear" w:color="auto" w:fill="ED7D31" w:themeFill="accent2"/>
@@ -6509,7 +7135,7 @@
       <w:tblPr/>
       <w:tcPr>
         <w:tcBorders>
-          <w:top w:val="double" w:sz="4" w:space="0" w:color="ED7D31" w:themeColor="accent2"/>
+          <w:top w:val="double" w:color="ED7D31" w:themeColor="accent2" w:sz="4" w:space="0"/>
         </w:tcBorders>
       </w:tcPr>
     </w:tblStylePr>
@@ -6518,12 +7144,14 @@
         <w:b/>
         <w:bCs/>
       </w:rPr>
+      <w:tblPr/>
     </w:tblStylePr>
     <w:tblStylePr w:type="lastCol">
       <w:rPr>
         <w:b/>
         <w:bCs/>
       </w:rPr>
+      <w:tblPr/>
     </w:tblStylePr>
     <w:tblStylePr w:type="band1Vert">
       <w:tblPr/>
@@ -6545,17 +7173,17 @@
     <w:qFormat/>
     <w:tblPr>
       <w:tblBorders>
-        <w:top w:val="single" w:sz="4" w:space="0" w:color="A5A5A5" w:themeColor="accent3"/>
-        <w:left w:val="single" w:sz="4" w:space="0" w:color="A5A5A5" w:themeColor="accent3"/>
-        <w:bottom w:val="single" w:sz="4" w:space="0" w:color="A5A5A5" w:themeColor="accent3"/>
-        <w:right w:val="single" w:sz="4" w:space="0" w:color="A5A5A5" w:themeColor="accent3"/>
+        <w:top w:val="single" w:color="A5A5A5" w:themeColor="accent3" w:sz="4" w:space="0"/>
+        <w:left w:val="single" w:color="A5A5A5" w:themeColor="accent3" w:sz="4" w:space="0"/>
+        <w:bottom w:val="single" w:color="A5A5A5" w:themeColor="accent3" w:sz="4" w:space="0"/>
+        <w:right w:val="single" w:color="A5A5A5" w:themeColor="accent3" w:sz="4" w:space="0"/>
       </w:tblBorders>
     </w:tblPr>
     <w:tblStylePr w:type="firstRow">
       <w:rPr>
         <w:b/>
         <w:bCs/>
-        <w:color w:val="FFFFFF" w:themeColor="background1"/>
+        <w:color w:val="ffffff" w:themeColor="background1"/>
       </w:rPr>
       <w:tblPr/>
       <w:tcPr>
@@ -6570,7 +7198,7 @@
       <w:tblPr/>
       <w:tcPr>
         <w:tcBorders>
-          <w:top w:val="double" w:sz="4" w:space="0" w:color="A5A5A5" w:themeColor="accent3"/>
+          <w:top w:val="double" w:color="A5A5A5" w:themeColor="accent3" w:sz="4" w:space="0"/>
         </w:tcBorders>
         <w:shd w:val="clear" w:color="auto" w:fill="FFFFFF" w:themeFill="background1"/>
       </w:tcPr>
@@ -6605,8 +7233,8 @@
       <w:tblPr/>
       <w:tcPr>
         <w:tcBorders>
-          <w:left w:val="single" w:sz="4" w:space="0" w:color="A5A5A5" w:themeColor="accent3"/>
-          <w:right w:val="single" w:sz="4" w:space="0" w:color="A5A5A5" w:themeColor="accent3"/>
+          <w:left w:val="single" w:color="A5A5A5" w:themeColor="accent3" w:sz="4" w:space="0"/>
+          <w:right w:val="single" w:color="A5A5A5" w:themeColor="accent3" w:sz="4" w:space="0"/>
         </w:tcBorders>
       </w:tcPr>
     </w:tblStylePr>
@@ -6614,8 +7242,8 @@
       <w:tblPr/>
       <w:tcPr>
         <w:tcBorders>
-          <w:top w:val="single" w:sz="4" w:space="0" w:color="A5A5A5" w:themeColor="accent3"/>
-          <w:bottom w:val="single" w:sz="4" w:space="0" w:color="A5A5A5" w:themeColor="accent3"/>
+          <w:top w:val="single" w:color="A5A5A5" w:themeColor="accent3" w:sz="4" w:space="0"/>
+          <w:bottom w:val="single" w:color="A5A5A5" w:themeColor="accent3" w:sz="4" w:space="0"/>
           <w:insideH w:val="nil"/>
         </w:tcBorders>
       </w:tcPr>
@@ -6642,7 +7270,7 @@
       <w:tblPr/>
       <w:tcPr>
         <w:tcBorders>
-          <w:top w:val="double" w:sz="4" w:space="0" w:color="A5A5A5" w:themeColor="accent3"/>
+          <w:top w:val="double" w:color="A5A5A5" w:themeColor="accent3" w:sz="4" w:space="0"/>
           <w:left w:val="nil"/>
         </w:tcBorders>
       </w:tcPr>
@@ -6651,7 +7279,7 @@
       <w:tblPr/>
       <w:tcPr>
         <w:tcBorders>
-          <w:top w:val="double" w:sz="4" w:space="0" w:color="A5A5A5" w:themeColor="accent3"/>
+          <w:top w:val="double" w:color="A5A5A5" w:themeColor="accent3" w:sz="4" w:space="0"/>
           <w:right w:val="nil"/>
         </w:tcBorders>
       </w:tcPr>
@@ -6664,26 +7292,26 @@
     <w:qFormat/>
     <w:tblPr>
       <w:tblBorders>
-        <w:top w:val="single" w:sz="4" w:space="0" w:color="666666" w:themeColor="text1" w:themeTint="99"/>
-        <w:left w:val="single" w:sz="4" w:space="0" w:color="666666" w:themeColor="text1" w:themeTint="99"/>
-        <w:bottom w:val="single" w:sz="4" w:space="0" w:color="666666" w:themeColor="text1" w:themeTint="99"/>
-        <w:right w:val="single" w:sz="4" w:space="0" w:color="666666" w:themeColor="text1" w:themeTint="99"/>
-        <w:insideH w:val="single" w:sz="4" w:space="0" w:color="666666" w:themeColor="text1" w:themeTint="99"/>
+        <w:top w:val="single" w:color="666666" w:themeColor="text1" w:themeTint="99" w:sz="4" w:space="0"/>
+        <w:left w:val="single" w:color="666666" w:themeColor="text1" w:themeTint="99" w:sz="4" w:space="0"/>
+        <w:bottom w:val="single" w:color="666666" w:themeColor="text1" w:themeTint="99" w:sz="4" w:space="0"/>
+        <w:right w:val="single" w:color="666666" w:themeColor="text1" w:themeTint="99" w:sz="4" w:space="0"/>
+        <w:insideH w:val="single" w:color="666666" w:themeColor="text1" w:themeTint="99" w:sz="4" w:space="0"/>
       </w:tblBorders>
     </w:tblPr>
     <w:tblStylePr w:type="firstRow">
       <w:rPr>
         <w:b/>
         <w:bCs/>
-        <w:color w:val="FFFFFF" w:themeColor="background1"/>
+        <w:color w:val="ffffff" w:themeColor="background1"/>
       </w:rPr>
       <w:tblPr/>
       <w:tcPr>
         <w:tcBorders>
-          <w:top w:val="single" w:sz="4" w:space="0" w:color="000000" w:themeColor="text1"/>
-          <w:left w:val="single" w:sz="4" w:space="0" w:color="000000" w:themeColor="text1"/>
-          <w:bottom w:val="single" w:sz="4" w:space="0" w:color="000000" w:themeColor="text1"/>
-          <w:right w:val="single" w:sz="4" w:space="0" w:color="000000" w:themeColor="text1"/>
+          <w:top w:val="single" w:color="000000" w:themeColor="text1" w:sz="4" w:space="0"/>
+          <w:left w:val="single" w:color="000000" w:themeColor="text1" w:sz="4" w:space="0"/>
+          <w:bottom w:val="single" w:color="000000" w:themeColor="text1" w:sz="4" w:space="0"/>
+          <w:right w:val="single" w:color="000000" w:themeColor="text1" w:sz="4" w:space="0"/>
           <w:insideH w:val="nil"/>
         </w:tcBorders>
         <w:shd w:val="clear" w:color="auto" w:fill="000000" w:themeFill="text1"/>
@@ -6697,7 +7325,7 @@
       <w:tblPr/>
       <w:tcPr>
         <w:tcBorders>
-          <w:top w:val="double" w:sz="4" w:space="0" w:color="000000" w:themeColor="text1"/>
+          <w:top w:val="double" w:color="000000" w:themeColor="text1" w:sz="4" w:space="0"/>
         </w:tcBorders>
       </w:tcPr>
     </w:tblStylePr>
@@ -6706,12 +7334,14 @@
         <w:b/>
         <w:bCs/>
       </w:rPr>
+      <w:tblPr/>
     </w:tblStylePr>
     <w:tblStylePr w:type="lastCol">
       <w:rPr>
         <w:b/>
         <w:bCs/>
       </w:rPr>
+      <w:tblPr/>
     </w:tblStylePr>
     <w:tblStylePr w:type="band1Vert">
       <w:tblPr/>
@@ -6743,7 +7373,7 @@
 </file>
 
 <file path=word/theme/theme1.xml><?xml version="1.0" encoding="utf-8"?>
-<a:theme xmlns:a="http://schemas.openxmlformats.org/drawingml/2006/main" name="Tema de Office">
+<a:theme xmlns:a="http://schemas.openxmlformats.org/drawingml/2006/main" xmlns:r="http://schemas.openxmlformats.org/officeDocument/2006/relationships" name="Tema de Office">
   <a:themeElements>
     <a:clrScheme name="Office">
       <a:dk1>
@@ -6785,12 +7415,12 @@
     </a:clrScheme>
     <a:fontScheme name="Office">
       <a:majorFont>
-        <a:latin typeface="Calibri Light"/>
+        <a:latin typeface="Calibri Light" pitchFamily="0" charset="1"/>
         <a:ea typeface=""/>
         <a:cs typeface=""/>
       </a:majorFont>
       <a:minorFont>
-        <a:latin typeface="Calibri"/>
+        <a:latin typeface="Calibri" pitchFamily="0" charset="1"/>
         <a:ea typeface=""/>
         <a:cs typeface=""/>
       </a:minorFont>
@@ -6822,7 +7452,7 @@
             </a:gs>
           </a:gsLst>
           <a:lin ang="5400000" scaled="0"/>
-          <a:tileRect/>
+          <a:tileRect l="0" t="0" r="0" b="0"/>
         </a:gradFill>
         <a:gradFill>
           <a:gsLst>
@@ -6846,7 +7476,7 @@
             </a:gs>
           </a:gsLst>
           <a:lin ang="5400000" scaled="0"/>
-          <a:tileRect/>
+          <a:tileRect l="0" t="0" r="0" b="0"/>
         </a:gradFill>
       </a:fillStyleLst>
       <a:lnStyleLst>
@@ -6906,17 +7536,19 @@
             </a:gs>
           </a:gsLst>
           <a:lin ang="5400000" scaled="0"/>
-          <a:tileRect/>
+          <a:tileRect l="0" t="0" r="0" b="0"/>
         </a:gradFill>
       </a:bgFillStyleLst>
     </a:fmtScheme>
   </a:themeElements>
-  <a:objectDefaults/>
-  <a:extraClrSchemeLst/>
 </a:theme>
 </file>
 
 <file path=customXml/item1.xml><?xml version="1.0" encoding="utf-8"?>
+<b:Sources xmlns:b="http://schemas.openxmlformats.org/officeDocument/2006/bibliography" xmlns="http://schemas.openxmlformats.org/officeDocument/2006/bibliography" SelectedStyle="\APASixthEditionOfficeOnline.xsl" StyleName="APA" Version="6"/>
+</file>
+
+<file path=customXml/item2.xml><?xml version="1.0" encoding="utf-8"?>
 <s:customData xmlns="http://www.wps.cn/officeDocument/2013/wpsCustomData" xmlns:s="http://www.wps.cn/officeDocument/2013/wpsCustomData">
   <customSectProps/>
   <customShpExts>
@@ -6925,22 +7557,18 @@
 </s:customData>
 </file>
 
-<file path=customXml/item2.xml><?xml version="1.0" encoding="utf-8"?>
-<b:Sources xmlns:b="http://schemas.openxmlformats.org/officeDocument/2006/bibliography" xmlns="http://schemas.openxmlformats.org/officeDocument/2006/bibliography" SelectedStyle="\APASixthEditionOfficeOnline.xsl" StyleName="APA" Version="6"/>
+<file path=customXml/itemProps1.xml><?xml version="1.0" encoding="utf-8"?>
+<ds:datastoreItem xmlns:ds="http://schemas.openxmlformats.org/officeDocument/2006/customXml" ds:itemID="{57A9E1C8-2F74-4495-A02D-86D169A6004A}">
+  <ds:schemaRefs>
+    <ds:schemaRef ds:uri="http://schemas.openxmlformats.org/officeDocument/2006/bibliography"/>
+  </ds:schemaRefs>
+</ds:datastoreItem>
 </file>
 
-<file path=customXml/itemProps1.xml><?xml version="1.0" encoding="utf-8"?>
+<file path=customXml/itemProps2.xml><?xml version="1.0" encoding="utf-8"?>
 <ds:datastoreItem xmlns:ds="http://schemas.openxmlformats.org/officeDocument/2006/customXml" ds:itemID="{B1977F7D-205B-4081-913C-38D41E755F92}">
   <ds:schemaRefs>
     <ds:schemaRef ds:uri="http://www.wps.cn/officeDocument/2013/wpsCustomData"/>
   </ds:schemaRefs>
 </ds:datastoreItem>
-</file>
-
-<file path=customXml/itemProps2.xml><?xml version="1.0" encoding="utf-8"?>
-<ds:datastoreItem xmlns:ds="http://schemas.openxmlformats.org/officeDocument/2006/customXml" ds:itemID="{57A9E1C8-2F74-4495-A02D-86D169A6004A}">
-  <ds:schemaRefs>
-    <ds:schemaRef ds:uri="http://schemas.openxmlformats.org/officeDocument/2006/bibliography"/>
-  </ds:schemaRefs>
-</ds:datastoreItem>
 </file>